--- a/docs/paper/Auditrix_with_UI - clean.docx
+++ b/docs/paper/Auditrix_with_UI - clean.docx
@@ -6893,7 +6893,6 @@
           <w:lang w:val="en-US"/>
         </w:rPr>
       </w:pPr>
-      <w:commentRangeStart w:id="3"/>
       <w:r>
         <w:rPr>
           <w:rFonts w:ascii="Courier New" w:hAnsi="Courier New" w:cs="Courier New"/>
@@ -6910,7 +6909,7 @@
           <w:szCs w:val="24"/>
           <w:lang w:val="en-US"/>
         </w:rPr>
-        <w:t xml:space="preserve">student lists exported</w:t>
+        <w:t xml:space="preserve">class lists exported</w:t>
       </w:r>
       <w:r>
         <w:rPr>
@@ -6928,7 +6927,7 @@
           <w:szCs w:val="24"/>
           <w:lang w:val="en-US"/>
         </w:rPr>
-        <w:t xml:space="preserve"> in its "Export to Excel" format</w:t>
+        <w:t xml:space="preserve">, in the format provided by the Program Chairpersons. The format for importing curricula was designed by the researchers</w:t>
       </w:r>
       <w:r>
         <w:rPr>
@@ -6938,13 +6937,6 @@
           <w:lang w:val="en-US"/>
         </w:rPr>
         <w:t xml:space="preserve">. By synthesizing the qualitative insights from these participants with the quantitative benchmarks found in existing institutional literature and automated academic auditing records, the researchers established a comprehensive data foundation for the development and evaluation of the proposed system.</w:t>
-      </w:r>
-      <w:commentRangeEnd w:id="3"/>
-      <w:r>
-        <w:rPr>
-          <w:rStyle w:val="CommentReference"/>
-        </w:rPr>
-        <w:commentReference w:id="3"/>
       </w:r>
     </w:p>
     <w:p>
@@ -9486,7 +9478,7 @@
           <w:sz w:val="24"/>
           <w:szCs w:val="24"/>
         </w:rPr>
-        <w:t xml:space="preserve"> Each program keeps curriculum versions by effective year (e.g., BSCpE 2019 and 2023), and a new version can copy an existing one. Each subject has a code, title, units, year level and semester (including midyear), and its requirements. Curricula can be imported from a CSV or .xls file with a preview of what will be added, changed or removed before saving, exported to CSV or PDF, and every change is kept in a per-version change history showing who changed what, and when.</w:t>
+        <w:t xml:space="preserve"> Each program keeps curriculum versions by effective year (e.g., BSCpE 2019 and 2023), and a new version can copy an existing one. Each subject has a code, title, units, year level and semester (including midyear), and its requirements. Curricula can be imported from a CSV or .xls file, in a format designed by the researchers, with a preview of what will be added, changed or removed before saving, exported to CSV or PDF, and every change is kept in a per-version change history showing who changed what, and when.</w:t>
       </w:r>
     </w:p>
     <w:p>
@@ -9516,7 +9508,7 @@
           <w:sz w:val="24"/>
           <w:szCs w:val="24"/>
         </w:rPr>
-        <w:t xml:space="preserve"> Students are registered one at a time or imported from a CSV or .xls file, either the system's template or the student list produced by the KSU-MIS "Export to Excel" function, and ID numbers are checked against the KSU format (e.g., 24-113792). When a student shifts, the releasing chairperson files a shift request and the receiving program's chairperson accepts the student into one of their curriculum versions. Transfers in and out and drops are recorded as well, and every movement is kept in the student's history.</w:t>
+        <w:t xml:space="preserve"> Students are registered one at a time or imported from a CSV or .xls file, either the system's template or a class list exported from the KSU MIS (its "Export to Excel" file, in the format the Program Chairpersons provided), and ID numbers are checked against the KSU format (e.g., 24-113792). When a student shifts, the releasing chairperson files a shift request and the receiving program's chairperson accepts the student into one of their curriculum versions. Transfers in and out and drops are recorded as well, and every movement is kept in the student's history.</w:t>
       </w:r>
     </w:p>
     <w:p>
@@ -14721,7 +14713,7 @@
           <w:szCs w:val="24"/>
         </w:rPr>
       </w:pPr>
-      <w:commentRangeStart w:id="5"/>
+      <w:commentRangeStart w:id="4"/>
       <w:r>
         <w:rPr>
           <w:rFonts w:ascii="Courier New" w:hAnsi="Courier New" w:cs="Courier New"/>
@@ -14762,12 +14754,12 @@
         </w:rPr>
         <w:t xml:space="preserve">.)</w:t>
       </w:r>
-      <w:commentRangeEnd w:id="5"/>
+      <w:commentRangeEnd w:id="4"/>
       <w:r>
         <w:rPr>
           <w:rStyle w:val="CommentReference"/>
         </w:rPr>
-        <w:commentReference w:id="5"/>
+        <w:commentReference w:id="4"/>
       </w:r>
     </w:p>
     <w:p>
@@ -17550,7 +17542,7 @@
           <w:szCs w:val="24"/>
         </w:rPr>
       </w:pPr>
-      <w:commentRangeStart w:id="4"/>
+      <w:commentRangeStart w:id="3"/>
       <w:r>
         <w:rPr>
           <w:rFonts w:ascii="Courier New" w:hAnsi="Courier New" w:cs="Courier New"/>
@@ -17571,12 +17563,12 @@
         </w:rPr>
         <w:t xml:space="preserve"> Operations manual: Student development services &amp; placement guide. Kalinga State University.</w:t>
       </w:r>
-      <w:commentRangeEnd w:id="4"/>
+      <w:commentRangeEnd w:id="3"/>
       <w:r>
         <w:rPr>
           <w:rStyle w:val="CommentReference"/>
         </w:rPr>
-        <w:commentReference w:id="4"/>
+        <w:commentReference w:id="3"/>
       </w:r>
     </w:p>
     <w:p>
@@ -17706,7 +17698,7 @@
 
 <file path=word/comments.xml><?xml version="1.0" encoding="utf-8"?>
 <w:comments xmlns:wpc="http://schemas.microsoft.com/office/word/2010/wordprocessingCanvas" xmlns:cx="http://schemas.microsoft.com/office/drawing/2014/chartex" xmlns:cx1="http://schemas.microsoft.com/office/drawing/2015/9/8/chartex" xmlns:cx2="http://schemas.microsoft.com/office/drawing/2015/10/21/chartex" xmlns:cx3="http://schemas.microsoft.com/office/drawing/2016/5/9/chartex" xmlns:cx4="http://schemas.microsoft.com/office/drawing/2016/5/10/chartex" xmlns:cx5="http://schemas.microsoft.com/office/drawing/2016/5/11/chartex" xmlns:cx6="http://schemas.microsoft.com/office/drawing/2016/5/12/chartex" xmlns:cx7="http://schemas.microsoft.com/office/drawing/2016/5/13/chartex" xmlns:cx8="http://schemas.microsoft.com/office/drawing/2016/5/14/chartex" xmlns:mc="http://schemas.openxmlformats.org/markup-compatibility/2006" xmlns:aink="http://schemas.microsoft.com/office/drawing/2016/ink" xmlns:am3d="http://schemas.microsoft.com/office/drawing/2017/model3d" xmlns:o="urn:schemas-microsoft-com:office:office" xmlns:oel="http://schemas.microsoft.com/office/2019/extlst" xmlns:r="http://schemas.openxmlformats.org/officeDocument/2006/relationships" xmlns:m="http://schemas.openxmlformats.org/officeDocument/2006/math" xmlns:v="urn:schemas-microsoft-com:vml" xmlns:wp14="http://schemas.microsoft.com/office/word/2010/wordprocessingDrawing" xmlns:wp="http://schemas.openxmlformats.org/drawingml/2006/wordprocessingDrawing" xmlns:w10="urn:schemas-microsoft-com:office:word" xmlns:w="http://schemas.openxmlformats.org/wordprocessingml/2006/main" xmlns:w14="http://schemas.microsoft.com/office/word/2010/wordml" xmlns:w15="http://schemas.microsoft.com/office/word/2012/wordml" xmlns:w16cex="http://schemas.microsoft.com/office/word/2018/wordml/cex" xmlns:w16cid="http://schemas.microsoft.com/office/word/2016/wordml/cid" xmlns:w16="http://schemas.microsoft.com/office/word/2018/wordml" xmlns:w16du="http://schemas.microsoft.com/office/word/2023/wordml/word16du" xmlns:w16sdtdh="http://schemas.microsoft.com/office/word/2020/wordml/sdtdatahash" xmlns:w16sdtfl="http://schemas.microsoft.com/office/word/2024/wordml/sdtformatlock" xmlns:w16se="http://schemas.microsoft.com/office/word/2015/wordml/symex" xmlns:wpg="http://schemas.microsoft.com/office/word/2010/wordprocessingGroup" xmlns:wpi="http://schemas.microsoft.com/office/word/2010/wordprocessingInk" xmlns:wne="http://schemas.microsoft.com/office/word/2006/wordml" xmlns:wps="http://schemas.microsoft.com/office/word/2010/wordprocessingShape" mc:Ignorable="w14 w15 w16se w16cid w16 w16cex w16sdtdh w16sdtfl w16du wp14">
-  <w:comment w:id="0" w:author="Claude" w:date="2026-10-07T12:30:20Z" w:initials="CL">
+  <w:comment w:id="0" w:author="Claude" w:date="2026-10-07T13:26:11Z" w:initials="CL">
     <w:p>
       <w:r>
         <w:rPr>
@@ -17724,7 +17716,7 @@
       </w:r>
     </w:p>
   </w:comment>
-  <w:comment w:id="1" w:author="Claude" w:date="2026-10-07T12:30:20Z" w:initials="CL">
+  <w:comment w:id="1" w:author="Claude" w:date="2026-10-07T13:26:11Z" w:initials="CL">
     <w:p>
       <w:r>
         <w:rPr>
@@ -17742,7 +17734,7 @@
       </w:r>
     </w:p>
   </w:comment>
-  <w:comment w:id="2" w:author="Claude" w:date="2026-10-07T12:30:20Z" w:initials="CL">
+  <w:comment w:id="2" w:author="Claude" w:date="2026-10-07T13:26:11Z" w:initials="CL">
     <w:p>
       <w:r>
         <w:rPr>
@@ -17760,7 +17752,7 @@
       </w:r>
     </w:p>
   </w:comment>
-  <w:comment w:id="3" w:author="Claude" w:date="2026-10-07T12:30:20Z" w:initials="CL">
+  <w:comment w:id="3" w:author="Claude" w:date="2026-10-07T13:26:11Z" w:initials="CL">
     <w:p>
       <w:r>
         <w:rPr>
@@ -17774,29 +17766,11 @@
           <w:sz w:val="20"/>
           <w:szCs w:val="20"/>
         </w:rPr>
-        <w:t xml:space="preserve">Please confirm you worked from an actual KSU-MIS export file. If not, reject this change.</w:t>
+        <w:t xml:space="preserve">Add the year or edition of the Student Handbook and Operations Manual you used, and order these with the rest of your references.</w:t>
       </w:r>
     </w:p>
   </w:comment>
-  <w:comment w:id="4" w:author="Claude" w:date="2026-10-07T12:30:21Z" w:initials="CL">
-    <w:p>
-      <w:r>
-        <w:rPr>
-          <w:rStyle w:val="CommentReference"/>
-        </w:rPr>
-        <w:annotationRef/>
-      </w:r>
-      <w:r>
-        <w:rPr>
-          <w:color w:val="000000"/>
-          <w:sz w:val="20"/>
-          <w:szCs w:val="20"/>
-        </w:rPr>
-        <w:t xml:space="preserve">Add the year or edition of the Student Handbook and Operations Manual you used, and order these with the rest of your references.</w:t>
-      </w:r>
-    </w:p>
-  </w:comment>
-  <w:comment w:id="5" w:author="Claude" w:date="2026-10-07T12:30:21Z" w:initials="CL">
+  <w:comment w:id="4" w:author="Claude" w:date="2026-10-07T13:26:11Z" w:initials="CL">
     <w:p>
       <w:r>
         <w:rPr>
@@ -17819,34 +17793,31 @@
 
 <file path=word/commentsExtended.xml><?xml version="1.0" encoding="utf-8"?>
 <w15:commentsEx xmlns:wpc="http://schemas.microsoft.com/office/word/2010/wordprocessingCanvas" xmlns:cx="http://schemas.microsoft.com/office/drawing/2014/chartex" xmlns:cx1="http://schemas.microsoft.com/office/drawing/2015/9/8/chartex" xmlns:cx2="http://schemas.microsoft.com/office/drawing/2015/10/21/chartex" xmlns:cx3="http://schemas.microsoft.com/office/drawing/2016/5/9/chartex" xmlns:cx4="http://schemas.microsoft.com/office/drawing/2016/5/10/chartex" xmlns:cx5="http://schemas.microsoft.com/office/drawing/2016/5/11/chartex" xmlns:cx6="http://schemas.microsoft.com/office/drawing/2016/5/12/chartex" xmlns:cx7="http://schemas.microsoft.com/office/drawing/2016/5/13/chartex" xmlns:cx8="http://schemas.microsoft.com/office/drawing/2016/5/14/chartex" xmlns:mc="http://schemas.openxmlformats.org/markup-compatibility/2006" xmlns:aink="http://schemas.microsoft.com/office/drawing/2016/ink" xmlns:am3d="http://schemas.microsoft.com/office/drawing/2017/model3d" xmlns:o="urn:schemas-microsoft-com:office:office" xmlns:oel="http://schemas.microsoft.com/office/2019/extlst" xmlns:r="http://schemas.openxmlformats.org/officeDocument/2006/relationships" xmlns:m="http://schemas.openxmlformats.org/officeDocument/2006/math" xmlns:v="urn:schemas-microsoft-com:vml" xmlns:wp14="http://schemas.microsoft.com/office/word/2010/wordprocessingDrawing" xmlns:wp="http://schemas.openxmlformats.org/drawingml/2006/wordprocessingDrawing" xmlns:w10="urn:schemas-microsoft-com:office:word" xmlns:w="http://schemas.openxmlformats.org/wordprocessingml/2006/main" xmlns:w14="http://schemas.microsoft.com/office/word/2010/wordml" xmlns:w15="http://schemas.microsoft.com/office/word/2012/wordml" xmlns:w16cex="http://schemas.microsoft.com/office/word/2018/wordml/cex" xmlns:w16cid="http://schemas.microsoft.com/office/word/2016/wordml/cid" xmlns:w16="http://schemas.microsoft.com/office/word/2018/wordml" xmlns:w16du="http://schemas.microsoft.com/office/word/2023/wordml/word16du" xmlns:w16sdtdh="http://schemas.microsoft.com/office/word/2020/wordml/sdtdatahash" xmlns:w16sdtfl="http://schemas.microsoft.com/office/word/2024/wordml/sdtformatlock" xmlns:w16se="http://schemas.microsoft.com/office/word/2015/wordml/symex" xmlns:wpg="http://schemas.microsoft.com/office/word/2010/wordprocessingGroup" xmlns:wpi="http://schemas.microsoft.com/office/word/2010/wordprocessingInk" xmlns:wne="http://schemas.microsoft.com/office/word/2006/wordml" xmlns:wps="http://schemas.microsoft.com/office/word/2010/wordprocessingShape" mc:Ignorable="w14 w15 w16se w16cid w16 w16cex w16sdtdh w16sdtfl w16du wp14">
-  <w15:commentEx w15:paraId="5A632343" w15:done="0"/>
-  <w15:commentEx w15:paraId="096BDA6B" w15:done="0"/>
-  <w15:commentEx w15:paraId="022F5D23" w15:done="0"/>
-  <w15:commentEx w15:paraId="5247CB42" w15:done="0"/>
-  <w15:commentEx w15:paraId="3B338548" w15:done="0"/>
-  <w15:commentEx w15:paraId="6463E24E" w15:done="0"/>
+  <w15:commentEx w15:paraId="30896CA2" w15:done="0"/>
+  <w15:commentEx w15:paraId="4815F1B7" w15:done="0"/>
+  <w15:commentEx w15:paraId="2A9007E6" w15:done="0"/>
+  <w15:commentEx w15:paraId="791627FF" w15:done="0"/>
+  <w15:commentEx w15:paraId="54613752" w15:done="0"/>
 </w15:commentsEx>
 </file>
 
 <file path=word/commentsExtensible.xml><?xml version="1.0" encoding="utf-8"?>
 <w16cex:commentsExtensible xmlns:wpc="http://schemas.microsoft.com/office/word/2010/wordprocessingCanvas" xmlns:cx="http://schemas.microsoft.com/office/drawing/2014/chartex" xmlns:cx1="http://schemas.microsoft.com/office/drawing/2015/9/8/chartex" xmlns:cx2="http://schemas.microsoft.com/office/drawing/2015/10/21/chartex" xmlns:cx3="http://schemas.microsoft.com/office/drawing/2016/5/9/chartex" xmlns:cx4="http://schemas.microsoft.com/office/drawing/2016/5/10/chartex" xmlns:cx5="http://schemas.microsoft.com/office/drawing/2016/5/11/chartex" xmlns:cx6="http://schemas.microsoft.com/office/drawing/2016/5/12/chartex" xmlns:cx7="http://schemas.microsoft.com/office/drawing/2016/5/13/chartex" xmlns:cx8="http://schemas.microsoft.com/office/drawing/2016/5/14/chartex" xmlns:mc="http://schemas.openxmlformats.org/markup-compatibility/2006" xmlns:aink="http://schemas.microsoft.com/office/drawing/2016/ink" xmlns:am3d="http://schemas.microsoft.com/office/drawing/2017/model3d" xmlns:o="urn:schemas-microsoft-com:office:office" xmlns:oel="http://schemas.microsoft.com/office/2019/extlst" xmlns:r="http://schemas.openxmlformats.org/officeDocument/2006/relationships" xmlns:m="http://schemas.openxmlformats.org/officeDocument/2006/math" xmlns:v="urn:schemas-microsoft-com:vml" xmlns:wp14="http://schemas.microsoft.com/office/word/2010/wordprocessingDrawing" xmlns:wp="http://schemas.openxmlformats.org/drawingml/2006/wordprocessingDrawing" xmlns:w10="urn:schemas-microsoft-com:office:word" xmlns:w="http://schemas.openxmlformats.org/wordprocessingml/2006/main" xmlns:w14="http://schemas.microsoft.com/office/word/2010/wordml" xmlns:w15="http://schemas.microsoft.com/office/word/2012/wordml" xmlns:w16cex="http://schemas.microsoft.com/office/word/2018/wordml/cex" xmlns:w16cid="http://schemas.microsoft.com/office/word/2016/wordml/cid" xmlns:w16="http://schemas.microsoft.com/office/word/2018/wordml" xmlns:w16du="http://schemas.microsoft.com/office/word/2023/wordml/word16du" xmlns:w16sdtdh="http://schemas.microsoft.com/office/word/2020/wordml/sdtdatahash" xmlns:w16sdtfl="http://schemas.microsoft.com/office/word/2024/wordml/sdtformatlock" xmlns:w16se="http://schemas.microsoft.com/office/word/2015/wordml/symex" xmlns:wpg="http://schemas.microsoft.com/office/word/2010/wordprocessingGroup" xmlns:wpi="http://schemas.microsoft.com/office/word/2010/wordprocessingInk" xmlns:wne="http://schemas.microsoft.com/office/word/2006/wordml" xmlns:wps="http://schemas.microsoft.com/office/word/2010/wordprocessingShape" xmlns:cr="http://schemas.microsoft.com/office/comments/2020/reactions" mc:Ignorable="w14 w15 w16se w16cid w16 w16cex w16sdtdh w16sdtfl cr w16du wp14">
-  <w16cex:commentExtensible w16cex:durableId="180BE09B" w16cex:dateUtc="2026-10-07T12:30:20Z"/>
-  <w16cex:commentExtensible w16cex:durableId="301907DC" w16cex:dateUtc="2026-10-07T12:30:20Z"/>
-  <w16cex:commentExtensible w16cex:durableId="6AA4B674" w16cex:dateUtc="2026-10-07T12:30:20Z"/>
-  <w16cex:commentExtensible w16cex:durableId="28088463" w16cex:dateUtc="2026-10-07T12:30:20Z"/>
-  <w16cex:commentExtensible w16cex:durableId="4662B79D" w16cex:dateUtc="2026-10-07T12:30:21Z"/>
-  <w16cex:commentExtensible w16cex:durableId="4762062F" w16cex:dateUtc="2026-10-07T12:30:21Z"/>
+  <w16cex:commentExtensible w16cex:durableId="2D6A9B33" w16cex:dateUtc="2026-10-07T13:26:11Z"/>
+  <w16cex:commentExtensible w16cex:durableId="2B9EF915" w16cex:dateUtc="2026-10-07T13:26:11Z"/>
+  <w16cex:commentExtensible w16cex:durableId="0599AB21" w16cex:dateUtc="2026-10-07T13:26:11Z"/>
+  <w16cex:commentExtensible w16cex:durableId="58E81288" w16cex:dateUtc="2026-10-07T13:26:11Z"/>
+  <w16cex:commentExtensible w16cex:durableId="2FD77DF2" w16cex:dateUtc="2026-10-07T13:26:11Z"/>
 </w16cex:commentsExtensible>
 </file>
 
 <file path=word/commentsIds.xml><?xml version="1.0" encoding="utf-8"?>
 <w16cid:commentsIds xmlns:wpc="http://schemas.microsoft.com/office/word/2010/wordprocessingCanvas" xmlns:cx="http://schemas.microsoft.com/office/drawing/2014/chartex" xmlns:cx1="http://schemas.microsoft.com/office/drawing/2015/9/8/chartex" xmlns:cx2="http://schemas.microsoft.com/office/drawing/2015/10/21/chartex" xmlns:cx3="http://schemas.microsoft.com/office/drawing/2016/5/9/chartex" xmlns:cx4="http://schemas.microsoft.com/office/drawing/2016/5/10/chartex" xmlns:cx5="http://schemas.microsoft.com/office/drawing/2016/5/11/chartex" xmlns:cx6="http://schemas.microsoft.com/office/drawing/2016/5/12/chartex" xmlns:cx7="http://schemas.microsoft.com/office/drawing/2016/5/13/chartex" xmlns:cx8="http://schemas.microsoft.com/office/drawing/2016/5/14/chartex" xmlns:mc="http://schemas.openxmlformats.org/markup-compatibility/2006" xmlns:aink="http://schemas.microsoft.com/office/drawing/2016/ink" xmlns:am3d="http://schemas.microsoft.com/office/drawing/2017/model3d" xmlns:o="urn:schemas-microsoft-com:office:office" xmlns:oel="http://schemas.microsoft.com/office/2019/extlst" xmlns:r="http://schemas.openxmlformats.org/officeDocument/2006/relationships" xmlns:m="http://schemas.openxmlformats.org/officeDocument/2006/math" xmlns:v="urn:schemas-microsoft-com:vml" xmlns:wp14="http://schemas.microsoft.com/office/word/2010/wordprocessingDrawing" xmlns:wp="http://schemas.openxmlformats.org/drawingml/2006/wordprocessingDrawing" xmlns:w10="urn:schemas-microsoft-com:office:word" xmlns:w="http://schemas.openxmlformats.org/wordprocessingml/2006/main" xmlns:w14="http://schemas.microsoft.com/office/word/2010/wordml" xmlns:w15="http://schemas.microsoft.com/office/word/2012/wordml" xmlns:w16cex="http://schemas.microsoft.com/office/word/2018/wordml/cex" xmlns:w16cid="http://schemas.microsoft.com/office/word/2016/wordml/cid" xmlns:w16="http://schemas.microsoft.com/office/word/2018/wordml" xmlns:w16du="http://schemas.microsoft.com/office/word/2023/wordml/word16du" xmlns:w16sdtdh="http://schemas.microsoft.com/office/word/2020/wordml/sdtdatahash" xmlns:w16sdtfl="http://schemas.microsoft.com/office/word/2024/wordml/sdtformatlock" xmlns:w16se="http://schemas.microsoft.com/office/word/2015/wordml/symex" xmlns:wpg="http://schemas.microsoft.com/office/word/2010/wordprocessingGroup" xmlns:wpi="http://schemas.microsoft.com/office/word/2010/wordprocessingInk" xmlns:wne="http://schemas.microsoft.com/office/word/2006/wordml" xmlns:wps="http://schemas.microsoft.com/office/word/2010/wordprocessingShape" mc:Ignorable="w14 w15 w16se w16cid w16 w16cex w16sdtdh w16sdtfl w16du wp14">
-  <w16cid:commentId w16cid:paraId="5A632343" w16cid:durableId="180BE09B"/>
-  <w16cid:commentId w16cid:paraId="096BDA6B" w16cid:durableId="301907DC"/>
-  <w16cid:commentId w16cid:paraId="022F5D23" w16cid:durableId="6AA4B674"/>
-  <w16cid:commentId w16cid:paraId="5247CB42" w16cid:durableId="28088463"/>
-  <w16cid:commentId w16cid:paraId="3B338548" w16cid:durableId="4662B79D"/>
-  <w16cid:commentId w16cid:paraId="6463E24E" w16cid:durableId="4762062F"/>
+  <w16cid:commentId w16cid:paraId="30896CA2" w16cid:durableId="2D6A9B33"/>
+  <w16cid:commentId w16cid:paraId="4815F1B7" w16cid:durableId="2B9EF915"/>
+  <w16cid:commentId w16cid:paraId="2A9007E6" w16cid:durableId="0599AB21"/>
+  <w16cid:commentId w16cid:paraId="791627FF" w16cid:durableId="58E81288"/>
+  <w16cid:commentId w16cid:paraId="54613752" w16cid:durableId="2FD77DF2"/>
 </w16cid:commentsIds>
 </file>
 

--- a/docs/paper/Auditrix_with_UI - clean.docx
+++ b/docs/paper/Auditrix_with_UI - clean.docx
@@ -11464,7 +11464,7 @@
           <w:sz w:val="24"/>
           <w:szCs w:val="24"/>
         </w:rPr>
-        <w:t>Figure 4.7k. First Log In — password change with the rules checklist</w:t>
+        <w:t>Figure 4.7k. Create Program — new chairperson account with a temporary password</w:t>
       </w:r>
       <w:commentRangeEnd w:id="1"/>
       <w:r>
@@ -11477,6 +11477,58 @@
           <w:szCs w:val="24"/>
         </w:rPr>
         <w:commentReference w:id="1"/>
+      </w:r>
+    </w:p>
+    <w:p>
+      <w:pPr>
+        <w:spacing w:after="120" w:line="240" w:lineRule="auto"/>
+        <w:jc w:val="center"/>
+        <w:rPr>
+          <w:rFonts w:ascii="Courier New" w:hAnsi="Courier New" w:cs="Courier New"/>
+          <w:sz w:val="24"/>
+          <w:szCs w:val="24"/>
+        </w:rPr>
+      </w:pPr>
+      <w:r>
+        <w:rPr>
+          <w:noProof/>
+        </w:rPr>
+        <w:lastRenderedPageBreak/>
+        <w:drawing>
+          <wp:inline distT="0" distB="0" distL="0" distR="0" wp14:anchorId="7A8ED682" wp14:editId="54C8238D">
+            <wp:extent cx="5669280" cy="3543300"/>
+            <wp:effectExtent l="0" t="0" r="0" b="0"/>
+            <wp:docPr id="8000102" name="Figure 4.7k"/>
+            <wp:cNvGraphicFramePr>
+              <a:graphicFrameLocks xmlns:a="http://schemas.openxmlformats.org/drawingml/2006/main" noChangeAspect="1"/>
+            </wp:cNvGraphicFramePr>
+            <a:graphic xmlns:a="http://schemas.openxmlformats.org/drawingml/2006/main">
+              <a:graphicData uri="http://schemas.openxmlformats.org/drawingml/2006/picture">
+                <pic:pic xmlns:pic="http://schemas.openxmlformats.org/drawingml/2006/picture">
+                  <pic:nvPicPr>
+                    <pic:cNvPr id="8000102" name="Figure 4.7k"/>
+                    <pic:cNvPicPr/>
+                  </pic:nvPicPr>
+                  <pic:blipFill>
+                    <a:blip r:embed="rId9202"/>
+                    <a:stretch>
+                      <a:fillRect/>
+                    </a:stretch>
+                  </pic:blipFill>
+                  <pic:spPr>
+                    <a:xfrm>
+                      <a:off x="0" y="0"/>
+                      <a:ext cx="5669280" cy="3543300"/>
+                    </a:xfrm>
+                    <a:prstGeom prst="rect">
+                      <a:avLst/>
+                    </a:prstGeom>
+                  </pic:spPr>
+                </pic:pic>
+              </a:graphicData>
+            </a:graphic>
+          </wp:inline>
+        </w:drawing>
       </w:r>
     </w:p>
     <w:p>
@@ -11492,15 +11544,80 @@
           <w:szCs w:val="24"/>
         </w:rPr>
       </w:pPr>
-      <w:r>
-        <w:rPr>
-          <w:rFonts w:ascii="Courier New" w:hAnsi="Courier New" w:cs="Courier New"/>
-          <w:i/>
-          <w:iCs/>
-          <w:sz w:val="24"/>
-          <w:szCs w:val="24"/>
-        </w:rPr>
-        <w:t>[Insert screenshot: first-login password change, with the checklist partly green]</w:t>
+      <w:commentRangeStart w:id="1"/>
+      <w:r>
+        <w:rPr>
+          <w:rFonts w:ascii="Courier New" w:hAnsi="Courier New" w:cs="Courier New"/>
+          <w:b/>
+          <w:bCs/>
+          <w:sz w:val="24"/>
+          <w:szCs w:val="24"/>
+        </w:rPr>
+        <w:t>Figure 4.7l. First Log In — password change with the rules checklist</w:t>
+      </w:r>
+      <w:commentRangeEnd w:id="1"/>
+      <w:r>
+        <w:rPr>
+          <w:rStyle w:val="CommentReference"/>
+          <w:rFonts w:ascii="Courier New" w:hAnsi="Courier New" w:cs="Courier New"/>
+          <w:b/>
+          <w:bCs/>
+          <w:sz w:val="24"/>
+          <w:szCs w:val="24"/>
+        </w:rPr>
+        <w:commentReference w:id="1"/>
+      </w:r>
+    </w:p>
+    <w:p>
+      <w:pPr>
+        <w:spacing w:after="120" w:line="240" w:lineRule="auto"/>
+        <w:jc w:val="center"/>
+        <w:rPr>
+          <w:rFonts w:ascii="Courier New" w:hAnsi="Courier New" w:cs="Courier New"/>
+          <w:sz w:val="24"/>
+          <w:szCs w:val="24"/>
+        </w:rPr>
+      </w:pPr>
+      <w:r>
+        <w:rPr>
+          <w:noProof/>
+        </w:rPr>
+        <w:lastRenderedPageBreak/>
+        <w:drawing>
+          <wp:inline distT="0" distB="0" distL="0" distR="0" wp14:anchorId="7A8ED682" wp14:editId="54C8238D">
+            <wp:extent cx="5669280" cy="3543300"/>
+            <wp:effectExtent l="0" t="0" r="0" b="0"/>
+            <wp:docPr id="8000101" name="Figure 4.7l"/>
+            <wp:cNvGraphicFramePr>
+              <a:graphicFrameLocks xmlns:a="http://schemas.openxmlformats.org/drawingml/2006/main" noChangeAspect="1"/>
+            </wp:cNvGraphicFramePr>
+            <a:graphic xmlns:a="http://schemas.openxmlformats.org/drawingml/2006/main">
+              <a:graphicData uri="http://schemas.openxmlformats.org/drawingml/2006/picture">
+                <pic:pic xmlns:pic="http://schemas.openxmlformats.org/drawingml/2006/picture">
+                  <pic:nvPicPr>
+                    <pic:cNvPr id="8000101" name="Figure 4.7l"/>
+                    <pic:cNvPicPr/>
+                  </pic:nvPicPr>
+                  <pic:blipFill>
+                    <a:blip r:embed="rId9201"/>
+                    <a:stretch>
+                      <a:fillRect/>
+                    </a:stretch>
+                  </pic:blipFill>
+                  <pic:spPr>
+                    <a:xfrm>
+                      <a:off x="0" y="0"/>
+                      <a:ext cx="5669280" cy="3543300"/>
+                    </a:xfrm>
+                    <a:prstGeom prst="rect">
+                      <a:avLst/>
+                    </a:prstGeom>
+                  </pic:spPr>
+                </pic:pic>
+              </a:graphicData>
+            </a:graphic>
+          </wp:inline>
+        </w:drawing>
       </w:r>
     </w:p>
     <w:p>
@@ -11524,7 +11641,7 @@
           <w:sz w:val="24"/>
           <w:szCs w:val="24"/>
         </w:rPr>
-        <w:t>Figure 4.7l. Dean Dashboard — Current semester</w:t>
+        <w:t>Figure 4.7m. Dean Dashboard — Current semester</w:t>
       </w:r>
     </w:p>
     <w:p>
@@ -11600,7 +11717,7 @@
           <w:sz w:val="24"/>
           <w:szCs w:val="24"/>
         </w:rPr>
-        <w:t>Figure 4.7m. Chairperson Dashboard</w:t>
+        <w:t>Figure 4.7n. Chairperson Dashboard</w:t>
       </w:r>
     </w:p>
     <w:p>
@@ -11676,7 +11793,7 @@
           <w:sz w:val="24"/>
           <w:szCs w:val="24"/>
         </w:rPr>
-        <w:t>Figure 4.7n. Import Curriculum — preview of changes</w:t>
+        <w:t>Figure 4.7o. Import Curriculum — preview of changes</w:t>
       </w:r>
     </w:p>
     <w:p>
@@ -11752,7 +11869,7 @@
           <w:sz w:val="24"/>
           <w:szCs w:val="24"/>
         </w:rPr>
-        <w:t>Figure 4.7o. Grade Logbook</w:t>
+        <w:t>Figure 4.7p. Grade Logbook</w:t>
       </w:r>
     </w:p>
     <w:p>
@@ -11828,7 +11945,7 @@
           <w:sz w:val="24"/>
           <w:szCs w:val="24"/>
         </w:rPr>
-        <w:t>Figure 4.7p. Edit Student — year level (automatic or set by hand)</w:t>
+        <w:t>Figure 4.7q. Edit Student — year level (automatic or set by hand)</w:t>
       </w:r>
     </w:p>
     <w:p>

--- a/docs/paper/Auditrix_with_UI - clean.docx
+++ b/docs/paper/Auditrix_with_UI - clean.docx
@@ -411,7 +411,7 @@
           <w:footerReference w:type="first" r:id="rId12"/>
           <w:pgSz w:w="12240" w:h="15840"/>
           <w:pgMar w:top="1440" w:right="1440" w:bottom="1440" w:left="2160" w:header="709" w:footer="709" w:gutter="0"/>
-          <w:pgNumType w:fmt="upperRoman" w:start="1" w:chapStyle="1"/>
+          <w:pgNumType w:fmt="lowerRoman" w:start="1" w:chapStyle="1"/>
           <w:cols w:space="708"/>
           <w:titlePg/>
           <w:docGrid w:linePitch="360"/>
@@ -424,16 +424,2125 @@
           <w:sz w:val="24"/>
           <w:szCs w:val="24"/>
         </w:rPr>
-        <w:t>October</w:t>
-      </w:r>
-      <w:r>
-        <w:rPr>
-          <w:rFonts w:ascii="Courier New" w:hAnsi="Courier New" w:cs="Courier New"/>
-          <w:bCs/>
-          <w:sz w:val="24"/>
-          <w:szCs w:val="24"/>
-        </w:rPr>
-        <w:t xml:space="preserve"> 2026</w:t>
+        <w:t>October 2026</w:t>
+      </w:r>
+    </w:p>
+    <w:p>
+      <w:pPr>
+        <w:keepNext/>
+        <w:spacing w:after="240" w:line="480" w:lineRule="auto"/>
+        <w:jc w:val="center"/>
+        <w:rPr>
+          <w:rFonts w:ascii="Courier New" w:hAnsi="Courier New" w:cs="Courier New"/>
+          <w:b/>
+          <w:bCs/>
+          <w:sz w:val="24"/>
+          <w:szCs w:val="24"/>
+        </w:rPr>
+      </w:pPr>
+      <w:r>
+        <w:rPr>
+          <w:rFonts w:ascii="Courier New" w:hAnsi="Courier New" w:cs="Courier New"/>
+          <w:b/>
+          <w:bCs/>
+          <w:sz w:val="24"/>
+          <w:szCs w:val="24"/>
+        </w:rPr>
+        <w:t xml:space="preserve">ABSTRACT</w:t>
+      </w:r>
+      <w:r>
+        <w:fldChar w:fldCharType="begin"/>
+      </w:r>
+      <w:r>
+        <w:instrText xml:space="preserve"> TC "ABSTRACT" \f c \l 1 </w:instrText>
+      </w:r>
+      <w:r>
+        <w:fldChar w:fldCharType="end"/>
+      </w:r>
+    </w:p>
+    <w:p>
+      <w:pPr>
+        <w:spacing w:line="480" w:lineRule="auto"/>
+        <w:ind w:firstLine="720"/>
+        <w:jc w:val="both"/>
+        <w:rPr>
+          <w:rFonts w:ascii="Courier New" w:hAnsi="Courier New" w:cs="Courier New"/>
+          <w:sz w:val="24"/>
+          <w:szCs w:val="24"/>
+        </w:rPr>
+      </w:pPr>
+      <w:r>
+        <w:rPr>
+          <w:rFonts w:ascii="Courier New" w:hAnsi="Courier New" w:cs="Courier New"/>
+          <w:sz w:val="24"/>
+          <w:szCs w:val="24"/>
+        </w:rPr>
+        <w:t xml:space="preserve">Program chairpersons of Kalinga State University (KSU) check by hand whether students have met the prerequisites of the subjects they take. Interviews with the six Program Chairpersons of the College of Engineering and Information Technology (CEIT) showed that this review is done against the curriculum map within a compressed enrollment period, so violations are often discovered only at the graduation audit. This study designed and developed Auditrix: A Curriculum Audit System for KSU, a web-based system that checks every subject a student has taken against the prerequisites, co-requisites and year-standing requirements of the student's curriculum version.</w:t>
+      </w:r>
+    </w:p>
+    <w:p>
+      <w:pPr>
+        <w:spacing w:line="480" w:lineRule="auto"/>
+        <w:ind w:firstLine="720"/>
+        <w:jc w:val="both"/>
+        <w:rPr>
+          <w:rFonts w:ascii="Courier New" w:hAnsi="Courier New" w:cs="Courier New"/>
+          <w:sz w:val="24"/>
+          <w:szCs w:val="24"/>
+        </w:rPr>
+      </w:pPr>
+      <w:r>
+        <w:rPr>
+          <w:rFonts w:ascii="Courier New" w:hAnsi="Courier New" w:cs="Courier New"/>
+          <w:sz w:val="24"/>
+          <w:szCs w:val="24"/>
+        </w:rPr>
+        <w:t xml:space="preserve">The system was developed using the Iterative and Incremental Development model with Next.js, React, TypeScript, Tailwind CSS and Supabase (PostgreSQL with row-level security), and was tested with the BSCpE, BSIT and BSCE programs of the CEIT. Its audit engine compares the term in which each subject was taken with the term in which each requirement was passed, so the results do not depend on the order in which grades are encoded, and it marks each subject as Completed, Available, Pending, Unavailable or Violation, giving the reason for every violation. Following the KSU Student Handbook and Operations Manual, the system also determines each student's year level from the units passed and classifies students as regular or irregular against the prescribed load of the current semester. Other modules cover curriculum versions with import preview and export, student registration and import from KSU-MIS class lists, term-based grade entry with a grade logbook, shifts, transfers and drops, and dashboards for chairpersons and deans.</w:t>
+      </w:r>
+    </w:p>
+    <w:p>
+      <w:pPr>
+        <w:spacing w:line="480" w:lineRule="auto"/>
+        <w:ind w:firstLine="720"/>
+        <w:jc w:val="both"/>
+        <w:rPr>
+          <w:rFonts w:ascii="Courier New" w:hAnsi="Courier New" w:cs="Courier New"/>
+          <w:sz w:val="24"/>
+          <w:szCs w:val="24"/>
+        </w:rPr>
+      </w:pPr>
+      <w:r>
+        <w:rPr>
+          <w:rFonts w:ascii="Courier New" w:hAnsi="Courier New" w:cs="Courier New"/>
+          <w:sz w:val="24"/>
+          <w:szCs w:val="24"/>
+        </w:rPr>
+        <w:t xml:space="preserve">All 149 automated unit and integration tests pass, and functional testing of each feature in a web browser passed after the defects found were fixed. The evaluation of the system against the ISO/IEC 25010 software quality model is yet to be conducted.</w:t>
+      </w:r>
+    </w:p>
+    <w:p>
+      <w:pPr>
+        <w:spacing w:line="480" w:lineRule="auto"/>
+        <w:jc w:val="both"/>
+        <w:rPr>
+          <w:rFonts w:ascii="Courier New" w:hAnsi="Courier New" w:cs="Courier New"/>
+          <w:sz w:val="24"/>
+          <w:szCs w:val="24"/>
+        </w:rPr>
+      </w:pPr>
+      <w:r>
+        <w:rPr>
+          <w:rFonts w:ascii="Courier New" w:hAnsi="Courier New" w:cs="Courier New"/>
+          <w:b/>
+          <w:bCs/>
+          <w:sz w:val="24"/>
+          <w:szCs w:val="24"/>
+        </w:rPr>
+        <w:t xml:space="preserve">Keywords: </w:t>
+      </w:r>
+      <w:r>
+        <w:rPr>
+          <w:rFonts w:ascii="Courier New" w:hAnsi="Courier New" w:cs="Courier New"/>
+          <w:i/>
+          <w:iCs/>
+          <w:sz w:val="24"/>
+          <w:szCs w:val="24"/>
+        </w:rPr>
+        <w:t xml:space="preserve">curriculum audit, prerequisite checking, academic records, web-based system, ISO/IEC 25010</w:t>
+      </w:r>
+    </w:p>
+    <w:p>
+      <w:pPr>
+        <w:keepNext/>
+        <w:pageBreakBefore/>
+        <w:spacing w:after="240" w:line="480" w:lineRule="auto"/>
+        <w:jc w:val="center"/>
+        <w:rPr>
+          <w:rFonts w:ascii="Courier New" w:hAnsi="Courier New" w:cs="Courier New"/>
+          <w:b/>
+          <w:bCs/>
+          <w:sz w:val="24"/>
+          <w:szCs w:val="24"/>
+        </w:rPr>
+      </w:pPr>
+      <w:r>
+        <w:rPr>
+          <w:rFonts w:ascii="Courier New" w:hAnsi="Courier New" w:cs="Courier New"/>
+          <w:b/>
+          <w:bCs/>
+          <w:sz w:val="24"/>
+          <w:szCs w:val="24"/>
+        </w:rPr>
+        <w:t xml:space="preserve">TABLE OF CONTENTS</w:t>
+      </w:r>
+    </w:p>
+    <w:p>
+      <w:pPr>
+        <w:pStyle w:val="TOC1"/>
+      </w:pPr>
+      <w:r>
+        <w:fldChar w:fldCharType="begin" w:dirty="true"/>
+      </w:r>
+      <w:r>
+        <w:instrText xml:space="preserve"> TOC \f c \h \z </w:instrText>
+      </w:r>
+      <w:r>
+        <w:fldChar w:fldCharType="separate"/>
+      </w:r>
+      <w:r>
+        <w:rPr>
+          <w:rFonts w:ascii="Courier New" w:hAnsi="Courier New" w:cs="Courier New"/>
+          <w:sz w:val="24"/>
+          <w:szCs w:val="24"/>
+        </w:rPr>
+        <w:t xml:space="preserve">ABSTRACT</w:t>
+      </w:r>
+      <w:r>
+        <w:rPr>
+          <w:rFonts w:ascii="Courier New" w:hAnsi="Courier New" w:cs="Courier New"/>
+          <w:sz w:val="24"/>
+          <w:szCs w:val="24"/>
+        </w:rPr>
+        <w:tab/>
+      </w:r>
+      <w:r>
+        <w:rPr>
+          <w:rFonts w:ascii="Courier New" w:hAnsi="Courier New" w:cs="Courier New"/>
+          <w:sz w:val="24"/>
+          <w:szCs w:val="24"/>
+        </w:rPr>
+        <w:t xml:space="preserve">ii</w:t>
+      </w:r>
+    </w:p>
+    <w:p>
+      <w:pPr>
+        <w:pStyle w:val="TOC1"/>
+      </w:pPr>
+      <w:r>
+        <w:rPr>
+          <w:rFonts w:ascii="Courier New" w:hAnsi="Courier New" w:cs="Courier New"/>
+          <w:sz w:val="24"/>
+          <w:szCs w:val="24"/>
+        </w:rPr>
+        <w:t xml:space="preserve">LIST OF TABLES</w:t>
+      </w:r>
+      <w:r>
+        <w:rPr>
+          <w:rFonts w:ascii="Courier New" w:hAnsi="Courier New" w:cs="Courier New"/>
+          <w:sz w:val="24"/>
+          <w:szCs w:val="24"/>
+        </w:rPr>
+        <w:tab/>
+      </w:r>
+      <w:r>
+        <w:rPr>
+          <w:rFonts w:ascii="Courier New" w:hAnsi="Courier New" w:cs="Courier New"/>
+          <w:sz w:val="24"/>
+          <w:szCs w:val="24"/>
+        </w:rPr>
+        <w:t xml:space="preserve">vi</w:t>
+      </w:r>
+    </w:p>
+    <w:p>
+      <w:pPr>
+        <w:pStyle w:val="TOC1"/>
+      </w:pPr>
+      <w:r>
+        <w:rPr>
+          <w:rFonts w:ascii="Courier New" w:hAnsi="Courier New" w:cs="Courier New"/>
+          <w:sz w:val="24"/>
+          <w:szCs w:val="24"/>
+        </w:rPr>
+        <w:t xml:space="preserve">LIST OF FIGURES</w:t>
+      </w:r>
+      <w:r>
+        <w:rPr>
+          <w:rFonts w:ascii="Courier New" w:hAnsi="Courier New" w:cs="Courier New"/>
+          <w:sz w:val="24"/>
+          <w:szCs w:val="24"/>
+        </w:rPr>
+        <w:tab/>
+      </w:r>
+      <w:r>
+        <w:rPr>
+          <w:rFonts w:ascii="Courier New" w:hAnsi="Courier New" w:cs="Courier New"/>
+          <w:sz w:val="24"/>
+          <w:szCs w:val="24"/>
+        </w:rPr>
+        <w:t xml:space="preserve">vii</w:t>
+      </w:r>
+    </w:p>
+    <w:p>
+      <w:pPr>
+        <w:pStyle w:val="TOC1"/>
+      </w:pPr>
+      <w:r>
+        <w:rPr>
+          <w:rFonts w:ascii="Courier New" w:hAnsi="Courier New" w:cs="Courier New"/>
+          <w:sz w:val="24"/>
+          <w:szCs w:val="24"/>
+        </w:rPr>
+        <w:t xml:space="preserve">CHAPTER 1  INTRODUCTION</w:t>
+      </w:r>
+      <w:r>
+        <w:rPr>
+          <w:rFonts w:ascii="Courier New" w:hAnsi="Courier New" w:cs="Courier New"/>
+          <w:sz w:val="24"/>
+          <w:szCs w:val="24"/>
+        </w:rPr>
+        <w:tab/>
+      </w:r>
+      <w:r>
+        <w:rPr>
+          <w:rFonts w:ascii="Courier New" w:hAnsi="Courier New" w:cs="Courier New"/>
+          <w:sz w:val="24"/>
+          <w:szCs w:val="24"/>
+        </w:rPr>
+        <w:t xml:space="preserve">1</w:t>
+      </w:r>
+    </w:p>
+    <w:p>
+      <w:pPr>
+        <w:pStyle w:val="TOC2"/>
+      </w:pPr>
+      <w:r>
+        <w:rPr>
+          <w:rFonts w:ascii="Courier New" w:hAnsi="Courier New" w:cs="Courier New"/>
+          <w:sz w:val="24"/>
+          <w:szCs w:val="24"/>
+        </w:rPr>
+        <w:t xml:space="preserve">Background of the Study</w:t>
+      </w:r>
+      <w:r>
+        <w:rPr>
+          <w:rFonts w:ascii="Courier New" w:hAnsi="Courier New" w:cs="Courier New"/>
+          <w:sz w:val="24"/>
+          <w:szCs w:val="24"/>
+        </w:rPr>
+        <w:tab/>
+      </w:r>
+      <w:r>
+        <w:rPr>
+          <w:rFonts w:ascii="Courier New" w:hAnsi="Courier New" w:cs="Courier New"/>
+          <w:sz w:val="24"/>
+          <w:szCs w:val="24"/>
+        </w:rPr>
+        <w:t xml:space="preserve">1</w:t>
+      </w:r>
+    </w:p>
+    <w:p>
+      <w:pPr>
+        <w:pStyle w:val="TOC2"/>
+      </w:pPr>
+      <w:r>
+        <w:rPr>
+          <w:rFonts w:ascii="Courier New" w:hAnsi="Courier New" w:cs="Courier New"/>
+          <w:sz w:val="24"/>
+          <w:szCs w:val="24"/>
+        </w:rPr>
+        <w:t xml:space="preserve">State of the Art</w:t>
+      </w:r>
+      <w:r>
+        <w:rPr>
+          <w:rFonts w:ascii="Courier New" w:hAnsi="Courier New" w:cs="Courier New"/>
+          <w:sz w:val="24"/>
+          <w:szCs w:val="24"/>
+        </w:rPr>
+        <w:tab/>
+      </w:r>
+      <w:r>
+        <w:rPr>
+          <w:rFonts w:ascii="Courier New" w:hAnsi="Courier New" w:cs="Courier New"/>
+          <w:sz w:val="24"/>
+          <w:szCs w:val="24"/>
+        </w:rPr>
+        <w:t xml:space="preserve">7</w:t>
+      </w:r>
+    </w:p>
+    <w:p>
+      <w:pPr>
+        <w:pStyle w:val="TOC2"/>
+      </w:pPr>
+      <w:r>
+        <w:rPr>
+          <w:rFonts w:ascii="Courier New" w:hAnsi="Courier New" w:cs="Courier New"/>
+          <w:sz w:val="24"/>
+          <w:szCs w:val="24"/>
+        </w:rPr>
+        <w:t xml:space="preserve">Company Profile</w:t>
+      </w:r>
+      <w:r>
+        <w:rPr>
+          <w:rFonts w:ascii="Courier New" w:hAnsi="Courier New" w:cs="Courier New"/>
+          <w:sz w:val="24"/>
+          <w:szCs w:val="24"/>
+        </w:rPr>
+        <w:tab/>
+      </w:r>
+      <w:r>
+        <w:rPr>
+          <w:rFonts w:ascii="Courier New" w:hAnsi="Courier New" w:cs="Courier New"/>
+          <w:sz w:val="24"/>
+          <w:szCs w:val="24"/>
+        </w:rPr>
+        <w:t xml:space="preserve">8</w:t>
+      </w:r>
+    </w:p>
+    <w:p>
+      <w:pPr>
+        <w:pStyle w:val="TOC2"/>
+      </w:pPr>
+      <w:r>
+        <w:rPr>
+          <w:rFonts w:ascii="Courier New" w:hAnsi="Courier New" w:cs="Courier New"/>
+          <w:sz w:val="24"/>
+          <w:szCs w:val="24"/>
+        </w:rPr>
+        <w:t xml:space="preserve">Statement of the Problem</w:t>
+      </w:r>
+      <w:r>
+        <w:rPr>
+          <w:rFonts w:ascii="Courier New" w:hAnsi="Courier New" w:cs="Courier New"/>
+          <w:sz w:val="24"/>
+          <w:szCs w:val="24"/>
+        </w:rPr>
+        <w:tab/>
+      </w:r>
+      <w:r>
+        <w:rPr>
+          <w:rFonts w:ascii="Courier New" w:hAnsi="Courier New" w:cs="Courier New"/>
+          <w:sz w:val="24"/>
+          <w:szCs w:val="24"/>
+        </w:rPr>
+        <w:t xml:space="preserve">10</w:t>
+      </w:r>
+    </w:p>
+    <w:p>
+      <w:pPr>
+        <w:pStyle w:val="TOC2"/>
+      </w:pPr>
+      <w:r>
+        <w:rPr>
+          <w:rFonts w:ascii="Courier New" w:hAnsi="Courier New" w:cs="Courier New"/>
+          <w:sz w:val="24"/>
+          <w:szCs w:val="24"/>
+        </w:rPr>
+        <w:t xml:space="preserve">Objectives of the Study</w:t>
+      </w:r>
+      <w:r>
+        <w:rPr>
+          <w:rFonts w:ascii="Courier New" w:hAnsi="Courier New" w:cs="Courier New"/>
+          <w:sz w:val="24"/>
+          <w:szCs w:val="24"/>
+        </w:rPr>
+        <w:tab/>
+      </w:r>
+      <w:r>
+        <w:rPr>
+          <w:rFonts w:ascii="Courier New" w:hAnsi="Courier New" w:cs="Courier New"/>
+          <w:sz w:val="24"/>
+          <w:szCs w:val="24"/>
+        </w:rPr>
+        <w:t xml:space="preserve">11</w:t>
+      </w:r>
+    </w:p>
+    <w:p>
+      <w:pPr>
+        <w:pStyle w:val="TOC2"/>
+      </w:pPr>
+      <w:r>
+        <w:rPr>
+          <w:rFonts w:ascii="Courier New" w:hAnsi="Courier New" w:cs="Courier New"/>
+          <w:sz w:val="24"/>
+          <w:szCs w:val="24"/>
+        </w:rPr>
+        <w:t xml:space="preserve">Significance of the Study</w:t>
+      </w:r>
+      <w:r>
+        <w:rPr>
+          <w:rFonts w:ascii="Courier New" w:hAnsi="Courier New" w:cs="Courier New"/>
+          <w:sz w:val="24"/>
+          <w:szCs w:val="24"/>
+        </w:rPr>
+        <w:tab/>
+      </w:r>
+      <w:r>
+        <w:rPr>
+          <w:rFonts w:ascii="Courier New" w:hAnsi="Courier New" w:cs="Courier New"/>
+          <w:sz w:val="24"/>
+          <w:szCs w:val="24"/>
+        </w:rPr>
+        <w:t xml:space="preserve">12</w:t>
+      </w:r>
+    </w:p>
+    <w:p>
+      <w:pPr>
+        <w:pStyle w:val="TOC2"/>
+      </w:pPr>
+      <w:r>
+        <w:rPr>
+          <w:rFonts w:ascii="Courier New" w:hAnsi="Courier New" w:cs="Courier New"/>
+          <w:sz w:val="24"/>
+          <w:szCs w:val="24"/>
+        </w:rPr>
+        <w:t xml:space="preserve">Scope and Delimitations</w:t>
+      </w:r>
+      <w:r>
+        <w:rPr>
+          <w:rFonts w:ascii="Courier New" w:hAnsi="Courier New" w:cs="Courier New"/>
+          <w:sz w:val="24"/>
+          <w:szCs w:val="24"/>
+        </w:rPr>
+        <w:tab/>
+      </w:r>
+      <w:r>
+        <w:rPr>
+          <w:rFonts w:ascii="Courier New" w:hAnsi="Courier New" w:cs="Courier New"/>
+          <w:sz w:val="24"/>
+          <w:szCs w:val="24"/>
+        </w:rPr>
+        <w:t xml:space="preserve">15</w:t>
+      </w:r>
+    </w:p>
+    <w:p>
+      <w:pPr>
+        <w:pStyle w:val="TOC2"/>
+      </w:pPr>
+      <w:r>
+        <w:rPr>
+          <w:rFonts w:ascii="Courier New" w:hAnsi="Courier New" w:cs="Courier New"/>
+          <w:sz w:val="24"/>
+          <w:szCs w:val="24"/>
+        </w:rPr>
+        <w:t xml:space="preserve">Definition of Terms</w:t>
+      </w:r>
+      <w:r>
+        <w:rPr>
+          <w:rFonts w:ascii="Courier New" w:hAnsi="Courier New" w:cs="Courier New"/>
+          <w:sz w:val="24"/>
+          <w:szCs w:val="24"/>
+        </w:rPr>
+        <w:tab/>
+      </w:r>
+      <w:r>
+        <w:rPr>
+          <w:rFonts w:ascii="Courier New" w:hAnsi="Courier New" w:cs="Courier New"/>
+          <w:sz w:val="24"/>
+          <w:szCs w:val="24"/>
+        </w:rPr>
+        <w:t xml:space="preserve">18</w:t>
+      </w:r>
+    </w:p>
+    <w:p>
+      <w:pPr>
+        <w:pStyle w:val="TOC1"/>
+      </w:pPr>
+      <w:r>
+        <w:rPr>
+          <w:rFonts w:ascii="Courier New" w:hAnsi="Courier New" w:cs="Courier New"/>
+          <w:sz w:val="24"/>
+          <w:szCs w:val="24"/>
+        </w:rPr>
+        <w:t xml:space="preserve">CHAPTER 2  REVIEW OF RELATED LITERATURE</w:t>
+      </w:r>
+      <w:r>
+        <w:rPr>
+          <w:rFonts w:ascii="Courier New" w:hAnsi="Courier New" w:cs="Courier New"/>
+          <w:sz w:val="24"/>
+          <w:szCs w:val="24"/>
+        </w:rPr>
+        <w:tab/>
+      </w:r>
+      <w:r>
+        <w:rPr>
+          <w:rFonts w:ascii="Courier New" w:hAnsi="Courier New" w:cs="Courier New"/>
+          <w:sz w:val="24"/>
+          <w:szCs w:val="24"/>
+        </w:rPr>
+        <w:t xml:space="preserve">22</w:t>
+      </w:r>
+    </w:p>
+    <w:p>
+      <w:pPr>
+        <w:pStyle w:val="TOC2"/>
+      </w:pPr>
+      <w:r>
+        <w:rPr>
+          <w:rFonts w:ascii="Courier New" w:hAnsi="Courier New" w:cs="Courier New"/>
+          <w:sz w:val="24"/>
+          <w:szCs w:val="24"/>
+        </w:rPr>
+        <w:t xml:space="preserve">Global Literature</w:t>
+      </w:r>
+      <w:r>
+        <w:rPr>
+          <w:rFonts w:ascii="Courier New" w:hAnsi="Courier New" w:cs="Courier New"/>
+          <w:sz w:val="24"/>
+          <w:szCs w:val="24"/>
+        </w:rPr>
+        <w:tab/>
+      </w:r>
+      <w:r>
+        <w:rPr>
+          <w:rFonts w:ascii="Courier New" w:hAnsi="Courier New" w:cs="Courier New"/>
+          <w:sz w:val="24"/>
+          <w:szCs w:val="24"/>
+        </w:rPr>
+        <w:t xml:space="preserve">22</w:t>
+      </w:r>
+    </w:p>
+    <w:p>
+      <w:pPr>
+        <w:pStyle w:val="TOC2"/>
+      </w:pPr>
+      <w:r>
+        <w:rPr>
+          <w:rFonts w:ascii="Courier New" w:hAnsi="Courier New" w:cs="Courier New"/>
+          <w:sz w:val="24"/>
+          <w:szCs w:val="24"/>
+        </w:rPr>
+        <w:t xml:space="preserve">Local Literature</w:t>
+      </w:r>
+      <w:r>
+        <w:rPr>
+          <w:rFonts w:ascii="Courier New" w:hAnsi="Courier New" w:cs="Courier New"/>
+          <w:sz w:val="24"/>
+          <w:szCs w:val="24"/>
+        </w:rPr>
+        <w:tab/>
+      </w:r>
+      <w:r>
+        <w:rPr>
+          <w:rFonts w:ascii="Courier New" w:hAnsi="Courier New" w:cs="Courier New"/>
+          <w:sz w:val="24"/>
+          <w:szCs w:val="24"/>
+        </w:rPr>
+        <w:t xml:space="preserve">28</w:t>
+      </w:r>
+    </w:p>
+    <w:p>
+      <w:pPr>
+        <w:pStyle w:val="TOC1"/>
+      </w:pPr>
+      <w:r>
+        <w:rPr>
+          <w:rFonts w:ascii="Courier New" w:hAnsi="Courier New" w:cs="Courier New"/>
+          <w:sz w:val="24"/>
+          <w:szCs w:val="24"/>
+        </w:rPr>
+        <w:t xml:space="preserve">CHAPTER 3  DESIGN AND METHODOLOGY</w:t>
+      </w:r>
+      <w:r>
+        <w:rPr>
+          <w:rFonts w:ascii="Courier New" w:hAnsi="Courier New" w:cs="Courier New"/>
+          <w:sz w:val="24"/>
+          <w:szCs w:val="24"/>
+        </w:rPr>
+        <w:tab/>
+      </w:r>
+      <w:r>
+        <w:rPr>
+          <w:rFonts w:ascii="Courier New" w:hAnsi="Courier New" w:cs="Courier New"/>
+          <w:sz w:val="24"/>
+          <w:szCs w:val="24"/>
+        </w:rPr>
+        <w:t xml:space="preserve">37</w:t>
+      </w:r>
+    </w:p>
+    <w:p>
+      <w:pPr>
+        <w:pStyle w:val="TOC2"/>
+      </w:pPr>
+      <w:r>
+        <w:rPr>
+          <w:rFonts w:ascii="Courier New" w:hAnsi="Courier New" w:cs="Courier New"/>
+          <w:sz w:val="24"/>
+          <w:szCs w:val="24"/>
+        </w:rPr>
+        <w:t xml:space="preserve">Software Development Methodology</w:t>
+      </w:r>
+      <w:r>
+        <w:rPr>
+          <w:rFonts w:ascii="Courier New" w:hAnsi="Courier New" w:cs="Courier New"/>
+          <w:sz w:val="24"/>
+          <w:szCs w:val="24"/>
+        </w:rPr>
+        <w:tab/>
+      </w:r>
+      <w:r>
+        <w:rPr>
+          <w:rFonts w:ascii="Courier New" w:hAnsi="Courier New" w:cs="Courier New"/>
+          <w:sz w:val="24"/>
+          <w:szCs w:val="24"/>
+        </w:rPr>
+        <w:t xml:space="preserve">37</w:t>
+      </w:r>
+    </w:p>
+    <w:p>
+      <w:pPr>
+        <w:pStyle w:val="TOC2"/>
+      </w:pPr>
+      <w:r>
+        <w:rPr>
+          <w:rFonts w:ascii="Courier New" w:hAnsi="Courier New" w:cs="Courier New"/>
+          <w:sz w:val="24"/>
+          <w:szCs w:val="24"/>
+        </w:rPr>
+        <w:t xml:space="preserve">Locale and Population of the Study</w:t>
+      </w:r>
+      <w:r>
+        <w:rPr>
+          <w:rFonts w:ascii="Courier New" w:hAnsi="Courier New" w:cs="Courier New"/>
+          <w:sz w:val="24"/>
+          <w:szCs w:val="24"/>
+        </w:rPr>
+        <w:tab/>
+      </w:r>
+      <w:r>
+        <w:rPr>
+          <w:rFonts w:ascii="Courier New" w:hAnsi="Courier New" w:cs="Courier New"/>
+          <w:sz w:val="24"/>
+          <w:szCs w:val="24"/>
+        </w:rPr>
+        <w:t xml:space="preserve">42</w:t>
+      </w:r>
+    </w:p>
+    <w:p>
+      <w:pPr>
+        <w:pStyle w:val="TOC2"/>
+      </w:pPr>
+      <w:r>
+        <w:rPr>
+          <w:rFonts w:ascii="Courier New" w:hAnsi="Courier New" w:cs="Courier New"/>
+          <w:sz w:val="24"/>
+          <w:szCs w:val="24"/>
+        </w:rPr>
+        <w:t xml:space="preserve">Data Gathering Techniques</w:t>
+      </w:r>
+      <w:r>
+        <w:rPr>
+          <w:rFonts w:ascii="Courier New" w:hAnsi="Courier New" w:cs="Courier New"/>
+          <w:sz w:val="24"/>
+          <w:szCs w:val="24"/>
+        </w:rPr>
+        <w:tab/>
+      </w:r>
+      <w:r>
+        <w:rPr>
+          <w:rFonts w:ascii="Courier New" w:hAnsi="Courier New" w:cs="Courier New"/>
+          <w:sz w:val="24"/>
+          <w:szCs w:val="24"/>
+        </w:rPr>
+        <w:t xml:space="preserve">43</w:t>
+      </w:r>
+    </w:p>
+    <w:p>
+      <w:pPr>
+        <w:pStyle w:val="TOC2"/>
+      </w:pPr>
+      <w:r>
+        <w:rPr>
+          <w:rFonts w:ascii="Courier New" w:hAnsi="Courier New" w:cs="Courier New"/>
+          <w:sz w:val="24"/>
+          <w:szCs w:val="24"/>
+        </w:rPr>
+        <w:t xml:space="preserve">Data Gathering Tools</w:t>
+      </w:r>
+      <w:r>
+        <w:rPr>
+          <w:rFonts w:ascii="Courier New" w:hAnsi="Courier New" w:cs="Courier New"/>
+          <w:sz w:val="24"/>
+          <w:szCs w:val="24"/>
+        </w:rPr>
+        <w:tab/>
+      </w:r>
+      <w:r>
+        <w:rPr>
+          <w:rFonts w:ascii="Courier New" w:hAnsi="Courier New" w:cs="Courier New"/>
+          <w:sz w:val="24"/>
+          <w:szCs w:val="24"/>
+        </w:rPr>
+        <w:t xml:space="preserve">44</w:t>
+      </w:r>
+    </w:p>
+    <w:p>
+      <w:pPr>
+        <w:pStyle w:val="TOC2"/>
+      </w:pPr>
+      <w:r>
+        <w:rPr>
+          <w:rFonts w:ascii="Courier New" w:hAnsi="Courier New" w:cs="Courier New"/>
+          <w:sz w:val="24"/>
+          <w:szCs w:val="24"/>
+        </w:rPr>
+        <w:t xml:space="preserve">Sources of the Data</w:t>
+      </w:r>
+      <w:r>
+        <w:rPr>
+          <w:rFonts w:ascii="Courier New" w:hAnsi="Courier New" w:cs="Courier New"/>
+          <w:sz w:val="24"/>
+          <w:szCs w:val="24"/>
+        </w:rPr>
+        <w:tab/>
+      </w:r>
+      <w:r>
+        <w:rPr>
+          <w:rFonts w:ascii="Courier New" w:hAnsi="Courier New" w:cs="Courier New"/>
+          <w:sz w:val="24"/>
+          <w:szCs w:val="24"/>
+        </w:rPr>
+        <w:t xml:space="preserve">45</w:t>
+      </w:r>
+    </w:p>
+    <w:p>
+      <w:pPr>
+        <w:pStyle w:val="TOC2"/>
+      </w:pPr>
+      <w:r>
+        <w:rPr>
+          <w:rFonts w:ascii="Courier New" w:hAnsi="Courier New" w:cs="Courier New"/>
+          <w:sz w:val="24"/>
+          <w:szCs w:val="24"/>
+        </w:rPr>
+        <w:t xml:space="preserve">Data Analysis</w:t>
+      </w:r>
+      <w:r>
+        <w:rPr>
+          <w:rFonts w:ascii="Courier New" w:hAnsi="Courier New" w:cs="Courier New"/>
+          <w:sz w:val="24"/>
+          <w:szCs w:val="24"/>
+        </w:rPr>
+        <w:tab/>
+      </w:r>
+      <w:r>
+        <w:rPr>
+          <w:rFonts w:ascii="Courier New" w:hAnsi="Courier New" w:cs="Courier New"/>
+          <w:sz w:val="24"/>
+          <w:szCs w:val="24"/>
+        </w:rPr>
+        <w:t xml:space="preserve">46</w:t>
+      </w:r>
+    </w:p>
+    <w:p>
+      <w:pPr>
+        <w:pStyle w:val="TOC2"/>
+      </w:pPr>
+      <w:r>
+        <w:rPr>
+          <w:rFonts w:ascii="Courier New" w:hAnsi="Courier New" w:cs="Courier New"/>
+          <w:sz w:val="24"/>
+          <w:szCs w:val="24"/>
+        </w:rPr>
+        <w:t xml:space="preserve">Software Development Tools</w:t>
+      </w:r>
+      <w:r>
+        <w:rPr>
+          <w:rFonts w:ascii="Courier New" w:hAnsi="Courier New" w:cs="Courier New"/>
+          <w:sz w:val="24"/>
+          <w:szCs w:val="24"/>
+        </w:rPr>
+        <w:tab/>
+      </w:r>
+      <w:r>
+        <w:rPr>
+          <w:rFonts w:ascii="Courier New" w:hAnsi="Courier New" w:cs="Courier New"/>
+          <w:sz w:val="24"/>
+          <w:szCs w:val="24"/>
+        </w:rPr>
+        <w:t xml:space="preserve">47</w:t>
+      </w:r>
+    </w:p>
+    <w:p>
+      <w:pPr>
+        <w:pStyle w:val="TOC1"/>
+      </w:pPr>
+      <w:r>
+        <w:rPr>
+          <w:rFonts w:ascii="Courier New" w:hAnsi="Courier New" w:cs="Courier New"/>
+          <w:sz w:val="24"/>
+          <w:szCs w:val="24"/>
+        </w:rPr>
+        <w:t xml:space="preserve">CHAPTER 4  RESULTS AND DISCUSSION</w:t>
+      </w:r>
+      <w:r>
+        <w:rPr>
+          <w:rFonts w:ascii="Courier New" w:hAnsi="Courier New" w:cs="Courier New"/>
+          <w:sz w:val="24"/>
+          <w:szCs w:val="24"/>
+        </w:rPr>
+        <w:tab/>
+      </w:r>
+      <w:r>
+        <w:rPr>
+          <w:rFonts w:ascii="Courier New" w:hAnsi="Courier New" w:cs="Courier New"/>
+          <w:sz w:val="24"/>
+          <w:szCs w:val="24"/>
+        </w:rPr>
+        <w:t xml:space="preserve">50</w:t>
+      </w:r>
+    </w:p>
+    <w:p>
+      <w:pPr>
+        <w:pStyle w:val="TOC2"/>
+      </w:pPr>
+      <w:r>
+        <w:rPr>
+          <w:rFonts w:ascii="Courier New" w:hAnsi="Courier New" w:cs="Courier New"/>
+          <w:sz w:val="24"/>
+          <w:szCs w:val="24"/>
+        </w:rPr>
+        <w:t xml:space="preserve">Process of the Existing System (SOP No. 1)</w:t>
+      </w:r>
+      <w:r>
+        <w:rPr>
+          <w:rFonts w:ascii="Courier New" w:hAnsi="Courier New" w:cs="Courier New"/>
+          <w:sz w:val="24"/>
+          <w:szCs w:val="24"/>
+        </w:rPr>
+        <w:tab/>
+      </w:r>
+      <w:r>
+        <w:rPr>
+          <w:rFonts w:ascii="Courier New" w:hAnsi="Courier New" w:cs="Courier New"/>
+          <w:sz w:val="24"/>
+          <w:szCs w:val="24"/>
+        </w:rPr>
+        <w:t xml:space="preserve">50</w:t>
+      </w:r>
+    </w:p>
+    <w:p>
+      <w:pPr>
+        <w:pStyle w:val="TOC2"/>
+      </w:pPr>
+      <w:r>
+        <w:rPr>
+          <w:rFonts w:ascii="Courier New" w:hAnsi="Courier New" w:cs="Courier New"/>
+          <w:sz w:val="24"/>
+          <w:szCs w:val="24"/>
+        </w:rPr>
+        <w:t xml:space="preserve">Problems Encountered in the Current System (SOP No. 2)</w:t>
+      </w:r>
+      <w:r>
+        <w:rPr>
+          <w:rFonts w:ascii="Courier New" w:hAnsi="Courier New" w:cs="Courier New"/>
+          <w:sz w:val="24"/>
+          <w:szCs w:val="24"/>
+        </w:rPr>
+        <w:tab/>
+      </w:r>
+      <w:r>
+        <w:rPr>
+          <w:rFonts w:ascii="Courier New" w:hAnsi="Courier New" w:cs="Courier New"/>
+          <w:sz w:val="24"/>
+          <w:szCs w:val="24"/>
+        </w:rPr>
+        <w:t xml:space="preserve">53</w:t>
+      </w:r>
+    </w:p>
+    <w:p>
+      <w:pPr>
+        <w:pStyle w:val="TOC2"/>
+      </w:pPr>
+      <w:r>
+        <w:rPr>
+          <w:rFonts w:ascii="Courier New" w:hAnsi="Courier New" w:cs="Courier New"/>
+          <w:sz w:val="24"/>
+          <w:szCs w:val="24"/>
+        </w:rPr>
+        <w:t xml:space="preserve">Narrative Description of the Proposed System (SOP No. 3)</w:t>
+      </w:r>
+      <w:r>
+        <w:rPr>
+          <w:rFonts w:ascii="Courier New" w:hAnsi="Courier New" w:cs="Courier New"/>
+          <w:sz w:val="24"/>
+          <w:szCs w:val="24"/>
+        </w:rPr>
+        <w:tab/>
+      </w:r>
+      <w:r>
+        <w:rPr>
+          <w:rFonts w:ascii="Courier New" w:hAnsi="Courier New" w:cs="Courier New"/>
+          <w:sz w:val="24"/>
+          <w:szCs w:val="24"/>
+        </w:rPr>
+        <w:t xml:space="preserve">55</w:t>
+      </w:r>
+    </w:p>
+    <w:p>
+      <w:pPr>
+        <w:pStyle w:val="TOC2"/>
+      </w:pPr>
+      <w:r>
+        <w:rPr>
+          <w:rFonts w:ascii="Courier New" w:hAnsi="Courier New" w:cs="Courier New"/>
+          <w:sz w:val="24"/>
+          <w:szCs w:val="24"/>
+        </w:rPr>
+        <w:t xml:space="preserve">Decisions Made with the Adviser</w:t>
+      </w:r>
+      <w:r>
+        <w:rPr>
+          <w:rFonts w:ascii="Courier New" w:hAnsi="Courier New" w:cs="Courier New"/>
+          <w:sz w:val="24"/>
+          <w:szCs w:val="24"/>
+        </w:rPr>
+        <w:tab/>
+      </w:r>
+      <w:r>
+        <w:rPr>
+          <w:rFonts w:ascii="Courier New" w:hAnsi="Courier New" w:cs="Courier New"/>
+          <w:sz w:val="24"/>
+          <w:szCs w:val="24"/>
+        </w:rPr>
+        <w:t xml:space="preserve">64</w:t>
+      </w:r>
+    </w:p>
+    <w:p>
+      <w:pPr>
+        <w:pStyle w:val="TOC2"/>
+      </w:pPr>
+      <w:r>
+        <w:rPr>
+          <w:rFonts w:ascii="Courier New" w:hAnsi="Courier New" w:cs="Courier New"/>
+          <w:sz w:val="24"/>
+          <w:szCs w:val="24"/>
+        </w:rPr>
+        <w:t xml:space="preserve">Features of the Proposed System</w:t>
+      </w:r>
+      <w:r>
+        <w:rPr>
+          <w:rFonts w:ascii="Courier New" w:hAnsi="Courier New" w:cs="Courier New"/>
+          <w:sz w:val="24"/>
+          <w:szCs w:val="24"/>
+        </w:rPr>
+        <w:tab/>
+      </w:r>
+      <w:r>
+        <w:rPr>
+          <w:rFonts w:ascii="Courier New" w:hAnsi="Courier New" w:cs="Courier New"/>
+          <w:sz w:val="24"/>
+          <w:szCs w:val="24"/>
+        </w:rPr>
+        <w:t xml:space="preserve">65</w:t>
+      </w:r>
+    </w:p>
+    <w:p>
+      <w:pPr>
+        <w:pStyle w:val="TOC2"/>
+      </w:pPr>
+      <w:r>
+        <w:rPr>
+          <w:rFonts w:ascii="Courier New" w:hAnsi="Courier New" w:cs="Courier New"/>
+          <w:sz w:val="24"/>
+          <w:szCs w:val="24"/>
+        </w:rPr>
+        <w:t xml:space="preserve">Input-Process-Output (IPO) Diagram of the Proposed System</w:t>
+      </w:r>
+      <w:r>
+        <w:rPr>
+          <w:rFonts w:ascii="Courier New" w:hAnsi="Courier New" w:cs="Courier New"/>
+          <w:sz w:val="24"/>
+          <w:szCs w:val="24"/>
+        </w:rPr>
+        <w:tab/>
+      </w:r>
+      <w:r>
+        <w:rPr>
+          <w:rFonts w:ascii="Courier New" w:hAnsi="Courier New" w:cs="Courier New"/>
+          <w:sz w:val="24"/>
+          <w:szCs w:val="24"/>
+        </w:rPr>
+        <w:t xml:space="preserve">67</w:t>
+      </w:r>
+    </w:p>
+    <w:p>
+      <w:pPr>
+        <w:pStyle w:val="TOC2"/>
+      </w:pPr>
+      <w:r>
+        <w:rPr>
+          <w:rFonts w:ascii="Courier New" w:hAnsi="Courier New" w:cs="Courier New"/>
+          <w:sz w:val="24"/>
+          <w:szCs w:val="24"/>
+        </w:rPr>
+        <w:t xml:space="preserve">Non-Functional Requirements of the Proposed System</w:t>
+      </w:r>
+      <w:r>
+        <w:rPr>
+          <w:rFonts w:ascii="Courier New" w:hAnsi="Courier New" w:cs="Courier New"/>
+          <w:sz w:val="24"/>
+          <w:szCs w:val="24"/>
+        </w:rPr>
+        <w:tab/>
+      </w:r>
+      <w:r>
+        <w:rPr>
+          <w:rFonts w:ascii="Courier New" w:hAnsi="Courier New" w:cs="Courier New"/>
+          <w:sz w:val="24"/>
+          <w:szCs w:val="24"/>
+        </w:rPr>
+        <w:t xml:space="preserve">83</w:t>
+      </w:r>
+    </w:p>
+    <w:p>
+      <w:pPr>
+        <w:pStyle w:val="TOC2"/>
+      </w:pPr>
+      <w:r>
+        <w:rPr>
+          <w:rFonts w:ascii="Courier New" w:hAnsi="Courier New" w:cs="Courier New"/>
+          <w:sz w:val="24"/>
+          <w:szCs w:val="24"/>
+        </w:rPr>
+        <w:t xml:space="preserve">Testing of the System</w:t>
+      </w:r>
+      <w:r>
+        <w:rPr>
+          <w:rFonts w:ascii="Courier New" w:hAnsi="Courier New" w:cs="Courier New"/>
+          <w:sz w:val="24"/>
+          <w:szCs w:val="24"/>
+        </w:rPr>
+        <w:tab/>
+      </w:r>
+      <w:r>
+        <w:rPr>
+          <w:rFonts w:ascii="Courier New" w:hAnsi="Courier New" w:cs="Courier New"/>
+          <w:sz w:val="24"/>
+          <w:szCs w:val="24"/>
+        </w:rPr>
+        <w:t xml:space="preserve">84</w:t>
+      </w:r>
+    </w:p>
+    <w:p>
+      <w:pPr>
+        <w:pStyle w:val="TOC2"/>
+      </w:pPr>
+      <w:r>
+        <w:rPr>
+          <w:rFonts w:ascii="Courier New" w:hAnsi="Courier New" w:cs="Courier New"/>
+          <w:sz w:val="24"/>
+          <w:szCs w:val="24"/>
+        </w:rPr>
+        <w:t xml:space="preserve">Extent of Compliance of the Proposed System (SOP No. 4)</w:t>
+      </w:r>
+      <w:r>
+        <w:rPr>
+          <w:rFonts w:ascii="Courier New" w:hAnsi="Courier New" w:cs="Courier New"/>
+          <w:sz w:val="24"/>
+          <w:szCs w:val="24"/>
+        </w:rPr>
+        <w:tab/>
+      </w:r>
+      <w:r>
+        <w:rPr>
+          <w:rFonts w:ascii="Courier New" w:hAnsi="Courier New" w:cs="Courier New"/>
+          <w:sz w:val="24"/>
+          <w:szCs w:val="24"/>
+        </w:rPr>
+        <w:t xml:space="preserve">87</w:t>
+      </w:r>
+    </w:p>
+    <w:p>
+      <w:pPr>
+        <w:pStyle w:val="TOC1"/>
+      </w:pPr>
+      <w:r>
+        <w:rPr>
+          <w:rFonts w:ascii="Courier New" w:hAnsi="Courier New" w:cs="Courier New"/>
+          <w:sz w:val="24"/>
+          <w:szCs w:val="24"/>
+        </w:rPr>
+        <w:t xml:space="preserve">REFERENCES</w:t>
+      </w:r>
+      <w:r>
+        <w:rPr>
+          <w:rFonts w:ascii="Courier New" w:hAnsi="Courier New" w:cs="Courier New"/>
+          <w:sz w:val="24"/>
+          <w:szCs w:val="24"/>
+        </w:rPr>
+        <w:tab/>
+      </w:r>
+      <w:r>
+        <w:rPr>
+          <w:rFonts w:ascii="Courier New" w:hAnsi="Courier New" w:cs="Courier New"/>
+          <w:sz w:val="24"/>
+          <w:szCs w:val="24"/>
+        </w:rPr>
+        <w:t xml:space="preserve">90</w:t>
+      </w:r>
+      <w:r>
+        <w:fldChar w:fldCharType="end"/>
+      </w:r>
+    </w:p>
+    <w:p>
+      <w:pPr>
+        <w:keepNext/>
+        <w:pageBreakBefore/>
+        <w:spacing w:after="240" w:line="480" w:lineRule="auto"/>
+        <w:jc w:val="center"/>
+        <w:rPr>
+          <w:rFonts w:ascii="Courier New" w:hAnsi="Courier New" w:cs="Courier New"/>
+          <w:b/>
+          <w:bCs/>
+          <w:sz w:val="24"/>
+          <w:szCs w:val="24"/>
+        </w:rPr>
+      </w:pPr>
+      <w:r>
+        <w:rPr>
+          <w:rFonts w:ascii="Courier New" w:hAnsi="Courier New" w:cs="Courier New"/>
+          <w:b/>
+          <w:bCs/>
+          <w:sz w:val="24"/>
+          <w:szCs w:val="24"/>
+        </w:rPr>
+        <w:t xml:space="preserve">LIST OF TABLES</w:t>
+      </w:r>
+      <w:r>
+        <w:fldChar w:fldCharType="begin"/>
+      </w:r>
+      <w:r>
+        <w:instrText xml:space="preserve"> TC "LIST OF TABLES" \f c \l 1 </w:instrText>
+      </w:r>
+      <w:r>
+        <w:fldChar w:fldCharType="end"/>
+      </w:r>
+    </w:p>
+    <w:p>
+      <w:pPr>
+        <w:pStyle w:val="TableofFigures"/>
+      </w:pPr>
+      <w:r>
+        <w:fldChar w:fldCharType="begin" w:dirty="true"/>
+      </w:r>
+      <w:r>
+        <w:instrText xml:space="preserve"> TOC \f t \h \z </w:instrText>
+      </w:r>
+      <w:r>
+        <w:fldChar w:fldCharType="separate"/>
+      </w:r>
+      <w:r>
+        <w:rPr>
+          <w:rFonts w:ascii="Courier New" w:hAnsi="Courier New" w:cs="Courier New"/>
+          <w:sz w:val="24"/>
+          <w:szCs w:val="24"/>
+        </w:rPr>
+        <w:t xml:space="preserve">Table 4.1. Status of a Subject in the Student Audit</w:t>
+      </w:r>
+      <w:r>
+        <w:rPr>
+          <w:rFonts w:ascii="Courier New" w:hAnsi="Courier New" w:cs="Courier New"/>
+          <w:sz w:val="24"/>
+          <w:szCs w:val="24"/>
+        </w:rPr>
+        <w:tab/>
+      </w:r>
+      <w:r>
+        <w:rPr>
+          <w:rFonts w:ascii="Courier New" w:hAnsi="Courier New" w:cs="Courier New"/>
+          <w:sz w:val="24"/>
+          <w:szCs w:val="24"/>
+        </w:rPr>
+        <w:t xml:space="preserve">57</w:t>
+      </w:r>
+    </w:p>
+    <w:p>
+      <w:pPr>
+        <w:pStyle w:val="TableofFigures"/>
+      </w:pPr>
+      <w:r>
+        <w:rPr>
+          <w:rFonts w:ascii="Courier New" w:hAnsi="Courier New" w:cs="Courier New"/>
+          <w:sz w:val="24"/>
+          <w:szCs w:val="24"/>
+        </w:rPr>
+        <w:t xml:space="preserve">Table 4.2. Year Level by Share of Curriculum Units Passed</w:t>
+      </w:r>
+      <w:r>
+        <w:rPr>
+          <w:rFonts w:ascii="Courier New" w:hAnsi="Courier New" w:cs="Courier New"/>
+          <w:sz w:val="24"/>
+          <w:szCs w:val="24"/>
+        </w:rPr>
+        <w:tab/>
+      </w:r>
+      <w:r>
+        <w:rPr>
+          <w:rFonts w:ascii="Courier New" w:hAnsi="Courier New" w:cs="Courier New"/>
+          <w:sz w:val="24"/>
+          <w:szCs w:val="24"/>
+        </w:rPr>
+        <w:t xml:space="preserve">60</w:t>
+      </w:r>
+    </w:p>
+    <w:p>
+      <w:pPr>
+        <w:pStyle w:val="TableofFigures"/>
+      </w:pPr>
+      <w:r>
+        <w:rPr>
+          <w:rFonts w:ascii="Courier New" w:hAnsi="Courier New" w:cs="Courier New"/>
+          <w:sz w:val="24"/>
+          <w:szCs w:val="24"/>
+        </w:rPr>
+        <w:t xml:space="preserve">Table 4.3. Decisions Made with the Adviser</w:t>
+      </w:r>
+      <w:r>
+        <w:rPr>
+          <w:rFonts w:ascii="Courier New" w:hAnsi="Courier New" w:cs="Courier New"/>
+          <w:sz w:val="24"/>
+          <w:szCs w:val="24"/>
+        </w:rPr>
+        <w:tab/>
+      </w:r>
+      <w:r>
+        <w:rPr>
+          <w:rFonts w:ascii="Courier New" w:hAnsi="Courier New" w:cs="Courier New"/>
+          <w:sz w:val="24"/>
+          <w:szCs w:val="24"/>
+        </w:rPr>
+        <w:t xml:space="preserve">65</w:t>
+      </w:r>
+    </w:p>
+    <w:p>
+      <w:pPr>
+        <w:pStyle w:val="TableofFigures"/>
+      </w:pPr>
+      <w:r>
+        <w:rPr>
+          <w:rFonts w:ascii="Courier New" w:hAnsi="Courier New" w:cs="Courier New"/>
+          <w:sz w:val="24"/>
+          <w:szCs w:val="24"/>
+        </w:rPr>
+        <w:t xml:space="preserve">Table 4.4. Summary of the Automated Tests</w:t>
+      </w:r>
+      <w:r>
+        <w:rPr>
+          <w:rFonts w:ascii="Courier New" w:hAnsi="Courier New" w:cs="Courier New"/>
+          <w:sz w:val="24"/>
+          <w:szCs w:val="24"/>
+        </w:rPr>
+        <w:tab/>
+      </w:r>
+      <w:r>
+        <w:rPr>
+          <w:rFonts w:ascii="Courier New" w:hAnsi="Courier New" w:cs="Courier New"/>
+          <w:sz w:val="24"/>
+          <w:szCs w:val="24"/>
+        </w:rPr>
+        <w:t xml:space="preserve">85</w:t>
+      </w:r>
+    </w:p>
+    <w:p>
+      <w:pPr>
+        <w:pStyle w:val="TableofFigures"/>
+      </w:pPr>
+      <w:r>
+        <w:rPr>
+          <w:rFonts w:ascii="Courier New" w:hAnsi="Courier New" w:cs="Courier New"/>
+          <w:sz w:val="24"/>
+          <w:szCs w:val="24"/>
+        </w:rPr>
+        <w:t xml:space="preserve">Table 4.5. Extent of Compliance of Auditrix with ISO/IEC 25010</w:t>
+      </w:r>
+      <w:r>
+        <w:rPr>
+          <w:rFonts w:ascii="Courier New" w:hAnsi="Courier New" w:cs="Courier New"/>
+          <w:sz w:val="24"/>
+          <w:szCs w:val="24"/>
+        </w:rPr>
+        <w:tab/>
+      </w:r>
+      <w:r>
+        <w:rPr>
+          <w:rFonts w:ascii="Courier New" w:hAnsi="Courier New" w:cs="Courier New"/>
+          <w:sz w:val="24"/>
+          <w:szCs w:val="24"/>
+        </w:rPr>
+        <w:t xml:space="preserve">89</w:t>
+      </w:r>
+      <w:r>
+        <w:fldChar w:fldCharType="end"/>
+      </w:r>
+    </w:p>
+    <w:p>
+      <w:pPr>
+        <w:keepNext/>
+        <w:pageBreakBefore/>
+        <w:spacing w:after="240" w:line="480" w:lineRule="auto"/>
+        <w:jc w:val="center"/>
+        <w:rPr>
+          <w:rFonts w:ascii="Courier New" w:hAnsi="Courier New" w:cs="Courier New"/>
+          <w:b/>
+          <w:bCs/>
+          <w:sz w:val="24"/>
+          <w:szCs w:val="24"/>
+        </w:rPr>
+      </w:pPr>
+      <w:r>
+        <w:rPr>
+          <w:rFonts w:ascii="Courier New" w:hAnsi="Courier New" w:cs="Courier New"/>
+          <w:b/>
+          <w:bCs/>
+          <w:sz w:val="24"/>
+          <w:szCs w:val="24"/>
+        </w:rPr>
+        <w:t xml:space="preserve">LIST OF FIGURES</w:t>
+      </w:r>
+      <w:r>
+        <w:fldChar w:fldCharType="begin"/>
+      </w:r>
+      <w:r>
+        <w:instrText xml:space="preserve"> TC "LIST OF FIGURES" \f c \l 1 </w:instrText>
+      </w:r>
+      <w:r>
+        <w:fldChar w:fldCharType="end"/>
+      </w:r>
+    </w:p>
+    <w:p>
+      <w:pPr>
+        <w:pStyle w:val="TableofFigures"/>
+      </w:pPr>
+      <w:r>
+        <w:fldChar w:fldCharType="begin" w:dirty="true"/>
+      </w:r>
+      <w:r>
+        <w:instrText xml:space="preserve"> TOC \f f \h \z </w:instrText>
+      </w:r>
+      <w:r>
+        <w:fldChar w:fldCharType="separate"/>
+      </w:r>
+      <w:r>
+        <w:rPr>
+          <w:rFonts w:ascii="Courier New" w:hAnsi="Courier New" w:cs="Courier New"/>
+          <w:sz w:val="24"/>
+          <w:szCs w:val="24"/>
+        </w:rPr>
+        <w:t xml:space="preserve">Figure 1. Iterative and Incremental SDLC</w:t>
+      </w:r>
+      <w:r>
+        <w:rPr>
+          <w:rFonts w:ascii="Courier New" w:hAnsi="Courier New" w:cs="Courier New"/>
+          <w:sz w:val="24"/>
+          <w:szCs w:val="24"/>
+        </w:rPr>
+        <w:tab/>
+      </w:r>
+      <w:r>
+        <w:rPr>
+          <w:rFonts w:ascii="Courier New" w:hAnsi="Courier New" w:cs="Courier New"/>
+          <w:sz w:val="24"/>
+          <w:szCs w:val="24"/>
+        </w:rPr>
+        <w:t xml:space="preserve">38</w:t>
+      </w:r>
+    </w:p>
+    <w:p>
+      <w:pPr>
+        <w:pStyle w:val="TableofFigures"/>
+      </w:pPr>
+      <w:r>
+        <w:rPr>
+          <w:rFonts w:ascii="Courier New" w:hAnsi="Courier New" w:cs="Courier New"/>
+          <w:sz w:val="24"/>
+          <w:szCs w:val="24"/>
+        </w:rPr>
+        <w:t xml:space="preserve">Figure 4.1. Input-Process-Output Diagram of the Existing System</w:t>
+      </w:r>
+      <w:r>
+        <w:rPr>
+          <w:rFonts w:ascii="Courier New" w:hAnsi="Courier New" w:cs="Courier New"/>
+          <w:sz w:val="24"/>
+          <w:szCs w:val="24"/>
+        </w:rPr>
+        <w:tab/>
+      </w:r>
+      <w:r>
+        <w:rPr>
+          <w:rFonts w:ascii="Courier New" w:hAnsi="Courier New" w:cs="Courier New"/>
+          <w:sz w:val="24"/>
+          <w:szCs w:val="24"/>
+        </w:rPr>
+        <w:t xml:space="preserve">53</w:t>
+      </w:r>
+    </w:p>
+    <w:p>
+      <w:pPr>
+        <w:pStyle w:val="TableofFigures"/>
+      </w:pPr>
+      <w:r>
+        <w:rPr>
+          <w:rFonts w:ascii="Courier New" w:hAnsi="Courier New" w:cs="Courier New"/>
+          <w:sz w:val="24"/>
+          <w:szCs w:val="24"/>
+        </w:rPr>
+        <w:t xml:space="preserve">Figure 4.2. Ishikawa (Fishbone) Diagram of the Problems in the Existing System</w:t>
+      </w:r>
+      <w:r>
+        <w:rPr>
+          <w:rFonts w:ascii="Courier New" w:hAnsi="Courier New" w:cs="Courier New"/>
+          <w:sz w:val="24"/>
+          <w:szCs w:val="24"/>
+        </w:rPr>
+        <w:tab/>
+      </w:r>
+      <w:r>
+        <w:rPr>
+          <w:rFonts w:ascii="Courier New" w:hAnsi="Courier New" w:cs="Courier New"/>
+          <w:sz w:val="24"/>
+          <w:szCs w:val="24"/>
+        </w:rPr>
+        <w:t xml:space="preserve">55</w:t>
+      </w:r>
+    </w:p>
+    <w:p>
+      <w:pPr>
+        <w:pStyle w:val="TableofFigures"/>
+      </w:pPr>
+      <w:r>
+        <w:rPr>
+          <w:rFonts w:ascii="Courier New" w:hAnsi="Courier New" w:cs="Courier New"/>
+          <w:sz w:val="24"/>
+          <w:szCs w:val="24"/>
+        </w:rPr>
+        <w:t xml:space="preserve">Figure 4.3. Input-Process-Output Diagram of the Proposed System</w:t>
+      </w:r>
+      <w:r>
+        <w:rPr>
+          <w:rFonts w:ascii="Courier New" w:hAnsi="Courier New" w:cs="Courier New"/>
+          <w:sz w:val="24"/>
+          <w:szCs w:val="24"/>
+        </w:rPr>
+        <w:tab/>
+      </w:r>
+      <w:r>
+        <w:rPr>
+          <w:rFonts w:ascii="Courier New" w:hAnsi="Courier New" w:cs="Courier New"/>
+          <w:sz w:val="24"/>
+          <w:szCs w:val="24"/>
+        </w:rPr>
+        <w:t xml:space="preserve">67</w:t>
+      </w:r>
+    </w:p>
+    <w:p>
+      <w:pPr>
+        <w:pStyle w:val="TableofFigures"/>
+      </w:pPr>
+      <w:r>
+        <w:rPr>
+          <w:rFonts w:ascii="Courier New" w:hAnsi="Courier New" w:cs="Courier New"/>
+          <w:sz w:val="24"/>
+          <w:szCs w:val="24"/>
+        </w:rPr>
+        <w:t xml:space="preserve">Figure 4.4. Use Case Diagram of Auditrix</w:t>
+      </w:r>
+      <w:r>
+        <w:rPr>
+          <w:rFonts w:ascii="Courier New" w:hAnsi="Courier New" w:cs="Courier New"/>
+          <w:sz w:val="24"/>
+          <w:szCs w:val="24"/>
+        </w:rPr>
+        <w:tab/>
+      </w:r>
+      <w:r>
+        <w:rPr>
+          <w:rFonts w:ascii="Courier New" w:hAnsi="Courier New" w:cs="Courier New"/>
+          <w:sz w:val="24"/>
+          <w:szCs w:val="24"/>
+        </w:rPr>
+        <w:t xml:space="preserve">68</w:t>
+      </w:r>
+    </w:p>
+    <w:p>
+      <w:pPr>
+        <w:pStyle w:val="TableofFigures"/>
+      </w:pPr>
+      <w:r>
+        <w:rPr>
+          <w:rFonts w:ascii="Courier New" w:hAnsi="Courier New" w:cs="Courier New"/>
+          <w:sz w:val="24"/>
+          <w:szCs w:val="24"/>
+        </w:rPr>
+        <w:t xml:space="preserve">Figure 4.5. Activity Diagram of the Audit of a Subject</w:t>
+      </w:r>
+      <w:r>
+        <w:rPr>
+          <w:rFonts w:ascii="Courier New" w:hAnsi="Courier New" w:cs="Courier New"/>
+          <w:sz w:val="24"/>
+          <w:szCs w:val="24"/>
+        </w:rPr>
+        <w:tab/>
+      </w:r>
+      <w:r>
+        <w:rPr>
+          <w:rFonts w:ascii="Courier New" w:hAnsi="Courier New" w:cs="Courier New"/>
+          <w:sz w:val="24"/>
+          <w:szCs w:val="24"/>
+        </w:rPr>
+        <w:t xml:space="preserve">69</w:t>
+      </w:r>
+    </w:p>
+    <w:p>
+      <w:pPr>
+        <w:pStyle w:val="TableofFigures"/>
+      </w:pPr>
+      <w:r>
+        <w:rPr>
+          <w:rFonts w:ascii="Courier New" w:hAnsi="Courier New" w:cs="Courier New"/>
+          <w:sz w:val="24"/>
+          <w:szCs w:val="24"/>
+        </w:rPr>
+        <w:t xml:space="preserve">Figure 4.6. Menu Diagram of Auditrix</w:t>
+      </w:r>
+      <w:r>
+        <w:rPr>
+          <w:rFonts w:ascii="Courier New" w:hAnsi="Courier New" w:cs="Courier New"/>
+          <w:sz w:val="24"/>
+          <w:szCs w:val="24"/>
+        </w:rPr>
+        <w:tab/>
+      </w:r>
+      <w:r>
+        <w:rPr>
+          <w:rFonts w:ascii="Courier New" w:hAnsi="Courier New" w:cs="Courier New"/>
+          <w:sz w:val="24"/>
+          <w:szCs w:val="24"/>
+        </w:rPr>
+        <w:t xml:space="preserve">71</w:t>
+      </w:r>
+    </w:p>
+    <w:p>
+      <w:pPr>
+        <w:pStyle w:val="TableofFigures"/>
+      </w:pPr>
+      <w:r>
+        <w:rPr>
+          <w:rFonts w:ascii="Courier New" w:hAnsi="Courier New" w:cs="Courier New"/>
+          <w:sz w:val="24"/>
+          <w:szCs w:val="24"/>
+        </w:rPr>
+        <w:t xml:space="preserve">Figure 4.7. User Interface of Auditrix</w:t>
+      </w:r>
+      <w:r>
+        <w:rPr>
+          <w:rFonts w:ascii="Courier New" w:hAnsi="Courier New" w:cs="Courier New"/>
+          <w:sz w:val="24"/>
+          <w:szCs w:val="24"/>
+        </w:rPr>
+        <w:tab/>
+      </w:r>
+      <w:r>
+        <w:rPr>
+          <w:rFonts w:ascii="Courier New" w:hAnsi="Courier New" w:cs="Courier New"/>
+          <w:sz w:val="24"/>
+          <w:szCs w:val="24"/>
+        </w:rPr>
+        <w:t xml:space="preserve">72</w:t>
+      </w:r>
+    </w:p>
+    <w:p>
+      <w:pPr>
+        <w:pStyle w:val="TableofFigures"/>
+      </w:pPr>
+      <w:r>
+        <w:rPr>
+          <w:rFonts w:ascii="Courier New" w:hAnsi="Courier New" w:cs="Courier New"/>
+          <w:sz w:val="24"/>
+          <w:szCs w:val="24"/>
+        </w:rPr>
+        <w:t xml:space="preserve">Figure 4.7a. Log In — Dean role</w:t>
+      </w:r>
+      <w:r>
+        <w:rPr>
+          <w:rFonts w:ascii="Courier New" w:hAnsi="Courier New" w:cs="Courier New"/>
+          <w:sz w:val="24"/>
+          <w:szCs w:val="24"/>
+        </w:rPr>
+        <w:tab/>
+      </w:r>
+      <w:r>
+        <w:rPr>
+          <w:rFonts w:ascii="Courier New" w:hAnsi="Courier New" w:cs="Courier New"/>
+          <w:sz w:val="24"/>
+          <w:szCs w:val="24"/>
+        </w:rPr>
+        <w:t xml:space="preserve">72</w:t>
+      </w:r>
+    </w:p>
+    <w:p>
+      <w:pPr>
+        <w:pStyle w:val="TableofFigures"/>
+      </w:pPr>
+      <w:r>
+        <w:rPr>
+          <w:rFonts w:ascii="Courier New" w:hAnsi="Courier New" w:cs="Courier New"/>
+          <w:sz w:val="24"/>
+          <w:szCs w:val="24"/>
+        </w:rPr>
+        <w:t xml:space="preserve">Figure 4.7b. Log In — Program Chairperson role</w:t>
+      </w:r>
+      <w:r>
+        <w:rPr>
+          <w:rFonts w:ascii="Courier New" w:hAnsi="Courier New" w:cs="Courier New"/>
+          <w:sz w:val="24"/>
+          <w:szCs w:val="24"/>
+        </w:rPr>
+        <w:tab/>
+      </w:r>
+      <w:r>
+        <w:rPr>
+          <w:rFonts w:ascii="Courier New" w:hAnsi="Courier New" w:cs="Courier New"/>
+          <w:sz w:val="24"/>
+          <w:szCs w:val="24"/>
+        </w:rPr>
+        <w:t xml:space="preserve">73</w:t>
+      </w:r>
+    </w:p>
+    <w:p>
+      <w:pPr>
+        <w:pStyle w:val="TableofFigures"/>
+      </w:pPr>
+      <w:r>
+        <w:rPr>
+          <w:rFonts w:ascii="Courier New" w:hAnsi="Courier New" w:cs="Courier New"/>
+          <w:sz w:val="24"/>
+          <w:szCs w:val="24"/>
+        </w:rPr>
+        <w:t xml:space="preserve">Figure 4.7c. Students — search and list view</w:t>
+      </w:r>
+      <w:r>
+        <w:rPr>
+          <w:rFonts w:ascii="Courier New" w:hAnsi="Courier New" w:cs="Courier New"/>
+          <w:sz w:val="24"/>
+          <w:szCs w:val="24"/>
+        </w:rPr>
+        <w:tab/>
+      </w:r>
+      <w:r>
+        <w:rPr>
+          <w:rFonts w:ascii="Courier New" w:hAnsi="Courier New" w:cs="Courier New"/>
+          <w:sz w:val="24"/>
+          <w:szCs w:val="24"/>
+        </w:rPr>
+        <w:t xml:space="preserve">73</w:t>
+      </w:r>
+    </w:p>
+    <w:p>
+      <w:pPr>
+        <w:pStyle w:val="TableofFigures"/>
+      </w:pPr>
+      <w:r>
+        <w:rPr>
+          <w:rFonts w:ascii="Courier New" w:hAnsi="Courier New" w:cs="Courier New"/>
+          <w:sz w:val="24"/>
+          <w:szCs w:val="24"/>
+        </w:rPr>
+        <w:t xml:space="preserve">Figure 4.7d. Student Audit — subject taken out of order and Irregular status</w:t>
+      </w:r>
+      <w:r>
+        <w:rPr>
+          <w:rFonts w:ascii="Courier New" w:hAnsi="Courier New" w:cs="Courier New"/>
+          <w:sz w:val="24"/>
+          <w:szCs w:val="24"/>
+        </w:rPr>
+        <w:tab/>
+      </w:r>
+      <w:r>
+        <w:rPr>
+          <w:rFonts w:ascii="Courier New" w:hAnsi="Courier New" w:cs="Courier New"/>
+          <w:sz w:val="24"/>
+          <w:szCs w:val="24"/>
+        </w:rPr>
+        <w:t xml:space="preserve">74</w:t>
+      </w:r>
+    </w:p>
+    <w:p>
+      <w:pPr>
+        <w:pStyle w:val="TableofFigures"/>
+      </w:pPr>
+      <w:r>
+        <w:rPr>
+          <w:rFonts w:ascii="Courier New" w:hAnsi="Courier New" w:cs="Courier New"/>
+          <w:sz w:val="24"/>
+          <w:szCs w:val="24"/>
+        </w:rPr>
+        <w:t xml:space="preserve">Figure 4.7e. Transfer / Shift Records</w:t>
+      </w:r>
+      <w:r>
+        <w:rPr>
+          <w:rFonts w:ascii="Courier New" w:hAnsi="Courier New" w:cs="Courier New"/>
+          <w:sz w:val="24"/>
+          <w:szCs w:val="24"/>
+        </w:rPr>
+        <w:tab/>
+      </w:r>
+      <w:r>
+        <w:rPr>
+          <w:rFonts w:ascii="Courier New" w:hAnsi="Courier New" w:cs="Courier New"/>
+          <w:sz w:val="24"/>
+          <w:szCs w:val="24"/>
+        </w:rPr>
+        <w:t xml:space="preserve">74</w:t>
+      </w:r>
+    </w:p>
+    <w:p>
+      <w:pPr>
+        <w:pStyle w:val="TableofFigures"/>
+      </w:pPr>
+      <w:r>
+        <w:rPr>
+          <w:rFonts w:ascii="Courier New" w:hAnsi="Courier New" w:cs="Courier New"/>
+          <w:sz w:val="24"/>
+          <w:szCs w:val="24"/>
+        </w:rPr>
+        <w:t xml:space="preserve">Figure 4.7f. Enter Grades — choosing the term</w:t>
+      </w:r>
+      <w:r>
+        <w:rPr>
+          <w:rFonts w:ascii="Courier New" w:hAnsi="Courier New" w:cs="Courier New"/>
+          <w:sz w:val="24"/>
+          <w:szCs w:val="24"/>
+        </w:rPr>
+        <w:tab/>
+      </w:r>
+      <w:r>
+        <w:rPr>
+          <w:rFonts w:ascii="Courier New" w:hAnsi="Courier New" w:cs="Courier New"/>
+          <w:sz w:val="24"/>
+          <w:szCs w:val="24"/>
+        </w:rPr>
+        <w:t xml:space="preserve">75</w:t>
+      </w:r>
+    </w:p>
+    <w:p>
+      <w:pPr>
+        <w:pStyle w:val="TableofFigures"/>
+      </w:pPr>
+      <w:r>
+        <w:rPr>
+          <w:rFonts w:ascii="Courier New" w:hAnsi="Courier New" w:cs="Courier New"/>
+          <w:sz w:val="24"/>
+          <w:szCs w:val="24"/>
+        </w:rPr>
+        <w:t xml:space="preserve">Figure 4.7g. Manage Curriculum Versions</w:t>
+      </w:r>
+      <w:r>
+        <w:rPr>
+          <w:rFonts w:ascii="Courier New" w:hAnsi="Courier New" w:cs="Courier New"/>
+          <w:sz w:val="24"/>
+          <w:szCs w:val="24"/>
+        </w:rPr>
+        <w:tab/>
+      </w:r>
+      <w:r>
+        <w:rPr>
+          <w:rFonts w:ascii="Courier New" w:hAnsi="Courier New" w:cs="Courier New"/>
+          <w:sz w:val="24"/>
+          <w:szCs w:val="24"/>
+        </w:rPr>
+        <w:t xml:space="preserve">75</w:t>
+      </w:r>
+    </w:p>
+    <w:p>
+      <w:pPr>
+        <w:pStyle w:val="TableofFigures"/>
+      </w:pPr>
+      <w:r>
+        <w:rPr>
+          <w:rFonts w:ascii="Courier New" w:hAnsi="Courier New" w:cs="Courier New"/>
+          <w:sz w:val="24"/>
+          <w:szCs w:val="24"/>
+        </w:rPr>
+        <w:t xml:space="preserve">Figure 4.7h. Student Audit — status, term and reason for each subject</w:t>
+      </w:r>
+      <w:r>
+        <w:rPr>
+          <w:rFonts w:ascii="Courier New" w:hAnsi="Courier New" w:cs="Courier New"/>
+          <w:sz w:val="24"/>
+          <w:szCs w:val="24"/>
+        </w:rPr>
+        <w:tab/>
+      </w:r>
+      <w:r>
+        <w:rPr>
+          <w:rFonts w:ascii="Courier New" w:hAnsi="Courier New" w:cs="Courier New"/>
+          <w:sz w:val="24"/>
+          <w:szCs w:val="24"/>
+        </w:rPr>
+        <w:t xml:space="preserve">76</w:t>
+      </w:r>
+    </w:p>
+    <w:p>
+      <w:pPr>
+        <w:pStyle w:val="TableofFigures"/>
+      </w:pPr>
+      <w:r>
+        <w:rPr>
+          <w:rFonts w:ascii="Courier New" w:hAnsi="Courier New" w:cs="Courier New"/>
+          <w:sz w:val="24"/>
+          <w:szCs w:val="24"/>
+        </w:rPr>
+        <w:t xml:space="preserve">Figure 4.7i. Student Audit — fully compliant (Regular) example</w:t>
+      </w:r>
+      <w:r>
+        <w:rPr>
+          <w:rFonts w:ascii="Courier New" w:hAnsi="Courier New" w:cs="Courier New"/>
+          <w:sz w:val="24"/>
+          <w:szCs w:val="24"/>
+        </w:rPr>
+        <w:tab/>
+      </w:r>
+      <w:r>
+        <w:rPr>
+          <w:rFonts w:ascii="Courier New" w:hAnsi="Courier New" w:cs="Courier New"/>
+          <w:sz w:val="24"/>
+          <w:szCs w:val="24"/>
+        </w:rPr>
+        <w:t xml:space="preserve">76</w:t>
+      </w:r>
+    </w:p>
+    <w:p>
+      <w:pPr>
+        <w:pStyle w:val="TableofFigures"/>
+      </w:pPr>
+      <w:r>
+        <w:rPr>
+          <w:rFonts w:ascii="Courier New" w:hAnsi="Courier New" w:cs="Courier New"/>
+          <w:sz w:val="24"/>
+          <w:szCs w:val="24"/>
+        </w:rPr>
+        <w:t xml:space="preserve">Figure 4.7j. Export Curriculum — PDF output</w:t>
+      </w:r>
+      <w:r>
+        <w:rPr>
+          <w:rFonts w:ascii="Courier New" w:hAnsi="Courier New" w:cs="Courier New"/>
+          <w:sz w:val="24"/>
+          <w:szCs w:val="24"/>
+        </w:rPr>
+        <w:tab/>
+      </w:r>
+      <w:r>
+        <w:rPr>
+          <w:rFonts w:ascii="Courier New" w:hAnsi="Courier New" w:cs="Courier New"/>
+          <w:sz w:val="24"/>
+          <w:szCs w:val="24"/>
+        </w:rPr>
+        <w:t xml:space="preserve">77</w:t>
+      </w:r>
+    </w:p>
+    <w:p>
+      <w:pPr>
+        <w:pStyle w:val="TableofFigures"/>
+      </w:pPr>
+      <w:r>
+        <w:rPr>
+          <w:rFonts w:ascii="Courier New" w:hAnsi="Courier New" w:cs="Courier New"/>
+          <w:sz w:val="24"/>
+          <w:szCs w:val="24"/>
+        </w:rPr>
+        <w:t xml:space="preserve">Figure 4.7k. Create Program — new chairperson account with a temporary password</w:t>
+      </w:r>
+      <w:r>
+        <w:rPr>
+          <w:rFonts w:ascii="Courier New" w:hAnsi="Courier New" w:cs="Courier New"/>
+          <w:sz w:val="24"/>
+          <w:szCs w:val="24"/>
+        </w:rPr>
+        <w:tab/>
+      </w:r>
+      <w:r>
+        <w:rPr>
+          <w:rFonts w:ascii="Courier New" w:hAnsi="Courier New" w:cs="Courier New"/>
+          <w:sz w:val="24"/>
+          <w:szCs w:val="24"/>
+        </w:rPr>
+        <w:t xml:space="preserve">77</w:t>
+      </w:r>
+    </w:p>
+    <w:p>
+      <w:pPr>
+        <w:pStyle w:val="TableofFigures"/>
+      </w:pPr>
+      <w:r>
+        <w:rPr>
+          <w:rFonts w:ascii="Courier New" w:hAnsi="Courier New" w:cs="Courier New"/>
+          <w:sz w:val="24"/>
+          <w:szCs w:val="24"/>
+        </w:rPr>
+        <w:t xml:space="preserve">Figure 4.7l. First Log In — password change with the rules checklist</w:t>
+      </w:r>
+      <w:r>
+        <w:rPr>
+          <w:rFonts w:ascii="Courier New" w:hAnsi="Courier New" w:cs="Courier New"/>
+          <w:sz w:val="24"/>
+          <w:szCs w:val="24"/>
+        </w:rPr>
+        <w:tab/>
+      </w:r>
+      <w:r>
+        <w:rPr>
+          <w:rFonts w:ascii="Courier New" w:hAnsi="Courier New" w:cs="Courier New"/>
+          <w:sz w:val="24"/>
+          <w:szCs w:val="24"/>
+        </w:rPr>
+        <w:t xml:space="preserve">78</w:t>
+      </w:r>
+    </w:p>
+    <w:p>
+      <w:pPr>
+        <w:pStyle w:val="TableofFigures"/>
+      </w:pPr>
+      <w:r>
+        <w:rPr>
+          <w:rFonts w:ascii="Courier New" w:hAnsi="Courier New" w:cs="Courier New"/>
+          <w:sz w:val="24"/>
+          <w:szCs w:val="24"/>
+        </w:rPr>
+        <w:t xml:space="preserve">Figure 4.7m. Dean Dashboard — Current semester</w:t>
+      </w:r>
+      <w:r>
+        <w:rPr>
+          <w:rFonts w:ascii="Courier New" w:hAnsi="Courier New" w:cs="Courier New"/>
+          <w:sz w:val="24"/>
+          <w:szCs w:val="24"/>
+        </w:rPr>
+        <w:tab/>
+      </w:r>
+      <w:r>
+        <w:rPr>
+          <w:rFonts w:ascii="Courier New" w:hAnsi="Courier New" w:cs="Courier New"/>
+          <w:sz w:val="24"/>
+          <w:szCs w:val="24"/>
+        </w:rPr>
+        <w:t xml:space="preserve">79</w:t>
+      </w:r>
+    </w:p>
+    <w:p>
+      <w:pPr>
+        <w:pStyle w:val="TableofFigures"/>
+      </w:pPr>
+      <w:r>
+        <w:rPr>
+          <w:rFonts w:ascii="Courier New" w:hAnsi="Courier New" w:cs="Courier New"/>
+          <w:sz w:val="24"/>
+          <w:szCs w:val="24"/>
+        </w:rPr>
+        <w:t xml:space="preserve">Figure 4.7n. Chairperson Dashboard</w:t>
+      </w:r>
+      <w:r>
+        <w:rPr>
+          <w:rFonts w:ascii="Courier New" w:hAnsi="Courier New" w:cs="Courier New"/>
+          <w:sz w:val="24"/>
+          <w:szCs w:val="24"/>
+        </w:rPr>
+        <w:tab/>
+      </w:r>
+      <w:r>
+        <w:rPr>
+          <w:rFonts w:ascii="Courier New" w:hAnsi="Courier New" w:cs="Courier New"/>
+          <w:sz w:val="24"/>
+          <w:szCs w:val="24"/>
+        </w:rPr>
+        <w:t xml:space="preserve">80</w:t>
+      </w:r>
+    </w:p>
+    <w:p>
+      <w:pPr>
+        <w:pStyle w:val="TableofFigures"/>
+      </w:pPr>
+      <w:r>
+        <w:rPr>
+          <w:rFonts w:ascii="Courier New" w:hAnsi="Courier New" w:cs="Courier New"/>
+          <w:sz w:val="24"/>
+          <w:szCs w:val="24"/>
+        </w:rPr>
+        <w:t xml:space="preserve">Figure 4.7o. Import Curriculum — preview of changes</w:t>
+      </w:r>
+      <w:r>
+        <w:rPr>
+          <w:rFonts w:ascii="Courier New" w:hAnsi="Courier New" w:cs="Courier New"/>
+          <w:sz w:val="24"/>
+          <w:szCs w:val="24"/>
+        </w:rPr>
+        <w:tab/>
+      </w:r>
+      <w:r>
+        <w:rPr>
+          <w:rFonts w:ascii="Courier New" w:hAnsi="Courier New" w:cs="Courier New"/>
+          <w:sz w:val="24"/>
+          <w:szCs w:val="24"/>
+        </w:rPr>
+        <w:t xml:space="preserve">81</w:t>
+      </w:r>
+    </w:p>
+    <w:p>
+      <w:pPr>
+        <w:pStyle w:val="TableofFigures"/>
+      </w:pPr>
+      <w:r>
+        <w:rPr>
+          <w:rFonts w:ascii="Courier New" w:hAnsi="Courier New" w:cs="Courier New"/>
+          <w:sz w:val="24"/>
+          <w:szCs w:val="24"/>
+        </w:rPr>
+        <w:t xml:space="preserve">Figure 4.7p. Grade Logbook</w:t>
+      </w:r>
+      <w:r>
+        <w:rPr>
+          <w:rFonts w:ascii="Courier New" w:hAnsi="Courier New" w:cs="Courier New"/>
+          <w:sz w:val="24"/>
+          <w:szCs w:val="24"/>
+        </w:rPr>
+        <w:tab/>
+      </w:r>
+      <w:r>
+        <w:rPr>
+          <w:rFonts w:ascii="Courier New" w:hAnsi="Courier New" w:cs="Courier New"/>
+          <w:sz w:val="24"/>
+          <w:szCs w:val="24"/>
+        </w:rPr>
+        <w:t xml:space="preserve">82</w:t>
+      </w:r>
+    </w:p>
+    <w:p>
+      <w:pPr>
+        <w:pStyle w:val="TableofFigures"/>
+        <w:sectPr>
+          <w:headerReference w:type="default" r:id="rId9"/>
+          <w:footerReference w:type="default" r:id="rId9301"/>
+          <w:pgSz w:w="12240" w:h="15840"/>
+          <w:pgMar w:top="1440" w:right="1440" w:bottom="1440" w:left="2160" w:header="709" w:footer="709" w:gutter="0"/>
+          <w:pgNumType w:fmt="lowerRoman"/>
+          <w:cols w:space="708"/>
+          <w:docGrid w:linePitch="360"/>
+        </w:sectPr>
+      </w:pPr>
+      <w:r>
+        <w:rPr>
+          <w:rFonts w:ascii="Courier New" w:hAnsi="Courier New" w:cs="Courier New"/>
+          <w:sz w:val="24"/>
+          <w:szCs w:val="24"/>
+        </w:rPr>
+        <w:t xml:space="preserve">Figure 4.7q. Edit Student — year level (automatic or set by hand)</w:t>
+      </w:r>
+      <w:r>
+        <w:rPr>
+          <w:rFonts w:ascii="Courier New" w:hAnsi="Courier New" w:cs="Courier New"/>
+          <w:sz w:val="24"/>
+          <w:szCs w:val="24"/>
+        </w:rPr>
+        <w:tab/>
+      </w:r>
+      <w:r>
+        <w:rPr>
+          <w:rFonts w:ascii="Courier New" w:hAnsi="Courier New" w:cs="Courier New"/>
+          <w:sz w:val="24"/>
+          <w:szCs w:val="24"/>
+        </w:rPr>
+        <w:t xml:space="preserve">83</w:t>
+      </w:r>
+      <w:r>
+        <w:fldChar w:fldCharType="end"/>
       </w:r>
     </w:p>
     <w:p>
@@ -460,6 +2569,15 @@
         <w:lastRenderedPageBreak/>
         <w:t>Chapter 1</w:t>
       </w:r>
+      <w:r>
+        <w:fldChar w:fldCharType="begin"/>
+      </w:r>
+      <w:r>
+        <w:instrText xml:space="preserve"> TC "CHAPTER 1  INTRODUCTION" \f c \l 1 </w:instrText>
+      </w:r>
+      <w:r>
+        <w:fldChar w:fldCharType="end"/>
+      </w:r>
     </w:p>
     <w:p>
       <w:pPr>
@@ -525,6 +2643,15 @@
         </w:rPr>
         <w:t>Background of the Study</w:t>
       </w:r>
+      <w:r>
+        <w:fldChar w:fldCharType="begin"/>
+      </w:r>
+      <w:r>
+        <w:instrText xml:space="preserve"> TC "Background of the Study" \f c \l 2 </w:instrText>
+      </w:r>
+      <w:r>
+        <w:fldChar w:fldCharType="end"/>
+      </w:r>
     </w:p>
     <w:p>
       <w:pPr>
@@ -589,16 +2716,7 @@
           <w:lang w:val="en-US"/>
         </w:rPr>
         <w:tab/>
-        <w:t>In the Philippine context, State Universities and Colleges (SUCs) are mandated to uphold quality assurance standards set by the Commission on Higher Education (CHED). These standards emphasize prerequisite compliance and curriculum integrity as part of outcomes-based education reforms introduced alongside the K to 12 transition (Largoza</w:t>
-      </w:r>
-      <w:r>
-        <w:rPr>
-          <w:rFonts w:ascii="Courier New" w:hAnsi="Courier New" w:cs="Courier New"/>
-          <w:sz w:val="24"/>
-          <w:szCs w:val="24"/>
-          <w:lang w:val="en-US"/>
-        </w:rPr>
-        <w:t xml:space="preserve"> </w:t>
+        <w:t xml:space="preserve">In the Philippine context, State Universities and Colleges (SUCs) are mandated to uphold quality assurance standards set by the Commission on Higher Education (CHED). These standards emphasize prerequisite compliance and curriculum integrity as part of outcomes-based education reforms introduced alongside the K to 12 transition (Largoza </w:t>
       </w:r>
       <w:r>
         <w:rPr>
@@ -923,6 +3041,15 @@
         </w:rPr>
         <w:t>State of the Art</w:t>
       </w:r>
+      <w:r>
+        <w:fldChar w:fldCharType="begin"/>
+      </w:r>
+      <w:r>
+        <w:instrText xml:space="preserve"> TC "State of the Art" \f c \l 2 </w:instrText>
+      </w:r>
+      <w:r>
+        <w:fldChar w:fldCharType="end"/>
+      </w:r>
     </w:p>
     <w:p>
       <w:pPr>
@@ -975,7 +3102,7 @@
     <w:p>
       <w:pPr>
         <w:keepNext/>
-        <w:spacing w:line="480" w:lineRule="auto" w:before="240"/>
+        <w:spacing w:before="240" w:line="480" w:lineRule="auto"/>
         <w:jc w:val="both"/>
         <w:rPr>
           <w:rFonts w:ascii="Courier New" w:hAnsi="Courier New" w:cs="Courier New"/>
@@ -994,6 +3121,15 @@
           <w:lang w:val="en-US"/>
         </w:rPr>
         <w:t>Company Profile</w:t>
+      </w:r>
+      <w:r>
+        <w:fldChar w:fldCharType="begin"/>
+      </w:r>
+      <w:r>
+        <w:instrText xml:space="preserve"> TC "Company Profile" \f c \l 2 </w:instrText>
+      </w:r>
+      <w:r>
+        <w:fldChar w:fldCharType="end"/>
       </w:r>
     </w:p>
     <w:p>
@@ -2981,6 +5117,15 @@
         </w:rPr>
         <w:t>Statement of the Problem</w:t>
       </w:r>
+      <w:r>
+        <w:fldChar w:fldCharType="begin"/>
+      </w:r>
+      <w:r>
+        <w:instrText xml:space="preserve"> TC "Statement of the Problem" \f c \l 2 </w:instrText>
+      </w:r>
+      <w:r>
+        <w:fldChar w:fldCharType="end"/>
+      </w:r>
     </w:p>
     <w:p>
       <w:pPr>
@@ -3169,6 +5314,15 @@
           <w:lang w:val="en-US"/>
         </w:rPr>
         <w:t>Objectives of the Study</w:t>
+      </w:r>
+      <w:r>
+        <w:fldChar w:fldCharType="begin"/>
+      </w:r>
+      <w:r>
+        <w:instrText xml:space="preserve"> TC "Objectives of the Study" \f c \l 2 </w:instrText>
+      </w:r>
+      <w:r>
+        <w:fldChar w:fldCharType="end"/>
       </w:r>
     </w:p>
     <w:p>
@@ -3252,7 +5406,7 @@
           <w:rFonts w:ascii="Courier New" w:eastAsia="-webkit-standard" w:hAnsi="Courier New" w:cs="Courier New"/>
           <w:color w:val="000000"/>
         </w:rPr>
-        <w:t>To determine the problems encountered in auditing students' pre-requisite compliance with the curriculum.</w:t>
+        <w:t>To determine the problems encountered in auditing students' prerequisite compliance with the curriculum.</w:t>
       </w:r>
     </w:p>
     <w:p>
@@ -3346,6 +5500,15 @@
         </w:rPr>
         <w:t>Significance of the Study</w:t>
       </w:r>
+      <w:r>
+        <w:fldChar w:fldCharType="begin"/>
+      </w:r>
+      <w:r>
+        <w:instrText xml:space="preserve"> TC "Significance of the Study" \f c \l 2 </w:instrText>
+      </w:r>
+      <w:r>
+        <w:fldChar w:fldCharType="end"/>
+      </w:r>
     </w:p>
     <w:p>
       <w:pPr>
@@ -3576,6 +5739,15 @@
         </w:rPr>
         <w:t>Scope and Delimitations</w:t>
       </w:r>
+      <w:r>
+        <w:fldChar w:fldCharType="begin"/>
+      </w:r>
+      <w:r>
+        <w:instrText xml:space="preserve"> TC "Scope and Delimitations" \f c \l 2 </w:instrText>
+      </w:r>
+      <w:r>
+        <w:fldChar w:fldCharType="end"/>
+      </w:r>
     </w:p>
     <w:p>
       <w:pPr>
@@ -3646,7 +5818,7 @@
           <w:bCs/>
           <w:color w:val="000000"/>
         </w:rPr>
-        <w:t xml:space="preserve">, this study focuses on the College </w:t>
+        <w:t xml:space="preserve">, this study focuses on the College of Engineering and Information Technology, which served as </w:t>
       </w:r>
       <w:r>
         <w:rPr>
@@ -3655,7 +5827,7 @@
           <w:color w:val="000000"/>
         </w:rPr>
         <w:lastRenderedPageBreak/>
-        <w:t>of Engineering and Information Technology, which served as the primary data source and testing site</w:t>
+        <w:t>the primary data source and testing site</w:t>
       </w:r>
       <w:r>
         <w:rPr>
@@ -3879,6 +6051,15 @@
         </w:rPr>
         <w:t>Definition of Terms</w:t>
       </w:r>
+      <w:r>
+        <w:fldChar w:fldCharType="begin"/>
+      </w:r>
+      <w:r>
+        <w:instrText xml:space="preserve"> TC "Definition of Terms" \f c \l 2 </w:instrText>
+      </w:r>
+      <w:r>
+        <w:fldChar w:fldCharType="end"/>
+      </w:r>
     </w:p>
     <w:p>
       <w:pPr>
@@ -4344,8 +6525,10 @@
           <w:szCs w:val="24"/>
         </w:rPr>
         <w:sectPr>
-          <w:headerReference w:type="first" r:id="rId13"/>
-          <w:headerReference w:type="default" r:id="rId14"/>
+          <w:headerReference w:type="default" r:id="rId13"/>
+          <w:headerReference w:type="first" r:id="rId14"/>
+          <w:footerReference w:type="default" r:id="rId10"/>
+          <w:footerReference w:type="first" r:id="rId12"/>
           <w:pgSz w:w="12242" w:h="15842"/>
           <w:pgMar w:top="1440" w:right="1440" w:bottom="1440" w:left="2160" w:header="709" w:footer="709" w:gutter="0"/>
           <w:pgNumType w:start="1" w:chapStyle="1"/>
@@ -4411,6 +6594,15 @@
         </w:rPr>
         <w:tab/>
       </w:r>
+      <w:r>
+        <w:fldChar w:fldCharType="begin"/>
+      </w:r>
+      <w:r>
+        <w:instrText xml:space="preserve"> TC "CHAPTER 2  REVIEW OF RELATED LITERATURE" \f c \l 1 </w:instrText>
+      </w:r>
+      <w:r>
+        <w:fldChar w:fldCharType="end"/>
+      </w:r>
     </w:p>
     <w:p>
       <w:pPr>
@@ -4433,7 +6625,7 @@
           <w:sz w:val="24"/>
           <w:szCs w:val="24"/>
         </w:rPr>
-        <w:t>REVIEW OF RELATED LITERATURES</w:t>
+        <w:t>REVIEW OF RELATED LITERATURE</w:t>
       </w:r>
     </w:p>
     <w:p>
@@ -4463,7 +6655,7 @@
     <w:p>
       <w:pPr>
         <w:keepNext/>
-        <w:spacing w:line="480" w:lineRule="auto" w:before="240"/>
+        <w:spacing w:before="240" w:line="480" w:lineRule="auto"/>
         <w:jc w:val="both"/>
         <w:rPr>
           <w:rFonts w:ascii="Courier New" w:eastAsia="Calibri" w:hAnsi="Courier New" w:cs="Courier New"/>
@@ -4486,6 +6678,15 @@
           <w:lang w:val="en-US" w:eastAsia="en-PH"/>
         </w:rPr>
         <w:t>Global Literature</w:t>
+      </w:r>
+      <w:r>
+        <w:fldChar w:fldCharType="begin"/>
+      </w:r>
+      <w:r>
+        <w:instrText xml:space="preserve"> TC "Global Literature" \f c \l 2 </w:instrText>
+      </w:r>
+      <w:r>
+        <w:fldChar w:fldCharType="end"/>
       </w:r>
     </w:p>
     <w:p>
@@ -4542,7 +6743,7 @@
           <w:lang w:eastAsia="zh-CN"/>
         </w:rPr>
         <w:tab/>
-        <w:t>Parallel to this, the global landscape of quality assurance in higher education has been extensively studied, particularly regarding accreditation processes. Saeed et al. (2021) conducted a comprehensive review of sustainable program assessment practices, focusing on ABET and NCAAA</w:t>
+        <w:t xml:space="preserve">Parallel to this, the global landscape of quality assurance in higher education has been extensively studied, particularly regarding accreditation processes. Saeed et al. (2021) conducted a comprehensive review of sustainable program assessment practices, focusing on ABET and NCAAA accreditation processes for computer information systems </w:t>
       </w:r>
       <w:r>
         <w:rPr>
@@ -4553,7 +6754,7 @@
           <w:lang w:eastAsia="zh-CN"/>
         </w:rPr>
         <w:lastRenderedPageBreak/>
-        <w:t xml:space="preserve"> accreditation processes for computer information systems programs. Their findings emphasize that measurement for program assessments requires systematic information systems to satisfy international accreditation standards.</w:t>
+        <w:t>programs. Their findings emphasize that measurement for program assessments requires systematic information systems to satisfy international accreditation standards.</w:t>
       </w:r>
     </w:p>
     <w:p>
@@ -4601,9 +6802,13 @@
           <w:lang w:eastAsia="zh-CN"/>
         </w:rPr>
         <w:tab/>
-        <w:t xml:space="preserve">Practical applications of these systems show significant results, as seen at United Arab Emirates University, which implemented a Learning Outcomes Assessment Management System (LOAMS) to streamline academic quality assurance processes (Al-Fedaghi &amp; Al-Muhanna, 2022). The system features role-based user privileges, automated workflow management, and infographics for tracking assessment status. Since its deployment in 2018, LOAMS has successfully managed learning outcomes assessment for over 1,000 courses per semester, </w:t>
-      </w:r>
-      <w:r>
+        <w:t>Practical applications of these systems show significant results, as seen at United Arab Emirates University, which implemented a Learning Outcomes Assessment Management System (LOAMS) to streamline academic quality assurance processes (Al-Fedaghi &amp; Al-Muhanna, 2022). The system features role-based user privileges, automated workflow management, and infographics for tracking assessment status. Since its deployment in 2018, LOAMS has successfully managed learning outcomes assessment for over 1,000 courses per semester, proving the scalability and effectiveness of web-based audit systems.</w:t>
+      </w:r>
+    </w:p>
+    <w:p>
+      <w:pPr>
+        <w:spacing w:line="480" w:lineRule="auto"/>
+        <w:jc w:val="both"/>
         <w:rPr>
           <w:rFonts w:ascii="Courier New" w:eastAsia="Calibri" w:hAnsi="Courier New" w:cs="Courier New"/>
           <w:kern w:val="0"/>
@@ -4611,14 +6816,8 @@
           <w:szCs w:val="24"/>
           <w:lang w:eastAsia="zh-CN"/>
         </w:rPr>
-        <w:lastRenderedPageBreak/>
-        <w:t>proving the scalability and effectiveness of web-based audit systems.</w:t>
-      </w:r>
-    </w:p>
-    <w:p>
-      <w:pPr>
-        <w:spacing w:line="480" w:lineRule="auto"/>
-        <w:jc w:val="both"/>
+      </w:pPr>
+      <w:r>
         <w:rPr>
           <w:rFonts w:ascii="Courier New" w:eastAsia="Calibri" w:hAnsi="Courier New" w:cs="Courier New"/>
           <w:kern w:val="0"/>
@@ -4626,8 +6825,15 @@
           <w:szCs w:val="24"/>
           <w:lang w:eastAsia="zh-CN"/>
         </w:rPr>
-      </w:pPr>
-      <w:r>
+        <w:lastRenderedPageBreak/>
+        <w:tab/>
+        <w:t>Addressing administrative challenges, Salleh et al. (2020) developed an Accreditation Document Tracking System (ADTS) using the Scrum approach to monitor document movement and timelines. The system addresses critical challenges in document control, including dislocation and timeline oversight, by providing web-based tracking capabilities. Similarly, Taufiqurrahman et al. (2025) created a web-based accreditation system for study program management using the Waterfall model. The system incorporates role-based access for administrators, program heads, and assessors, with features including structured document uploads and dashboard visualizations, achieving 100% success rates in black-box testing.</w:t>
+      </w:r>
+    </w:p>
+    <w:p>
+      <w:pPr>
+        <w:spacing w:line="480" w:lineRule="auto"/>
+        <w:jc w:val="both"/>
         <w:rPr>
           <w:rFonts w:ascii="Courier New" w:eastAsia="Calibri" w:hAnsi="Courier New" w:cs="Courier New"/>
           <w:kern w:val="0"/>
@@ -4635,14 +6841,8 @@
           <w:szCs w:val="24"/>
           <w:lang w:eastAsia="zh-CN"/>
         </w:rPr>
-        <w:tab/>
-        <w:t>Addressing administrative challenges, Salleh et al. (2020) developed an Accreditation Document Tracking System (ADTS) using the Scrum approach to monitor document movement and timelines. The system addresses critical challenges in document control, including dislocation and timeline oversight, by providing web-based tracking capabilities. Similarly, Taufiqurrahman et al. (2025) created a web-based accreditation system for study program management using the Waterfall model. The system incorporates role-based access for administrators, program heads, and assessors, with features including structured document uploads and dashboard visualizations, achieving 100% success rates in black-box testing.</w:t>
-      </w:r>
-    </w:p>
-    <w:p>
-      <w:pPr>
-        <w:spacing w:line="480" w:lineRule="auto"/>
-        <w:jc w:val="both"/>
+      </w:pPr>
+      <w:r>
         <w:rPr>
           <w:rFonts w:ascii="Courier New" w:eastAsia="Calibri" w:hAnsi="Courier New" w:cs="Courier New"/>
           <w:kern w:val="0"/>
@@ -4650,8 +6850,14 @@
           <w:szCs w:val="24"/>
           <w:lang w:eastAsia="zh-CN"/>
         </w:rPr>
-      </w:pPr>
-      <w:r>
+        <w:tab/>
+        <w:t>Standardization also plays a key role, as Oware and Mokoena (2025) developed a framework for institutional audit quality in Ghanaian universities to address systematic implementation challenges. Their comparative analysis of international models, including Australia's TEQSA and New Zealand's Academic Quality Agency, revealed that standardized audit frameworks with defined domains and assessment scales significantly improve audit effectiveness.</w:t>
+      </w:r>
+    </w:p>
+    <w:p>
+      <w:pPr>
+        <w:spacing w:line="480" w:lineRule="auto"/>
+        <w:jc w:val="both"/>
         <w:rPr>
           <w:rFonts w:ascii="Courier New" w:eastAsia="Calibri" w:hAnsi="Courier New" w:cs="Courier New"/>
           <w:kern w:val="0"/>
@@ -4659,9 +6865,7 @@
           <w:szCs w:val="24"/>
           <w:lang w:eastAsia="zh-CN"/>
         </w:rPr>
-        <w:tab/>
-        <w:t xml:space="preserve">Standardization also plays a key role, as Oware and Mokoena (2025) developed a framework for institutional audit quality in Ghanaian universities to address systematic implementation challenges. Their comparative analysis of international models, including Australia's TEQSA and New Zealand's Academic Quality Agency, revealed that standardized </w:t>
-      </w:r>
+      </w:pPr>
       <w:r>
         <w:rPr>
           <w:rFonts w:ascii="Courier New" w:eastAsia="Calibri" w:hAnsi="Courier New" w:cs="Courier New"/>
@@ -4671,7 +6875,8 @@
           <w:lang w:eastAsia="zh-CN"/>
         </w:rPr>
         <w:lastRenderedPageBreak/>
-        <w:t>audit frameworks with defined domains and assessment scales significantly improve audit effectiveness.</w:t>
+        <w:tab/>
+        <w:t>Innovative methodologies have also emerged, with the Quality Assurance Agency for Higher Education (QAA) in the United Kingdom documenting curriculum audit methodologies in 2024, including curriculum blueprinting and design sprints. These case studies demonstrate how structured audit processes can accelerate program approval; for example, De Montfort University successfully approved over 75 undergraduate programs in less than three months using streamlined audit workflows.</w:t>
       </w:r>
     </w:p>
     <w:p>
@@ -4695,7 +6900,7 @@
           <w:lang w:eastAsia="zh-CN"/>
         </w:rPr>
         <w:tab/>
-        <w:t>Innovative methodologies have also emerged, with the Quality Assurance Agency for Higher Education (QAA) in the United Kingdom documenting curriculum audit methodologies in 2024, including curriculum blueprinting and design sprints. These case studies demonstrate how structured audit processes can accelerate program approval; for example, De Montfort University successfully approved over 75 undergraduate programs in less than three months using streamlined audit workflows.</w:t>
+        <w:t>Evaluative research further supports these advancements. Sadhana and Freire (2025) designed and evaluated a web-based student learning outcome assessment system for secondary education, utilizing the Waterfall model and Unified Modeling Language. Their evaluation achieved "very high" feasibility scores across usability (88.5%) and functional reliability (90.5%). Similarly, Gunawan et al. (2023) developed a web-based dashboard system for monitoring study program accreditation instruments at Universitas Pendidikan Ganesha, Indonesia, which achieved excellent efficiency and dependability scores based on User Experience Questionnaire benchmarks.</w:t>
       </w:r>
     </w:p>
     <w:p>
@@ -4718,10 +6923,15 @@
           <w:szCs w:val="24"/>
           <w:lang w:eastAsia="zh-CN"/>
         </w:rPr>
+        <w:lastRenderedPageBreak/>
         <w:tab/>
-        <w:t xml:space="preserve">Evaluative research further supports these advancements. Sadhana and Freire (2025) designed and evaluated a web-based student learning outcome assessment system for secondary education, utilizing the Waterfall model and Unified Modeling Language. Their evaluation achieved "very high" feasibility scores across usability (88.5%) and functional reliability (90.5%). Similarly, Gunawan et al. (2023) developed a web-based dashboard system for monitoring study program accreditation instruments at Universitas Pendidikan Ganesha, Indonesia, which achieved excellent efficiency and </w:t>
-      </w:r>
-      <w:r>
+        <w:t>Finally, recent literature highlights the proliferation of commercial curriculum management software. Akari Software (2023) documented systems providing centralized platforms for curriculum mapping and learning outcome assessment, enabling institutions to streamline accreditation through comprehensive reporting. Watermark Planning &amp; Self-Study (2025) offers integrated assessment and accreditation management solutions that allow institutions to align assessment plans with strategic goals and manage self-studies collaboratively, supporting continuous improvement through real-time data analysis.</w:t>
+      </w:r>
+    </w:p>
+    <w:p>
+      <w:pPr>
+        <w:spacing w:line="480" w:lineRule="auto"/>
+        <w:jc w:val="both"/>
         <w:rPr>
           <w:rFonts w:ascii="Courier New" w:eastAsia="Calibri" w:hAnsi="Courier New" w:cs="Courier New"/>
           <w:kern w:val="0"/>
@@ -4729,14 +6939,8 @@
           <w:szCs w:val="24"/>
           <w:lang w:eastAsia="zh-CN"/>
         </w:rPr>
-        <w:lastRenderedPageBreak/>
-        <w:t>dependability scores based on User Experience Questionnaire benchmarks.</w:t>
-      </w:r>
-    </w:p>
-    <w:p>
-      <w:pPr>
-        <w:spacing w:line="480" w:lineRule="auto"/>
-        <w:jc w:val="both"/>
+      </w:pPr>
+      <w:r>
         <w:rPr>
           <w:rFonts w:ascii="Courier New" w:eastAsia="Calibri" w:hAnsi="Courier New" w:cs="Courier New"/>
           <w:kern w:val="0"/>
@@ -4744,7 +6948,9 @@
           <w:szCs w:val="24"/>
           <w:lang w:eastAsia="zh-CN"/>
         </w:rPr>
-      </w:pPr>
+        <w:tab/>
+        <w:t xml:space="preserve">The reviewed literature establishes a global consensus on the critical role of specialized information systems in modernizing academic governance and quality assurance. Research by Jovanović and Dimitrijević (2023) and Akari Software (2023) highlights that centralized database architectures are essential for managing the inherent complexities of curriculum development and student progression tracking. This shift toward digital transformation is further supported by Akulova et al. (2025) and Saeed et al. (2021), who argue that systematic information systems are no longer optional but are a technical necessity </w:t>
+      </w:r>
       <w:r>
         <w:rPr>
           <w:rFonts w:ascii="Courier New" w:eastAsia="Calibri" w:hAnsi="Courier New" w:cs="Courier New"/>
@@ -4753,8 +6959,8 @@
           <w:szCs w:val="24"/>
           <w:lang w:eastAsia="zh-CN"/>
         </w:rPr>
-        <w:tab/>
-        <w:t>Finally, recent literature highlights the proliferation of commercial curriculum management software. Akari Software (2023) documented systems providing centralized platforms for curriculum mapping and learning outcome assessment, enabling institutions to streamline accreditation through comprehensive reporting. Watermark Planning &amp; Self-Study (2025) offers integrated assessment and accreditation management solutions that allow institutions to align assessment plans with strategic goals and manage self-studies collaboratively, supporting continuous improvement through real-time data analysis.</w:t>
+        <w:lastRenderedPageBreak/>
+        <w:t>for meeting international accreditation standards such as ABET and NCAAA.</w:t>
       </w:r>
     </w:p>
     <w:p>
@@ -4778,9 +6984,13 @@
           <w:lang w:eastAsia="zh-CN"/>
         </w:rPr>
         <w:tab/>
-        <w:t xml:space="preserve">The reviewed literature establishes a global consensus on the critical role of specialized information systems in modernizing academic governance and quality assurance. Research by Jovanović and Dimitrijević (2023) and Akari Software (2023) highlights that centralized database architectures are essential for managing the inherent complexities of curriculum development and student progression tracking. This shift toward digital transformation is further supported by Akulova et al. (2025) </w:t>
-      </w:r>
-      <w:r>
+        <w:t>A recurring theme across these studies is the effectiveness of web-based platforms in streamlining administrative workflows. The successful deployment of systems like LOAMS at United Arab Emirates University (Al-Fedaghi &amp; Al-Muhanna, 2022) and the ADTS document tracker (Salleh et al., 2020) demonstrates that automated auditing can handle large-scale data while reducing human error and oversight. Furthermore, the integration of dashboard visualizations and real-time monitoring, as evidenced by the works of Taufiqurrahman et al. (2025) and Gunawan et al. (2023), provides administrators with actionable insights that enhance institutional efficiency and dependability.</w:t>
+      </w:r>
+    </w:p>
+    <w:p>
+      <w:pPr>
+        <w:spacing w:line="480" w:lineRule="auto"/>
+        <w:jc w:val="both"/>
         <w:rPr>
           <w:rFonts w:ascii="Courier New" w:eastAsia="Calibri" w:hAnsi="Courier New" w:cs="Courier New"/>
           <w:kern w:val="0"/>
@@ -4788,14 +6998,8 @@
           <w:szCs w:val="24"/>
           <w:lang w:eastAsia="zh-CN"/>
         </w:rPr>
-        <w:lastRenderedPageBreak/>
-        <w:t>and Saeed et al. (2021), who argue that systematic information systems are no longer optional but are a technical necessity for meeting international accreditation standards such as ABET and NCAAA.</w:t>
-      </w:r>
-    </w:p>
-    <w:p>
-      <w:pPr>
-        <w:spacing w:line="480" w:lineRule="auto"/>
-        <w:jc w:val="both"/>
+      </w:pPr>
+      <w:r>
         <w:rPr>
           <w:rFonts w:ascii="Courier New" w:eastAsia="Calibri" w:hAnsi="Courier New" w:cs="Courier New"/>
           <w:kern w:val="0"/>
@@ -4803,7 +7007,9 @@
           <w:szCs w:val="24"/>
           <w:lang w:eastAsia="zh-CN"/>
         </w:rPr>
-      </w:pPr>
+        <w:tab/>
+        <w:t xml:space="preserve">Finally, the literature emphasizes that structured audit frameworks significantly improve the speed and quality of academic processes. Case studies from the QAA in the United Kingdom (2024) and standardized models in Ghana (Oware &amp; Mokoena, 2025) reveal that moving away from legacy reviews toward streamlined, technology-driven methodologies allows institutions to maintain high quality standards even under compressed timelines. Collectively, these studies validate </w:t>
+      </w:r>
       <w:r>
         <w:rPr>
           <w:rFonts w:ascii="Courier New" w:eastAsia="Calibri" w:hAnsi="Courier New" w:cs="Courier New"/>
@@ -4812,43 +7018,8 @@
           <w:szCs w:val="24"/>
           <w:lang w:eastAsia="zh-CN"/>
         </w:rPr>
-        <w:tab/>
-        <w:t>A recurring theme across these studies is the effectiveness of web-based platforms in streamlining administrative workflows. The successful deployment of systems like LOAMS at United Arab Emirates University (Al-Fedaghi &amp; Al-Muhanna, 2022) and the ADTS document tracker (Salleh et al., 2020) demonstrates that automated auditing can handle large-scale data while reducing human error and oversight. Furthermore, the integration of dashboard visualizations and real-time monitoring, as evidenced by the works of Taufiqurrahman et al. (2025) and Gunawan et al. (2023), provides administrators with actionable insights that enhance institutional efficiency and dependability.</w:t>
-      </w:r>
-    </w:p>
-    <w:p>
-      <w:pPr>
-        <w:spacing w:line="480" w:lineRule="auto"/>
-        <w:jc w:val="both"/>
-        <w:rPr>
-          <w:rFonts w:ascii="Courier New" w:eastAsia="Calibri" w:hAnsi="Courier New" w:cs="Courier New"/>
-          <w:kern w:val="0"/>
-          <w:sz w:val="24"/>
-          <w:szCs w:val="24"/>
-          <w:lang w:eastAsia="zh-CN"/>
-        </w:rPr>
-      </w:pPr>
-      <w:r>
-        <w:rPr>
-          <w:rFonts w:ascii="Courier New" w:eastAsia="Calibri" w:hAnsi="Courier New" w:cs="Courier New"/>
-          <w:kern w:val="0"/>
-          <w:sz w:val="24"/>
-          <w:szCs w:val="24"/>
-          <w:lang w:eastAsia="zh-CN"/>
-        </w:rPr>
-        <w:tab/>
-        <w:t xml:space="preserve">Finally, the literature emphasizes that structured audit frameworks significantly improve the speed and quality of academic processes. Case studies from the QAA in the United Kingdom (2024) and standardized models in Ghana (Oware &amp; Mokoena, 2025) reveal that moving away from legacy reviews toward streamlined, technology-driven methodologies allows </w:t>
-      </w:r>
-      <w:r>
-        <w:rPr>
-          <w:rFonts w:ascii="Courier New" w:eastAsia="Calibri" w:hAnsi="Courier New" w:cs="Courier New"/>
-          <w:kern w:val="0"/>
-          <w:sz w:val="24"/>
-          <w:szCs w:val="24"/>
-          <w:lang w:eastAsia="zh-CN"/>
-        </w:rPr>
         <w:lastRenderedPageBreak/>
-        <w:t>institutions to maintain high quality standards even under compressed timelines. Collectively, these studies validate the development of Auditrix as a timely intervention that aligns with global best practices in automated curriculum validation, accreditation readiness, and continuous institutional improvement.</w:t>
+        <w:t>the development of Auditrix as a timely intervention that aligns with global best practices in automated curriculum validation, accreditation readiness, and continuous institutional improvement.</w:t>
       </w:r>
     </w:p>
     <w:p>
@@ -4893,6 +7064,15 @@
         </w:rPr>
         <w:t xml:space="preserve">Local Literature </w:t>
       </w:r>
+      <w:r>
+        <w:fldChar w:fldCharType="begin"/>
+      </w:r>
+      <w:r>
+        <w:instrText xml:space="preserve"> TC "Local Literature" \f c \l 2 </w:instrText>
+      </w:r>
+      <w:r>
+        <w:fldChar w:fldCharType="end"/>
+      </w:r>
     </w:p>
     <w:p>
       <w:pPr>
@@ -4931,7 +7111,7 @@
           <w:sz w:val="24"/>
           <w:szCs w:val="24"/>
         </w:rPr>
-        <w:t xml:space="preserve">Complementing these efforts, the World Bank (2023) documented the Institutional Sustainability Assessment (ISA) </w:t>
+        <w:t xml:space="preserve">Complementing these efforts, the World Bank (2023) documented the Institutional Sustainability Assessment (ISA) framework implemented by CHED. This includes a Self-Evaluation Document (SED) that higher education institutions </w:t>
       </w:r>
       <w:r>
         <w:rPr>
@@ -4940,7 +7120,7 @@
           <w:szCs w:val="24"/>
         </w:rPr>
         <w:lastRenderedPageBreak/>
-        <w:t>framework implemented by CHED. This includes a Self-Evaluation Document (SED) that higher education institutions use to assess institutional sustainability across five key result areas: governance and management, quality of teaching and learning, quality of professional exposure and research, support for students, and relations with the community. Miranda and Reyes-Chua (2021) examined best practices in quality assurance in selected higher education institutions in the Philippines using the Malcolm Baldrige framework. Their study found that highly implemented quality assurance practices were strongly related to the accreditation levels of private institutions, emphasizing the importance of systematic quality management systems.</w:t>
+        <w:t>use to assess institutional sustainability across five key result areas: governance and management, quality of teaching and learning, quality of professional exposure and research, support for students, and relations with the community. Miranda and Reyes-Chua (2021) examined best practices in quality assurance in selected higher education institutions in the Philippines using the Malcolm Baldrige framework. Their study found that highly implemented quality assurance practices were strongly related to the accreditation levels of private institutions, emphasizing the importance of systematic quality management systems.</w:t>
       </w:r>
     </w:p>
     <w:p>
@@ -4960,7 +7140,7 @@
           <w:sz w:val="24"/>
           <w:szCs w:val="24"/>
         </w:rPr>
-        <w:t xml:space="preserve">Further evidence of this trend is seen in Prado (2025), who evaluated the quality assurance practices of College of Education programs in a Philippine local university. The study found that continuous quality assurance systems—especially accreditation—serve not only to maintain standards but also to drive institutional improvement, highlighting the need for integrated information systems to support quality assurance processes. However, Santelices and De La Cruz (2023) examined quality assurance in the certification procedure of the </w:t>
+        <w:t xml:space="preserve">Further evidence of this trend is seen in Prado (2025), who evaluated the quality assurance practices of College of Education programs in a Philippine local university. The study found that continuous quality assurance systems—especially accreditation—serve not only to maintain standards but also to drive institutional improvement, highlighting the need for integrated information systems to support quality assurance processes. However, Santelices and De La Cruz (2023) examined quality assurance in the certification procedure of the Regional Quality Assessment Team for higher education institutions in Region V, Philippines. Their research noted </w:t>
       </w:r>
       <w:r>
         <w:rPr>
@@ -4969,7 +7149,7 @@
           <w:szCs w:val="24"/>
         </w:rPr>
         <w:lastRenderedPageBreak/>
-        <w:t>Regional Quality Assessment Team for higher education institutions in Region V, Philippines. Their research noted that no single quality assurance framework can address all quality dimensions, suggesting the need for localized, flexible audit systems.</w:t>
+        <w:t>that no single quality assurance framework can address all quality dimensions, suggesting the need for localized, flexible audit systems.</w:t>
       </w:r>
     </w:p>
     <w:p>
@@ -5009,7 +7189,7 @@
           <w:sz w:val="24"/>
           <w:szCs w:val="24"/>
         </w:rPr>
-        <w:t xml:space="preserve">Briones (2019) examined the implementation of Outcomes-Based Education in state universities in Region I, </w:t>
+        <w:t xml:space="preserve">Briones (2019) examined the implementation of Outcomes-Based Education in state universities in Region I, Philippines. Findings revealed that a majority of respondents were compliant with OBE minimum requirements and highly </w:t>
       </w:r>
       <w:r>
         <w:rPr>
@@ -5018,7 +7198,7 @@
           <w:szCs w:val="24"/>
         </w:rPr>
         <w:lastRenderedPageBreak/>
-        <w:t>Philippines. Findings revealed that a majority of respondents were compliant with OBE minimum requirements and highly compliant in terms of alignment and consistency of the learning environment. Nevertheless, research on SUC quality assurance systems (2025) highlighted that Philippine State Universities and Colleges face significant challenges in maintaining program accreditation and obtaining Certificates of Program Compliance (COPC) set by CHED. Despite mandates to implement quality management systems under ISO 2015, many institutions struggle with continuous program accreditation requirements, indicating the need for enhanced digital audit systems.</w:t>
+        <w:t>compliant in terms of alignment and consistency of the learning environment. Nevertheless, research on SUC quality assurance systems (2025) highlighted that Philippine State Universities and Colleges face significant challenges in maintaining program accreditation and obtaining Certificates of Program Compliance (COPC) set by CHED. Despite mandates to implement quality management systems under ISO 2015, many institutions struggle with continuous program accreditation requirements, indicating the need for enhanced digital audit systems.</w:t>
       </w:r>
     </w:p>
     <w:p>
@@ -5038,7 +7218,7 @@
           <w:sz w:val="24"/>
           <w:szCs w:val="24"/>
         </w:rPr>
-        <w:t xml:space="preserve">Specific programmatic challenges also persist, as research on Outcomes-Based Education implementation in maternal and child nursing programs in the Philippines (2024) identified the need for harmonization of macro and micro curriculum, comprehensive faculty training, and stronger administrative support. The study emphasized that curriculum mapping is essential for ensuring alignment between institutional vision and program outcomes. In response to these needs, Surigao State College of Technology (2025) documented their General Education Program Curriculum Map, </w:t>
+        <w:t xml:space="preserve">Specific programmatic challenges also persist, as research on Outcomes-Based Education implementation in maternal and child nursing programs in the Philippines (2024) identified the need for harmonization of macro and micro curriculum, comprehensive faculty training, and stronger administrative support. The study emphasized that curriculum mapping is essential for ensuring alignment between institutional vision and program outcomes. In response to these needs, Surigao State College of Technology (2025) documented their General Education Program Curriculum Map, illustrating the relationship between courses and program educational outcomes, while Guimaras State University (2025) </w:t>
       </w:r>
       <w:r>
         <w:rPr>
@@ -5047,7 +7227,7 @@
           <w:szCs w:val="24"/>
         </w:rPr>
         <w:lastRenderedPageBreak/>
-        <w:t>illustrating the relationship between courses and program educational outcomes, while Guimaras State University (2025) documented comprehensive quality assurance activities including regular internal audits and mock accreditation exercises.</w:t>
+        <w:t>documented comprehensive quality assurance activities including regular internal audits and mock accreditation exercises.</w:t>
       </w:r>
     </w:p>
     <w:p>
@@ -5087,7 +7267,7 @@
           <w:sz w:val="24"/>
           <w:szCs w:val="24"/>
         </w:rPr>
-        <w:t xml:space="preserve">The literature demonstrates a clear global trend toward digitizing curriculum and accreditation management processes. Studies by Jovanović and Dimitrijević (2023), Xiaoyan et al. (2023), Akulova et al. (2025), and Taufiqurrahman et al. (2025) consistently support the implementation of web-based </w:t>
+        <w:t xml:space="preserve">The literature demonstrates a clear global trend toward digitizing curriculum and accreditation management processes. Studies by Jovanović and Dimitrijević (2023), Xiaoyan et al. (2023), Akulova et al. (2025), and Taufiqurrahman et al. (2025) consistently support the implementation of web-based systems with centralized database architectures for managing academic processes. The success of LOAMS at UAE University </w:t>
       </w:r>
       <w:r>
         <w:rPr>
@@ -5096,7 +7276,7 @@
           <w:szCs w:val="24"/>
         </w:rPr>
         <w:lastRenderedPageBreak/>
-        <w:t>systems with centralized database architectures for managing academic processes. The success of LOAMS at UAE University (Al-Fedaghi &amp; Al-Muhanna, 2022) and the accreditation systems developed in Indonesia (Gunawan et al., 2023) provide empirical evidence that such systems can scale to manage thousands of courses and users effectively.</w:t>
+        <w:t>(Al-Fedaghi &amp; Al-Muhanna, 2022) and the accreditation systems developed in Indonesia (Gunawan et al., 2023) provide empirical evidence that such systems can scale to manage thousands of courses and users effectively.</w:t>
       </w:r>
     </w:p>
     <w:p>
@@ -5136,8 +7316,16 @@
           <w:sz w:val="24"/>
           <w:szCs w:val="24"/>
         </w:rPr>
+        <w:t xml:space="preserve">The research by Miranda and Reyes-Chua (2021) and Prado (2025) confirms that Philippine institutions require </w:t>
+      </w:r>
+      <w:r>
+        <w:rPr>
+          <w:rFonts w:ascii="Courier New" w:hAnsi="Courier New" w:cs="Courier New"/>
+          <w:sz w:val="24"/>
+          <w:szCs w:val="24"/>
+        </w:rPr>
         <w:lastRenderedPageBreak/>
-        <w:t>The research by Miranda and Reyes-Chua (2021) and Prado (2025) confirms that Philippine institutions require integrated systems that can simultaneously address local accreditation requirements (AACCUP, CHED COPC) while maintaining alignment with international standards. Both global and local literature identify common pain points in manual curriculum and accreditation management. Salleh et al. (2020) and Taufiqurrahman et al. (2025) documented challenges including document dislocation, timeline oversight, and fragmented assessment data. Philippine studies similarly highlight manual processing delays, lack of real-time monitoring, and difficulties in maintaining CHED compliance (PIDS, 2024; Necosia &amp; Sealza, 2024; SUC quality assurance studies, 2025).</w:t>
+        <w:t>integrated systems that can simultaneously address local accreditation requirements (AACCUP, CHED COPC) while maintaining alignment with international standards. Both global and local literature identify common pain points in manual curriculum and accreditation management. Salleh et al. (2020) and Taufiqurrahman et al. (2025) documented challenges including document dislocation, timeline oversight, and fragmented assessment data. Philippine studies similarly highlight manual processing delays, lack of real-time monitoring, and difficulties in maintaining CHED compliance (PIDS, 2024; Necosia &amp; Sealza, 2024; SUC quality assurance studies, 2025).</w:t>
       </w:r>
     </w:p>
     <w:p>
@@ -5157,7 +7345,7 @@
           <w:sz w:val="24"/>
           <w:szCs w:val="24"/>
         </w:rPr>
-        <w:t>Auditrix directly addresses these identified gaps through automated prerequisite checking, real-time audit status for every student, centralized curriculum and grade data, and audit trails (a grade logbook and a per-version curriculum change history) that respond to the specific need for transparency and accountability in both global quality assurance literature and local regulatory requirements. The literature consistently emphasizes the shift toward outcomes-</w:t>
+        <w:t xml:space="preserve">Auditrix directly addresses these identified gaps through automated prerequisite checking, real-time audit status for every student, centralized curriculum and grade data, and audit trails (a grade logbook and a per-version curriculum change history) that respond to the specific need for transparency and accountability in both global quality assurance literature and local regulatory requirements. The literature consistently emphasizes the shift toward outcomes-based education (OBE) and the corresponding need for assessment management systems. Saeed et al. (2021), Sadhana </w:t>
       </w:r>
       <w:r>
         <w:rPr>
@@ -5166,7 +7354,7 @@
           <w:szCs w:val="24"/>
         </w:rPr>
         <w:lastRenderedPageBreak/>
-        <w:t>based education (OBE) and the corresponding need for assessment management systems. Saeed et al. (2021), Sadhana and Freire (2025), and Gunawan et al. (2023) demonstrated that effective OBE implementation requires systematic tracking of learning outcomes, course outcomes, and program outcomes. The Philippine higher education sector's mandatory adoption of OBE frameworks, as documented in CHED policies (CHED Handbook, 2014/2024), Briones (2019), Miano and Baguio (2024), and nursing education studies (2024), creates a specific local need for systems that can map curriculum components to learning outcomes and generate compliance reports.</w:t>
+        <w:t>and Freire (2025), and Gunawan et al. (2023) demonstrated that effective OBE implementation requires systematic tracking of learning outcomes, course outcomes, and program outcomes. The Philippine higher education sector's mandatory adoption of OBE frameworks, as documented in CHED policies (CHED Handbook, 2014/2024), Briones (2019), Miano and Baguio (2024), and nursing education studies (2024), creates a specific local need for systems that can map curriculum components to learning outcomes and generate compliance reports.</w:t>
       </w:r>
     </w:p>
     <w:p>
@@ -5180,8 +7368,8 @@
           <w:szCs w:val="24"/>
         </w:rPr>
         <w:sectPr>
-          <w:headerReference w:type="first" r:id="rId15"/>
-          <w:headerReference w:type="default" r:id="rId16"/>
+          <w:headerReference w:type="default" r:id="rId15"/>
+          <w:headerReference w:type="first" r:id="rId16"/>
           <w:pgSz w:w="12242" w:h="15842"/>
           <w:pgMar w:top="1440" w:right="1440" w:bottom="1440" w:left="2160" w:header="709" w:footer="709" w:gutter="0"/>
           <w:cols w:space="708"/>
@@ -5195,7 +7383,7 @@
           <w:sz w:val="24"/>
           <w:szCs w:val="24"/>
         </w:rPr>
-        <w:t xml:space="preserve">While existing literature provides extensive coverage of general accreditation systems and learning management systems, there remains a specific gap in comprehensive curriculum audit systems that integrate curriculum mapping, accreditation tracking, and quality assurance in a unified platform. Most existing systems focus on either document management (Salleh et al., 2020) or learning outcome assessment (Al-Fedaghi &amp; Al-Muhanna, 2022) but lack the holistic approach to curriculum auditing that examines alignment between planned, delivered, and assessed curricula. </w:t>
+        <w:t xml:space="preserve">While existing literature provides extensive coverage of general accreditation systems and learning management systems, there remains a specific gap in comprehensive curriculum audit systems that integrate curriculum mapping, accreditation tracking, and quality assurance in a unified platform. Most existing systems focus on either document management (Salleh et al., 2020) or learning outcome assessment (Al-Fedaghi &amp; Al-Muhanna, 2022) but lack the holistic approach to curriculum auditing that examines alignment between planned, delivered, and assessed curricula. Auditrix contributes to filling part of this gap by offering a curriculum-specific audit system designed for a Philippine </w:t>
       </w:r>
       <w:r>
         <w:rPr>
@@ -5204,7 +7392,7 @@
           <w:szCs w:val="24"/>
         </w:rPr>
         <w:lastRenderedPageBreak/>
-        <w:t>Auditrix contributes to filling part of this gap by offering a curriculum-specific audit system designed for a Philippine state university: it checks every student's record against the prerequisite, co-requisite and year-standing rules of the student's curriculum version, following the KSU Student Handbook and Operations Manual, while incorporating global best practices in curriculum management and automated checking.</w:t>
+        <w:t>state university: it checks every student's record against the prerequisite, co-requisite and year-standing rules of the student's curriculum version, following the KSU Student Handbook and Operations Manual, while incorporating global best practices in curriculum management and automated checking.</w:t>
       </w:r>
     </w:p>
     <w:p>
@@ -5233,6 +7421,15 @@
         <w:lastRenderedPageBreak/>
         <w:t>Chapter 3</w:t>
       </w:r>
+      <w:r>
+        <w:fldChar w:fldCharType="begin"/>
+      </w:r>
+      <w:r>
+        <w:instrText xml:space="preserve"> TC "CHAPTER 3  DESIGN AND METHODOLOGY" \f c \l 1 </w:instrText>
+      </w:r>
+      <w:r>
+        <w:fldChar w:fldCharType="end"/>
+      </w:r>
     </w:p>
     <w:p>
       <w:pPr>
@@ -5283,7 +7480,7 @@
     <w:p>
       <w:pPr>
         <w:keepNext/>
-        <w:spacing w:line="480" w:lineRule="auto" w:before="240"/>
+        <w:spacing w:before="240" w:line="480" w:lineRule="auto"/>
         <w:jc w:val="both"/>
         <w:rPr>
           <w:rFonts w:ascii="Courier New" w:hAnsi="Courier New" w:cs="Courier New"/>
@@ -5302,6 +7499,15 @@
           <w:szCs w:val="24"/>
         </w:rPr>
         <w:t xml:space="preserve">Software Development Methodology </w:t>
+      </w:r>
+      <w:r>
+        <w:fldChar w:fldCharType="begin"/>
+      </w:r>
+      <w:r>
+        <w:instrText xml:space="preserve"> TC "Software Development Methodology" \f c \l 2 </w:instrText>
+      </w:r>
+      <w:r>
+        <w:fldChar w:fldCharType="end"/>
       </w:r>
     </w:p>
     <w:p>
@@ -5321,24 +7527,7 @@
           <w:sz w:val="24"/>
           <w:szCs w:val="24"/>
         </w:rPr>
-        <w:t>To ensure a structured yet adaptive development process, the researchers adopted the Iterative and Incremental Development (IID) model. Unlike the traditional linear approach, this methodology allowed the proponents to develop Auditrix through a series of repeated cycles (iterations), where each cycle resulted in a functional "increment" or version of the software. This approach is selected because it enables the researchers to validate the</w:t>
-      </w:r>
-      <w:r>
-        <w:rPr>
-          <w:rFonts w:ascii="Courier New" w:hAnsi="Courier New" w:cs="Courier New"/>
-          <w:sz w:val="24"/>
-          <w:szCs w:val="24"/>
-        </w:rPr>
-        <w:t xml:space="preserve"> </w:t>
-      </w:r>
-      <w:r>
-        <w:rPr>
-          <w:rFonts w:ascii="Courier New" w:hAnsi="Courier New" w:cs="Courier New"/>
-          <w:sz w:val="24"/>
-          <w:szCs w:val="24"/>
-        </w:rPr>
-        <w:lastRenderedPageBreak/>
-        <w:t>"Audit Engine" logic with the Program Chairpersons early in the process and refine features based on actual administrative feedback before the final deployment.</w:t>
+        <w:t>To ensure a structured yet adaptive development process, the researchers adopted the Iterative and Incremental Development (IID) model. Unlike the traditional linear approach, this methodology allowed the proponents to develop Auditrix through a series of repeated cycles (iterations), where each cycle resulted in a functional "increment" or version of the software. This approach is selected because it enables the researchers to validate the "Audit Engine" logic with the Program Chairpersons early in the process and refine features based on actual administrative feedback before the final deployment.</w:t>
       </w:r>
     </w:p>
     <w:p>
@@ -5385,7 +7574,7 @@
                     </pic:cNvPicPr>
                   </pic:nvPicPr>
                   <pic:blipFill>
-                    <a:blip r:embed="rId18"/>
+                    <a:blip r:embed="rId17"/>
                     <a:stretch>
                       <a:fillRect/>
                     </a:stretch>
@@ -5440,39 +7629,60 @@
           <w:sz w:val="24"/>
           <w:szCs w:val="24"/>
         </w:rPr>
-        <w:t>Figure 2</w:t>
-      </w:r>
-      <w:r>
-        <w:rPr>
-          <w:rFonts w:ascii="Courier New" w:hAnsi="Courier New" w:cs="Courier New"/>
+        <w:t xml:space="preserve">Figure </w:t>
+      </w:r>
+      <w:r>
+        <w:rPr>
+          <w:rFonts w:ascii="Courier New" w:hAnsi="Courier New" w:cs="Courier New"/>
+          <w:b/>
+          <w:bCs/>
           <w:i/>
           <w:iCs/>
           <w:sz w:val="24"/>
           <w:szCs w:val="24"/>
         </w:rPr>
-        <w:t>. Iterative and Incremental SDLC</w:t>
-      </w:r>
-    </w:p>
-    <w:p>
-      <w:pPr>
-        <w:spacing w:line="480" w:lineRule="auto"/>
-        <w:jc w:val="both"/>
-        <w:rPr>
-          <w:rFonts w:ascii="Courier New" w:hAnsi="Courier New" w:cs="Courier New"/>
-          <w:sz w:val="24"/>
-          <w:szCs w:val="24"/>
-        </w:rPr>
-      </w:pPr>
-      <w:r>
-        <w:rPr>
-          <w:rFonts w:ascii="Courier New" w:hAnsi="Courier New" w:cs="Courier New"/>
-          <w:b/>
-          <w:bCs/>
+        <w:t>1</w:t>
+      </w:r>
+      <w:r>
+        <w:rPr>
+          <w:rFonts w:ascii="Courier New" w:hAnsi="Courier New" w:cs="Courier New"/>
           <w:i/>
           <w:iCs/>
           <w:sz w:val="24"/>
           <w:szCs w:val="24"/>
         </w:rPr>
+        <w:t>. Iterative and Incremental SDLC</w:t>
+      </w:r>
+      <w:r>
+        <w:fldChar w:fldCharType="begin"/>
+      </w:r>
+      <w:r>
+        <w:instrText xml:space="preserve"> TC "Figure 1. Iterative and Incremental SDLC" \f f \l 1 </w:instrText>
+      </w:r>
+      <w:r>
+        <w:fldChar w:fldCharType="end"/>
+      </w:r>
+    </w:p>
+    <w:p>
+      <w:pPr>
+        <w:spacing w:line="480" w:lineRule="auto"/>
+        <w:jc w:val="both"/>
+        <w:rPr>
+          <w:rFonts w:ascii="Courier New" w:hAnsi="Courier New" w:cs="Courier New"/>
+          <w:sz w:val="24"/>
+          <w:szCs w:val="24"/>
+        </w:rPr>
+      </w:pPr>
+      <w:r>
+        <w:rPr>
+          <w:rFonts w:ascii="Courier New" w:hAnsi="Courier New" w:cs="Courier New"/>
+          <w:b/>
+          <w:bCs/>
+          <w:i/>
+          <w:iCs/>
+          <w:sz w:val="24"/>
+          <w:szCs w:val="24"/>
+        </w:rPr>
         <w:t>Initial planning</w:t>
       </w:r>
       <w:r>
@@ -5501,17 +7711,20 @@
           <w:sz w:val="24"/>
           <w:szCs w:val="24"/>
         </w:rPr>
-        <w:t xml:space="preserve">The study begins with a comprehensive investigation to validate existing challenges within the curriculum auditing process at KSU-CEIT. This stage involves the distribution of structured data-gathering tools and the conduct of preliminary interviews with the six Program Chairpersons to formally identify manual bottlenecks and administrative pain points. These high-level insights establish the project's </w:t>
-      </w:r>
-      <w:r>
-        <w:rPr>
-          <w:rFonts w:ascii="Courier New" w:hAnsi="Courier New" w:cs="Courier New"/>
-          <w:sz w:val="24"/>
-          <w:szCs w:val="24"/>
-        </w:rPr>
-        <w:lastRenderedPageBreak/>
-        <w:t>foundation and overall goals before entering the first development cycle.</w:t>
-      </w:r>
+        <w:t>The study begins with a comprehensive investigation to validate existing challenges within the curriculum auditing process at KSU-CEIT. This stage involves the distribution of structured data-gathering tools and the conduct of preliminary interviews with the six Program Chairpersons to formally identify manual bottlenecks and administrative pain points. These high-level insights establish the project's foundation and overall goals before entering the first development cycle.</w:t>
+      </w:r>
+    </w:p>
+    <w:p>
+      <w:pPr>
+        <w:spacing w:line="480" w:lineRule="auto"/>
+        <w:ind w:firstLine="720"/>
+        <w:jc w:val="both"/>
+        <w:rPr>
+          <w:rFonts w:ascii="Courier New" w:hAnsi="Courier New" w:cs="Courier New"/>
+          <w:sz w:val="24"/>
+          <w:szCs w:val="24"/>
+        </w:rPr>
+      </w:pPr>
     </w:p>
     <w:p>
       <w:pPr>
@@ -5535,6 +7748,7 @@
           <w:sz w:val="24"/>
           <w:szCs w:val="24"/>
         </w:rPr>
+        <w:lastRenderedPageBreak/>
         <w:t>Planning and Requirements Phase</w:t>
       </w:r>
       <w:r>
@@ -5571,7 +7785,7 @@
     <w:p>
       <w:pPr>
         <w:keepNext/>
-        <w:spacing w:line="480" w:lineRule="auto" w:before="240"/>
+        <w:spacing w:before="240" w:line="480" w:lineRule="auto"/>
         <w:jc w:val="both"/>
         <w:rPr>
           <w:rFonts w:ascii="Courier New" w:hAnsi="Courier New" w:cs="Courier New"/>
@@ -5653,6 +7867,7 @@
           <w:sz w:val="24"/>
           <w:szCs w:val="24"/>
         </w:rPr>
+        <w:lastRenderedPageBreak/>
         <w:t xml:space="preserve">Implementation </w:t>
       </w:r>
     </w:p>
@@ -5728,8 +7943,16 @@
           <w:sz w:val="24"/>
           <w:szCs w:val="24"/>
         </w:rPr>
+        <w:t xml:space="preserve">As each increment is completed, it undergoes rigorous verification to ensure technical reliability. This includes </w:t>
+      </w:r>
+      <w:r>
+        <w:rPr>
+          <w:rFonts w:ascii="Courier New" w:hAnsi="Courier New" w:cs="Courier New"/>
+          <w:sz w:val="24"/>
+          <w:szCs w:val="24"/>
+        </w:rPr>
         <w:lastRenderedPageBreak/>
-        <w:t>As each increment is completed, it undergoes rigorous verification to ensure technical reliability. This includes unit testing of the audit rules and the other modules, and integration testing of the server actions, both written with the built-in test runner of Node.js; and functional (end-to-end) testing, in which a web browser is scripted with Playwright to log in as a dean and as chairpersons and use each feature on a local copy of the full system. The researchers also perform "negative testing" by entering invalid grades, malformed terms and student ID numbers, and incorrectly formatted import files to verify that the system rejects them with a reason, and by entering the same grades in different orders to verify that the audit flags the same subjects as Violation regardless of the order of entry.</w:t>
+        <w:t>unit testing of the audit rules and the other modules, and integration testing of the server actions, both written with the built-in test runner of Node.js; and functional (end-to-end) testing, in which a web browser is scripted with Playwright to log in as a dean and as chairpersons and use each feature on a local copy of the full system. The researchers also perform "negative testing" by entering invalid grades, malformed terms and student ID numbers, and incorrectly formatted import files to verify that the system rejects them with a reason, and by entering the same grades in different orders to verify that the audit flags the same subjects as Violation regardless of the order of entry.</w:t>
       </w:r>
     </w:p>
     <w:p>
@@ -5797,7 +8020,7 @@
           <w:sz w:val="24"/>
           <w:szCs w:val="24"/>
         </w:rPr>
-        <w:t xml:space="preserve">The final stage involves a formal assessment of the integrated system using the ISO/IEC 25010 Software Quality Model to determine its readiness for institutional use. This evaluation is conducted by Program Chairpersons and IT experts via a digital instrument to provide a balanced view of the software’s functional suitability, usability, and security. </w:t>
+        <w:t xml:space="preserve">The final stage involves a formal assessment of the integrated system using the ISO/IEC 25010 Software Quality Model to determine its readiness for institutional use. This evaluation is conducted by Program Chairpersons and IT experts via a digital instrument to provide a balanced view of the software’s functional suitability, usability, and security. Feedback from this phase confirms whether the system has </w:t>
       </w:r>
       <w:r>
         <w:rPr>
@@ -5806,7 +8029,7 @@
           <w:szCs w:val="24"/>
         </w:rPr>
         <w:lastRenderedPageBreak/>
-        <w:t>Feedback from this phase confirms whether the system has successfully met the goals defined during the initial planning.</w:t>
+        <w:t>successfully met the goals defined during the initial planning.</w:t>
       </w:r>
     </w:p>
     <w:p>
@@ -5901,6 +8124,15 @@
         </w:rPr>
         <w:t>Locale and Population of the Study</w:t>
       </w:r>
+      <w:r>
+        <w:fldChar w:fldCharType="begin"/>
+      </w:r>
+      <w:r>
+        <w:instrText xml:space="preserve"> TC "Locale and Population of the Study" \f c \l 2 </w:instrText>
+      </w:r>
+      <w:r>
+        <w:fldChar w:fldCharType="end"/>
+      </w:r>
     </w:p>
     <w:p>
       <w:pPr>
@@ -5942,8 +8174,17 @@
           <w:szCs w:val="24"/>
           <w:lang w:val="en-US"/>
         </w:rPr>
+        <w:t xml:space="preserve">The participants were purposively selected based on their direct involvement in the enrollment and auditing processes at Kalinga State University. This group includes the six Program Chairpersons of the CEIT, who provided the domain expertise necessary to ensure the system’s logic aligns with </w:t>
+      </w:r>
+      <w:r>
+        <w:rPr>
+          <w:rFonts w:ascii="Courier New" w:hAnsi="Courier New" w:cs="Courier New"/>
+          <w:sz w:val="24"/>
+          <w:szCs w:val="24"/>
+          <w:lang w:val="en-US"/>
+        </w:rPr>
         <w:lastRenderedPageBreak/>
-        <w:t>The participants were purposively selected based on their direct involvement in the enrollment and auditing processes at Kalinga State University. This group includes the six Program Chairpersons of the CEIT, who provided the domain expertise necessary to ensure the system’s logic aligns with actual university policies and prerequisite standards. To capture the technical perspective, IT experts were engaged to provide a rigorous critique of the system’s architecture, security protocols, and compliance with international software standards. Additionally, the study included students who have personally experienced prerequisite violations; these individuals provided critical data via Google Form regarding the real-world impact of manual auditing errors on their academic progression. By integrating feedback from administrators, technical experts, and the affected student body, the researchers ensured a comprehensive validation of the system’s functional and institutional requirements.</w:t>
+        <w:t>actual university policies and prerequisite standards. To capture the technical perspective, IT experts were engaged to provide a rigorous critique of the system’s architecture, security protocols, and compliance with international software standards. Additionally, the study included students who have personally experienced prerequisite violations; these individuals provided critical data via Google Form regarding the real-world impact of manual auditing errors on their academic progression. By integrating feedback from administrators, technical experts, and the affected student body, the researchers ensured a comprehensive validation of the system’s functional and institutional requirements.</w:t>
       </w:r>
     </w:p>
     <w:p>
@@ -5983,6 +8224,15 @@
         </w:rPr>
         <w:t>Data Gathering Techniques</w:t>
       </w:r>
+      <w:r>
+        <w:fldChar w:fldCharType="begin"/>
+      </w:r>
+      <w:r>
+        <w:instrText xml:space="preserve"> TC "Data Gathering Techniques" \f c \l 2 </w:instrText>
+      </w:r>
+      <w:r>
+        <w:fldChar w:fldCharType="end"/>
+      </w:r>
     </w:p>
     <w:p>
       <w:pPr>
@@ -6032,7 +8282,6 @@
           <w:szCs w:val="24"/>
           <w:lang w:val="en-US"/>
         </w:rPr>
-        <w:lastRenderedPageBreak/>
         <w:tab/>
         <w:t xml:space="preserve">Document Analysis. </w:t>
       </w:r>
@@ -6043,7 +8292,17 @@
           <w:szCs w:val="24"/>
           <w:lang w:val="en-US"/>
         </w:rPr>
-        <w:t>The researchers meticulously reviewed official university documents, including the KSU-CEIT curriculum maps, the KSU Student Handbook, the KSU Operations Manual: Student Development Services &amp; Placement Guide, and CHED-mandated prerequisite sequences. The Student Handbook's definitions of prerequisite, co-requisite and Incomplete (INC) grades, and the Operations Manual's classification of year levels and of regular and irregular students, served as the foundational logic for programming the Audit Engine.</w:t>
+        <w:t xml:space="preserve">The researchers meticulously reviewed official university documents, including the KSU-CEIT curriculum maps, the KSU Student Handbook, the KSU Operations Manual: Student Development Services &amp; Placement Guide, and CHED-mandated prerequisite sequences. The Student Handbook's definitions of prerequisite, co-requisite and Incomplete </w:t>
+      </w:r>
+      <w:r>
+        <w:rPr>
+          <w:rFonts w:ascii="Courier New" w:hAnsi="Courier New" w:cs="Courier New"/>
+          <w:sz w:val="24"/>
+          <w:szCs w:val="24"/>
+          <w:lang w:val="en-US"/>
+        </w:rPr>
+        <w:lastRenderedPageBreak/>
+        <w:t>(INC) grades, and the Operations Manual's classification of year levels and of regular and irregular students, served as the foundational logic for programming the Audit Engine.</w:t>
       </w:r>
     </w:p>
     <w:p>
@@ -6116,6 +8375,15 @@
         </w:rPr>
         <w:t>Data Gathering Tools</w:t>
       </w:r>
+      <w:r>
+        <w:fldChar w:fldCharType="begin"/>
+      </w:r>
+      <w:r>
+        <w:instrText xml:space="preserve"> TC "Data Gathering Tools" \f c \l 2 </w:instrText>
+      </w:r>
+      <w:r>
+        <w:fldChar w:fldCharType="end"/>
+      </w:r>
     </w:p>
     <w:p>
       <w:pPr>
@@ -6195,14 +8463,13 @@
           <w:sz w:val="24"/>
           <w:szCs w:val="24"/>
         </w:rPr>
-        <w:lastRenderedPageBreak/>
         <w:t>This tool is designed to collect qualitative data from the Program Chairpersons. It focuses on identifying current manual workflows, administrative deficiencies, and the frequency of prerequisite oversights during enrollment.</w:t>
       </w:r>
     </w:p>
     <w:p>
       <w:pPr>
         <w:keepNext/>
-        <w:spacing w:after="0" w:line="480" w:lineRule="auto" w:before="240"/>
+        <w:spacing w:before="240" w:after="0" w:line="480" w:lineRule="auto"/>
         <w:jc w:val="both"/>
         <w:rPr>
           <w:rFonts w:ascii="Courier New" w:hAnsi="Courier New" w:cs="Courier New"/>
@@ -6222,6 +8489,7 @@
           <w:sz w:val="24"/>
           <w:szCs w:val="24"/>
         </w:rPr>
+        <w:lastRenderedPageBreak/>
         <w:t xml:space="preserve">Survey Questionnaire </w:t>
       </w:r>
     </w:p>
@@ -6464,6 +8732,15 @@
         </w:rPr>
         <w:t>Sources of the Data</w:t>
       </w:r>
+      <w:r>
+        <w:fldChar w:fldCharType="begin"/>
+      </w:r>
+      <w:r>
+        <w:instrText xml:space="preserve"> TC "Sources of the Data" \f c \l 2 </w:instrText>
+      </w:r>
+      <w:r>
+        <w:fldChar w:fldCharType="end"/>
+      </w:r>
     </w:p>
     <w:p>
       <w:pPr>
@@ -6484,13 +8761,23 @@
           <w:szCs w:val="24"/>
           <w:lang w:val="en-US"/>
         </w:rPr>
-        <w:t>The information required for this study was derived from two distinct categories to ensure both practical and technical validation. The primary sources of data consisted of the six Program Chairpersons of the CEIT and selected IT experts, who provided domain expertise and technical evaluation scores, as well as students who have personally experienced prerequisite violations and offered direct feedback regarding the deficiencies of the manual auditing process. Supplementing these human sources were secondary data points, which included official Kalinga State University curriculum maps, student handbooks, and class lists exported from the KSU Management Information System (MIS), in the format provided by the Program Chairpersons. The format for importing curricula was designed by the researchers. By synthesizing the qualitative insights from these participants with the quantitative benchmarks found in existing institutional literature and automated academic auditing records, the researchers established a comprehensive data foundation for the development and evaluation of the proposed system.</w:t>
+        <w:t xml:space="preserve">The information required for this study was derived from two distinct categories to ensure both practical and technical validation. The primary sources of data consisted of the six Program Chairpersons of the CEIT and selected IT experts, who </w:t>
+      </w:r>
+      <w:r>
+        <w:rPr>
+          <w:rFonts w:ascii="Courier New" w:hAnsi="Courier New" w:cs="Courier New"/>
+          <w:sz w:val="24"/>
+          <w:szCs w:val="24"/>
+          <w:lang w:val="en-US"/>
+        </w:rPr>
+        <w:lastRenderedPageBreak/>
+        <w:t>provided domain expertise and technical evaluation scores, as well as students who have personally experienced prerequisite violations and offered direct feedback regarding the deficiencies of the manual auditing process. Supplementing these human sources were secondary data points, which included official Kalinga State University curriculum maps, student handbooks, and class lists exported from the KSU Management Information System (MIS), in the format provided by the Program Chairpersons. The format for importing curricula was designed by the researchers. By synthesizing the qualitative insights from these participants with the quantitative benchmarks found in existing institutional literature and automated academic auditing records, the researchers established a comprehensive data foundation for the development and evaluation of the proposed system.</w:t>
       </w:r>
     </w:p>
     <w:p>
       <w:pPr>
         <w:keepNext/>
-        <w:spacing w:after="0" w:line="480" w:lineRule="auto" w:before="240"/>
+        <w:spacing w:before="240" w:after="0" w:line="480" w:lineRule="auto"/>
         <w:jc w:val="both"/>
         <w:rPr>
           <w:rFonts w:ascii="Courier New" w:hAnsi="Courier New" w:cs="Courier New"/>
@@ -6511,6 +8798,15 @@
           <w:lang w:val="en-US"/>
         </w:rPr>
         <w:t>Data Analysis</w:t>
+      </w:r>
+      <w:r>
+        <w:fldChar w:fldCharType="begin"/>
+      </w:r>
+      <w:r>
+        <w:instrText xml:space="preserve"> TC "Data Analysis" \f c \l 2 </w:instrText>
+      </w:r>
+      <w:r>
+        <w:fldChar w:fldCharType="end"/>
       </w:r>
     </w:p>
     <w:p>
@@ -6534,8 +8830,17 @@
           <w:szCs w:val="24"/>
           <w:lang w:val="en-US"/>
         </w:rPr>
+        <w:t xml:space="preserve">The data gathered from the evaluation was analyzed using the Weighted Mean. This statistical method allowed the researchers to calculate the average response for each ISO characteristic, providing a clear numerical value that represented the overall quality of the Auditrix system. These findings were then used to justify the system's capability to </w:t>
+      </w:r>
+      <w:r>
+        <w:rPr>
+          <w:rFonts w:ascii="Courier New" w:hAnsi="Courier New" w:cs="Courier New"/>
+          <w:sz w:val="24"/>
+          <w:szCs w:val="24"/>
+          <w:lang w:val="en-US"/>
+        </w:rPr>
         <w:lastRenderedPageBreak/>
-        <w:t>The data gathered from the evaluation was analyzed using the Weighted Mean. This statistical method allowed the researchers to calculate the average response for each ISO characteristic, providing a clear numerical value that represented the overall quality of the Auditrix system. These findings were then used to justify the system's capability to replace or enhance the current manual processes at Kalinga State University.</w:t>
+        <w:t>replace or enhance the current manual processes at Kalinga State University.</w:t>
       </w:r>
     </w:p>
     <w:p>
@@ -6562,6 +8867,15 @@
         </w:rPr>
         <w:t>Software Development Tools</w:t>
       </w:r>
+      <w:r>
+        <w:fldChar w:fldCharType="begin"/>
+      </w:r>
+      <w:r>
+        <w:instrText xml:space="preserve"> TC "Software Development Tools" \f c \l 2 </w:instrText>
+      </w:r>
+      <w:r>
+        <w:fldChar w:fldCharType="end"/>
+      </w:r>
     </w:p>
     <w:p>
       <w:pPr>
@@ -6652,9 +8966,44 @@
           <w:szCs w:val="24"/>
           <w:lang w:val="en-US"/>
         </w:rPr>
+        <w:tab/>
+        <w:t>Tailwind CSS.</w:t>
+      </w:r>
+      <w:r>
+        <w:rPr>
+          <w:rFonts w:ascii="Courier New" w:hAnsi="Courier New" w:cs="Courier New"/>
+          <w:sz w:val="24"/>
+          <w:szCs w:val="24"/>
+          <w:lang w:val="en-US"/>
+        </w:rPr>
+        <w:t xml:space="preserve"> This utility-first CSS framework was used to design a professional, "Command Center" style dashboard. It ensured that the system was fully mobile-responsive, allowing the user to access the auditing tools across various devices, including desktop computers, tablets, and smartphones, without compromising the layout or functionality.</w:t>
+      </w:r>
+    </w:p>
+    <w:p>
+      <w:pPr>
+        <w:spacing w:line="480" w:lineRule="auto"/>
+        <w:jc w:val="both"/>
+        <w:rPr>
+          <w:rFonts w:ascii="Courier New" w:hAnsi="Courier New" w:cs="Courier New"/>
+          <w:sz w:val="24"/>
+          <w:szCs w:val="24"/>
+          <w:lang w:val="en-US"/>
+        </w:rPr>
+      </w:pPr>
+      <w:r>
+        <w:rPr>
+          <w:rFonts w:ascii="Courier New" w:hAnsi="Courier New" w:cs="Courier New"/>
+          <w:b/>
+          <w:bCs/>
+          <w:i/>
+          <w:iCs/>
+          <w:sz w:val="24"/>
+          <w:szCs w:val="24"/>
+          <w:lang w:val="en-US"/>
+        </w:rPr>
         <w:lastRenderedPageBreak/>
         <w:tab/>
-        <w:t>Tailwind CSS.</w:t>
+        <w:t>Supabase.</w:t>
       </w:r>
       <w:r>
         <w:rPr>
@@ -6663,7 +9012,7 @@
           <w:szCs w:val="24"/>
           <w:lang w:val="en-US"/>
         </w:rPr>
-        <w:t xml:space="preserve"> This utility-first CSS framework was used to design a professional, "Command Center" style dashboard. It ensured that the system was fully mobile-responsive, allowing the user to access the auditing tools across various devices, including desktop computers, tablets, and smartphones, without compromising the layout or functionality.</w:t>
+        <w:t xml:space="preserve"> The researchers utilized Supabase as the backend-as-a-service (BaaS) provider. It hosted the PostgreSQL database for the secure storage of student records, grades and curriculum maps. Furthermore, it managed the system's user authentication and enforced row-level security policies, so that each chairperson can reach only their own program's data, to ensure that sensitive academic information was protected.</w:t>
       </w:r>
     </w:p>
     <w:p>
@@ -6689,7 +9038,7 @@
           <w:lang w:val="en-US"/>
         </w:rPr>
         <w:tab/>
-        <w:t>Supabase.</w:t>
+        <w:t>Figma.</w:t>
       </w:r>
       <w:r>
         <w:rPr>
@@ -6698,7 +9047,7 @@
           <w:szCs w:val="24"/>
           <w:lang w:val="en-US"/>
         </w:rPr>
-        <w:t xml:space="preserve"> The researchers utilized Supabase as the backend-as-a-service (BaaS) provider. It hosted the PostgreSQL database for the secure storage of student records, grades and curriculum maps. Furthermore, it managed the system's user authentication and enforced row-level security policies, so that each chairperson can reach only their own program's data, to ensure that sensitive academic information was protected.</w:t>
+        <w:t xml:space="preserve"> During the design phase, Figma was employed as the primary prototyping tool. The researchers created high-fidelity wireframes and interactive mockups to visualize the user flow and interface layout. This ensured that the system's design was validated for usability before the actual implementation (coding) phase began.</w:t>
       </w:r>
     </w:p>
     <w:p>
@@ -6724,7 +9073,7 @@
           <w:lang w:val="en-US"/>
         </w:rPr>
         <w:tab/>
-        <w:t>Figma.</w:t>
+        <w:t>TypeScript.</w:t>
       </w:r>
       <w:r>
         <w:rPr>
@@ -6733,7 +9082,7 @@
           <w:szCs w:val="24"/>
           <w:lang w:val="en-US"/>
         </w:rPr>
-        <w:t xml:space="preserve"> During the design phase, Figma was employed as the primary prototyping tool. The researchers created high-fidelity wireframes and interactive mockups to visualize the user flow and interface layout. This ensured that the system's design was validated for usability before the actual implementation (coding) phase began.</w:t>
+        <w:t xml:space="preserve"> The system was written in TypeScript, which adds type checking to JavaScript. The audit rules are kept in a separate module of plain TypeScript code with no framework code, so that they can be tested on their own.</w:t>
       </w:r>
     </w:p>
     <w:p>
@@ -6758,9 +9107,44 @@
           <w:szCs w:val="24"/>
           <w:lang w:val="en-US"/>
         </w:rPr>
+        <w:tab/>
+        <w:t>@react-pdf/renderer.</w:t>
+      </w:r>
+      <w:r>
+        <w:rPr>
+          <w:rFonts w:ascii="Courier New" w:hAnsi="Courier New" w:cs="Courier New"/>
+          <w:sz w:val="24"/>
+          <w:szCs w:val="24"/>
+          <w:lang w:val="en-US"/>
+        </w:rPr>
+        <w:t xml:space="preserve"> This library was used to produce the PDF export of a curriculum version.</w:t>
+      </w:r>
+    </w:p>
+    <w:p>
+      <w:pPr>
+        <w:spacing w:line="480" w:lineRule="auto"/>
+        <w:jc w:val="both"/>
+        <w:rPr>
+          <w:rFonts w:ascii="Courier New" w:hAnsi="Courier New" w:cs="Courier New"/>
+          <w:sz w:val="24"/>
+          <w:szCs w:val="24"/>
+          <w:lang w:val="en-US"/>
+        </w:rPr>
+      </w:pPr>
+      <w:r>
+        <w:rPr>
+          <w:rFonts w:ascii="Courier New" w:hAnsi="Courier New" w:cs="Courier New"/>
+          <w:b/>
+          <w:bCs/>
+          <w:i/>
+          <w:iCs/>
+          <w:sz w:val="24"/>
+          <w:szCs w:val="24"/>
+          <w:lang w:val="en-US"/>
+        </w:rPr>
         <w:lastRenderedPageBreak/>
         <w:tab/>
-        <w:t>TypeScript.</w:t>
+        <w:t>Node.js Test Runner and Playwright.</w:t>
       </w:r>
       <w:r>
         <w:rPr>
@@ -6769,7 +9153,7 @@
           <w:szCs w:val="24"/>
           <w:lang w:val="en-US"/>
         </w:rPr>
-        <w:t xml:space="preserve"> The system was written in TypeScript, which adds type checking to JavaScript. The audit rules are kept in a separate module of plain TypeScript code with no framework code, so that they can be tested on their own.</w:t>
+        <w:t xml:space="preserve"> The automated tests were written with the test runner built into Node.js, and Playwright was used to script a web browser for the functional (end-to-end) testing of the system.</w:t>
       </w:r>
     </w:p>
     <w:p>
@@ -6782,79 +9166,9 @@
           <w:szCs w:val="24"/>
           <w:lang w:val="en-US"/>
         </w:rPr>
-      </w:pPr>
-      <w:r>
-        <w:rPr>
-          <w:rFonts w:ascii="Courier New" w:hAnsi="Courier New" w:cs="Courier New"/>
-          <w:b/>
-          <w:bCs/>
-          <w:i/>
-          <w:iCs/>
-          <w:sz w:val="24"/>
-          <w:szCs w:val="24"/>
-          <w:lang w:val="en-US"/>
-        </w:rPr>
-        <w:tab/>
-        <w:t>@react-pdf/renderer.</w:t>
-      </w:r>
-      <w:r>
-        <w:rPr>
-          <w:rFonts w:ascii="Courier New" w:hAnsi="Courier New" w:cs="Courier New"/>
-          <w:sz w:val="24"/>
-          <w:szCs w:val="24"/>
-          <w:lang w:val="en-US"/>
-        </w:rPr>
-        <w:t xml:space="preserve"> This library was used to produce the PDF export of a curriculum version.</w:t>
-      </w:r>
-    </w:p>
-    <w:p>
-      <w:pPr>
-        <w:spacing w:line="480" w:lineRule="auto"/>
-        <w:jc w:val="both"/>
-        <w:rPr>
-          <w:rFonts w:ascii="Courier New" w:hAnsi="Courier New" w:cs="Courier New"/>
-          <w:sz w:val="24"/>
-          <w:szCs w:val="24"/>
-          <w:lang w:val="en-US"/>
-        </w:rPr>
-      </w:pPr>
-      <w:r>
-        <w:rPr>
-          <w:rFonts w:ascii="Courier New" w:hAnsi="Courier New" w:cs="Courier New"/>
-          <w:b/>
-          <w:bCs/>
-          <w:i/>
-          <w:iCs/>
-          <w:sz w:val="24"/>
-          <w:szCs w:val="24"/>
-          <w:lang w:val="en-US"/>
-        </w:rPr>
-        <w:tab/>
-        <w:t>Node.js Test Runner and Playwright.</w:t>
-      </w:r>
-      <w:r>
-        <w:rPr>
-          <w:rFonts w:ascii="Courier New" w:hAnsi="Courier New" w:cs="Courier New"/>
-          <w:sz w:val="24"/>
-          <w:szCs w:val="24"/>
-          <w:lang w:val="en-US"/>
-        </w:rPr>
-        <w:t xml:space="preserve"> The automated tests were written with the test runner built into Node.js, and Playwright was used to script a web browser for the functional (end-to-end) testing of the system.</w:t>
-      </w:r>
-    </w:p>
-    <w:p>
-      <w:pPr>
-        <w:spacing w:line="480" w:lineRule="auto"/>
-        <w:jc w:val="both"/>
-        <w:rPr>
-          <w:rFonts w:ascii="Courier New" w:hAnsi="Courier New" w:cs="Courier New"/>
-          <w:sz w:val="24"/>
-          <w:szCs w:val="24"/>
-          <w:lang w:val="en-US"/>
-        </w:rPr>
         <w:sectPr>
-          <w:headerReference w:type="first" r:id="rId17"/>
-          <w:headerReference w:type="default" r:id="rId19"/>
+          <w:headerReference w:type="default" r:id="rId18"/>
+          <w:headerReference w:type="first" r:id="rId19"/>
           <w:pgSz w:w="12242" w:h="15842"/>
           <w:pgMar w:top="1440" w:right="1440" w:bottom="1440" w:left="2160" w:header="709" w:footer="709" w:gutter="0"/>
           <w:cols w:space="708"/>
@@ -6907,7 +9221,17 @@
           <w:sz w:val="24"/>
           <w:szCs w:val="24"/>
         </w:rPr>
+        <w:lastRenderedPageBreak/>
         <w:t>Chapter 4</w:t>
+      </w:r>
+      <w:r>
+        <w:fldChar w:fldCharType="begin"/>
+      </w:r>
+      <w:r>
+        <w:instrText xml:space="preserve"> TC "CHAPTER 4  RESULTS AND DISCUSSION" \f c \l 1 </w:instrText>
+      </w:r>
+      <w:r>
+        <w:fldChar w:fldCharType="end"/>
       </w:r>
     </w:p>
     <w:p>
@@ -6951,41 +9275,40 @@
           <w:sz w:val="24"/>
           <w:szCs w:val="24"/>
         </w:rPr>
-        <w:t xml:space="preserve">This chapter presents the analysis, presentation, discussion, and findings of the study gathered by the researchers. Data collected from the six (6) Program Chairpersons of the College of Engineering and Information </w:t>
-      </w:r>
-      <w:r>
-        <w:rPr>
-          <w:rFonts w:ascii="Courier New" w:hAnsi="Courier New" w:cs="Courier New"/>
-          <w:sz w:val="24"/>
-          <w:szCs w:val="24"/>
-        </w:rPr>
-        <w:lastRenderedPageBreak/>
-        <w:t>Technology (CEIT), selected IT experts, and students who experienced prerequisite violations are systematically organized, interpreted, and analyzed. The presentation of results corresponds directly to the Statement of the Problem: (1) the current process for evaluating students' prerequisite compliance with the curriculum, (2) the problems encountered in that process, (3) the design of a curriculum audit system to ensure prerequisite compliance, and (4) the level of compliance of the proposed system, Auditrix, to the ISO/IEC 25010 software quality standard. The results of the testing done on the developed system are presented before SOP No. 4.</w:t>
+        <w:t>This chapter presents the analysis, presentation, discussion, and findings of the study gathered by the researchers. Data collected from the six (6) Program Chairpersons of the College of Engineering and Information Technology (CEIT), selected IT experts, and students who experienced prerequisite violations are systematically organized, interpreted, and analyzed. The presentation of results corresponds directly to the Statement of the Problem: (1) the current process for evaluating students' prerequisite compliance with the curriculum, (2) the problems encountered in that process, (3) the design of a curriculum audit system to ensure prerequisite compliance, and (4) the level of compliance of the proposed system, Auditrix, to the ISO/IEC 25010 software quality standard. The results of the testing done on the developed system are presented before SOP No. 4.</w:t>
       </w:r>
     </w:p>
     <w:p>
       <w:pPr>
         <w:keepNext/>
-        <w:spacing w:line="480" w:lineRule="auto" w:before="240"/>
-        <w:jc w:val="both"/>
-        <w:rPr>
-          <w:rFonts w:ascii="Courier New" w:hAnsi="Courier New" w:cs="Courier New"/>
-          <w:b/>
-          <w:bCs/>
-          <w:sz w:val="24"/>
-          <w:szCs w:val="24"/>
-        </w:rPr>
-      </w:pPr>
-      <w:r>
-        <w:rPr>
-          <w:rFonts w:ascii="Courier New" w:hAnsi="Courier New" w:cs="Courier New"/>
-          <w:b/>
-          <w:bCs/>
-          <w:sz w:val="24"/>
-          <w:szCs w:val="24"/>
-        </w:rPr>
-        <w:lastRenderedPageBreak/>
+        <w:spacing w:before="240" w:line="480" w:lineRule="auto"/>
+        <w:jc w:val="both"/>
+        <w:rPr>
+          <w:rFonts w:ascii="Courier New" w:hAnsi="Courier New" w:cs="Courier New"/>
+          <w:b/>
+          <w:bCs/>
+          <w:sz w:val="24"/>
+          <w:szCs w:val="24"/>
+        </w:rPr>
+      </w:pPr>
+      <w:r>
+        <w:rPr>
+          <w:rFonts w:ascii="Courier New" w:hAnsi="Courier New" w:cs="Courier New"/>
+          <w:b/>
+          <w:bCs/>
+          <w:sz w:val="24"/>
+          <w:szCs w:val="24"/>
+        </w:rPr>
         <w:t>Process of the Existing System (SOP No. 1)</w:t>
+      </w:r>
+      <w:r>
+        <w:fldChar w:fldCharType="begin"/>
+      </w:r>
+      <w:r>
+        <w:instrText xml:space="preserve"> TC "Process of the Existing System (SOP No. 1)" \f c \l 2 </w:instrText>
+      </w:r>
+      <w:r>
+        <w:fldChar w:fldCharType="end"/>
       </w:r>
     </w:p>
     <w:p>
@@ -7005,7 +9328,16 @@
           <w:sz w:val="24"/>
           <w:szCs w:val="24"/>
         </w:rPr>
-        <w:t>Based on data gathered through preliminary structured interviews with the six (6) Program Chairpersons at KSU-CEIT, the current mechanism for evaluating student prerequisite compliance remains predominantly dependent on decentralized, manual methods. Kalinga State University maintains a central Management Information System (MIS) that stores historical final grades and manages registration data; however, this MIS was not built to analyze whether a student's completed subjects actually follow the prescribed curriculum sequence. As a result, prerequisite checking still relies on traditional paper-based or legacy cross-referencing even with the MIS in place, and inconsistencies are frequently not flagged during the enrollment phase itself.</w:t>
+        <w:t xml:space="preserve">Based on data gathered through preliminary structured interviews with the six (6) Program Chairpersons at KSU-CEIT, the current mechanism for evaluating student prerequisite </w:t>
+      </w:r>
+      <w:r>
+        <w:rPr>
+          <w:rFonts w:ascii="Courier New" w:hAnsi="Courier New" w:cs="Courier New"/>
+          <w:sz w:val="24"/>
+          <w:szCs w:val="24"/>
+        </w:rPr>
+        <w:lastRenderedPageBreak/>
+        <w:t>compliance remains predominantly dependent on decentralized, manual methods. Kalinga State University maintains a central Management Information System (MIS) that stores historical final grades and manages registration data; however, this MIS was not built to analyze whether a student's completed subjects actually follow the prescribed curriculum sequence. As a result, prerequisite checking still relies on traditional paper-based or legacy cross-referencing even with the MIS in place, and inconsistencies are frequently not flagged during the enrollment phase itself.</w:t>
       </w:r>
     </w:p>
     <w:p>
@@ -7055,16 +9387,7 @@
           <w:sz w:val="24"/>
           <w:szCs w:val="24"/>
         </w:rPr>
-        <w:t xml:space="preserve">Students access the MIS portal to initiate enrollment and select the subjects they wish to add. Many students use the "Enroll All" button, which automatically queues every available subject into a pending status without validating historical grades against prerequisite or corequisite requirements. Because students </w:t>
-      </w:r>
-      <w:r>
-        <w:rPr>
-          <w:rFonts w:ascii="Courier New" w:hAnsi="Courier New" w:cs="Courier New"/>
-          <w:sz w:val="24"/>
-          <w:szCs w:val="24"/>
-        </w:rPr>
-        <w:lastRenderedPageBreak/>
-        <w:t>can view their own records but are not proactively warned about ineligibility, they may select subjects they are not yet qualified to take.</w:t>
+        <w:t>Students access the MIS portal to initiate enrollment and select the subjects they wish to add. Many students use the "Enroll All" button, which automatically queues every available subject into a pending status without validating historical grades against prerequisite or corequisite requirements. Because students can view their own records but are not proactively warned about ineligibility, they may select subjects they are not yet qualified to take.</w:t>
       </w:r>
     </w:p>
     <w:p>
@@ -7086,6 +9409,7 @@
           <w:sz w:val="24"/>
           <w:szCs w:val="24"/>
         </w:rPr>
+        <w:lastRenderedPageBreak/>
         <w:t xml:space="preserve">Manual Record Auditing. </w:t>
       </w:r>
       <w:r>
@@ -7162,7 +9486,7 @@
           <w:p>
             <w:pPr>
               <w:keepNext/>
-              <w:spacing w:line="264" w:lineRule="auto" w:before="40" w:after="40"/>
+              <w:spacing w:before="40" w:after="40" w:line="264" w:lineRule="auto"/>
               <w:jc w:val="center"/>
               <w:rPr>
                 <w:rFonts w:ascii="Courier New" w:hAnsi="Courier New" w:cs="Courier New"/>
@@ -7180,7 +9504,6 @@
                 <w:sz w:val="24"/>
                 <w:szCs w:val="24"/>
               </w:rPr>
-              <w:lastRenderedPageBreak/>
               <w:t>[INPUT]</w:t>
             </w:r>
           </w:p>
@@ -7192,7 +9515,7 @@
           <w:p>
             <w:pPr>
               <w:keepNext/>
-              <w:spacing w:line="264" w:lineRule="auto" w:before="40" w:after="40"/>
+              <w:spacing w:before="40" w:after="40" w:line="264" w:lineRule="auto"/>
               <w:jc w:val="center"/>
               <w:rPr>
                 <w:rFonts w:ascii="Courier New" w:hAnsi="Courier New" w:cs="Courier New"/>
@@ -7221,7 +9544,7 @@
           <w:p>
             <w:pPr>
               <w:keepNext/>
-              <w:spacing w:line="264" w:lineRule="auto" w:before="40" w:after="40"/>
+              <w:spacing w:before="40" w:after="40" w:line="264" w:lineRule="auto"/>
               <w:jc w:val="center"/>
               <w:rPr>
                 <w:rFonts w:ascii="Courier New" w:hAnsi="Courier New" w:cs="Courier New"/>
@@ -7255,7 +9578,7 @@
           <w:p>
             <w:pPr>
               <w:keepNext/>
-              <w:spacing w:line="264" w:lineRule="auto" w:before="40" w:after="40"/>
+              <w:spacing w:before="40" w:after="40" w:line="264" w:lineRule="auto"/>
               <w:jc w:val="both"/>
               <w:rPr>
                 <w:rFonts w:ascii="Courier New" w:hAnsi="Courier New" w:cs="Courier New"/>
@@ -7280,7 +9603,7 @@
           <w:p>
             <w:pPr>
               <w:keepNext/>
-              <w:spacing w:line="264" w:lineRule="auto" w:before="40" w:after="40"/>
+              <w:spacing w:before="40" w:after="40" w:line="264" w:lineRule="auto"/>
               <w:jc w:val="both"/>
               <w:rPr>
                 <w:rFonts w:ascii="Courier New" w:hAnsi="Courier New" w:cs="Courier New"/>
@@ -7305,7 +9628,7 @@
           <w:p>
             <w:pPr>
               <w:keepNext/>
-              <w:spacing w:line="264" w:lineRule="auto" w:before="40" w:after="40"/>
+              <w:spacing w:before="40" w:after="40" w:line="264" w:lineRule="auto"/>
               <w:jc w:val="both"/>
               <w:rPr>
                 <w:rFonts w:ascii="Courier New" w:hAnsi="Courier New" w:cs="Courier New"/>
@@ -7335,7 +9658,7 @@
           <w:p>
             <w:pPr>
               <w:keepNext/>
-              <w:spacing w:line="264" w:lineRule="auto" w:before="40" w:after="40"/>
+              <w:spacing w:before="40" w:after="40" w:line="264" w:lineRule="auto"/>
               <w:jc w:val="both"/>
               <w:rPr>
                 <w:rFonts w:ascii="Courier New" w:hAnsi="Courier New" w:cs="Courier New"/>
@@ -7360,7 +9683,7 @@
           <w:p>
             <w:pPr>
               <w:keepNext/>
-              <w:spacing w:line="264" w:lineRule="auto" w:before="40" w:after="40"/>
+              <w:spacing w:before="40" w:after="40" w:line="264" w:lineRule="auto"/>
               <w:jc w:val="both"/>
               <w:rPr>
                 <w:rFonts w:ascii="Courier New" w:hAnsi="Courier New" w:cs="Courier New"/>
@@ -7385,7 +9708,7 @@
           <w:p>
             <w:pPr>
               <w:keepNext/>
-              <w:spacing w:line="264" w:lineRule="auto" w:before="40" w:after="40"/>
+              <w:spacing w:before="40" w:after="40" w:line="264" w:lineRule="auto"/>
               <w:jc w:val="both"/>
               <w:rPr>
                 <w:rFonts w:ascii="Courier New" w:hAnsi="Courier New" w:cs="Courier New"/>
@@ -7415,7 +9738,7 @@
           <w:p>
             <w:pPr>
               <w:keepNext/>
-              <w:spacing w:line="264" w:lineRule="auto" w:before="40" w:after="40"/>
+              <w:spacing w:before="40" w:after="40" w:line="264" w:lineRule="auto"/>
               <w:jc w:val="both"/>
               <w:rPr>
                 <w:rFonts w:ascii="Courier New" w:hAnsi="Courier New" w:cs="Courier New"/>
@@ -7440,7 +9763,7 @@
           <w:p>
             <w:pPr>
               <w:keepNext/>
-              <w:spacing w:line="264" w:lineRule="auto" w:before="40" w:after="40"/>
+              <w:spacing w:before="40" w:after="40" w:line="264" w:lineRule="auto"/>
               <w:jc w:val="both"/>
               <w:rPr>
                 <w:rFonts w:ascii="Courier New" w:hAnsi="Courier New" w:cs="Courier New"/>
@@ -7465,7 +9788,7 @@
           <w:p>
             <w:pPr>
               <w:keepNext/>
-              <w:spacing w:line="264" w:lineRule="auto" w:before="40" w:after="40"/>
+              <w:spacing w:before="40" w:after="40" w:line="264" w:lineRule="auto"/>
               <w:jc w:val="both"/>
               <w:rPr>
                 <w:rFonts w:ascii="Courier New" w:hAnsi="Courier New" w:cs="Courier New"/>
@@ -7487,7 +9810,7 @@
     </w:tbl>
     <w:p>
       <w:pPr>
-        <w:spacing w:line="480" w:lineRule="auto" w:before="120"/>
+        <w:spacing w:before="120" w:line="480" w:lineRule="auto"/>
         <w:jc w:val="center"/>
         <w:rPr>
           <w:rFonts w:ascii="Courier New" w:hAnsi="Courier New" w:cs="Courier New"/>
@@ -7505,31 +9828,50 @@
           <w:sz w:val="24"/>
           <w:szCs w:val="24"/>
         </w:rPr>
-        <w:t>Figure 4.1</w:t>
+        <w:t>Figure 4.1. Input-Process-Output Diagram of the Existing System</w:t>
+      </w:r>
+      <w:r>
+        <w:fldChar w:fldCharType="begin"/>
+      </w:r>
+      <w:r>
+        <w:instrText xml:space="preserve"> TC "Figure 4.1. Input-Process-Output Diagram of the Existing System" \f f \l 1 </w:instrText>
+      </w:r>
+      <w:r>
+        <w:fldChar w:fldCharType="end"/>
       </w:r>
     </w:p>
     <w:p>
       <w:pPr>
         <w:keepNext/>
-        <w:spacing w:line="480" w:lineRule="auto" w:before="240"/>
-        <w:jc w:val="both"/>
-        <w:rPr>
-          <w:rFonts w:ascii="Courier New" w:hAnsi="Courier New" w:cs="Courier New"/>
-          <w:b/>
-          <w:bCs/>
-          <w:sz w:val="24"/>
-          <w:szCs w:val="24"/>
-        </w:rPr>
-      </w:pPr>
-      <w:r>
-        <w:rPr>
-          <w:rFonts w:ascii="Courier New" w:hAnsi="Courier New" w:cs="Courier New"/>
-          <w:b/>
-          <w:bCs/>
-          <w:sz w:val="24"/>
-          <w:szCs w:val="24"/>
-        </w:rPr>
+        <w:spacing w:before="240" w:line="480" w:lineRule="auto"/>
+        <w:jc w:val="both"/>
+        <w:rPr>
+          <w:rFonts w:ascii="Courier New" w:hAnsi="Courier New" w:cs="Courier New"/>
+          <w:b/>
+          <w:bCs/>
+          <w:sz w:val="24"/>
+          <w:szCs w:val="24"/>
+        </w:rPr>
+      </w:pPr>
+      <w:r>
+        <w:rPr>
+          <w:rFonts w:ascii="Courier New" w:hAnsi="Courier New" w:cs="Courier New"/>
+          <w:b/>
+          <w:bCs/>
+          <w:sz w:val="24"/>
+          <w:szCs w:val="24"/>
+        </w:rPr>
+        <w:lastRenderedPageBreak/>
         <w:t>Problems Encountered in the Current System (SOP No. 2)</w:t>
+      </w:r>
+      <w:r>
+        <w:fldChar w:fldCharType="begin"/>
+      </w:r>
+      <w:r>
+        <w:instrText xml:space="preserve"> TC "Problems Encountered in the Current System (SOP No. 2)" \f c \l 2 </w:instrText>
+      </w:r>
+      <w:r>
+        <w:fldChar w:fldCharType="end"/>
       </w:r>
     </w:p>
     <w:p>
@@ -7579,16 +9921,7 @@
           <w:sz w:val="24"/>
           <w:szCs w:val="24"/>
         </w:rPr>
-        <w:t xml:space="preserve">Because the current MIS does not enforce structural blocks during digital enrollment selection, prerequisite violations frequently go unnoticed. These discrepancies are often discovered years later during </w:t>
-      </w:r>
-      <w:r>
-        <w:rPr>
-          <w:rFonts w:ascii="Courier New" w:hAnsi="Courier New" w:cs="Courier New"/>
-          <w:sz w:val="24"/>
-          <w:szCs w:val="24"/>
-        </w:rPr>
-        <w:lastRenderedPageBreak/>
-        <w:t>the final graduation audit, forcing senior students into unexpected residency extensions and heavy financial strain.</w:t>
+        <w:t>Because the current MIS does not enforce structural blocks during digital enrollment selection, prerequisite violations frequently go unnoticed. These discrepancies are often discovered years later during the final graduation audit, forcing senior students into unexpected residency extensions and heavy financial strain.</w:t>
       </w:r>
     </w:p>
     <w:p>
@@ -7648,7 +9981,16 @@
           <w:sz w:val="24"/>
           <w:szCs w:val="24"/>
         </w:rPr>
-        <w:t>Although students can view their own academic records through the MIS, the system does not proactively alert them when they are ineligible for a subject. Students may therefore unknowingly attempt to enroll in courses without having completed the necessary prerequisites, adding to the volume of cases the Chairperson must catch downstream.</w:t>
+        <w:t xml:space="preserve">Although students can view their own academic </w:t>
+      </w:r>
+      <w:r>
+        <w:rPr>
+          <w:rFonts w:ascii="Courier New" w:hAnsi="Courier New" w:cs="Courier New"/>
+          <w:sz w:val="24"/>
+          <w:szCs w:val="24"/>
+        </w:rPr>
+        <w:lastRenderedPageBreak/>
+        <w:t>records through the MIS, the system does not proactively alert them when they are ineligible for a subject. Students may therefore unknowingly attempt to enroll in courses without having completed the necessary prerequisites, adding to the volume of cases the Chairperson must catch downstream.</w:t>
       </w:r>
     </w:p>
     <w:p>
@@ -7665,7 +10007,6 @@
         <w:rPr>
           <w:noProof/>
         </w:rPr>
-        <w:lastRenderedPageBreak/>
         <w:drawing>
           <wp:inline distT="0" distB="0" distL="0" distR="0" wp14:anchorId="0B8AADDB" wp14:editId="623C5CC2">
             <wp:extent cx="5486400" cy="3099816"/>
@@ -7682,7 +10023,7 @@
                     <pic:cNvPicPr/>
                   </pic:nvPicPr>
                   <pic:blipFill>
-                    <a:blip r:embed="rId21"/>
+                    <a:blip r:embed="rId20"/>
                     <a:stretch>
                       <a:fillRect/>
                     </a:stretch>
@@ -7730,13 +10071,31 @@
           <w:sz w:val="24"/>
           <w:szCs w:val="24"/>
         </w:rPr>
-        <w:t>groups the three confirmed problems into their root-cause categories: People (Chairperson workload and human error; limited student awareness), Technology (the MIS's lack of automated audit logic; no proactive eligibility alerts), Process (reliance on paper-based/legacy cross-referencing; no structural block at enrollment), and Policy/Environment (verification enforced only at graduation audit; a compressed timeline that limits review depth) — all converging on the same effect: prerequisite violations that go undetected until the final graduation audit.</w:t>
+        <w:t xml:space="preserve">groups the three confirmed problems into their root-cause categories: People (Chairperson workload and human error; limited student awareness), Technology (the MIS's lack of automated audit logic; no proactive eligibility alerts), Process (reliance on paper-based/legacy cross-referencing; no structural block at enrollment), and Policy/Environment (verification enforced only at graduation audit; a compressed timeline that limits review depth) — all converging on the </w:t>
+      </w:r>
+      <w:r>
+        <w:rPr>
+          <w:rFonts w:ascii="Courier New" w:hAnsi="Courier New" w:cs="Courier New"/>
+          <w:sz w:val="24"/>
+          <w:szCs w:val="24"/>
+        </w:rPr>
+        <w:lastRenderedPageBreak/>
+        <w:t>same effect: prerequisite violations that go undetected until the final graduation audit.</w:t>
+      </w:r>
+      <w:r>
+        <w:fldChar w:fldCharType="begin"/>
+      </w:r>
+      <w:r>
+        <w:instrText xml:space="preserve"> TC "Figure 4.2. Ishikawa (Fishbone) Diagram of the Problems in the Existing System" \f f \l 1 </w:instrText>
+      </w:r>
+      <w:r>
+        <w:fldChar w:fldCharType="end"/>
       </w:r>
     </w:p>
     <w:p>
       <w:pPr>
         <w:keepNext/>
-        <w:spacing w:line="480" w:lineRule="auto" w:before="240"/>
+        <w:spacing w:before="240" w:line="480" w:lineRule="auto"/>
         <w:jc w:val="both"/>
         <w:rPr>
           <w:rFonts w:ascii="Courier New" w:hAnsi="Courier New" w:cs="Courier New"/>
@@ -7755,6 +10114,15 @@
           <w:szCs w:val="24"/>
         </w:rPr>
         <w:t>Narrative Description of the Proposed System (SOP No. 3)</w:t>
+      </w:r>
+      <w:r>
+        <w:fldChar w:fldCharType="begin"/>
+      </w:r>
+      <w:r>
+        <w:instrText xml:space="preserve"> TC "Narrative Description of the Proposed System (SOP No. 3)" \f c \l 2 </w:instrText>
+      </w:r>
+      <w:r>
+        <w:fldChar w:fldCharType="end"/>
       </w:r>
     </w:p>
     <w:p>
@@ -7792,16 +10160,7 @@
           <w:sz w:val="24"/>
           <w:szCs w:val="24"/>
         </w:rPr>
-        <w:t xml:space="preserve">, a web-based curriculum audit </w:t>
-      </w:r>
-      <w:r>
-        <w:rPr>
-          <w:rFonts w:ascii="Courier New" w:hAnsi="Courier New" w:cs="Courier New"/>
-          <w:sz w:val="24"/>
-          <w:szCs w:val="24"/>
-        </w:rPr>
-        <w:lastRenderedPageBreak/>
-        <w:t>system for Kalinga State University that automatically checks every subject a student has taken against the prerequisites, co-requisites and year-standing requirements of the student's curriculum. It was built for any college and program, and was tested with the BSCpE, BSIT and BSCE programs of the CEIT. The system was built using the Iterative and Incremental Development (IID) model, allowing the Audit Engine's logic to be reviewed with the adviser early and refined across three functional increments: (1) curriculum, student and grade records with a basic audit; (2) curriculum versions, imports, student movements and the redesigned interface; and (3) the term-based audit, automatic year levels, and the regular and irregular classification.</w:t>
+        <w:t>, a web-based curriculum audit system for Kalinga State University that automatically checks every subject a student has taken against the prerequisites, co-requisites and year-standing requirements of the student's curriculum. It was built for any college and program, and was tested with the BSCpE, BSIT and BSCE programs of the CEIT. The system was built using the Iterative and Incremental Development (IID) model, allowing the Audit Engine's logic to be reviewed with the adviser early and refined across three functional increments: (1) curriculum, student and grade records with a basic audit; (2) curriculum versions, imports, student movements and the redesigned interface; and (3) the term-based audit, automatic year levels, and the regular and irregular classification.</w:t>
       </w:r>
     </w:p>
     <w:p>
@@ -7831,7 +10190,7 @@
           <w:sz w:val="24"/>
           <w:szCs w:val="24"/>
         </w:rPr>
-        <w:t xml:space="preserve"> The system runs on Next.js 16 (App Router and server actions) with React 19 and TypeScript, styled with Tailwind CSS 4 in a KSU green theme designed for responsiveness across desktop, tablet, and mobile. Supabase serves as the backend-as-a-service, hosting the PostgreSQL database, authentication, and Row-Level Security (RLS) policies; the database schema is built step by step by 27 migration scripts. Curricula are exported to PDF with @react-</w:t>
+        <w:t xml:space="preserve"> The system runs on Next.js 16 (App Router and server actions) with React 19 and TypeScript, styled with Tailwind CSS 4 in a KSU green theme designed for responsiveness across desktop, tablet, and mobile. Supabase </w:t>
       </w:r>
       <w:r>
         <w:rPr>
@@ -7840,7 +10199,7 @@
           <w:szCs w:val="24"/>
         </w:rPr>
         <w:lastRenderedPageBreak/>
-        <w:t>pdf/renderer. Interface flows were prototyped as high-fidelity mockups in Figma prior to implementation.</w:t>
+        <w:t>serves as the backend-as-a-service, hosting the PostgreSQL database, authentication, and Row-Level Security (RLS) policies; the database schema is built step by step by 27 migration scripts. Curricula are exported to PDF with @react-pdf/renderer. Interface flows were prototyped as high-fidelity mockups in Figma prior to implementation.</w:t>
       </w:r>
     </w:p>
     <w:p>
@@ -7913,6 +10272,7 @@
                 <w:sz w:val="24"/>
                 <w:szCs w:val="24"/>
               </w:rPr>
+              <w:lastRenderedPageBreak/>
               <w:t>Status</w:t>
             </w:r>
           </w:p>
@@ -8225,7 +10585,7 @@
     </w:tbl>
     <w:p>
       <w:pPr>
-        <w:spacing w:line="480" w:lineRule="auto" w:before="120"/>
+        <w:spacing w:before="120" w:line="480" w:lineRule="auto"/>
         <w:jc w:val="center"/>
         <w:rPr>
           <w:rFonts w:ascii="Courier New" w:hAnsi="Courier New" w:cs="Courier New"/>
@@ -8243,7 +10603,16 @@
           <w:sz w:val="24"/>
           <w:szCs w:val="24"/>
         </w:rPr>
-        <w:t>Table 4.1</w:t>
+        <w:t>Table 4.1. Status of a Subject in the Student Audit</w:t>
+      </w:r>
+      <w:r>
+        <w:fldChar w:fldCharType="begin"/>
+      </w:r>
+      <w:r>
+        <w:instrText xml:space="preserve"> TC "Table 4.1. Status of a Subject in the Student Audit" \f t \l 1 </w:instrText>
+      </w:r>
+      <w:r>
+        <w:fldChar w:fldCharType="end"/>
       </w:r>
     </w:p>
     <w:p>
@@ -8263,7 +10632,16 @@
           <w:sz w:val="24"/>
           <w:szCs w:val="24"/>
         </w:rPr>
-        <w:t>The statuses are not stored at the moment a grade is entered. Instead, every time a student's audit is shown, the engine compares the term in which each subject was taken with the term in which each of its requirements was passed. Because of this, grades can be encoded in any order and the result stays the same, and a violation remains on the student's record until the subject is retaken after its requirements are met. This design replaced the system's first checker, which stored a permanent flag at the moment of entry; the reasons for the change are discussed under Testing of the System.</w:t>
+        <w:t xml:space="preserve">The statuses are not stored at the moment a grade is entered. Instead, every time a student's audit is shown, the engine compares the term in which each subject was taken with the term in which each of its requirements was passed. Because of this, grades can be encoded in any order and the result stays the same, and a violation remains on the student's record until the subject is retaken after its requirements are met. This design replaced the system's first checker, </w:t>
+      </w:r>
+      <w:r>
+        <w:rPr>
+          <w:rFonts w:ascii="Courier New" w:hAnsi="Courier New" w:cs="Courier New"/>
+          <w:sz w:val="24"/>
+          <w:szCs w:val="24"/>
+        </w:rPr>
+        <w:lastRenderedPageBreak/>
+        <w:t>which stored a permanent flag at the moment of entry; the reasons for the change are discussed under Testing of the System.</w:t>
       </w:r>
     </w:p>
     <w:p>
@@ -8313,16 +10691,7 @@
           <w:sz w:val="24"/>
           <w:szCs w:val="24"/>
         </w:rPr>
-        <w:t xml:space="preserve"> Terms are written YY-S: the first two digits of the school year and the semester (1 for the first semester, </w:t>
-      </w:r>
-      <w:r>
-        <w:rPr>
-          <w:rFonts w:ascii="Courier New" w:hAnsi="Courier New" w:cs="Courier New"/>
-          <w:sz w:val="24"/>
-          <w:szCs w:val="24"/>
-        </w:rPr>
-        <w:lastRenderedPageBreak/>
-        <w:t>2 for the second, and 3 for midyear). They are ordered 25-1, 25-2, 25-3 (midyear), then 26-1.</w:t>
+        <w:t xml:space="preserve"> Terms are written YY-S: the first two digits of the school year and the semester (1 for the first semester, 2 for the second, and 3 for midyear). They are ordered 25-1, 25-2, 25-3 (midyear), then 26-1.</w:t>
       </w:r>
     </w:p>
     <w:p>
@@ -8352,7 +10721,16 @@
           <w:sz w:val="24"/>
           <w:szCs w:val="24"/>
         </w:rPr>
-        <w:t xml:space="preserve"> The KSU Student Handbook requires a prerequisite to be passed prior to taking a subject and nullifies the credit of a subject taken without it. Accordingly, a prerequisite must be passed in a term before the term in which the subject was taken; passing it in the same term is a violation. Taking a subject while its prerequisite is still INC is also a violation, since an INC counts as passed only from the term in which it was resolved. A subject taken out of order earns no credit: it does not satisfy later prerequisites, does not count toward units or year level, and has to be retaken. If a prerequisite's grade from an earlier term is still in progress, the subject is Pending rather than a violation.</w:t>
+        <w:t xml:space="preserve"> The KSU Student Handbook requires a prerequisite to be passed prior to taking a subject and nullifies the credit of a subject taken without it. Accordingly, a prerequisite must be passed in a term before the term in which the subject was taken; passing it in the same term is a violation. Taking a subject while its prerequisite is still INC is also a violation, since an INC counts as passed only from the term in which it was resolved. A subject taken out of order earns no credit: it does not satisfy later prerequisites, does not count toward units or </w:t>
+      </w:r>
+      <w:r>
+        <w:rPr>
+          <w:rFonts w:ascii="Courier New" w:hAnsi="Courier New" w:cs="Courier New"/>
+          <w:sz w:val="24"/>
+          <w:szCs w:val="24"/>
+        </w:rPr>
+        <w:lastRenderedPageBreak/>
+        <w:t>year level, and has to be retaken. If a prerequisite's grade from an earlier term is still in progress, the subject is Pending rather than a violation.</w:t>
       </w:r>
     </w:p>
     <w:p>
@@ -8382,16 +10760,7 @@
           <w:sz w:val="24"/>
           <w:szCs w:val="24"/>
         </w:rPr>
-        <w:t xml:space="preserve"> The Student Handbook defines co-requisites as subjects taken simultaneously, in the same semester. In Auditrix they pair both ways, even when only one of the two subjects lists the other. Both must be taken in the same term; taking only one of them, or taking them in different terms, is a violation. Following the adviser's </w:t>
-      </w:r>
-      <w:r>
-        <w:rPr>
-          <w:rFonts w:ascii="Courier New" w:hAnsi="Courier New" w:cs="Courier New"/>
-          <w:sz w:val="24"/>
-          <w:szCs w:val="24"/>
-        </w:rPr>
-        <w:lastRenderedPageBreak/>
-        <w:t>decision, both must also be passed together: if one is failed, neither counts and both are retaken.</w:t>
+        <w:t xml:space="preserve"> The Student Handbook defines co-requisites as subjects taken simultaneously, in the same semester. In Auditrix they pair both ways, even when only one of the two subjects lists the other. Both must be taken in the same term; taking only one of them, or taking them in different terms, is a violation. Following the adviser's decision, both must also be passed together: if one is failed, neither counts and both are retaken.</w:t>
       </w:r>
     </w:p>
     <w:p>
@@ -8451,7 +10820,16 @@
           <w:sz w:val="24"/>
           <w:szCs w:val="24"/>
         </w:rPr>
-        <w:t xml:space="preserve"> Following the KSU Operations Manual and the adviser's decision that a student's year level should follow what the student has finished in the curriculum, the year level is computed from the share of the curriculum's units passed, as shown in Table 4.2. Passing every subject of the earlier years also moves a student up, even if the units fall slightly short. Only passes that count, and only those earned before the current semester, are included, so students move up when the Dean moves the college to a new semester. The year level given at registration or import is used as a starting point until the grades show more, and a chairperson can set a year level by hand for a special case and set it back to automatic.</w:t>
+        <w:t xml:space="preserve"> Following the KSU Operations Manual and the adviser's decision that a student's year level should follow what the student has finished in the curriculum, the year level is computed from the share of the curriculum's units passed, as shown in Table 4.2. Passing every subject of the earlier years also moves a student up, even if the units fall slightly short. Only passes that count, and only those earned before the current semester, are included, so students move </w:t>
+      </w:r>
+      <w:r>
+        <w:rPr>
+          <w:rFonts w:ascii="Courier New" w:hAnsi="Courier New" w:cs="Courier New"/>
+          <w:sz w:val="24"/>
+          <w:szCs w:val="24"/>
+        </w:rPr>
+        <w:lastRenderedPageBreak/>
+        <w:t>up when the Dean moves the college to a new semester. The year level given at registration or import is used as a starting point until the grades show more, and a chairperson can set a year level by hand for a special case and set it back to automatic.</w:t>
       </w:r>
     </w:p>
     <w:tbl>
@@ -8675,7 +11053,6 @@
               <w:rPr>
                 <w:rFonts w:ascii="Courier New" w:hAnsi="Courier New" w:cs="Courier New"/>
               </w:rPr>
-              <w:lastRenderedPageBreak/>
               <w:t>4th year (Senior)</w:t>
             </w:r>
           </w:p>
@@ -8704,7 +11081,7 @@
     </w:tbl>
     <w:p>
       <w:pPr>
-        <w:spacing w:line="480" w:lineRule="auto" w:before="120"/>
+        <w:spacing w:before="120" w:line="480" w:lineRule="auto"/>
         <w:jc w:val="center"/>
         <w:rPr>
           <w:rFonts w:ascii="Courier New" w:hAnsi="Courier New" w:cs="Courier New"/>
@@ -8722,7 +11099,16 @@
           <w:sz w:val="24"/>
           <w:szCs w:val="24"/>
         </w:rPr>
-        <w:t>Table 4.2</w:t>
+        <w:t>Table 4.2. Year Level by Share of Curriculum Units Passed</w:t>
+      </w:r>
+      <w:r>
+        <w:fldChar w:fldCharType="begin"/>
+      </w:r>
+      <w:r>
+        <w:instrText xml:space="preserve"> TC "Table 4.2. Year Level by Share of Curriculum Units Passed" \f t \l 1 </w:instrText>
+      </w:r>
+      <w:r>
+        <w:fldChar w:fldCharType="end"/>
       </w:r>
     </w:p>
     <w:p>
@@ -8782,7 +11168,7 @@
           <w:sz w:val="24"/>
           <w:szCs w:val="24"/>
         </w:rPr>
-        <w:t xml:space="preserve"> Per the Operations Manual, a student is regular when enrolled in the full prescribed load for the current semester, and irregular when enrolled in less; the missing subjects are listed. The prescribed load is taken to be the curriculum's subjects for the student's year level and the current semester, not counting subjects already passed in an earlier term, and back subjects taken on top of a full load do not make a student irregular. Enrollment is known from the grades (or "in progress" records) of the current semester; with nothing </w:t>
+        <w:t xml:space="preserve"> Per the Operations Manual, a student is regular when enrolled in the full </w:t>
       </w:r>
       <w:r>
         <w:rPr>
@@ -8791,7 +11177,7 @@
           <w:szCs w:val="24"/>
         </w:rPr>
         <w:lastRenderedPageBreak/>
-        <w:t>recorded, the status is "Not determined" and the student is not counted either way.</w:t>
+        <w:t>prescribed load for the current semester, and irregular when enrolled in less; the missing subjects are listed. The prescribed load is taken to be the curriculum's subjects for the student's year level and the current semester, not counting subjects already passed in an earlier term, and back subjects taken on top of a full load do not make a student irregular. Enrollment is known from the grades (or "in progress" records) of the current semester; with nothing recorded, the status is "Not determined" and the student is not counted either way.</w:t>
       </w:r>
     </w:p>
     <w:p>
@@ -8821,7 +11207,16 @@
           <w:sz w:val="24"/>
           <w:szCs w:val="24"/>
         </w:rPr>
-        <w:t xml:space="preserve"> Grades are entered per term for the subjects of a chosen curriculum year and semester, starting on the current semester. Only valid KSU grades are accepted: 1.0, 1.25, 1.5, 1.75, 2.0, 2.25, 2.5, 2.75 and 3.0 (passing), 5.0 (failing), and INC. Only changed grades are saved, and changing an existing grade is treated as a correction that asks for confirmation. A final grade for an INC keeps the subject in the term it was taken and records the term in which the INC was resolved (shown as "INC → 25-1"). Since only the latest attempt of a subject is kept as the student's record, a grade from an earlier term than the recorded one is refused unless the chairperson confirms that it corrects a wrongly entered term. After saving, a message names any subject that has just become a violation, and every grade ever entered is kept in the student's grade logbook together with who entered it and when.</w:t>
+        <w:t xml:space="preserve"> Grades are entered per term for the subjects of a chosen curriculum year and semester, starting on the current semester. Only valid KSU grades are accepted: 1.0, 1.25, 1.5, 1.75, 2.0, 2.25, 2.5, 2.75 and 3.0 (passing), 5.0 (failing), and INC. Only changed grades are saved, and changing an existing grade is treated as a correction that asks for confirmation. A final grade for an INC keeps the subject in the term it was taken and records the term in which the INC was resolved (shown as "INC → 25-1"). Since only the latest attempt of a subject is kept as the student's record, a grade from an earlier term than the recorded one is refused unless the chairperson confirms that it corrects a wrongly </w:t>
+      </w:r>
+      <w:r>
+        <w:rPr>
+          <w:rFonts w:ascii="Courier New" w:hAnsi="Courier New" w:cs="Courier New"/>
+          <w:sz w:val="24"/>
+          <w:szCs w:val="24"/>
+        </w:rPr>
+        <w:lastRenderedPageBreak/>
+        <w:t>entered term. After saving, a message names any subject that has just become a violation, and every grade ever entered is kept in the student's grade logbook together with who entered it and when.</w:t>
       </w:r>
     </w:p>
     <w:p>
@@ -8851,16 +11246,7 @@
           <w:sz w:val="24"/>
           <w:szCs w:val="24"/>
         </w:rPr>
-        <w:t xml:space="preserve"> Each program keeps curriculum versions by effective year (e.g., BSCpE 2019 and 2023), and a new version can copy an existing one. Each subject has a code, title, units, year level and semester (including </w:t>
-      </w:r>
-      <w:r>
-        <w:rPr>
-          <w:rFonts w:ascii="Courier New" w:hAnsi="Courier New" w:cs="Courier New"/>
-          <w:sz w:val="24"/>
-          <w:szCs w:val="24"/>
-        </w:rPr>
-        <w:lastRenderedPageBreak/>
-        <w:t>midyear), and its requirements. Curricula can be imported from a CSV or .xls file, in a format designed by the researchers, with a preview of what will be added, changed or removed before saving, exported to CSV or PDF, and every change is kept in a per-version change history showing who changed what, and when.</w:t>
+        <w:t xml:space="preserve"> Each program keeps curriculum versions by effective year (e.g., BSCpE 2019 and 2023), and a new version can copy an existing one. Each subject has a code, title, units, year level and semester (including midyear), and its requirements. Curricula can be imported from a CSV or .xls file, in a format designed by the researchers, with a preview of what will be added, changed or removed before saving, exported to CSV or PDF, and every change is kept in a per-version change history showing who changed what, and when.</w:t>
       </w:r>
     </w:p>
     <w:p>
@@ -8890,7 +11276,16 @@
           <w:sz w:val="24"/>
           <w:szCs w:val="24"/>
         </w:rPr>
-        <w:t xml:space="preserve"> Students are registered one at a time or imported from a CSV or .xls file, either the system's template or a class list exported from the KSU MIS (its "Export to Excel" file, in the format the Program Chairpersons provided), and ID numbers are checked against the KSU format (e.g., 24-113792). When a student shifts, the releasing chairperson files a shift request and the receiving program's chairperson accepts the student into one of their curriculum versions. Transfers in and out and drops are recorded as well, and every movement is kept in the student's history.</w:t>
+        <w:t xml:space="preserve"> Students are registered one at a time or imported from a CSV or .xls file, either the system's template or a class list exported from the KSU MIS (its "Export to Excel" file, in the format the Program Chairpersons provided), and ID numbers are checked against the KSU format (e.g., 24-113792). When a student shifts, the releasing chairperson files a shift request and the receiving program's chairperson accepts the student into one of their </w:t>
+      </w:r>
+      <w:r>
+        <w:rPr>
+          <w:rFonts w:ascii="Courier New" w:hAnsi="Courier New" w:cs="Courier New"/>
+          <w:sz w:val="24"/>
+          <w:szCs w:val="24"/>
+        </w:rPr>
+        <w:lastRenderedPageBreak/>
+        <w:t>curriculum versions. Transfers in and out and drops are recorded as well, and every movement is kept in the student's history.</w:t>
       </w:r>
     </w:p>
     <w:p>
@@ -8920,16 +11315,7 @@
           <w:sz w:val="24"/>
           <w:szCs w:val="24"/>
         </w:rPr>
-        <w:t xml:space="preserve"> The dashboard shows, per program, the total number of students, the regular and irregular students (and how many are not yet determined), the students with violations, the students by year level from Freshman to Senior, the curriculum versions, the number of shifts, </w:t>
-      </w:r>
-      <w:r>
-        <w:rPr>
-          <w:rFonts w:ascii="Courier New" w:hAnsi="Courier New" w:cs="Courier New"/>
-          <w:sz w:val="24"/>
-          <w:szCs w:val="24"/>
-        </w:rPr>
-        <w:lastRenderedPageBreak/>
-        <w:t>transfers and drops, and the most recent movements. The Dean sees every program in the college and sets the current semester from the dashboard.</w:t>
+        <w:t xml:space="preserve"> The dashboard shows, per program, the total number of students, the regular and irregular students (and how many are not yet determined), the students with violations, the students by year level from Freshman to Senior, the curriculum versions, the number of shifts, transfers and drops, and the most recent movements. The Dean sees every program in the college and sets the current semester from the dashboard.</w:t>
       </w:r>
     </w:p>
     <w:p>
@@ -8965,25 +11351,35 @@
     <w:p>
       <w:pPr>
         <w:keepNext/>
-        <w:spacing w:line="480" w:lineRule="auto" w:before="240"/>
-        <w:jc w:val="both"/>
-        <w:rPr>
-          <w:rFonts w:ascii="Courier New" w:hAnsi="Courier New" w:cs="Courier New"/>
-          <w:b/>
-          <w:bCs/>
-          <w:sz w:val="24"/>
-          <w:szCs w:val="24"/>
-        </w:rPr>
-      </w:pPr>
-      <w:r>
-        <w:rPr>
-          <w:rFonts w:ascii="Courier New" w:hAnsi="Courier New" w:cs="Courier New"/>
-          <w:b/>
-          <w:bCs/>
-          <w:sz w:val="24"/>
-          <w:szCs w:val="24"/>
-        </w:rPr>
+        <w:spacing w:before="240" w:line="480" w:lineRule="auto"/>
+        <w:jc w:val="both"/>
+        <w:rPr>
+          <w:rFonts w:ascii="Courier New" w:hAnsi="Courier New" w:cs="Courier New"/>
+          <w:b/>
+          <w:bCs/>
+          <w:sz w:val="24"/>
+          <w:szCs w:val="24"/>
+        </w:rPr>
+      </w:pPr>
+      <w:r>
+        <w:rPr>
+          <w:rFonts w:ascii="Courier New" w:hAnsi="Courier New" w:cs="Courier New"/>
+          <w:b/>
+          <w:bCs/>
+          <w:sz w:val="24"/>
+          <w:szCs w:val="24"/>
+        </w:rPr>
+        <w:lastRenderedPageBreak/>
         <w:t>Decisions Made with the Adviser</w:t>
+      </w:r>
+      <w:r>
+        <w:fldChar w:fldCharType="begin"/>
+      </w:r>
+      <w:r>
+        <w:instrText xml:space="preserve"> TC "Decisions Made with the Adviser" \f c \l 2 </w:instrText>
+      </w:r>
+      <w:r>
+        <w:fldChar w:fldCharType="end"/>
       </w:r>
     </w:p>
     <w:p>
@@ -9157,7 +11553,6 @@
                 <w:sz w:val="20"/>
                 <w:szCs w:val="20"/>
               </w:rPr>
-              <w:lastRenderedPageBreak/>
               <w:t>Year levels</w:t>
             </w:r>
           </w:p>
@@ -9678,7 +12073,7 @@
     </w:tbl>
     <w:p>
       <w:pPr>
-        <w:spacing w:line="480" w:lineRule="auto" w:before="120"/>
+        <w:spacing w:before="120" w:line="480" w:lineRule="auto"/>
         <w:jc w:val="center"/>
         <w:rPr>
           <w:rFonts w:ascii="Courier New" w:hAnsi="Courier New" w:cs="Courier New"/>
@@ -9696,13 +12091,22 @@
           <w:sz w:val="24"/>
           <w:szCs w:val="24"/>
         </w:rPr>
-        <w:t>Table 4.3</w:t>
+        <w:t>Table 4.3. Decisions Made with the Adviser</w:t>
+      </w:r>
+      <w:r>
+        <w:fldChar w:fldCharType="begin"/>
+      </w:r>
+      <w:r>
+        <w:instrText xml:space="preserve"> TC "Table 4.3. Decisions Made with the Adviser" \f t \l 1 </w:instrText>
+      </w:r>
+      <w:r>
+        <w:fldChar w:fldCharType="end"/>
       </w:r>
     </w:p>
     <w:p>
       <w:pPr>
         <w:keepNext/>
-        <w:spacing w:line="480" w:lineRule="auto" w:before="240"/>
+        <w:spacing w:before="240" w:line="480" w:lineRule="auto"/>
         <w:jc w:val="both"/>
         <w:rPr>
           <w:rFonts w:ascii="Courier New" w:hAnsi="Courier New" w:cs="Courier New"/>
@@ -9721,6 +12125,15 @@
           <w:szCs w:val="24"/>
         </w:rPr>
         <w:t>Features of the Proposed System</w:t>
+      </w:r>
+      <w:r>
+        <w:fldChar w:fldCharType="begin"/>
+      </w:r>
+      <w:r>
+        <w:instrText xml:space="preserve"> TC "Features of the Proposed System" \f c \l 2 </w:instrText>
+      </w:r>
+      <w:r>
+        <w:fldChar w:fldCharType="end"/>
       </w:r>
     </w:p>
     <w:p>
@@ -9766,6 +12179,7 @@
           <w:sz w:val="24"/>
           <w:szCs w:val="24"/>
         </w:rPr>
+        <w:lastRenderedPageBreak/>
         <w:t>Term-based Audit Engine checking prerequisites, co-requisites, year standing and "all subjects completed"</w:t>
       </w:r>
     </w:p>
@@ -9858,7 +12272,6 @@
           <w:sz w:val="24"/>
           <w:szCs w:val="24"/>
         </w:rPr>
-        <w:lastRenderedPageBreak/>
         <w:t>Curriculum management with versioning (e.g., BSCpE 2019 vs. BSCpE 2023), change history, and import with preview</w:t>
       </w:r>
     </w:p>
@@ -9987,25 +12400,35 @@
     <w:p>
       <w:pPr>
         <w:keepNext/>
-        <w:spacing w:line="480" w:lineRule="auto" w:before="240"/>
-        <w:jc w:val="both"/>
-        <w:rPr>
-          <w:rFonts w:ascii="Courier New" w:hAnsi="Courier New" w:cs="Courier New"/>
-          <w:b/>
-          <w:bCs/>
-          <w:sz w:val="24"/>
-          <w:szCs w:val="24"/>
-        </w:rPr>
-      </w:pPr>
-      <w:r>
-        <w:rPr>
-          <w:rFonts w:ascii="Courier New" w:hAnsi="Courier New" w:cs="Courier New"/>
-          <w:b/>
-          <w:bCs/>
-          <w:sz w:val="24"/>
-          <w:szCs w:val="24"/>
-        </w:rPr>
+        <w:spacing w:before="240" w:line="480" w:lineRule="auto"/>
+        <w:jc w:val="both"/>
+        <w:rPr>
+          <w:rFonts w:ascii="Courier New" w:hAnsi="Courier New" w:cs="Courier New"/>
+          <w:b/>
+          <w:bCs/>
+          <w:sz w:val="24"/>
+          <w:szCs w:val="24"/>
+        </w:rPr>
+      </w:pPr>
+      <w:r>
+        <w:rPr>
+          <w:rFonts w:ascii="Courier New" w:hAnsi="Courier New" w:cs="Courier New"/>
+          <w:b/>
+          <w:bCs/>
+          <w:sz w:val="24"/>
+          <w:szCs w:val="24"/>
+        </w:rPr>
+        <w:lastRenderedPageBreak/>
         <w:t>Input-Process-Output (IPO) Diagram of the Proposed System</w:t>
+      </w:r>
+      <w:r>
+        <w:fldChar w:fldCharType="begin"/>
+      </w:r>
+      <w:r>
+        <w:instrText xml:space="preserve"> TC "Input-Process-Output (IPO) Diagram of the Proposed System" \f c \l 2 </w:instrText>
+      </w:r>
+      <w:r>
+        <w:fldChar w:fldCharType="end"/>
       </w:r>
     </w:p>
     <w:tbl>
@@ -10031,7 +12454,7 @@
           <w:p>
             <w:pPr>
               <w:keepNext/>
-              <w:spacing w:line="264" w:lineRule="auto" w:before="40" w:after="40"/>
+              <w:spacing w:before="40" w:after="40" w:line="264" w:lineRule="auto"/>
               <w:jc w:val="center"/>
               <w:rPr>
                 <w:rFonts w:ascii="Courier New" w:hAnsi="Courier New" w:cs="Courier New"/>
@@ -10049,7 +12472,6 @@
                 <w:sz w:val="24"/>
                 <w:szCs w:val="24"/>
               </w:rPr>
-              <w:lastRenderedPageBreak/>
               <w:t>[INPUT]</w:t>
             </w:r>
           </w:p>
@@ -10061,7 +12483,7 @@
           <w:p>
             <w:pPr>
               <w:keepNext/>
-              <w:spacing w:line="264" w:lineRule="auto" w:before="40" w:after="40"/>
+              <w:spacing w:before="40" w:after="40" w:line="264" w:lineRule="auto"/>
               <w:jc w:val="center"/>
               <w:rPr>
                 <w:rFonts w:ascii="Courier New" w:hAnsi="Courier New" w:cs="Courier New"/>
@@ -10090,7 +12512,7 @@
           <w:p>
             <w:pPr>
               <w:keepNext/>
-              <w:spacing w:line="264" w:lineRule="auto" w:before="40" w:after="40"/>
+              <w:spacing w:before="40" w:after="40" w:line="264" w:lineRule="auto"/>
               <w:jc w:val="center"/>
               <w:rPr>
                 <w:rFonts w:ascii="Courier New" w:hAnsi="Courier New" w:cs="Courier New"/>
@@ -10124,7 +12546,7 @@
           <w:p>
             <w:pPr>
               <w:keepNext/>
-              <w:spacing w:line="264" w:lineRule="auto" w:before="40" w:after="40"/>
+              <w:spacing w:before="40" w:after="40" w:line="264" w:lineRule="auto"/>
               <w:jc w:val="both"/>
               <w:rPr>
                 <w:rFonts w:ascii="Courier New" w:hAnsi="Courier New" w:cs="Courier New"/>
@@ -10149,7 +12571,7 @@
           <w:p>
             <w:pPr>
               <w:keepNext/>
-              <w:spacing w:line="264" w:lineRule="auto" w:before="40" w:after="40"/>
+              <w:spacing w:before="40" w:after="40" w:line="264" w:lineRule="auto"/>
               <w:jc w:val="both"/>
               <w:rPr>
                 <w:rFonts w:ascii="Courier New" w:hAnsi="Courier New" w:cs="Courier New"/>
@@ -10174,7 +12596,7 @@
           <w:p>
             <w:pPr>
               <w:keepNext/>
-              <w:spacing w:line="264" w:lineRule="auto" w:before="40" w:after="40"/>
+              <w:spacing w:before="40" w:after="40" w:line="264" w:lineRule="auto"/>
               <w:jc w:val="both"/>
               <w:rPr>
                 <w:rFonts w:ascii="Courier New" w:hAnsi="Courier New" w:cs="Courier New"/>
@@ -10204,7 +12626,7 @@
           <w:p>
             <w:pPr>
               <w:keepNext/>
-              <w:spacing w:line="264" w:lineRule="auto" w:before="40" w:after="40"/>
+              <w:spacing w:before="40" w:after="40" w:line="264" w:lineRule="auto"/>
               <w:jc w:val="both"/>
               <w:rPr>
                 <w:rFonts w:ascii="Courier New" w:hAnsi="Courier New" w:cs="Courier New"/>
@@ -10229,7 +12651,7 @@
           <w:p>
             <w:pPr>
               <w:keepNext/>
-              <w:spacing w:line="264" w:lineRule="auto" w:before="40" w:after="40"/>
+              <w:spacing w:before="40" w:after="40" w:line="264" w:lineRule="auto"/>
               <w:jc w:val="both"/>
               <w:rPr>
                 <w:rFonts w:ascii="Courier New" w:hAnsi="Courier New" w:cs="Courier New"/>
@@ -10254,7 +12676,7 @@
           <w:p>
             <w:pPr>
               <w:keepNext/>
-              <w:spacing w:line="264" w:lineRule="auto" w:before="40" w:after="40"/>
+              <w:spacing w:before="40" w:after="40" w:line="264" w:lineRule="auto"/>
               <w:jc w:val="both"/>
               <w:rPr>
                 <w:rFonts w:ascii="Courier New" w:hAnsi="Courier New" w:cs="Courier New"/>
@@ -10284,7 +12706,7 @@
           <w:p>
             <w:pPr>
               <w:keepNext/>
-              <w:spacing w:line="264" w:lineRule="auto" w:before="40" w:after="40"/>
+              <w:spacing w:before="40" w:after="40" w:line="264" w:lineRule="auto"/>
               <w:jc w:val="both"/>
               <w:rPr>
                 <w:rFonts w:ascii="Courier New" w:hAnsi="Courier New" w:cs="Courier New"/>
@@ -10309,7 +12731,7 @@
           <w:p>
             <w:pPr>
               <w:keepNext/>
-              <w:spacing w:line="264" w:lineRule="auto" w:before="40" w:after="40"/>
+              <w:spacing w:before="40" w:after="40" w:line="264" w:lineRule="auto"/>
               <w:jc w:val="both"/>
               <w:rPr>
                 <w:rFonts w:ascii="Courier New" w:hAnsi="Courier New" w:cs="Courier New"/>
@@ -10334,7 +12756,7 @@
           <w:p>
             <w:pPr>
               <w:keepNext/>
-              <w:spacing w:line="264" w:lineRule="auto" w:before="40" w:after="40"/>
+              <w:spacing w:before="40" w:after="40" w:line="264" w:lineRule="auto"/>
               <w:jc w:val="both"/>
               <w:rPr>
                 <w:rFonts w:ascii="Courier New" w:hAnsi="Courier New" w:cs="Courier New"/>
@@ -10356,7 +12778,7 @@
     </w:tbl>
     <w:p>
       <w:pPr>
-        <w:spacing w:line="480" w:lineRule="auto" w:before="120"/>
+        <w:spacing w:before="120" w:line="480" w:lineRule="auto"/>
         <w:jc w:val="center"/>
         <w:rPr>
           <w:rFonts w:ascii="Courier New" w:hAnsi="Courier New" w:cs="Courier New"/>
@@ -10374,7 +12796,16 @@
           <w:sz w:val="24"/>
           <w:szCs w:val="24"/>
         </w:rPr>
-        <w:t>Figure 4.3</w:t>
+        <w:t>Figure 4.3. Input-Process-Output Diagram of the Proposed System</w:t>
+      </w:r>
+      <w:r>
+        <w:fldChar w:fldCharType="begin"/>
+      </w:r>
+      <w:r>
+        <w:instrText xml:space="preserve"> TC "Figure 4.3. Input-Process-Output Diagram of the Proposed System" \f f \l 1 </w:instrText>
+      </w:r>
+      <w:r>
+        <w:fldChar w:fldCharType="end"/>
       </w:r>
     </w:p>
     <w:p>
@@ -10408,7 +12839,7 @@
                     <pic:cNvPicPr/>
                   </pic:nvPicPr>
                   <pic:blipFill>
-                    <a:blip r:embed="rId26"/>
+                    <a:blip r:embed="rId25"/>
                     <a:stretch>
                       <a:fillRect/>
                     </a:stretch>
@@ -10467,6 +12898,15 @@
         <w:lastRenderedPageBreak/>
         <w:t>chairperson accounts, and reassigning chairpersons. Both log in, view a dashboard and change their password, and a new chairperson must replace the temporary password at first login. The audit itself needs no separate action: the system performs it whenever a student's audit or the dashboard is shown.</w:t>
       </w:r>
+      <w:r>
+        <w:fldChar w:fldCharType="begin"/>
+      </w:r>
+      <w:r>
+        <w:instrText xml:space="preserve"> TC "Figure 4.4. Use Case Diagram of Auditrix" \f f \l 1 </w:instrText>
+      </w:r>
+      <w:r>
+        <w:fldChar w:fldCharType="end"/>
+      </w:r>
     </w:p>
     <w:p>
       <w:pPr>
@@ -10498,7 +12938,7 @@
                     <pic:cNvPicPr/>
                   </pic:nvPicPr>
                   <pic:blipFill>
-                    <a:blip r:embed="rId27"/>
+                    <a:blip r:embed="rId26"/>
                     <a:stretch>
                       <a:fillRect/>
                     </a:stretch>
@@ -10557,6 +12997,15 @@
         <w:lastRenderedPageBreak/>
         <w:t>for valid KSU grade values and for conflicts with a later recorded term, the audit engine looks at the student's record for each subject. A subject with no record is Available if its requirements have been passed, Pending if it is waiting for a requirement's final grade, and Unavailable otherwise, with the missing requirements listed. A subject that is in progress or INC is Pending. For a graded subject, the engine checks whether every requirement was met before the term it was taken: a prerequisite passed in an earlier term, the co-requisite taken in the same term, and the year standing at that time. If not, the subject is a Violation with the reason given, earns no credit and must be retaken; if the year standing cannot be confirmed from the grades, it is marked "Year standing: please verify". If the requirements were met, a passed subject whose co-requisite was also passed is Completed and counts toward units and year level, while a failed one is Available for retaking. The results then update the student's year level, regular or irregular status, and the dashboard.</w:t>
       </w:r>
+      <w:r>
+        <w:fldChar w:fldCharType="begin"/>
+      </w:r>
+      <w:r>
+        <w:instrText xml:space="preserve"> TC "Figure 4.5. Activity Diagram of the Audit of a Subject" \f f \l 1 </w:instrText>
+      </w:r>
+      <w:r>
+        <w:fldChar w:fldCharType="end"/>
+      </w:r>
     </w:p>
     <w:p>
       <w:pPr>
@@ -10589,7 +13038,7 @@
                     <pic:cNvPicPr/>
                   </pic:nvPicPr>
                   <pic:blipFill>
-                    <a:blip r:embed="rId28"/>
+                    <a:blip r:embed="rId27"/>
                     <a:stretch>
                       <a:fillRect/>
                     </a:stretch>
@@ -10639,6 +13088,15 @@
         </w:rPr>
         <w:t xml:space="preserve"> outlines the system's navigation. From Login (and the password change required at a chairperson's first login), users land on the Dashboard. A Program Chairperson's menu leads to Students, Register Student, Shift In a Student, Manage Curriculum and Account Settings; from Students, each student's audit page opens the Edit Student, Grade Logbook, Transfer / Shift and Enter Grades pages. A Dean's menu leads to the Dashboard, where the current semester is set, Create Program, Reassign Chairperson and Account Settings.</w:t>
       </w:r>
+      <w:r>
+        <w:fldChar w:fldCharType="begin"/>
+      </w:r>
+      <w:r>
+        <w:instrText xml:space="preserve"> TC "Figure 4.6. Menu Diagram of Auditrix" \f f \l 1 </w:instrText>
+      </w:r>
+      <w:r>
+        <w:fldChar w:fldCharType="end"/>
+      </w:r>
     </w:p>
     <w:p>
       <w:pPr>
@@ -10661,7 +13119,17 @@
           <w:sz w:val="24"/>
           <w:szCs w:val="24"/>
         </w:rPr>
+        <w:lastRenderedPageBreak/>
         <w:t>Figure 4.7. User Interface of Auditrix</w:t>
+      </w:r>
+      <w:r>
+        <w:fldChar w:fldCharType="begin"/>
+      </w:r>
+      <w:r>
+        <w:instrText xml:space="preserve"> TC "Figure 4.7. User Interface of Auditrix" \f f \l 1 </w:instrText>
+      </w:r>
+      <w:r>
+        <w:fldChar w:fldCharType="end"/>
       </w:r>
     </w:p>
     <w:p>
@@ -10683,7 +13151,6 @@
           <w:szCs w:val="24"/>
           <w:lang w:val="en-US"/>
         </w:rPr>
-        <w:lastRenderedPageBreak/>
         <w:t>Figure 4.7 shows the main screens of the developed system, captured from the running application with sample CEIT data.</w:t>
       </w:r>
     </w:p>
@@ -10709,6 +13176,15 @@
           <w:szCs w:val="24"/>
         </w:rPr>
         <w:t>Figure 4.7a. Log In — Dean role</w:t>
+      </w:r>
+      <w:r>
+        <w:fldChar w:fldCharType="begin"/>
+      </w:r>
+      <w:r>
+        <w:instrText xml:space="preserve"> TC "Figure 4.7a. Log In — Dean role" \f f \l 1 </w:instrText>
+      </w:r>
+      <w:r>
+        <w:fldChar w:fldCharType="end"/>
       </w:r>
     </w:p>
     <w:p>
@@ -10738,6 +13214,91 @@
                 <pic:pic xmlns:pic="http://schemas.openxmlformats.org/drawingml/2006/picture">
                   <pic:nvPicPr>
                     <pic:cNvPr id="215" name="Auditrix login, Dean account"/>
+                    <pic:cNvPicPr/>
+                  </pic:nvPicPr>
+                  <pic:blipFill>
+                    <a:blip r:embed="rId28"/>
+                    <a:stretch>
+                      <a:fillRect/>
+                    </a:stretch>
+                  </pic:blipFill>
+                  <pic:spPr>
+                    <a:xfrm>
+                      <a:off x="0" y="0"/>
+                      <a:ext cx="5669280" cy="3188045"/>
+                    </a:xfrm>
+                    <a:prstGeom prst="rect">
+                      <a:avLst/>
+                    </a:prstGeom>
+                  </pic:spPr>
+                </pic:pic>
+              </a:graphicData>
+            </a:graphic>
+          </wp:inline>
+        </w:drawing>
+      </w:r>
+    </w:p>
+    <w:p>
+      <w:pPr>
+        <w:keepNext/>
+        <w:spacing w:before="240" w:after="120" w:line="360" w:lineRule="auto"/>
+        <w:jc w:val="center"/>
+        <w:rPr>
+          <w:rFonts w:ascii="Courier New" w:hAnsi="Courier New" w:cs="Courier New"/>
+          <w:b/>
+          <w:bCs/>
+          <w:sz w:val="24"/>
+          <w:szCs w:val="24"/>
+        </w:rPr>
+      </w:pPr>
+      <w:r>
+        <w:rPr>
+          <w:rFonts w:ascii="Courier New" w:hAnsi="Courier New" w:cs="Courier New"/>
+          <w:b/>
+          <w:bCs/>
+          <w:sz w:val="24"/>
+          <w:szCs w:val="24"/>
+        </w:rPr>
+        <w:lastRenderedPageBreak/>
+        <w:t>Figure 4.7b. Log In — Program Chairperson role</w:t>
+      </w:r>
+      <w:r>
+        <w:fldChar w:fldCharType="begin"/>
+      </w:r>
+      <w:r>
+        <w:instrText xml:space="preserve"> TC "Figure 4.7b. Log In — Program Chairperson role" \f f \l 1 </w:instrText>
+      </w:r>
+      <w:r>
+        <w:fldChar w:fldCharType="end"/>
+      </w:r>
+    </w:p>
+    <w:p>
+      <w:pPr>
+        <w:spacing w:after="120" w:line="240" w:lineRule="auto"/>
+        <w:jc w:val="center"/>
+        <w:rPr>
+          <w:rFonts w:ascii="Courier New" w:hAnsi="Courier New" w:cs="Courier New"/>
+          <w:sz w:val="24"/>
+          <w:szCs w:val="24"/>
+        </w:rPr>
+      </w:pPr>
+      <w:r>
+        <w:rPr>
+          <w:noProof/>
+        </w:rPr>
+        <w:drawing>
+          <wp:inline distT="0" distB="0" distL="0" distR="0" wp14:anchorId="13BC1D3A" wp14:editId="32B9F8A3">
+            <wp:extent cx="5669280" cy="3188045"/>
+            <wp:effectExtent l="0" t="0" r="0" b="0"/>
+            <wp:docPr id="216" name="Auditrix login, Chairperson account"/>
+            <wp:cNvGraphicFramePr>
+              <a:graphicFrameLocks xmlns:a="http://schemas.openxmlformats.org/drawingml/2006/main" noChangeAspect="1"/>
+            </wp:cNvGraphicFramePr>
+            <a:graphic xmlns:a="http://schemas.openxmlformats.org/drawingml/2006/main">
+              <a:graphicData uri="http://schemas.openxmlformats.org/drawingml/2006/picture">
+                <pic:pic xmlns:pic="http://schemas.openxmlformats.org/drawingml/2006/picture">
+                  <pic:nvPicPr>
+                    <pic:cNvPr id="216" name="Auditrix login, Chairperson account"/>
                     <pic:cNvPicPr/>
                   </pic:nvPicPr>
                   <pic:blipFill>
@@ -10783,7 +13344,16 @@
           <w:sz w:val="24"/>
           <w:szCs w:val="24"/>
         </w:rPr>
-        <w:t>Figure 4.7b. Log In — Program Chairperson role</w:t>
+        <w:t>Figure 4.7c. Students — search and list view</w:t>
+      </w:r>
+      <w:r>
+        <w:fldChar w:fldCharType="begin"/>
+      </w:r>
+      <w:r>
+        <w:instrText xml:space="preserve"> TC "Figure 4.7c. Students — search and list view" \f f \l 1 </w:instrText>
+      </w:r>
+      <w:r>
+        <w:fldChar w:fldCharType="end"/>
       </w:r>
     </w:p>
     <w:p>
@@ -10800,12 +13370,11 @@
         <w:rPr>
           <w:noProof/>
         </w:rPr>
-        <w:lastRenderedPageBreak/>
         <w:drawing>
-          <wp:inline distT="0" distB="0" distL="0" distR="0" wp14:anchorId="13BC1D3A" wp14:editId="32B9F8A3">
+          <wp:inline distT="0" distB="0" distL="0" distR="0" wp14:anchorId="23845265" wp14:editId="2659A39E">
             <wp:extent cx="5669280" cy="3188045"/>
             <wp:effectExtent l="0" t="0" r="0" b="0"/>
-            <wp:docPr id="216" name="Auditrix login, Chairperson account"/>
+            <wp:docPr id="214" name="Students list"/>
             <wp:cNvGraphicFramePr>
               <a:graphicFrameLocks xmlns:a="http://schemas.openxmlformats.org/drawingml/2006/main" noChangeAspect="1"/>
             </wp:cNvGraphicFramePr>
@@ -10813,7 +13382,7 @@
               <a:graphicData uri="http://schemas.openxmlformats.org/drawingml/2006/picture">
                 <pic:pic xmlns:pic="http://schemas.openxmlformats.org/drawingml/2006/picture">
                   <pic:nvPicPr>
-                    <pic:cNvPr id="216" name="Auditrix login, Chairperson account"/>
+                    <pic:cNvPr id="214" name="Students list"/>
                     <pic:cNvPicPr/>
                   </pic:nvPicPr>
                   <pic:blipFill>
@@ -10859,7 +13428,17 @@
           <w:sz w:val="24"/>
           <w:szCs w:val="24"/>
         </w:rPr>
-        <w:t>Figure 4.7c. Students — search and list view</w:t>
+        <w:lastRenderedPageBreak/>
+        <w:t>Figure 4.7d. Student Audit — subject taken out of order and Irregular status</w:t>
+      </w:r>
+      <w:r>
+        <w:fldChar w:fldCharType="begin"/>
+      </w:r>
+      <w:r>
+        <w:instrText xml:space="preserve"> TC "Figure 4.7d. Student Audit — subject taken out of order and Irregular status" \f f \l 1 </w:instrText>
+      </w:r>
+      <w:r>
+        <w:fldChar w:fldCharType="end"/>
       </w:r>
     </w:p>
     <w:p>
@@ -10877,10 +13456,10 @@
           <w:noProof/>
         </w:rPr>
         <w:drawing>
-          <wp:inline distT="0" distB="0" distL="0" distR="0" wp14:anchorId="23845265" wp14:editId="2659A39E">
-            <wp:extent cx="5669280" cy="3188045"/>
+          <wp:inline distT="0" distB="0" distL="0" distR="0" wp14:anchorId="57E69D58" wp14:editId="452F149B">
+            <wp:extent cx="5669280" cy="3196382"/>
             <wp:effectExtent l="0" t="0" r="0" b="0"/>
-            <wp:docPr id="214" name="Students list"/>
+            <wp:docPr id="208" name="Student profile with violation banner"/>
             <wp:cNvGraphicFramePr>
               <a:graphicFrameLocks xmlns:a="http://schemas.openxmlformats.org/drawingml/2006/main" noChangeAspect="1"/>
             </wp:cNvGraphicFramePr>
@@ -10888,11 +13467,180 @@
               <a:graphicData uri="http://schemas.openxmlformats.org/drawingml/2006/picture">
                 <pic:pic xmlns:pic="http://schemas.openxmlformats.org/drawingml/2006/picture">
                   <pic:nvPicPr>
-                    <pic:cNvPr id="214" name="Students list"/>
+                    <pic:cNvPr id="208" name="Student profile with violation banner"/>
                     <pic:cNvPicPr/>
                   </pic:nvPicPr>
                   <pic:blipFill>
                     <a:blip r:embed="rId31"/>
+                    <a:stretch>
+                      <a:fillRect/>
+                    </a:stretch>
+                  </pic:blipFill>
+                  <pic:spPr>
+                    <a:xfrm>
+                      <a:off x="0" y="0"/>
+                      <a:ext cx="5669280" cy="3196382"/>
+                    </a:xfrm>
+                    <a:prstGeom prst="rect">
+                      <a:avLst/>
+                    </a:prstGeom>
+                  </pic:spPr>
+                </pic:pic>
+              </a:graphicData>
+            </a:graphic>
+          </wp:inline>
+        </w:drawing>
+      </w:r>
+    </w:p>
+    <w:p>
+      <w:pPr>
+        <w:keepNext/>
+        <w:spacing w:before="240" w:after="120" w:line="360" w:lineRule="auto"/>
+        <w:jc w:val="center"/>
+        <w:rPr>
+          <w:rFonts w:ascii="Courier New" w:hAnsi="Courier New" w:cs="Courier New"/>
+          <w:b/>
+          <w:bCs/>
+          <w:sz w:val="24"/>
+          <w:szCs w:val="24"/>
+        </w:rPr>
+      </w:pPr>
+      <w:r>
+        <w:rPr>
+          <w:rFonts w:ascii="Courier New" w:hAnsi="Courier New" w:cs="Courier New"/>
+          <w:b/>
+          <w:bCs/>
+          <w:sz w:val="24"/>
+          <w:szCs w:val="24"/>
+        </w:rPr>
+        <w:t>Figure 4.7e. Transfer / Shift Records</w:t>
+      </w:r>
+      <w:r>
+        <w:fldChar w:fldCharType="begin"/>
+      </w:r>
+      <w:r>
+        <w:instrText xml:space="preserve"> TC "Figure 4.7e. Transfer / Shift Records" \f f \l 1 </w:instrText>
+      </w:r>
+      <w:r>
+        <w:fldChar w:fldCharType="end"/>
+      </w:r>
+    </w:p>
+    <w:p>
+      <w:pPr>
+        <w:spacing w:after="120" w:line="240" w:lineRule="auto"/>
+        <w:jc w:val="center"/>
+        <w:rPr>
+          <w:rFonts w:ascii="Courier New" w:hAnsi="Courier New" w:cs="Courier New"/>
+          <w:sz w:val="24"/>
+          <w:szCs w:val="24"/>
+        </w:rPr>
+      </w:pPr>
+      <w:r>
+        <w:rPr>
+          <w:noProof/>
+        </w:rPr>
+        <w:drawing>
+          <wp:inline distT="0" distB="0" distL="0" distR="0" wp14:anchorId="3A365DC5" wp14:editId="52B811C7">
+            <wp:extent cx="5669280" cy="3185088"/>
+            <wp:effectExtent l="0" t="0" r="0" b="0"/>
+            <wp:docPr id="209" name="Transfer or shift page"/>
+            <wp:cNvGraphicFramePr>
+              <a:graphicFrameLocks xmlns:a="http://schemas.openxmlformats.org/drawingml/2006/main" noChangeAspect="1"/>
+            </wp:cNvGraphicFramePr>
+            <a:graphic xmlns:a="http://schemas.openxmlformats.org/drawingml/2006/main">
+              <a:graphicData uri="http://schemas.openxmlformats.org/drawingml/2006/picture">
+                <pic:pic xmlns:pic="http://schemas.openxmlformats.org/drawingml/2006/picture">
+                  <pic:nvPicPr>
+                    <pic:cNvPr id="209" name="Transfer or shift page"/>
+                    <pic:cNvPicPr/>
+                  </pic:nvPicPr>
+                  <pic:blipFill>
+                    <a:blip r:embed="rId32"/>
+                    <a:stretch>
+                      <a:fillRect/>
+                    </a:stretch>
+                  </pic:blipFill>
+                  <pic:spPr>
+                    <a:xfrm>
+                      <a:off x="0" y="0"/>
+                      <a:ext cx="5669280" cy="3185088"/>
+                    </a:xfrm>
+                    <a:prstGeom prst="rect">
+                      <a:avLst/>
+                    </a:prstGeom>
+                  </pic:spPr>
+                </pic:pic>
+              </a:graphicData>
+            </a:graphic>
+          </wp:inline>
+        </w:drawing>
+      </w:r>
+    </w:p>
+    <w:p>
+      <w:pPr>
+        <w:keepNext/>
+        <w:spacing w:before="240" w:after="120" w:line="360" w:lineRule="auto"/>
+        <w:jc w:val="center"/>
+        <w:rPr>
+          <w:rFonts w:ascii="Courier New" w:hAnsi="Courier New" w:cs="Courier New"/>
+          <w:b/>
+          <w:bCs/>
+          <w:sz w:val="24"/>
+          <w:szCs w:val="24"/>
+        </w:rPr>
+      </w:pPr>
+      <w:r>
+        <w:rPr>
+          <w:rFonts w:ascii="Courier New" w:hAnsi="Courier New" w:cs="Courier New"/>
+          <w:b/>
+          <w:bCs/>
+          <w:sz w:val="24"/>
+          <w:szCs w:val="24"/>
+        </w:rPr>
+        <w:lastRenderedPageBreak/>
+        <w:t>Figure 4.7f. Enter Grades — choosing the term</w:t>
+      </w:r>
+      <w:r>
+        <w:fldChar w:fldCharType="begin"/>
+      </w:r>
+      <w:r>
+        <w:instrText xml:space="preserve"> TC "Figure 4.7f. Enter Grades — choosing the term" \f f \l 1 </w:instrText>
+      </w:r>
+      <w:r>
+        <w:fldChar w:fldCharType="end"/>
+      </w:r>
+    </w:p>
+    <w:p>
+      <w:pPr>
+        <w:spacing w:after="120" w:line="240" w:lineRule="auto"/>
+        <w:jc w:val="center"/>
+        <w:rPr>
+          <w:rFonts w:ascii="Courier New" w:hAnsi="Courier New" w:cs="Courier New"/>
+          <w:sz w:val="24"/>
+          <w:szCs w:val="24"/>
+        </w:rPr>
+      </w:pPr>
+      <w:r>
+        <w:rPr>
+          <w:noProof/>
+        </w:rPr>
+        <w:drawing>
+          <wp:inline distT="0" distB="0" distL="0" distR="0" wp14:anchorId="7A8ED682" wp14:editId="54C8238D">
+            <wp:extent cx="5669280" cy="3188045"/>
+            <wp:effectExtent l="0" t="0" r="0" b="0"/>
+            <wp:docPr id="210" name="Enter grades page"/>
+            <wp:cNvGraphicFramePr>
+              <a:graphicFrameLocks xmlns:a="http://schemas.openxmlformats.org/drawingml/2006/main" noChangeAspect="1"/>
+            </wp:cNvGraphicFramePr>
+            <a:graphic xmlns:a="http://schemas.openxmlformats.org/drawingml/2006/main">
+              <a:graphicData uri="http://schemas.openxmlformats.org/drawingml/2006/picture">
+                <pic:pic xmlns:pic="http://schemas.openxmlformats.org/drawingml/2006/picture">
+                  <pic:nvPicPr>
+                    <pic:cNvPr id="210" name="Enter grades page"/>
+                    <pic:cNvPicPr/>
+                  </pic:nvPicPr>
+                  <pic:blipFill>
+                    <a:blip r:embed="rId33"/>
                     <a:stretch>
                       <a:fillRect/>
                     </a:stretch>
@@ -10934,7 +13682,16 @@
           <w:sz w:val="24"/>
           <w:szCs w:val="24"/>
         </w:rPr>
-        <w:t>Figure 4.7d. Student Audit — subject taken out of order and Irregular status</w:t>
+        <w:t>Figure 4.7g. Manage Curriculum Versions</w:t>
+      </w:r>
+      <w:r>
+        <w:fldChar w:fldCharType="begin"/>
+      </w:r>
+      <w:r>
+        <w:instrText xml:space="preserve"> TC "Figure 4.7g. Manage Curriculum Versions" \f f \l 1 </w:instrText>
+      </w:r>
+      <w:r>
+        <w:fldChar w:fldCharType="end"/>
       </w:r>
     </w:p>
     <w:p>
@@ -10951,12 +13708,11 @@
         <w:rPr>
           <w:noProof/>
         </w:rPr>
-        <w:lastRenderedPageBreak/>
         <w:drawing>
-          <wp:inline distT="0" distB="0" distL="0" distR="0" wp14:anchorId="57E69D58" wp14:editId="452F149B">
-            <wp:extent cx="5669280" cy="3196382"/>
+          <wp:inline distT="0" distB="0" distL="0" distR="0" wp14:anchorId="1D08A879" wp14:editId="7033F209">
+            <wp:extent cx="5669280" cy="3188045"/>
             <wp:effectExtent l="0" t="0" r="0" b="0"/>
-            <wp:docPr id="208" name="Student profile with violation banner"/>
+            <wp:docPr id="211" name="Curriculum management, version tabs"/>
             <wp:cNvGraphicFramePr>
               <a:graphicFrameLocks xmlns:a="http://schemas.openxmlformats.org/drawingml/2006/main" noChangeAspect="1"/>
             </wp:cNvGraphicFramePr>
@@ -10964,158 +13720,7 @@
               <a:graphicData uri="http://schemas.openxmlformats.org/drawingml/2006/picture">
                 <pic:pic xmlns:pic="http://schemas.openxmlformats.org/drawingml/2006/picture">
                   <pic:nvPicPr>
-                    <pic:cNvPr id="208" name="Student profile with violation banner"/>
-                    <pic:cNvPicPr/>
-                  </pic:nvPicPr>
-                  <pic:blipFill>
-                    <a:blip r:embed="rId32"/>
-                    <a:stretch>
-                      <a:fillRect/>
-                    </a:stretch>
-                  </pic:blipFill>
-                  <pic:spPr>
-                    <a:xfrm>
-                      <a:off x="0" y="0"/>
-                      <a:ext cx="5669280" cy="3196382"/>
-                    </a:xfrm>
-                    <a:prstGeom prst="rect">
-                      <a:avLst/>
-                    </a:prstGeom>
-                  </pic:spPr>
-                </pic:pic>
-              </a:graphicData>
-            </a:graphic>
-          </wp:inline>
-        </w:drawing>
-      </w:r>
-    </w:p>
-    <w:p>
-      <w:pPr>
-        <w:keepNext/>
-        <w:spacing w:before="240" w:after="120" w:line="360" w:lineRule="auto"/>
-        <w:jc w:val="center"/>
-        <w:rPr>
-          <w:rFonts w:ascii="Courier New" w:hAnsi="Courier New" w:cs="Courier New"/>
-          <w:b/>
-          <w:bCs/>
-          <w:sz w:val="24"/>
-          <w:szCs w:val="24"/>
-        </w:rPr>
-      </w:pPr>
-      <w:r>
-        <w:rPr>
-          <w:rFonts w:ascii="Courier New" w:hAnsi="Courier New" w:cs="Courier New"/>
-          <w:b/>
-          <w:bCs/>
-          <w:sz w:val="24"/>
-          <w:szCs w:val="24"/>
-        </w:rPr>
-        <w:t>Figure 4.7e. Transfer / Shift Records</w:t>
-      </w:r>
-    </w:p>
-    <w:p>
-      <w:pPr>
-        <w:spacing w:after="120" w:line="240" w:lineRule="auto"/>
-        <w:jc w:val="center"/>
-        <w:rPr>
-          <w:rFonts w:ascii="Courier New" w:hAnsi="Courier New" w:cs="Courier New"/>
-          <w:sz w:val="24"/>
-          <w:szCs w:val="24"/>
-        </w:rPr>
-      </w:pPr>
-      <w:r>
-        <w:rPr>
-          <w:noProof/>
-        </w:rPr>
-        <w:drawing>
-          <wp:inline distT="0" distB="0" distL="0" distR="0" wp14:anchorId="3A365DC5" wp14:editId="52B811C7">
-            <wp:extent cx="5669280" cy="3185088"/>
-            <wp:effectExtent l="0" t="0" r="0" b="0"/>
-            <wp:docPr id="209" name="Transfer or shift page"/>
-            <wp:cNvGraphicFramePr>
-              <a:graphicFrameLocks xmlns:a="http://schemas.openxmlformats.org/drawingml/2006/main" noChangeAspect="1"/>
-            </wp:cNvGraphicFramePr>
-            <a:graphic xmlns:a="http://schemas.openxmlformats.org/drawingml/2006/main">
-              <a:graphicData uri="http://schemas.openxmlformats.org/drawingml/2006/picture">
-                <pic:pic xmlns:pic="http://schemas.openxmlformats.org/drawingml/2006/picture">
-                  <pic:nvPicPr>
-                    <pic:cNvPr id="209" name="Transfer or shift page"/>
-                    <pic:cNvPicPr/>
-                  </pic:nvPicPr>
-                  <pic:blipFill>
-                    <a:blip r:embed="rId33"/>
-                    <a:stretch>
-                      <a:fillRect/>
-                    </a:stretch>
-                  </pic:blipFill>
-                  <pic:spPr>
-                    <a:xfrm>
-                      <a:off x="0" y="0"/>
-                      <a:ext cx="5669280" cy="3185088"/>
-                    </a:xfrm>
-                    <a:prstGeom prst="rect">
-                      <a:avLst/>
-                    </a:prstGeom>
-                  </pic:spPr>
-                </pic:pic>
-              </a:graphicData>
-            </a:graphic>
-          </wp:inline>
-        </w:drawing>
-      </w:r>
-    </w:p>
-    <w:p>
-      <w:pPr>
-        <w:keepNext/>
-        <w:spacing w:before="240" w:after="120" w:line="360" w:lineRule="auto"/>
-        <w:jc w:val="center"/>
-        <w:rPr>
-          <w:rFonts w:ascii="Courier New" w:hAnsi="Courier New" w:cs="Courier New"/>
-          <w:b/>
-          <w:bCs/>
-          <w:sz w:val="24"/>
-          <w:szCs w:val="24"/>
-        </w:rPr>
-      </w:pPr>
-      <w:r>
-        <w:rPr>
-          <w:rFonts w:ascii="Courier New" w:hAnsi="Courier New" w:cs="Courier New"/>
-          <w:b/>
-          <w:bCs/>
-          <w:sz w:val="24"/>
-          <w:szCs w:val="24"/>
-        </w:rPr>
-        <w:t>Figure 4.7f. Enter Grades — choosing the term</w:t>
-      </w:r>
-    </w:p>
-    <w:p>
-      <w:pPr>
-        <w:spacing w:after="120" w:line="240" w:lineRule="auto"/>
-        <w:jc w:val="center"/>
-        <w:rPr>
-          <w:rFonts w:ascii="Courier New" w:hAnsi="Courier New" w:cs="Courier New"/>
-          <w:sz w:val="24"/>
-          <w:szCs w:val="24"/>
-        </w:rPr>
-      </w:pPr>
-      <w:r>
-        <w:rPr>
-          <w:noProof/>
-        </w:rPr>
-        <w:lastRenderedPageBreak/>
-        <w:drawing>
-          <wp:inline distT="0" distB="0" distL="0" distR="0" wp14:anchorId="7A8ED682" wp14:editId="54C8238D">
-            <wp:extent cx="5669280" cy="3188045"/>
-            <wp:effectExtent l="0" t="0" r="0" b="0"/>
-            <wp:docPr id="210" name="Enter grades page"/>
-            <wp:cNvGraphicFramePr>
-              <a:graphicFrameLocks xmlns:a="http://schemas.openxmlformats.org/drawingml/2006/main" noChangeAspect="1"/>
-            </wp:cNvGraphicFramePr>
-            <a:graphic xmlns:a="http://schemas.openxmlformats.org/drawingml/2006/main">
-              <a:graphicData uri="http://schemas.openxmlformats.org/drawingml/2006/picture">
-                <pic:pic xmlns:pic="http://schemas.openxmlformats.org/drawingml/2006/picture">
-                  <pic:nvPicPr>
-                    <pic:cNvPr id="210" name="Enter grades page"/>
+                    <pic:cNvPr id="211" name="Curriculum management, version tabs"/>
                     <pic:cNvPicPr/>
                   </pic:nvPicPr>
                   <pic:blipFill>
@@ -11161,7 +13766,17 @@
           <w:sz w:val="24"/>
           <w:szCs w:val="24"/>
         </w:rPr>
-        <w:t>Figure 4.7g. Manage Curriculum Versions</w:t>
+        <w:lastRenderedPageBreak/>
+        <w:t>Figure 4.7h. Student Audit — status, term and reason for each subject</w:t>
+      </w:r>
+      <w:r>
+        <w:fldChar w:fldCharType="begin"/>
+      </w:r>
+      <w:r>
+        <w:instrText xml:space="preserve"> TC "Figure 4.7h. Student Audit — status, term and reason for each subject" \f f \l 1 </w:instrText>
+      </w:r>
+      <w:r>
+        <w:fldChar w:fldCharType="end"/>
       </w:r>
     </w:p>
     <w:p>
@@ -11179,10 +13794,10 @@
           <w:noProof/>
         </w:rPr>
         <w:drawing>
-          <wp:inline distT="0" distB="0" distL="0" distR="0" wp14:anchorId="1D08A879" wp14:editId="7033F209">
+          <wp:inline distT="0" distB="0" distL="0" distR="0" wp14:anchorId="13D9396F" wp14:editId="0F7D1C09">
             <wp:extent cx="5669280" cy="3188045"/>
             <wp:effectExtent l="0" t="0" r="0" b="0"/>
-            <wp:docPr id="211" name="Curriculum management, version tabs"/>
+            <wp:docPr id="212" name="Student audit detail, all five states"/>
             <wp:cNvGraphicFramePr>
               <a:graphicFrameLocks xmlns:a="http://schemas.openxmlformats.org/drawingml/2006/main" noChangeAspect="1"/>
             </wp:cNvGraphicFramePr>
@@ -11190,7 +13805,7 @@
               <a:graphicData uri="http://schemas.openxmlformats.org/drawingml/2006/picture">
                 <pic:pic xmlns:pic="http://schemas.openxmlformats.org/drawingml/2006/picture">
                   <pic:nvPicPr>
-                    <pic:cNvPr id="211" name="Curriculum management, version tabs"/>
+                    <pic:cNvPr id="212" name="Student audit detail, all five states"/>
                     <pic:cNvPicPr/>
                   </pic:nvPicPr>
                   <pic:blipFill>
@@ -11236,7 +13851,16 @@
           <w:sz w:val="24"/>
           <w:szCs w:val="24"/>
         </w:rPr>
-        <w:t>Figure 4.7h. Student Audit — status, term and reason for each subject</w:t>
+        <w:t>Figure 4.7i. Student Audit — fully compliant (Regular) example</w:t>
+      </w:r>
+      <w:r>
+        <w:fldChar w:fldCharType="begin"/>
+      </w:r>
+      <w:r>
+        <w:instrText xml:space="preserve"> TC "Figure 4.7i. Student Audit — fully compliant (Regular) example" \f f \l 1 </w:instrText>
+      </w:r>
+      <w:r>
+        <w:fldChar w:fldCharType="end"/>
       </w:r>
     </w:p>
     <w:p>
@@ -11253,12 +13877,11 @@
         <w:rPr>
           <w:noProof/>
         </w:rPr>
-        <w:lastRenderedPageBreak/>
         <w:drawing>
-          <wp:inline distT="0" distB="0" distL="0" distR="0" wp14:anchorId="13D9396F" wp14:editId="0F7D1C09">
+          <wp:inline distT="0" distB="0" distL="0" distR="0" wp14:anchorId="4DA94E66" wp14:editId="733183AE">
             <wp:extent cx="5669280" cy="3188045"/>
             <wp:effectExtent l="0" t="0" r="0" b="0"/>
-            <wp:docPr id="212" name="Student audit detail, all five states"/>
+            <wp:docPr id="213" name="Student profile, zero violations"/>
             <wp:cNvGraphicFramePr>
               <a:graphicFrameLocks xmlns:a="http://schemas.openxmlformats.org/drawingml/2006/main" noChangeAspect="1"/>
             </wp:cNvGraphicFramePr>
@@ -11266,7 +13889,7 @@
               <a:graphicData uri="http://schemas.openxmlformats.org/drawingml/2006/picture">
                 <pic:pic xmlns:pic="http://schemas.openxmlformats.org/drawingml/2006/picture">
                   <pic:nvPicPr>
-                    <pic:cNvPr id="212" name="Student audit detail, all five states"/>
+                    <pic:cNvPr id="213" name="Student profile, zero violations"/>
                     <pic:cNvPicPr/>
                   </pic:nvPicPr>
                   <pic:blipFill>
@@ -11312,7 +13935,17 @@
           <w:sz w:val="24"/>
           <w:szCs w:val="24"/>
         </w:rPr>
-        <w:t>Figure 4.7i. Student Audit — fully compliant (Regular) example</w:t>
+        <w:lastRenderedPageBreak/>
+        <w:t>Figure 4.7j. Export Curriculum — PDF output</w:t>
+      </w:r>
+      <w:r>
+        <w:fldChar w:fldCharType="begin"/>
+      </w:r>
+      <w:r>
+        <w:instrText xml:space="preserve"> TC "Figure 4.7j. Export Curriculum — PDF output" \f f \l 1 </w:instrText>
+      </w:r>
+      <w:r>
+        <w:fldChar w:fldCharType="end"/>
       </w:r>
     </w:p>
     <w:p>
@@ -11329,82 +13962,6 @@
         <w:rPr>
           <w:noProof/>
         </w:rPr>
-        <w:drawing>
-          <wp:inline distT="0" distB="0" distL="0" distR="0" wp14:anchorId="4DA94E66" wp14:editId="733183AE">
-            <wp:extent cx="5669280" cy="3188045"/>
-            <wp:effectExtent l="0" t="0" r="0" b="0"/>
-            <wp:docPr id="213" name="Student profile, zero violations"/>
-            <wp:cNvGraphicFramePr>
-              <a:graphicFrameLocks xmlns:a="http://schemas.openxmlformats.org/drawingml/2006/main" noChangeAspect="1"/>
-            </wp:cNvGraphicFramePr>
-            <a:graphic xmlns:a="http://schemas.openxmlformats.org/drawingml/2006/main">
-              <a:graphicData uri="http://schemas.openxmlformats.org/drawingml/2006/picture">
-                <pic:pic xmlns:pic="http://schemas.openxmlformats.org/drawingml/2006/picture">
-                  <pic:nvPicPr>
-                    <pic:cNvPr id="213" name="Student profile, zero violations"/>
-                    <pic:cNvPicPr/>
-                  </pic:nvPicPr>
-                  <pic:blipFill>
-                    <a:blip r:embed="rId37"/>
-                    <a:stretch>
-                      <a:fillRect/>
-                    </a:stretch>
-                  </pic:blipFill>
-                  <pic:spPr>
-                    <a:xfrm>
-                      <a:off x="0" y="0"/>
-                      <a:ext cx="5669280" cy="3188045"/>
-                    </a:xfrm>
-                    <a:prstGeom prst="rect">
-                      <a:avLst/>
-                    </a:prstGeom>
-                  </pic:spPr>
-                </pic:pic>
-              </a:graphicData>
-            </a:graphic>
-          </wp:inline>
-        </w:drawing>
-      </w:r>
-    </w:p>
-    <w:p>
-      <w:pPr>
-        <w:keepNext/>
-        <w:spacing w:before="240" w:after="120" w:line="360" w:lineRule="auto"/>
-        <w:jc w:val="center"/>
-        <w:rPr>
-          <w:rFonts w:ascii="Courier New" w:hAnsi="Courier New" w:cs="Courier New"/>
-          <w:b/>
-          <w:bCs/>
-          <w:sz w:val="24"/>
-          <w:szCs w:val="24"/>
-        </w:rPr>
-      </w:pPr>
-      <w:r>
-        <w:rPr>
-          <w:rFonts w:ascii="Courier New" w:hAnsi="Courier New" w:cs="Courier New"/>
-          <w:b/>
-          <w:bCs/>
-          <w:sz w:val="24"/>
-          <w:szCs w:val="24"/>
-        </w:rPr>
-        <w:t>Figure 4.7j. Export Curriculum — PDF output</w:t>
-      </w:r>
-    </w:p>
-    <w:p>
-      <w:pPr>
-        <w:spacing w:after="120" w:line="240" w:lineRule="auto"/>
-        <w:jc w:val="center"/>
-        <w:rPr>
-          <w:rFonts w:ascii="Courier New" w:hAnsi="Courier New" w:cs="Courier New"/>
-          <w:sz w:val="24"/>
-          <w:szCs w:val="24"/>
-        </w:rPr>
-      </w:pPr>
-      <w:r>
-        <w:rPr>
-          <w:noProof/>
-        </w:rPr>
-        <w:lastRenderedPageBreak/>
         <w:drawing>
           <wp:inline distT="0" distB="0" distL="0" distR="0" wp14:anchorId="4D95A83D" wp14:editId="01641A16">
             <wp:extent cx="5669280" cy="2675590"/>
@@ -11421,7 +13978,7 @@
                     <pic:cNvPicPr/>
                   </pic:nvPicPr>
                   <pic:blipFill>
-                    <a:blip r:embed="rId38"/>
+                    <a:blip r:embed="rId37"/>
                     <a:stretch>
                       <a:fillRect/>
                     </a:stretch>
@@ -11478,6 +14035,15 @@
         </w:rPr>
         <w:commentReference w:id="1"/>
       </w:r>
+      <w:r>
+        <w:fldChar w:fldCharType="begin"/>
+      </w:r>
+      <w:r>
+        <w:instrText xml:space="preserve"> TC "Figure 4.7k. Create Program — new chairperson account with a temporary password" \f f \l 1 </w:instrText>
+      </w:r>
+      <w:r>
+        <w:fldChar w:fldCharType="end"/>
+      </w:r>
     </w:p>
     <w:p>
       <w:pPr>
@@ -11493,7 +14059,6 @@
         <w:rPr>
           <w:noProof/>
         </w:rPr>
-        <w:lastRenderedPageBreak/>
         <w:drawing>
           <wp:inline distT="0" distB="0" distL="0" distR="0" wp14:anchorId="7A8ED682" wp14:editId="54C8238D">
             <wp:extent cx="5669280" cy="3543300"/>
@@ -11510,7 +14075,7 @@
                     <pic:cNvPicPr/>
                   </pic:nvPicPr>
                   <pic:blipFill>
-                    <a:blip r:embed="rId9202"/>
+                    <a:blip r:embed="rId38"/>
                     <a:stretch>
                       <a:fillRect/>
                     </a:stretch>
@@ -11544,18 +14109,19 @@
           <w:szCs w:val="24"/>
         </w:rPr>
       </w:pPr>
-      <w:commentRangeStart w:id="1"/>
-      <w:r>
-        <w:rPr>
-          <w:rFonts w:ascii="Courier New" w:hAnsi="Courier New" w:cs="Courier New"/>
-          <w:b/>
-          <w:bCs/>
-          <w:sz w:val="24"/>
-          <w:szCs w:val="24"/>
-        </w:rPr>
+      <w:commentRangeStart w:id="2"/>
+      <w:r>
+        <w:rPr>
+          <w:rFonts w:ascii="Courier New" w:hAnsi="Courier New" w:cs="Courier New"/>
+          <w:b/>
+          <w:bCs/>
+          <w:sz w:val="24"/>
+          <w:szCs w:val="24"/>
+        </w:rPr>
+        <w:lastRenderedPageBreak/>
         <w:t>Figure 4.7l. First Log In — password change with the rules checklist</w:t>
       </w:r>
-      <w:commentRangeEnd w:id="1"/>
+      <w:commentRangeEnd w:id="2"/>
       <w:r>
         <w:rPr>
           <w:rStyle w:val="CommentReference"/>
@@ -11565,7 +14131,16 @@
           <w:sz w:val="24"/>
           <w:szCs w:val="24"/>
         </w:rPr>
-        <w:commentReference w:id="1"/>
+        <w:commentReference w:id="2"/>
+      </w:r>
+      <w:r>
+        <w:fldChar w:fldCharType="begin"/>
+      </w:r>
+      <w:r>
+        <w:instrText xml:space="preserve"> TC "Figure 4.7l. First Log In — password change with the rules checklist" \f f \l 1 </w:instrText>
+      </w:r>
+      <w:r>
+        <w:fldChar w:fldCharType="end"/>
       </w:r>
     </w:p>
     <w:p>
@@ -11582,7 +14157,6 @@
         <w:rPr>
           <w:noProof/>
         </w:rPr>
-        <w:lastRenderedPageBreak/>
         <w:drawing>
           <wp:inline distT="0" distB="0" distL="0" distR="0" wp14:anchorId="7A8ED682" wp14:editId="54C8238D">
             <wp:extent cx="5669280" cy="3543300"/>
@@ -11599,7 +14173,7 @@
                     <pic:cNvPicPr/>
                   </pic:nvPicPr>
                   <pic:blipFill>
-                    <a:blip r:embed="rId9201"/>
+                    <a:blip r:embed="rId39"/>
                     <a:stretch>
                       <a:fillRect/>
                     </a:stretch>
@@ -11641,7 +14215,17 @@
           <w:sz w:val="24"/>
           <w:szCs w:val="24"/>
         </w:rPr>
+        <w:lastRenderedPageBreak/>
         <w:t>Figure 4.7m. Dean Dashboard — Current semester</w:t>
+      </w:r>
+      <w:r>
+        <w:fldChar w:fldCharType="begin"/>
+      </w:r>
+      <w:r>
+        <w:instrText xml:space="preserve"> TC "Figure 4.7m. Dean Dashboard — Current semester" \f f \l 1 </w:instrText>
+      </w:r>
+      <w:r>
+        <w:fldChar w:fldCharType="end"/>
       </w:r>
     </w:p>
     <w:p>
@@ -11658,7 +14242,6 @@
         <w:rPr>
           <w:noProof/>
         </w:rPr>
-        <w:lastRenderedPageBreak/>
         <w:drawing>
           <wp:inline distT="0" distB="0" distL="0" distR="0" wp14:anchorId="7A8ED682" wp14:editId="54C8238D">
             <wp:extent cx="5669280" cy="3543300"/>
@@ -11675,7 +14258,7 @@
                     <pic:cNvPicPr/>
                   </pic:nvPicPr>
                   <pic:blipFill>
-                    <a:blip r:embed="rId9101"/>
+                    <a:blip r:embed="rId40"/>
                     <a:stretch>
                       <a:fillRect/>
                     </a:stretch>
@@ -11717,7 +14300,17 @@
           <w:sz w:val="24"/>
           <w:szCs w:val="24"/>
         </w:rPr>
+        <w:lastRenderedPageBreak/>
         <w:t>Figure 4.7n. Chairperson Dashboard</w:t>
+      </w:r>
+      <w:r>
+        <w:fldChar w:fldCharType="begin"/>
+      </w:r>
+      <w:r>
+        <w:instrText xml:space="preserve"> TC "Figure 4.7n. Chairperson Dashboard" \f f \l 1 </w:instrText>
+      </w:r>
+      <w:r>
+        <w:fldChar w:fldCharType="end"/>
       </w:r>
     </w:p>
     <w:p>
@@ -11734,7 +14327,6 @@
         <w:rPr>
           <w:noProof/>
         </w:rPr>
-        <w:lastRenderedPageBreak/>
         <w:drawing>
           <wp:inline distT="0" distB="0" distL="0" distR="0" wp14:anchorId="7A8ED682" wp14:editId="54C8238D">
             <wp:extent cx="5669280" cy="3543300"/>
@@ -11751,7 +14343,7 @@
                     <pic:cNvPicPr/>
                   </pic:nvPicPr>
                   <pic:blipFill>
-                    <a:blip r:embed="rId9102"/>
+                    <a:blip r:embed="rId41"/>
                     <a:stretch>
                       <a:fillRect/>
                     </a:stretch>
@@ -11793,7 +14385,17 @@
           <w:sz w:val="24"/>
           <w:szCs w:val="24"/>
         </w:rPr>
+        <w:lastRenderedPageBreak/>
         <w:t>Figure 4.7o. Import Curriculum — preview of changes</w:t>
+      </w:r>
+      <w:r>
+        <w:fldChar w:fldCharType="begin"/>
+      </w:r>
+      <w:r>
+        <w:instrText xml:space="preserve"> TC "Figure 4.7o. Import Curriculum — preview of changes" \f f \l 1 </w:instrText>
+      </w:r>
+      <w:r>
+        <w:fldChar w:fldCharType="end"/>
       </w:r>
     </w:p>
     <w:p>
@@ -11810,7 +14412,6 @@
         <w:rPr>
           <w:noProof/>
         </w:rPr>
-        <w:lastRenderedPageBreak/>
         <w:drawing>
           <wp:inline distT="0" distB="0" distL="0" distR="0" wp14:anchorId="7A8ED682" wp14:editId="54C8238D">
             <wp:extent cx="5669280" cy="3543300"/>
@@ -11827,7 +14428,7 @@
                     <pic:cNvPicPr/>
                   </pic:nvPicPr>
                   <pic:blipFill>
-                    <a:blip r:embed="rId9103"/>
+                    <a:blip r:embed="rId42"/>
                     <a:stretch>
                       <a:fillRect/>
                     </a:stretch>
@@ -11869,7 +14470,17 @@
           <w:sz w:val="24"/>
           <w:szCs w:val="24"/>
         </w:rPr>
+        <w:lastRenderedPageBreak/>
         <w:t>Figure 4.7p. Grade Logbook</w:t>
+      </w:r>
+      <w:r>
+        <w:fldChar w:fldCharType="begin"/>
+      </w:r>
+      <w:r>
+        <w:instrText xml:space="preserve"> TC "Figure 4.7p. Grade Logbook" \f f \l 1 </w:instrText>
+      </w:r>
+      <w:r>
+        <w:fldChar w:fldCharType="end"/>
       </w:r>
     </w:p>
     <w:p>
@@ -11886,7 +14497,6 @@
         <w:rPr>
           <w:noProof/>
         </w:rPr>
-        <w:lastRenderedPageBreak/>
         <w:drawing>
           <wp:inline distT="0" distB="0" distL="0" distR="0" wp14:anchorId="7A8ED682" wp14:editId="54C8238D">
             <wp:extent cx="5669280" cy="3543300"/>
@@ -11903,7 +14513,7 @@
                     <pic:cNvPicPr/>
                   </pic:nvPicPr>
                   <pic:blipFill>
-                    <a:blip r:embed="rId9104"/>
+                    <a:blip r:embed="rId43"/>
                     <a:stretch>
                       <a:fillRect/>
                     </a:stretch>
@@ -11945,7 +14555,17 @@
           <w:sz w:val="24"/>
           <w:szCs w:val="24"/>
         </w:rPr>
+        <w:lastRenderedPageBreak/>
         <w:t>Figure 4.7q. Edit Student — year level (automatic or set by hand)</w:t>
+      </w:r>
+      <w:r>
+        <w:fldChar w:fldCharType="begin"/>
+      </w:r>
+      <w:r>
+        <w:instrText xml:space="preserve"> TC "Figure 4.7q. Edit Student — year level (automatic or set by hand)" \f f \l 1 </w:instrText>
+      </w:r>
+      <w:r>
+        <w:fldChar w:fldCharType="end"/>
       </w:r>
     </w:p>
     <w:p>
@@ -11962,7 +14582,6 @@
         <w:rPr>
           <w:noProof/>
         </w:rPr>
-        <w:lastRenderedPageBreak/>
         <w:drawing>
           <wp:inline distT="0" distB="0" distL="0" distR="0" wp14:anchorId="7A8ED682" wp14:editId="54C8238D">
             <wp:extent cx="5669280" cy="3543300"/>
@@ -11979,7 +14598,7 @@
                     <pic:cNvPicPr/>
                   </pic:nvPicPr>
                   <pic:blipFill>
-                    <a:blip r:embed="rId9105"/>
+                    <a:blip r:embed="rId44"/>
                     <a:stretch>
                       <a:fillRect/>
                     </a:stretch>
@@ -12003,7 +14622,7 @@
     <w:p>
       <w:pPr>
         <w:keepNext/>
-        <w:spacing w:line="480" w:lineRule="auto" w:before="240"/>
+        <w:spacing w:before="240" w:line="480" w:lineRule="auto"/>
         <w:jc w:val="both"/>
         <w:rPr>
           <w:rFonts w:ascii="Courier New" w:hAnsi="Courier New" w:cs="Courier New"/>
@@ -12022,6 +14641,15 @@
           <w:szCs w:val="24"/>
         </w:rPr>
         <w:t>Non-Functional Requirements of the Proposed System</w:t>
+      </w:r>
+      <w:r>
+        <w:fldChar w:fldCharType="begin"/>
+      </w:r>
+      <w:r>
+        <w:instrText xml:space="preserve"> TC "Non-Functional Requirements of the Proposed System" \f c \l 2 </w:instrText>
+      </w:r>
+      <w:r>
+        <w:fldChar w:fldCharType="end"/>
       </w:r>
     </w:p>
     <w:p>
@@ -12112,6 +14740,7 @@
           <w:sz w:val="24"/>
           <w:szCs w:val="24"/>
         </w:rPr>
+        <w:lastRenderedPageBreak/>
         <w:t>Performance Efficiency:</w:t>
       </w:r>
       <w:r>
@@ -12153,16 +14782,7 @@
           <w:sz w:val="24"/>
           <w:szCs w:val="24"/>
         </w:rPr>
-        <w:t xml:space="preserve">the interface uses one consistent design with confirmation dialogs and notifications; access is role-scoped via RLS, and new </w:t>
-      </w:r>
-      <w:r>
-        <w:rPr>
-          <w:rFonts w:ascii="Courier New" w:hAnsi="Courier New" w:cs="Courier New"/>
-          <w:sz w:val="24"/>
-          <w:szCs w:val="24"/>
-        </w:rPr>
-        <w:lastRenderedPageBreak/>
-        <w:t>chairpersons must replace their temporary password at first login.</w:t>
+        <w:t>the interface uses one consistent design with confirmation dialogs and notifications; access is role-scoped via RLS, and new chairpersons must replace their temporary password at first login.</w:t>
       </w:r>
     </w:p>
     <w:p>
@@ -12234,7 +14854,7 @@
     <w:p>
       <w:pPr>
         <w:keepNext/>
-        <w:spacing w:line="480" w:lineRule="auto" w:before="240"/>
+        <w:spacing w:before="240" w:line="480" w:lineRule="auto"/>
         <w:jc w:val="both"/>
         <w:rPr>
           <w:rFonts w:ascii="Courier New" w:hAnsi="Courier New" w:cs="Courier New"/>
@@ -12253,6 +14873,15 @@
           <w:szCs w:val="24"/>
         </w:rPr>
         <w:t>Testing of the System</w:t>
+      </w:r>
+      <w:r>
+        <w:fldChar w:fldCharType="begin"/>
+      </w:r>
+      <w:r>
+        <w:instrText xml:space="preserve"> TC "Testing of the System" \f c \l 2 </w:instrText>
+      </w:r>
+      <w:r>
+        <w:fldChar w:fldCharType="end"/>
       </w:r>
     </w:p>
     <w:p>
@@ -12294,6 +14923,7 @@
           <w:sz w:val="24"/>
           <w:szCs w:val="24"/>
         </w:rPr>
+        <w:lastRenderedPageBreak/>
         <w:t>Automated testing.</w:t>
       </w:r>
       <w:r>
@@ -12345,7 +14975,6 @@
                 <w:sz w:val="20"/>
                 <w:szCs w:val="20"/>
               </w:rPr>
-              <w:lastRenderedPageBreak/>
               <w:t>Area</w:t>
             </w:r>
           </w:p>
@@ -12754,7 +15383,7 @@
     </w:tbl>
     <w:p>
       <w:pPr>
-        <w:spacing w:line="480" w:lineRule="auto" w:before="120"/>
+        <w:spacing w:before="120" w:line="480" w:lineRule="auto"/>
         <w:jc w:val="center"/>
         <w:rPr>
           <w:rFonts w:ascii="Courier New" w:hAnsi="Courier New" w:cs="Courier New"/>
@@ -12772,7 +15401,16 @@
           <w:sz w:val="24"/>
           <w:szCs w:val="24"/>
         </w:rPr>
-        <w:t>Table 4.4</w:t>
+        <w:t>Table 4.4. Summary of the Automated Tests</w:t>
+      </w:r>
+      <w:r>
+        <w:fldChar w:fldCharType="begin"/>
+      </w:r>
+      <w:r>
+        <w:instrText xml:space="preserve"> TC "Table 4.4. Summary of the Automated Tests" \f t \l 1 </w:instrText>
+      </w:r>
+      <w:r>
+        <w:fldChar w:fldCharType="end"/>
       </w:r>
     </w:p>
     <w:p>
@@ -12794,6 +15432,7 @@
           <w:sz w:val="24"/>
           <w:szCs w:val="24"/>
         </w:rPr>
+        <w:lastRenderedPageBreak/>
         <w:t>Functional testing.</w:t>
       </w:r>
       <w:r>
@@ -12802,16 +15441,7 @@
           <w:sz w:val="24"/>
           <w:szCs w:val="24"/>
         </w:rPr>
-        <w:t xml:space="preserve"> The researchers scripted a web browser with Playwright against a local copy of the full system (the PostgreSQL database and the application) loaded with sample CEIT data, logging in as a dean and as chairpersons and going through each feature: violations and their reasons, INC completion, the out-of-order warning after </w:t>
-      </w:r>
-      <w:r>
-        <w:rPr>
-          <w:rFonts w:ascii="Courier New" w:hAnsi="Courier New" w:cs="Courier New"/>
-          <w:sz w:val="24"/>
-          <w:szCs w:val="24"/>
-        </w:rPr>
-        <w:lastRenderedPageBreak/>
-        <w:t>saving grades, setting the current semester, automatic year levels moving up with grades and semesters, chairperson overrides, regular and irregular counts, .xls imports, the earlier-term warning, and the password checklist. All scenarios passed after the defects found were fixed.</w:t>
+        <w:t xml:space="preserve"> The researchers scripted a web browser with Playwright against a local copy of the full system (the PostgreSQL database and the application) loaded with sample CEIT data, logging in as a dean and as chairpersons and going through each feature: violations and their reasons, INC completion, the out-of-order warning after saving grades, setting the current semester, automatic year levels moving up with grades and semesters, chairperson overrides, regular and irregular counts, .xls imports, the earlier-term warning, and the password checklist. All scenarios passed after the defects found were fixed.</w:t>
       </w:r>
     </w:p>
     <w:p>
@@ -12910,6 +15540,7 @@
           <w:sz w:val="24"/>
           <w:szCs w:val="24"/>
         </w:rPr>
+        <w:lastRenderedPageBreak/>
         <w:t>same-term prerequisite violations were caught or missed depending on the order of the rows;</w:t>
       </w:r>
     </w:p>
@@ -12976,14 +15607,13 @@
           <w:sz w:val="24"/>
           <w:szCs w:val="24"/>
         </w:rPr>
-        <w:lastRenderedPageBreak/>
         <w:t>The checker was therefore redesigned to work from the terms: it compares the term each subject was taken with the term each requirement was passed, every time the audit is shown. The result no longer depends on the order in which grades are entered, and each of the five situations above is now covered by an automated test. This experience shows why a curriculum audit should be based on when subjects were taken rather than on when their grades were encoded: in practice, the grades of existing students are often encoded long after the terms in which they were earned.</w:t>
       </w:r>
     </w:p>
     <w:p>
       <w:pPr>
         <w:keepNext/>
-        <w:spacing w:line="480" w:lineRule="auto" w:before="240"/>
+        <w:spacing w:before="240" w:line="480" w:lineRule="auto"/>
         <w:jc w:val="both"/>
         <w:rPr>
           <w:rFonts w:ascii="Courier New" w:hAnsi="Courier New" w:cs="Courier New"/>
@@ -13002,6 +15632,15 @@
           <w:szCs w:val="24"/>
         </w:rPr>
         <w:t>Extent of Compliance of the Proposed System (SOP No. 4)</w:t>
+      </w:r>
+      <w:r>
+        <w:fldChar w:fldCharType="begin"/>
+      </w:r>
+      <w:r>
+        <w:instrText xml:space="preserve"> TC "Extent of Compliance of the Proposed System (SOP No. 4)" \f c \l 2 </w:instrText>
+      </w:r>
+      <w:r>
+        <w:fldChar w:fldCharType="end"/>
       </w:r>
     </w:p>
     <w:p>
@@ -13021,7 +15660,16 @@
           <w:sz w:val="24"/>
           <w:szCs w:val="24"/>
         </w:rPr>
-        <w:t>Upon completion of the system, Auditrix is to be evaluated by the Program Chairpersons and selected IT experts using a Google Form-based instrument built on the ISO/IEC 25010 software quality model, with each characteristic mapped to a specific part of the system. Responses will be analyzed using the Weighted Mean. Table 4.5 will present the extent of compliance per quality characteristic.</w:t>
+        <w:t xml:space="preserve">Upon completion of the system, Auditrix is to be evaluated by the Program Chairpersons and selected IT experts using a Google Form-based instrument built on the ISO/IEC 25010 software quality model, with each characteristic mapped to a specific part of the system. Responses will be analyzed </w:t>
+      </w:r>
+      <w:r>
+        <w:rPr>
+          <w:rFonts w:ascii="Courier New" w:hAnsi="Courier New" w:cs="Courier New"/>
+          <w:sz w:val="24"/>
+          <w:szCs w:val="24"/>
+        </w:rPr>
+        <w:lastRenderedPageBreak/>
+        <w:t>using the Weighted Mean. Table 4.5 will present the extent of compliance per quality characteristic.</w:t>
       </w:r>
     </w:p>
     <w:tbl>
@@ -13047,7 +15695,7 @@
           </w:tcPr>
           <w:p>
             <w:pPr>
-              <w:spacing w:line="264" w:lineRule="auto" w:before="40" w:after="40"/>
+              <w:spacing w:before="40" w:after="40" w:line="264" w:lineRule="auto"/>
               <w:jc w:val="center"/>
               <w:rPr>
                 <w:rFonts w:ascii="Courier New" w:hAnsi="Courier New" w:cs="Courier New"/>
@@ -13065,7 +15713,6 @@
                 <w:sz w:val="24"/>
                 <w:szCs w:val="24"/>
               </w:rPr>
-              <w:lastRenderedPageBreak/>
               <w:t>Quality Characteristic</w:t>
             </w:r>
           </w:p>
@@ -13076,7 +15723,7 @@
           </w:tcPr>
           <w:p>
             <w:pPr>
-              <w:spacing w:line="264" w:lineRule="auto" w:before="40" w:after="40"/>
+              <w:spacing w:before="40" w:after="40" w:line="264" w:lineRule="auto"/>
               <w:jc w:val="center"/>
               <w:rPr>
                 <w:rFonts w:ascii="Courier New" w:hAnsi="Courier New" w:cs="Courier New"/>
@@ -13104,7 +15751,7 @@
           </w:tcPr>
           <w:p>
             <w:pPr>
-              <w:spacing w:line="264" w:lineRule="auto" w:before="40" w:after="40"/>
+              <w:spacing w:before="40" w:after="40" w:line="264" w:lineRule="auto"/>
               <w:jc w:val="center"/>
               <w:rPr>
                 <w:rFonts w:ascii="Courier New" w:hAnsi="Courier New" w:cs="Courier New"/>
@@ -13132,7 +15779,7 @@
           </w:tcPr>
           <w:p>
             <w:pPr>
-              <w:spacing w:line="264" w:lineRule="auto" w:before="40" w:after="40"/>
+              <w:spacing w:before="40" w:after="40" w:line="264" w:lineRule="auto"/>
               <w:jc w:val="center"/>
               <w:rPr>
                 <w:rFonts w:ascii="Courier New" w:hAnsi="Courier New" w:cs="Courier New"/>
@@ -13165,7 +15812,7 @@
           </w:tcPr>
           <w:p>
             <w:pPr>
-              <w:spacing w:line="264" w:lineRule="auto" w:before="40" w:after="40"/>
+              <w:spacing w:before="40" w:after="40" w:line="264" w:lineRule="auto"/>
               <w:jc w:val="both"/>
               <w:rPr>
                 <w:rFonts w:ascii="Courier New" w:hAnsi="Courier New" w:cs="Courier New"/>
@@ -13189,7 +15836,7 @@
           </w:tcPr>
           <w:p>
             <w:pPr>
-              <w:spacing w:line="264" w:lineRule="auto" w:before="40" w:after="40"/>
+              <w:spacing w:before="40" w:after="40" w:line="264" w:lineRule="auto"/>
               <w:jc w:val="both"/>
               <w:rPr>
                 <w:rFonts w:ascii="Courier New" w:hAnsi="Courier New" w:cs="Courier New"/>
@@ -13213,7 +15860,7 @@
           </w:tcPr>
           <w:p>
             <w:pPr>
-              <w:spacing w:line="264" w:lineRule="auto" w:before="40" w:after="40"/>
+              <w:spacing w:before="40" w:after="40" w:line="264" w:lineRule="auto"/>
               <w:jc w:val="both"/>
               <w:rPr>
                 <w:rFonts w:ascii="Courier New" w:hAnsi="Courier New" w:cs="Courier New"/>
@@ -13237,7 +15884,7 @@
           </w:tcPr>
           <w:p>
             <w:pPr>
-              <w:spacing w:line="264" w:lineRule="auto" w:before="40" w:after="40"/>
+              <w:spacing w:before="40" w:after="40" w:line="264" w:lineRule="auto"/>
               <w:jc w:val="both"/>
               <w:rPr>
                 <w:rFonts w:ascii="Courier New" w:hAnsi="Courier New" w:cs="Courier New"/>
@@ -13266,7 +15913,7 @@
           </w:tcPr>
           <w:p>
             <w:pPr>
-              <w:spacing w:line="264" w:lineRule="auto" w:before="40" w:after="40"/>
+              <w:spacing w:before="40" w:after="40" w:line="264" w:lineRule="auto"/>
               <w:jc w:val="both"/>
               <w:rPr>
                 <w:rFonts w:ascii="Courier New" w:hAnsi="Courier New" w:cs="Courier New"/>
@@ -13290,7 +15937,7 @@
           </w:tcPr>
           <w:p>
             <w:pPr>
-              <w:spacing w:line="264" w:lineRule="auto" w:before="40" w:after="40"/>
+              <w:spacing w:before="40" w:after="40" w:line="264" w:lineRule="auto"/>
               <w:jc w:val="both"/>
               <w:rPr>
                 <w:rFonts w:ascii="Courier New" w:hAnsi="Courier New" w:cs="Courier New"/>
@@ -13314,7 +15961,7 @@
           </w:tcPr>
           <w:p>
             <w:pPr>
-              <w:spacing w:line="264" w:lineRule="auto" w:before="40" w:after="40"/>
+              <w:spacing w:before="40" w:after="40" w:line="264" w:lineRule="auto"/>
               <w:jc w:val="both"/>
               <w:rPr>
                 <w:rFonts w:ascii="Courier New" w:hAnsi="Courier New" w:cs="Courier New"/>
@@ -13338,7 +15985,7 @@
           </w:tcPr>
           <w:p>
             <w:pPr>
-              <w:spacing w:line="264" w:lineRule="auto" w:before="40" w:after="40"/>
+              <w:spacing w:before="40" w:after="40" w:line="264" w:lineRule="auto"/>
               <w:jc w:val="both"/>
               <w:rPr>
                 <w:rFonts w:ascii="Courier New" w:hAnsi="Courier New" w:cs="Courier New"/>
@@ -13367,7 +16014,7 @@
           </w:tcPr>
           <w:p>
             <w:pPr>
-              <w:spacing w:line="264" w:lineRule="auto" w:before="40" w:after="40"/>
+              <w:spacing w:before="40" w:after="40" w:line="264" w:lineRule="auto"/>
               <w:jc w:val="both"/>
               <w:rPr>
                 <w:rFonts w:ascii="Courier New" w:hAnsi="Courier New" w:cs="Courier New"/>
@@ -13391,7 +16038,7 @@
           </w:tcPr>
           <w:p>
             <w:pPr>
-              <w:spacing w:line="264" w:lineRule="auto" w:before="40" w:after="40"/>
+              <w:spacing w:before="40" w:after="40" w:line="264" w:lineRule="auto"/>
               <w:jc w:val="both"/>
               <w:rPr>
                 <w:rFonts w:ascii="Courier New" w:hAnsi="Courier New" w:cs="Courier New"/>
@@ -13415,7 +16062,7 @@
           </w:tcPr>
           <w:p>
             <w:pPr>
-              <w:spacing w:line="264" w:lineRule="auto" w:before="40" w:after="40"/>
+              <w:spacing w:before="40" w:after="40" w:line="264" w:lineRule="auto"/>
               <w:jc w:val="both"/>
               <w:rPr>
                 <w:rFonts w:ascii="Courier New" w:hAnsi="Courier New" w:cs="Courier New"/>
@@ -13439,7 +16086,7 @@
           </w:tcPr>
           <w:p>
             <w:pPr>
-              <w:spacing w:line="264" w:lineRule="auto" w:before="40" w:after="40"/>
+              <w:spacing w:before="40" w:after="40" w:line="264" w:lineRule="auto"/>
               <w:jc w:val="both"/>
               <w:rPr>
                 <w:rFonts w:ascii="Courier New" w:hAnsi="Courier New" w:cs="Courier New"/>
@@ -13468,7 +16115,7 @@
           </w:tcPr>
           <w:p>
             <w:pPr>
-              <w:spacing w:line="264" w:lineRule="auto" w:before="40" w:after="40"/>
+              <w:spacing w:before="40" w:after="40" w:line="264" w:lineRule="auto"/>
               <w:jc w:val="both"/>
               <w:rPr>
                 <w:rFonts w:ascii="Courier New" w:hAnsi="Courier New" w:cs="Courier New"/>
@@ -13492,7 +16139,7 @@
           </w:tcPr>
           <w:p>
             <w:pPr>
-              <w:spacing w:line="264" w:lineRule="auto" w:before="40" w:after="40"/>
+              <w:spacing w:before="40" w:after="40" w:line="264" w:lineRule="auto"/>
               <w:jc w:val="both"/>
               <w:rPr>
                 <w:rFonts w:ascii="Courier New" w:hAnsi="Courier New" w:cs="Courier New"/>
@@ -13516,7 +16163,7 @@
           </w:tcPr>
           <w:p>
             <w:pPr>
-              <w:spacing w:line="264" w:lineRule="auto" w:before="40" w:after="40"/>
+              <w:spacing w:before="40" w:after="40" w:line="264" w:lineRule="auto"/>
               <w:jc w:val="both"/>
               <w:rPr>
                 <w:rFonts w:ascii="Courier New" w:hAnsi="Courier New" w:cs="Courier New"/>
@@ -13540,7 +16187,7 @@
           </w:tcPr>
           <w:p>
             <w:pPr>
-              <w:spacing w:line="264" w:lineRule="auto" w:before="40" w:after="40"/>
+              <w:spacing w:before="40" w:after="40" w:line="264" w:lineRule="auto"/>
               <w:jc w:val="both"/>
               <w:rPr>
                 <w:rFonts w:ascii="Courier New" w:hAnsi="Courier New" w:cs="Courier New"/>
@@ -13569,7 +16216,7 @@
           </w:tcPr>
           <w:p>
             <w:pPr>
-              <w:spacing w:line="264" w:lineRule="auto" w:before="40" w:after="40"/>
+              <w:spacing w:before="40" w:after="40" w:line="264" w:lineRule="auto"/>
               <w:jc w:val="both"/>
               <w:rPr>
                 <w:rFonts w:ascii="Courier New" w:hAnsi="Courier New" w:cs="Courier New"/>
@@ -13593,7 +16240,7 @@
           </w:tcPr>
           <w:p>
             <w:pPr>
-              <w:spacing w:line="264" w:lineRule="auto" w:before="40" w:after="40"/>
+              <w:spacing w:before="40" w:after="40" w:line="264" w:lineRule="auto"/>
               <w:jc w:val="both"/>
               <w:rPr>
                 <w:rFonts w:ascii="Courier New" w:hAnsi="Courier New" w:cs="Courier New"/>
@@ -13617,7 +16264,7 @@
           </w:tcPr>
           <w:p>
             <w:pPr>
-              <w:spacing w:line="264" w:lineRule="auto" w:before="40" w:after="40"/>
+              <w:spacing w:before="40" w:after="40" w:line="264" w:lineRule="auto"/>
               <w:jc w:val="both"/>
               <w:rPr>
                 <w:rFonts w:ascii="Courier New" w:hAnsi="Courier New" w:cs="Courier New"/>
@@ -13641,7 +16288,7 @@
           </w:tcPr>
           <w:p>
             <w:pPr>
-              <w:spacing w:line="264" w:lineRule="auto" w:before="40" w:after="40"/>
+              <w:spacing w:before="40" w:after="40" w:line="264" w:lineRule="auto"/>
               <w:jc w:val="both"/>
               <w:rPr>
                 <w:rFonts w:ascii="Courier New" w:hAnsi="Courier New" w:cs="Courier New"/>
@@ -13670,7 +16317,7 @@
           </w:tcPr>
           <w:p>
             <w:pPr>
-              <w:spacing w:line="264" w:lineRule="auto" w:before="40" w:after="40"/>
+              <w:spacing w:before="40" w:after="40" w:line="264" w:lineRule="auto"/>
               <w:jc w:val="both"/>
               <w:rPr>
                 <w:rFonts w:ascii="Courier New" w:hAnsi="Courier New" w:cs="Courier New"/>
@@ -13684,7 +16331,6 @@
                 <w:sz w:val="24"/>
                 <w:szCs w:val="24"/>
               </w:rPr>
-              <w:lastRenderedPageBreak/>
               <w:t>Compatibility</w:t>
             </w:r>
           </w:p>
@@ -13695,7 +16341,7 @@
           </w:tcPr>
           <w:p>
             <w:pPr>
-              <w:spacing w:line="264" w:lineRule="auto" w:before="40" w:after="40"/>
+              <w:spacing w:before="40" w:after="40" w:line="264" w:lineRule="auto"/>
               <w:jc w:val="both"/>
               <w:rPr>
                 <w:rFonts w:ascii="Courier New" w:hAnsi="Courier New" w:cs="Courier New"/>
@@ -13719,7 +16365,7 @@
           </w:tcPr>
           <w:p>
             <w:pPr>
-              <w:spacing w:line="264" w:lineRule="auto" w:before="40" w:after="40"/>
+              <w:spacing w:before="40" w:after="40" w:line="264" w:lineRule="auto"/>
               <w:jc w:val="both"/>
               <w:rPr>
                 <w:rFonts w:ascii="Courier New" w:hAnsi="Courier New" w:cs="Courier New"/>
@@ -13743,7 +16389,7 @@
           </w:tcPr>
           <w:p>
             <w:pPr>
-              <w:spacing w:line="264" w:lineRule="auto" w:before="40" w:after="40"/>
+              <w:spacing w:before="40" w:after="40" w:line="264" w:lineRule="auto"/>
               <w:jc w:val="both"/>
               <w:rPr>
                 <w:rFonts w:ascii="Courier New" w:hAnsi="Courier New" w:cs="Courier New"/>
@@ -13772,7 +16418,7 @@
           </w:tcPr>
           <w:p>
             <w:pPr>
-              <w:spacing w:line="264" w:lineRule="auto" w:before="40" w:after="40"/>
+              <w:spacing w:before="40" w:after="40" w:line="264" w:lineRule="auto"/>
               <w:jc w:val="both"/>
               <w:rPr>
                 <w:rFonts w:ascii="Courier New" w:hAnsi="Courier New" w:cs="Courier New"/>
@@ -13796,7 +16442,7 @@
           </w:tcPr>
           <w:p>
             <w:pPr>
-              <w:spacing w:line="264" w:lineRule="auto" w:before="40" w:after="40"/>
+              <w:spacing w:before="40" w:after="40" w:line="264" w:lineRule="auto"/>
               <w:jc w:val="both"/>
               <w:rPr>
                 <w:rFonts w:ascii="Courier New" w:hAnsi="Courier New" w:cs="Courier New"/>
@@ -13820,7 +16466,7 @@
           </w:tcPr>
           <w:p>
             <w:pPr>
-              <w:spacing w:line="264" w:lineRule="auto" w:before="40" w:after="40"/>
+              <w:spacing w:before="40" w:after="40" w:line="264" w:lineRule="auto"/>
               <w:jc w:val="both"/>
               <w:rPr>
                 <w:rFonts w:ascii="Courier New" w:hAnsi="Courier New" w:cs="Courier New"/>
@@ -13844,7 +16490,7 @@
           </w:tcPr>
           <w:p>
             <w:pPr>
-              <w:spacing w:line="264" w:lineRule="auto" w:before="40" w:after="40"/>
+              <w:spacing w:before="40" w:after="40" w:line="264" w:lineRule="auto"/>
               <w:jc w:val="both"/>
               <w:rPr>
                 <w:rFonts w:ascii="Courier New" w:hAnsi="Courier New" w:cs="Courier New"/>
@@ -13873,7 +16519,7 @@
           </w:tcPr>
           <w:p>
             <w:pPr>
-              <w:spacing w:line="264" w:lineRule="auto" w:before="40" w:after="40"/>
+              <w:spacing w:before="40" w:after="40" w:line="264" w:lineRule="auto"/>
               <w:jc w:val="both"/>
               <w:rPr>
                 <w:rFonts w:ascii="Courier New" w:hAnsi="Courier New" w:cs="Courier New"/>
@@ -13897,7 +16543,7 @@
           </w:tcPr>
           <w:p>
             <w:pPr>
-              <w:spacing w:line="264" w:lineRule="auto" w:before="40" w:after="40"/>
+              <w:spacing w:before="40" w:after="40" w:line="264" w:lineRule="auto"/>
               <w:jc w:val="both"/>
               <w:rPr>
                 <w:rFonts w:ascii="Courier New" w:hAnsi="Courier New" w:cs="Courier New"/>
@@ -13921,7 +16567,7 @@
           </w:tcPr>
           <w:p>
             <w:pPr>
-              <w:spacing w:line="264" w:lineRule="auto" w:before="40" w:after="40"/>
+              <w:spacing w:before="40" w:after="40" w:line="264" w:lineRule="auto"/>
               <w:jc w:val="both"/>
               <w:rPr>
                 <w:rFonts w:ascii="Courier New" w:hAnsi="Courier New" w:cs="Courier New"/>
@@ -13945,7 +16591,7 @@
           </w:tcPr>
           <w:p>
             <w:pPr>
-              <w:spacing w:line="264" w:lineRule="auto" w:before="40" w:after="40"/>
+              <w:spacing w:before="40" w:after="40" w:line="264" w:lineRule="auto"/>
               <w:jc w:val="both"/>
               <w:rPr>
                 <w:rFonts w:ascii="Courier New" w:hAnsi="Courier New" w:cs="Courier New"/>
@@ -13975,7 +16621,7 @@
           <w:p>
             <w:pPr>
               <w:keepNext/>
-              <w:spacing w:line="264" w:lineRule="auto" w:before="40" w:after="40"/>
+              <w:spacing w:before="40" w:after="40" w:line="264" w:lineRule="auto"/>
               <w:jc w:val="both"/>
               <w:rPr>
                 <w:rFonts w:ascii="Courier New" w:hAnsi="Courier New" w:cs="Courier New"/>
@@ -13989,6 +16635,7 @@
                 <w:sz w:val="24"/>
                 <w:szCs w:val="24"/>
               </w:rPr>
+              <w:lastRenderedPageBreak/>
               <w:t>Safety</w:t>
             </w:r>
           </w:p>
@@ -14000,7 +16647,7 @@
           <w:p>
             <w:pPr>
               <w:keepNext/>
-              <w:spacing w:line="264" w:lineRule="auto" w:before="40" w:after="40"/>
+              <w:spacing w:before="40" w:after="40" w:line="264" w:lineRule="auto"/>
               <w:jc w:val="both"/>
               <w:rPr>
                 <w:rFonts w:ascii="Courier New" w:hAnsi="Courier New" w:cs="Courier New"/>
@@ -14025,7 +16672,7 @@
           <w:p>
             <w:pPr>
               <w:keepNext/>
-              <w:spacing w:line="264" w:lineRule="auto" w:before="40" w:after="40"/>
+              <w:spacing w:before="40" w:after="40" w:line="264" w:lineRule="auto"/>
               <w:jc w:val="both"/>
               <w:rPr>
                 <w:rFonts w:ascii="Courier New" w:hAnsi="Courier New" w:cs="Courier New"/>
@@ -14050,7 +16697,7 @@
           <w:p>
             <w:pPr>
               <w:keepNext/>
-              <w:spacing w:line="264" w:lineRule="auto" w:before="40" w:after="40"/>
+              <w:spacing w:before="40" w:after="40" w:line="264" w:lineRule="auto"/>
               <w:jc w:val="both"/>
               <w:rPr>
                 <w:rFonts w:ascii="Courier New" w:hAnsi="Courier New" w:cs="Courier New"/>
@@ -14072,7 +16719,7 @@
     </w:tbl>
     <w:p>
       <w:pPr>
-        <w:spacing w:line="480" w:lineRule="auto" w:before="120"/>
+        <w:spacing w:before="120" w:line="480" w:lineRule="auto"/>
         <w:jc w:val="center"/>
         <w:rPr>
           <w:rFonts w:ascii="Courier New" w:hAnsi="Courier New" w:cs="Courier New"/>
@@ -14090,7 +16737,16 @@
           <w:sz w:val="24"/>
           <w:szCs w:val="24"/>
         </w:rPr>
-        <w:t>Table 4.5</w:t>
+        <w:t>Table 4.5. Extent of Compliance of Auditrix with ISO/IEC 25010</w:t>
+      </w:r>
+      <w:r>
+        <w:fldChar w:fldCharType="begin"/>
+      </w:r>
+      <w:r>
+        <w:instrText xml:space="preserve"> TC "Table 4.5. Extent of Compliance of Auditrix with ISO/IEC 25010" \f t \l 1 </w:instrText>
+      </w:r>
+      <w:r>
+        <w:fldChar w:fldCharType="end"/>
       </w:r>
     </w:p>
     <w:p>
@@ -14116,7 +16772,17 @@
           <w:szCs w:val="24"/>
           <w:lang w:val="en-US"/>
         </w:rPr>
+        <w:lastRenderedPageBreak/>
         <w:t>References</w:t>
+      </w:r>
+      <w:r>
+        <w:fldChar w:fldCharType="begin"/>
+      </w:r>
+      <w:r>
+        <w:instrText xml:space="preserve"> TC "REFERENCES" \f c \l 1 </w:instrText>
+      </w:r>
+      <w:r>
+        <w:fldChar w:fldCharType="end"/>
       </w:r>
     </w:p>
     <w:p>
@@ -14938,16 +17604,7 @@
           <w:sz w:val="24"/>
           <w:szCs w:val="24"/>
         </w:rPr>
-        <w:t xml:space="preserve">system for registrars. International Journal </w:t>
-      </w:r>
-      <w:r>
-        <w:rPr>
-          <w:rFonts w:ascii="Courier New" w:hAnsi="Courier New" w:cs="Courier New"/>
-          <w:sz w:val="24"/>
-          <w:szCs w:val="24"/>
-        </w:rPr>
-        <w:lastRenderedPageBreak/>
-        <w:t xml:space="preserve">of Computer </w:t>
+        <w:t xml:space="preserve">system for registrars. International Journal of Computer </w:t>
       </w:r>
       <w:r>
         <w:rPr>
@@ -15203,7 +17860,7 @@
         </w:rPr>
         <w:tab/>
       </w:r>
-      <w:hyperlink r:id="rId39" w:tgtFrame="_blank" w:history="1">
+      <w:hyperlink r:id="rId45" w:tgtFrame="_blank" w:history="1">
         <w:r>
           <w:rPr>
             <w:rFonts w:ascii="Courier New" w:hAnsi="Courier New" w:cs="Courier New"/>
@@ -15276,6 +17933,7 @@
           <w:szCs w:val="24"/>
           <w:lang w:val="en-US" w:eastAsia="zh-CN"/>
         </w:rPr>
+        <w:lastRenderedPageBreak/>
         <w:t xml:space="preserve">Development of an information system for accreditation </w:t>
       </w:r>
       <w:r>
@@ -15335,7 +17993,7 @@
         </w:rPr>
         <w:t xml:space="preserve">IEEE. </w:t>
       </w:r>
-      <w:hyperlink r:id="rId40" w:tgtFrame="_blank" w:history="1">
+      <w:hyperlink r:id="rId46" w:tgtFrame="_blank" w:history="1">
         <w:r>
           <w:rPr>
             <w:rFonts w:ascii="Courier New" w:hAnsi="Courier New" w:cs="Courier New"/>
@@ -15424,7 +18082,7 @@
         </w:rPr>
         <w:tab/>
       </w:r>
-      <w:hyperlink r:id="rId41" w:tgtFrame="_blank" w:history="1">
+      <w:hyperlink r:id="rId47" w:tgtFrame="_blank" w:history="1">
         <w:r>
           <w:rPr>
             <w:rFonts w:ascii="Courier New" w:hAnsi="Courier New" w:cs="Courier New"/>
@@ -15498,7 +18156,7 @@
         <w:tab/>
         <w:t xml:space="preserve">1917-1926. </w:t>
       </w:r>
-      <w:hyperlink r:id="rId42" w:tgtFrame="_blank" w:history="1">
+      <w:hyperlink r:id="rId48" w:tgtFrame="_blank" w:history="1">
         <w:r>
           <w:rPr>
             <w:rFonts w:ascii="Courier New" w:hAnsi="Courier New" w:cs="Courier New"/>
@@ -15598,7 +18256,7 @@
         </w:rPr>
         <w:tab/>
       </w:r>
-      <w:hyperlink r:id="rId43" w:tgtFrame="_blank" w:history="1">
+      <w:hyperlink r:id="rId49" w:tgtFrame="_blank" w:history="1">
         <w:r>
           <w:rPr>
             <w:rFonts w:ascii="Courier New" w:hAnsi="Courier New" w:cs="Courier New"/>
@@ -15685,7 +18343,7 @@
         </w:rPr>
         <w:tab/>
       </w:r>
-      <w:hyperlink r:id="rId44" w:tgtFrame="_blank" w:history="1">
+      <w:hyperlink r:id="rId50" w:tgtFrame="_blank" w:history="1">
         <w:r>
           <w:rPr>
             <w:rFonts w:ascii="Courier New" w:hAnsi="Courier New" w:cs="Courier New"/>
@@ -15765,7 +18423,7 @@
         </w:rPr>
         <w:tab/>
       </w:r>
-      <w:hyperlink r:id="rId45" w:tgtFrame="_blank" w:history="1">
+      <w:hyperlink r:id="rId51" w:tgtFrame="_blank" w:history="1">
         <w:r>
           <w:rPr>
             <w:rFonts w:ascii="Courier New" w:hAnsi="Courier New" w:cs="Courier New"/>
@@ -15802,7 +18460,6 @@
           <w:szCs w:val="24"/>
           <w:lang w:val="en-US" w:eastAsia="zh-CN"/>
         </w:rPr>
-        <w:lastRenderedPageBreak/>
         <w:t xml:space="preserve">Oware, E. N., &amp; Mokoena, S. (2025). </w:t>
       </w:r>
     </w:p>
@@ -15849,7 +18506,7 @@
         <w:tab/>
         <w:t xml:space="preserve">10, 1673932. </w:t>
       </w:r>
-      <w:hyperlink r:id="rId46" w:tgtFrame="_blank" w:history="1">
+      <w:hyperlink r:id="rId52" w:tgtFrame="_blank" w:history="1">
         <w:r>
           <w:rPr>
             <w:rFonts w:ascii="Courier New" w:hAnsi="Courier New" w:cs="Courier New"/>
@@ -15940,7 +18597,7 @@
         </w:rPr>
         <w:tab/>
       </w:r>
-      <w:hyperlink r:id="rId47" w:tgtFrame="_blank" w:history="1">
+      <w:hyperlink r:id="rId53" w:tgtFrame="_blank" w:history="1">
         <w:r>
           <w:rPr>
             <w:rFonts w:ascii="Courier New" w:hAnsi="Courier New" w:cs="Courier New"/>
@@ -16028,9 +18685,19 @@
           <w:szCs w:val="24"/>
           <w:lang w:val="en-US" w:eastAsia="zh-CN"/>
         </w:rPr>
-        <w:t xml:space="preserve">A web-based student learning outcome assessment system for secondary education: Design, development, and empirical evaluation. Ceddi Journal of Education, 4(2), 33-41. </w:t>
-      </w:r>
-      <w:hyperlink r:id="rId48" w:tgtFrame="_blank" w:history="1">
+        <w:t xml:space="preserve">A web-based student learning outcome assessment system for secondary education: Design, development, and </w:t>
+      </w:r>
+      <w:r>
+        <w:rPr>
+          <w:rFonts w:ascii="Courier New" w:hAnsi="Courier New" w:cs="Courier New"/>
+          <w:sz w:val="24"/>
+          <w:szCs w:val="24"/>
+          <w:lang w:val="en-US" w:eastAsia="zh-CN"/>
+        </w:rPr>
+        <w:lastRenderedPageBreak/>
+        <w:t xml:space="preserve">empirical evaluation. Ceddi Journal of Education, 4(2), 33-41. </w:t>
+      </w:r>
+      <w:hyperlink r:id="rId54" w:tgtFrame="_blank" w:history="1">
         <w:r>
           <w:rPr>
             <w:rFonts w:ascii="Courier New" w:hAnsi="Courier New" w:cs="Courier New"/>
@@ -16094,7 +18761,7 @@
         </w:rPr>
         <w:t xml:space="preserve">Sustainable program assessment practices: A review of the ABET and NCAAA computer information systems accreditation process. International Journal of Environmental Research and Public Health, 18(23), 12691. </w:t>
       </w:r>
-      <w:hyperlink r:id="rId49" w:tgtFrame="_blank" w:history="1">
+      <w:hyperlink r:id="rId55" w:tgtFrame="_blank" w:history="1">
         <w:r>
           <w:rPr>
             <w:rFonts w:ascii="Courier New" w:hAnsi="Courier New" w:cs="Courier New"/>
@@ -16136,7 +18803,7 @@
         </w:rPr>
         <w:t xml:space="preserve"> Accreditation document tracking system using Scrum approach. International Journal of Evaluation and Research in Education, 9(1), 153-161. </w:t>
       </w:r>
-      <w:hyperlink r:id="rId50" w:tgtFrame="_blank" w:history="1">
+      <w:hyperlink r:id="rId56" w:tgtFrame="_blank" w:history="1">
         <w:r>
           <w:rPr>
             <w:rFonts w:ascii="Courier New" w:hAnsi="Courier New" w:cs="Courier New"/>
@@ -16178,7 +18845,7 @@
         </w:rPr>
         <w:t xml:space="preserve">Development of a web-based accreditation system for study program management using the Waterfall model. Nusantara Journal of Artificial Intelligence and Information Systems, 1(2), 59-66. </w:t>
       </w:r>
-      <w:hyperlink r:id="rId51" w:tgtFrame="_blank" w:history="1">
+      <w:hyperlink r:id="rId57" w:tgtFrame="_blank" w:history="1">
         <w:r>
           <w:rPr>
             <w:rFonts w:ascii="Courier New" w:hAnsi="Courier New" w:cs="Courier New"/>
@@ -16242,7 +18909,7 @@
         </w:rPr>
         <w:t xml:space="preserve">Planning &amp; Self-Study: Assessment and accreditation software. </w:t>
       </w:r>
-      <w:hyperlink r:id="rId52" w:tgtFrame="_blank" w:history="1">
+      <w:hyperlink r:id="rId58" w:tgtFrame="_blank" w:history="1">
         <w:r>
           <w:rPr>
             <w:rFonts w:ascii="Courier New" w:hAnsi="Courier New" w:cs="Courier New"/>
@@ -16306,7 +18973,7 @@
         </w:rPr>
         <w:t xml:space="preserve">Sustainable higher education curriculum management system in China: Theoretical perspectives. European Journal of Management and Marketing Studies, 8(2), 1-15. </w:t>
       </w:r>
-      <w:hyperlink r:id="rId53" w:tgtFrame="_blank" w:history="1">
+      <w:hyperlink r:id="rId59" w:tgtFrame="_blank" w:history="1">
         <w:r>
           <w:rPr>
             <w:rFonts w:ascii="Courier New" w:hAnsi="Courier New" w:cs="Courier New"/>
@@ -16368,19 +19035,9 @@
           <w:szCs w:val="24"/>
           <w:lang w:val="en-US" w:eastAsia="zh-CN"/>
         </w:rPr>
-        <w:t xml:space="preserve">Implementation of Outcomes Based Education in State Universities in Region I. Southeast Asian Journal of </w:t>
-      </w:r>
-      <w:r>
-        <w:rPr>
-          <w:rFonts w:ascii="Courier New" w:hAnsi="Courier New" w:cs="Courier New"/>
-          <w:sz w:val="24"/>
-          <w:szCs w:val="24"/>
-          <w:lang w:val="en-US" w:eastAsia="zh-CN"/>
-        </w:rPr>
-        <w:lastRenderedPageBreak/>
-        <w:t xml:space="preserve">Science and Technology, 4(1), 1-12. </w:t>
-      </w:r>
-      <w:hyperlink r:id="rId54" w:tgtFrame="_blank" w:history="1">
+        <w:t xml:space="preserve">Implementation of Outcomes Based Education in State Universities in Region I. Southeast Asian Journal of Science and Technology, 4(1), 1-12. </w:t>
+      </w:r>
+      <w:hyperlink r:id="rId60" w:tgtFrame="_blank" w:history="1">
         <w:r>
           <w:rPr>
             <w:rFonts w:ascii="Courier New" w:hAnsi="Courier New" w:cs="Courier New"/>
@@ -16444,7 +19101,7 @@
         </w:rPr>
         <w:t xml:space="preserve">Handbook on typology, outcomes-based education, and institutional sustainability assessment. CHED. </w:t>
       </w:r>
-      <w:hyperlink r:id="rId55" w:tgtFrame="_blank" w:history="1">
+      <w:hyperlink r:id="rId61" w:tgtFrame="_blank" w:history="1">
         <w:r>
           <w:rPr>
             <w:rFonts w:ascii="Courier New" w:hAnsi="Courier New" w:cs="Courier New"/>
@@ -16506,6 +19163,7 @@
           <w:szCs w:val="24"/>
           <w:lang w:val="en-US" w:eastAsia="zh-CN"/>
         </w:rPr>
+        <w:lastRenderedPageBreak/>
         <w:t>CMO No. 46, Series of 2012: Policy-standard to enhance quality assurance (QA) in Philippine higher education. CHED.</w:t>
       </w:r>
     </w:p>
@@ -16619,7 +19277,7 @@
         </w:rPr>
         <w:t xml:space="preserve">Quality assurance framework and achievements. </w:t>
       </w:r>
-      <w:hyperlink r:id="rId56" w:tgtFrame="_blank" w:history="1">
+      <w:hyperlink r:id="rId62" w:tgtFrame="_blank" w:history="1">
         <w:r>
           <w:rPr>
             <w:rFonts w:ascii="Courier New" w:hAnsi="Courier New" w:cs="Courier New"/>
@@ -16694,7 +19352,7 @@
         </w:rPr>
         <w:t xml:space="preserve"> </w:t>
       </w:r>
-      <w:hyperlink r:id="rId57" w:tgtFrame="_blank" w:history="1">
+      <w:hyperlink r:id="rId63" w:tgtFrame="_blank" w:history="1">
         <w:r>
           <w:rPr>
             <w:rFonts w:ascii="Courier New" w:hAnsi="Courier New" w:cs="Courier New"/>
@@ -16764,7 +19422,7 @@
         </w:rPr>
         <w:t xml:space="preserve">Best practices in quality assurance in selected higher education institutions (HEIs) in the Philippines in the light of the Malcolm Baldrige framework. WSEAS Transactions on Environment and Development, 17, 115-125. </w:t>
       </w:r>
-      <w:hyperlink r:id="rId58" w:tgtFrame="_blank" w:history="1">
+      <w:hyperlink r:id="rId64" w:tgtFrame="_blank" w:history="1">
         <w:r>
           <w:rPr>
             <w:rFonts w:ascii="Courier New" w:hAnsi="Courier New" w:cs="Courier New"/>
@@ -16827,7 +19485,7 @@
         </w:rPr>
         <w:t xml:space="preserve">Service quality assessment tool in a State University in Northern Mindanao. Journal of Interdisciplinary Perspectives, 8(1), 1-12. </w:t>
       </w:r>
-      <w:hyperlink r:id="rId59" w:tgtFrame="_blank" w:history="1">
+      <w:hyperlink r:id="rId65" w:tgtFrame="_blank" w:history="1">
         <w:r>
           <w:rPr>
             <w:rFonts w:ascii="Courier New" w:hAnsi="Courier New" w:cs="Courier New"/>
@@ -16875,7 +19533,7 @@
         </w:rPr>
         <w:t xml:space="preserve"> Strengthening CHED's developmental and regulatory processes (Discussion Paper Series No. 2024-41). PIDS. </w:t>
       </w:r>
-      <w:hyperlink r:id="rId60" w:tgtFrame="_blank" w:history="1">
+      <w:hyperlink r:id="rId66" w:tgtFrame="_blank" w:history="1">
         <w:r>
           <w:rPr>
             <w:rFonts w:ascii="Courier New" w:hAnsi="Courier New" w:cs="Courier New"/>
@@ -16940,10 +19598,9 @@
           <w:szCs w:val="24"/>
           <w:lang w:val="en-US" w:eastAsia="zh-CN"/>
         </w:rPr>
-        <w:lastRenderedPageBreak/>
         <w:t xml:space="preserve">Evaluation of the quality assurance practices of the College of Education programs of a Philippine local university. Journal of Interdisciplinary Perspectives, 9(1), 1-10. </w:t>
       </w:r>
-      <w:hyperlink r:id="rId61" w:tgtFrame="_blank" w:history="1">
+      <w:hyperlink r:id="rId67" w:tgtFrame="_blank" w:history="1">
         <w:r>
           <w:rPr>
             <w:rFonts w:ascii="Courier New" w:hAnsi="Courier New" w:cs="Courier New"/>
@@ -17065,7 +19722,7 @@
         </w:rPr>
         <w:t xml:space="preserve"> </w:t>
       </w:r>
-      <w:hyperlink r:id="rId62" w:tgtFrame="_blank" w:history="1">
+      <w:hyperlink r:id="rId68" w:tgtFrame="_blank" w:history="1">
         <w:r>
           <w:rPr>
             <w:rFonts w:ascii="Courier New" w:hAnsi="Courier New" w:cs="Courier New"/>
@@ -17133,9 +19790,10 @@
           <w:szCs w:val="24"/>
           <w:lang w:val="en-US" w:eastAsia="zh-CN"/>
         </w:rPr>
+        <w:lastRenderedPageBreak/>
         <w:t xml:space="preserve">General Education Program Curriculum Map: Outcomes-Based Education Framework. </w:t>
       </w:r>
-      <w:hyperlink r:id="rId63" w:tgtFrame="_blank" w:history="1">
+      <w:hyperlink r:id="rId69" w:tgtFrame="_blank" w:history="1">
         <w:r>
           <w:rPr>
             <w:rFonts w:ascii="Courier New" w:hAnsi="Courier New" w:cs="Courier New"/>
@@ -17180,7 +19838,7 @@
         </w:rPr>
         <w:t xml:space="preserve"> Digital transformation of Philippine higher education (Report No. P177574). World Bank Group. </w:t>
       </w:r>
-      <w:hyperlink r:id="rId64" w:tgtFrame="_blank" w:history="1">
+      <w:hyperlink r:id="rId70" w:tgtFrame="_blank" w:history="1">
         <w:r>
           <w:rPr>
             <w:rFonts w:ascii="Courier New" w:hAnsi="Courier New" w:cs="Courier New"/>
@@ -17259,8 +19917,8 @@
       </w:r>
     </w:p>
     <w:sectPr>
-      <w:headerReference w:type="first" r:id="rId20"/>
-      <w:headerReference w:type="default" r:id="rId65"/>
+      <w:headerReference w:type="default" r:id="rId71"/>
+      <w:headerReference w:type="first" r:id="rId72"/>
       <w:pgSz w:w="12242" w:h="15842"/>
       <w:pgMar w:top="1440" w:right="1440" w:bottom="1440" w:left="2160" w:header="709" w:footer="709" w:gutter="0"/>
       <w:cols w:space="708"/>
@@ -17309,6 +19967,19 @@
       </w:r>
     </w:p>
   </w:comment>
+  <w:comment w:id="2" w:author="" w:initials="">
+    <w:p>
+      <w:pPr>
+        <w:pStyle w:val="CommentText"/>
+      </w:pPr>
+      <w:r>
+        <w:rPr>
+          <w:rStyle w:val="CommentReference"/>
+        </w:rPr>
+        <w:annotationRef/>
+      </w:r>
+    </w:p>
+  </w:comment>
 </w:comments>
 </file>
 
@@ -17316,6 +19987,7 @@
 <w15:commentsEx xmlns:wpc="http://schemas.microsoft.com/office/word/2010/wordprocessingCanvas" xmlns:cx="http://schemas.microsoft.com/office/drawing/2014/chartex" xmlns:cx1="http://schemas.microsoft.com/office/drawing/2015/9/8/chartex" xmlns:cx2="http://schemas.microsoft.com/office/drawing/2015/10/21/chartex" xmlns:cx3="http://schemas.microsoft.com/office/drawing/2016/5/9/chartex" xmlns:cx4="http://schemas.microsoft.com/office/drawing/2016/5/10/chartex" xmlns:cx5="http://schemas.microsoft.com/office/drawing/2016/5/11/chartex" xmlns:cx6="http://schemas.microsoft.com/office/drawing/2016/5/12/chartex" xmlns:cx7="http://schemas.microsoft.com/office/drawing/2016/5/13/chartex" xmlns:cx8="http://schemas.microsoft.com/office/drawing/2016/5/14/chartex" xmlns:mc="http://schemas.openxmlformats.org/markup-compatibility/2006" xmlns:aink="http://schemas.microsoft.com/office/drawing/2016/ink" xmlns:am3d="http://schemas.microsoft.com/office/drawing/2017/model3d" xmlns:o="urn:schemas-microsoft-com:office:office" xmlns:oel="http://schemas.microsoft.com/office/2019/extlst" xmlns:r="http://schemas.openxmlformats.org/officeDocument/2006/relationships" xmlns:m="http://schemas.openxmlformats.org/officeDocument/2006/math" xmlns:v="urn:schemas-microsoft-com:vml" xmlns:wp14="http://schemas.microsoft.com/office/word/2010/wordprocessingDrawing" xmlns:wp="http://schemas.openxmlformats.org/drawingml/2006/wordprocessingDrawing" xmlns:w10="urn:schemas-microsoft-com:office:word" xmlns:w="http://schemas.openxmlformats.org/wordprocessingml/2006/main" xmlns:w14="http://schemas.microsoft.com/office/word/2010/wordml" xmlns:w15="http://schemas.microsoft.com/office/word/2012/wordml" xmlns:w16cex="http://schemas.microsoft.com/office/word/2018/wordml/cex" xmlns:w16cid="http://schemas.microsoft.com/office/word/2016/wordml/cid" xmlns:w16="http://schemas.microsoft.com/office/word/2018/wordml" xmlns:w16du="http://schemas.microsoft.com/office/word/2023/wordml/word16du" xmlns:w16sdtdh="http://schemas.microsoft.com/office/word/2020/wordml/sdtdatahash" xmlns:w16sdtfl="http://schemas.microsoft.com/office/word/2024/wordml/sdtformatlock" xmlns:w16se="http://schemas.microsoft.com/office/word/2015/wordml/symex" xmlns:wpg="http://schemas.microsoft.com/office/word/2010/wordprocessingGroup" xmlns:wpi="http://schemas.microsoft.com/office/word/2010/wordprocessingInk" xmlns:wne="http://schemas.microsoft.com/office/word/2006/wordml" xmlns:wps="http://schemas.microsoft.com/office/word/2010/wordprocessingShape" mc:Ignorable="w14 w15 w16se w16cid w16 w16cex w16sdtdh w16sdtfl w16du wp14">
   <w15:commentEx w15:paraId="4815F1B7" w15:done="0"/>
   <w15:commentEx w15:paraId="2A9007E6" w15:done="0"/>
+  <w15:commentEx w15:paraId="20AFEB57" w15:done="0"/>
 </w15:commentsEx>
 </file>
 
@@ -17330,6 +20002,7 @@
 <w16cid:commentsIds xmlns:wpc="http://schemas.microsoft.com/office/word/2010/wordprocessingCanvas" xmlns:cx="http://schemas.microsoft.com/office/drawing/2014/chartex" xmlns:cx1="http://schemas.microsoft.com/office/drawing/2015/9/8/chartex" xmlns:cx2="http://schemas.microsoft.com/office/drawing/2015/10/21/chartex" xmlns:cx3="http://schemas.microsoft.com/office/drawing/2016/5/9/chartex" xmlns:cx4="http://schemas.microsoft.com/office/drawing/2016/5/10/chartex" xmlns:cx5="http://schemas.microsoft.com/office/drawing/2016/5/11/chartex" xmlns:cx6="http://schemas.microsoft.com/office/drawing/2016/5/12/chartex" xmlns:cx7="http://schemas.microsoft.com/office/drawing/2016/5/13/chartex" xmlns:cx8="http://schemas.microsoft.com/office/drawing/2016/5/14/chartex" xmlns:mc="http://schemas.openxmlformats.org/markup-compatibility/2006" xmlns:aink="http://schemas.microsoft.com/office/drawing/2016/ink" xmlns:am3d="http://schemas.microsoft.com/office/drawing/2017/model3d" xmlns:o="urn:schemas-microsoft-com:office:office" xmlns:oel="http://schemas.microsoft.com/office/2019/extlst" xmlns:r="http://schemas.openxmlformats.org/officeDocument/2006/relationships" xmlns:m="http://schemas.openxmlformats.org/officeDocument/2006/math" xmlns:v="urn:schemas-microsoft-com:vml" xmlns:wp14="http://schemas.microsoft.com/office/word/2010/wordprocessingDrawing" xmlns:wp="http://schemas.openxmlformats.org/drawingml/2006/wordprocessingDrawing" xmlns:w10="urn:schemas-microsoft-com:office:word" xmlns:w="http://schemas.openxmlformats.org/wordprocessingml/2006/main" xmlns:w14="http://schemas.microsoft.com/office/word/2010/wordml" xmlns:w15="http://schemas.microsoft.com/office/word/2012/wordml" xmlns:w16cex="http://schemas.microsoft.com/office/word/2018/wordml/cex" xmlns:w16cid="http://schemas.microsoft.com/office/word/2016/wordml/cid" xmlns:w16="http://schemas.microsoft.com/office/word/2018/wordml" xmlns:w16du="http://schemas.microsoft.com/office/word/2023/wordml/word16du" xmlns:w16sdtdh="http://schemas.microsoft.com/office/word/2020/wordml/sdtdatahash" xmlns:w16sdtfl="http://schemas.microsoft.com/office/word/2024/wordml/sdtformatlock" xmlns:w16se="http://schemas.microsoft.com/office/word/2015/wordml/symex" xmlns:wpg="http://schemas.microsoft.com/office/word/2010/wordprocessingGroup" xmlns:wpi="http://schemas.microsoft.com/office/word/2010/wordprocessingInk" xmlns:wne="http://schemas.microsoft.com/office/word/2006/wordml" xmlns:wps="http://schemas.microsoft.com/office/word/2010/wordprocessingShape" mc:Ignorable="w14 w15 w16se w16cid w16 w16cex w16sdtdh w16sdtfl w16du wp14">
   <w16cid:commentId w16cid:paraId="4815F1B7" w16cid:durableId="2B9EF915"/>
   <w16cid:commentId w16cid:paraId="2A9007E6" w16cid:durableId="0599AB21"/>
+  <w16cid:commentId w16cid:paraId="20AFEB57" w16cid:durableId="20AFEB57"/>
 </w16cid:commentsIds>
 </file>
 
@@ -17444,6 +20117,56 @@
     <w:pPr>
       <w:pStyle w:val="Footer"/>
     </w:pPr>
+  </w:p>
+</w:ftr>
+</file>
+
+<file path=word/footer11.xml><?xml version="1.0" encoding="utf-8"?>
+<w:ftr xmlns:w="http://schemas.openxmlformats.org/wordprocessingml/2006/main">
+  <w:p>
+    <w:pPr>
+      <w:jc w:val="center"/>
+    </w:pPr>
+    <w:r>
+      <w:rPr>
+        <w:rFonts w:ascii="Courier New" w:hAnsi="Courier New" w:cs="Courier New"/>
+        <w:sz w:val="24"/>
+        <w:szCs w:val="24"/>
+      </w:rPr>
+      <w:fldChar w:fldCharType="begin"/>
+    </w:r>
+    <w:r>
+      <w:rPr>
+        <w:rFonts w:ascii="Courier New" w:hAnsi="Courier New" w:cs="Courier New"/>
+        <w:sz w:val="24"/>
+        <w:szCs w:val="24"/>
+      </w:rPr>
+      <w:instrText xml:space="preserve"> PAGE </w:instrText>
+    </w:r>
+    <w:r>
+      <w:rPr>
+        <w:rFonts w:ascii="Courier New" w:hAnsi="Courier New" w:cs="Courier New"/>
+        <w:sz w:val="24"/>
+        <w:szCs w:val="24"/>
+      </w:rPr>
+      <w:fldChar w:fldCharType="separate"/>
+    </w:r>
+    <w:r>
+      <w:rPr>
+        <w:rFonts w:ascii="Courier New" w:hAnsi="Courier New" w:cs="Courier New"/>
+        <w:sz w:val="24"/>
+        <w:szCs w:val="24"/>
+      </w:rPr>
+      <w:t>ii</w:t>
+    </w:r>
+    <w:r>
+      <w:rPr>
+        <w:rFonts w:ascii="Courier New" w:hAnsi="Courier New" w:cs="Courier New"/>
+        <w:sz w:val="24"/>
+        <w:szCs w:val="24"/>
+      </w:rPr>
+      <w:fldChar w:fldCharType="end"/>
+    </w:r>
   </w:p>
 </w:ftr>
 </file>
@@ -17949,7 +20672,7 @@
 <w:hdr xmlns:wpc="http://schemas.microsoft.com/office/word/2010/wordprocessingCanvas" xmlns:cx="http://schemas.microsoft.com/office/drawing/2014/chartex" xmlns:cx1="http://schemas.microsoft.com/office/drawing/2015/9/8/chartex" xmlns:cx2="http://schemas.microsoft.com/office/drawing/2015/10/21/chartex" xmlns:cx3="http://schemas.microsoft.com/office/drawing/2016/5/9/chartex" xmlns:cx4="http://schemas.microsoft.com/office/drawing/2016/5/10/chartex" xmlns:cx5="http://schemas.microsoft.com/office/drawing/2016/5/11/chartex" xmlns:cx6="http://schemas.microsoft.com/office/drawing/2016/5/12/chartex" xmlns:cx7="http://schemas.microsoft.com/office/drawing/2016/5/13/chartex" xmlns:cx8="http://schemas.microsoft.com/office/drawing/2016/5/14/chartex" xmlns:mc="http://schemas.openxmlformats.org/markup-compatibility/2006" xmlns:aink="http://schemas.microsoft.com/office/drawing/2016/ink" xmlns:am3d="http://schemas.microsoft.com/office/drawing/2017/model3d" xmlns:o="urn:schemas-microsoft-com:office:office" xmlns:oel="http://schemas.microsoft.com/office/2019/extlst" xmlns:r="http://schemas.openxmlformats.org/officeDocument/2006/relationships" xmlns:m="http://schemas.openxmlformats.org/officeDocument/2006/math" xmlns:v="urn:schemas-microsoft-com:vml" xmlns:wp14="http://schemas.microsoft.com/office/word/2010/wordprocessingDrawing" xmlns:wp="http://schemas.openxmlformats.org/drawingml/2006/wordprocessingDrawing" xmlns:w10="urn:schemas-microsoft-com:office:word" xmlns:w="http://schemas.openxmlformats.org/wordprocessingml/2006/main" xmlns:w14="http://schemas.microsoft.com/office/word/2010/wordml" xmlns:w15="http://schemas.microsoft.com/office/word/2012/wordml" xmlns:w16cex="http://schemas.microsoft.com/office/word/2018/wordml/cex" xmlns:w16cid="http://schemas.microsoft.com/office/word/2016/wordml/cid" xmlns:w16="http://schemas.microsoft.com/office/word/2018/wordml" xmlns:w16du="http://schemas.microsoft.com/office/word/2023/wordml/word16du" xmlns:w16sdtdh="http://schemas.microsoft.com/office/word/2020/wordml/sdtdatahash" xmlns:w16sdtfl="http://schemas.microsoft.com/office/word/2024/wordml/sdtformatlock" xmlns:w16se="http://schemas.microsoft.com/office/word/2015/wordml/symex" xmlns:wpg="http://schemas.microsoft.com/office/word/2010/wordprocessingGroup" xmlns:wpi="http://schemas.microsoft.com/office/word/2010/wordprocessingInk" xmlns:wne="http://schemas.microsoft.com/office/word/2006/wordml" xmlns:wps="http://schemas.microsoft.com/office/word/2010/wordprocessingShape" mc:Ignorable="w14 w15 w16se w16cid w16 w16cex w16sdtdh w16sdtfl w16du wp14">
   <w:sdt>
     <w:sdtPr>
-      <w:id w:val="-1860493112"/>
+      <w:id w:val="1831483142"/>
     </w:sdtPr>
     <w:sdtEndPr>
       <w:rPr>
@@ -17984,7 +20707,7 @@
             <w:lang w:eastAsia="en-PH"/>
           </w:rPr>
           <w:drawing>
-            <wp:anchor distT="0" distB="0" distL="114300" distR="114300" simplePos="0" relativeHeight="251725824" behindDoc="0" locked="0" layoutInCell="1" allowOverlap="1" wp14:anchorId="64843614" wp14:editId="3F1B7DD9">
+            <wp:anchor distT="0" distB="0" distL="114300" distR="114300" simplePos="0" relativeHeight="251720704" behindDoc="0" locked="0" layoutInCell="1" allowOverlap="1" wp14:anchorId="2D4E91FD" wp14:editId="3A435028">
               <wp:simplePos x="0" y="0"/>
               <wp:positionH relativeFrom="column">
                 <wp:posOffset>-246380</wp:posOffset>
@@ -17995,7 +20718,7 @@
               <wp:extent cx="823595" cy="724535"/>
               <wp:effectExtent l="0" t="0" r="14605" b="18415"/>
               <wp:wrapNone/>
-              <wp:docPr id="1502387050" name="Picture 1502387050"/>
+              <wp:docPr id="2026318676" name="Picture 2026318676"/>
               <wp:cNvGraphicFramePr>
                 <a:graphicFrameLocks xmlns:a="http://schemas.openxmlformats.org/drawingml/2006/main" noChangeAspect="1"/>
               </wp:cNvGraphicFramePr>
@@ -18046,7 +20769,7 @@
           <mc:AlternateContent>
             <mc:Choice Requires="wps">
               <w:drawing>
-                <wp:anchor distT="0" distB="0" distL="114300" distR="114300" simplePos="0" relativeHeight="251728896" behindDoc="0" locked="0" layoutInCell="1" allowOverlap="1" wp14:anchorId="1CB7CCD8" wp14:editId="523A3A3B">
+                <wp:anchor distT="0" distB="0" distL="114300" distR="114300" simplePos="0" relativeHeight="251723776" behindDoc="0" locked="0" layoutInCell="1" allowOverlap="1" wp14:anchorId="4366DFAE" wp14:editId="5C9FE52F">
                   <wp:simplePos x="0" y="0"/>
                   <wp:positionH relativeFrom="column">
                     <wp:posOffset>-1371600</wp:posOffset>
@@ -18057,7 +20780,7 @@
                   <wp:extent cx="7772400" cy="0"/>
                   <wp:effectExtent l="0" t="19050" r="0" b="19050"/>
                   <wp:wrapNone/>
-                  <wp:docPr id="779353151" name="Straight Connector 779353151"/>
+                  <wp:docPr id="2030725421" name="Straight Connector 2030725421"/>
                   <wp:cNvGraphicFramePr/>
                   <a:graphic xmlns:a="http://schemas.openxmlformats.org/drawingml/2006/main">
                     <a:graphicData uri="http://schemas.microsoft.com/office/word/2010/wordprocessingShape">
@@ -18096,7 +20819,7 @@
             </mc:Choice>
             <mc:Fallback>
               <w:pict>
-                <v:line w14:anchorId="79BBF555" id="Straight Connector 779353151" o:spid="_x0000_s1026" style="position:absolute;z-index:251728896;visibility:visible;mso-wrap-style:square;mso-wrap-distance-left:9pt;mso-wrap-distance-top:0;mso-wrap-distance-right:9pt;mso-wrap-distance-bottom:0;mso-position-horizontal:absolute;mso-position-horizontal-relative:text;mso-position-vertical:absolute;mso-position-vertical-relative:text" from="-108pt,-22.6pt" to="7in,-22.6pt" o:gfxdata="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" strokecolor="black [3200]" strokeweight="3pt">
+                <v:line w14:anchorId="464CD259" id="Straight Connector 2030725421" o:spid="_x0000_s1026" style="position:absolute;z-index:251723776;visibility:visible;mso-wrap-style:square;mso-wrap-distance-left:9pt;mso-wrap-distance-top:0;mso-wrap-distance-right:9pt;mso-wrap-distance-bottom:0;mso-position-horizontal:absolute;mso-position-horizontal-relative:text;mso-position-vertical:absolute;mso-position-vertical-relative:text" from="-108pt,-22.6pt" to="7in,-22.6pt" o:gfxdata="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" strokecolor="black [3200]" strokeweight="3pt">
                   <v:stroke joinstyle="miter"/>
                 </v:line>
               </w:pict>
@@ -18114,7 +20837,7 @@
           <mc:AlternateContent>
             <mc:Choice Requires="wps">
               <w:drawing>
-                <wp:anchor distT="0" distB="0" distL="114300" distR="114300" simplePos="0" relativeHeight="251726848" behindDoc="0" locked="0" layoutInCell="1" allowOverlap="1" wp14:anchorId="1ED8D961" wp14:editId="00181FF4">
+                <wp:anchor distT="0" distB="0" distL="114300" distR="114300" simplePos="0" relativeHeight="251721728" behindDoc="0" locked="0" layoutInCell="1" allowOverlap="1" wp14:anchorId="7D282725" wp14:editId="0872A5F0">
                   <wp:simplePos x="0" y="0"/>
                   <wp:positionH relativeFrom="column">
                     <wp:posOffset>-228600</wp:posOffset>
@@ -18125,7 +20848,7 @@
                   <wp:extent cx="0" cy="10191750"/>
                   <wp:effectExtent l="19050" t="0" r="19050" b="0"/>
                   <wp:wrapNone/>
-                  <wp:docPr id="1221720256" name="Straight Connector 1221720256"/>
+                  <wp:docPr id="904603731" name="Straight Connector 904603731"/>
                   <wp:cNvGraphicFramePr/>
                   <a:graphic xmlns:a="http://schemas.openxmlformats.org/drawingml/2006/main">
                     <a:graphicData uri="http://schemas.microsoft.com/office/word/2010/wordprocessingShape">
@@ -18164,7 +20887,7 @@
             </mc:Choice>
             <mc:Fallback>
               <w:pict>
-                <v:line w14:anchorId="094BC2AE" id="Straight Connector 1221720256" o:spid="_x0000_s1026" style="position:absolute;z-index:251726848;visibility:visible;mso-wrap-style:square;mso-wrap-distance-left:9pt;mso-wrap-distance-top:0;mso-wrap-distance-right:9pt;mso-wrap-distance-bottom:0;mso-position-horizontal:absolute;mso-position-horizontal-relative:text;mso-position-vertical:absolute;mso-position-vertical-relative:text" from="-18pt,-45.1pt" to="-18pt,757.4pt" o:gfxdata="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" strokecolor="black [3200]" strokeweight="3pt">
+                <v:line w14:anchorId="41B0706A" id="Straight Connector 904603731" o:spid="_x0000_s1026" style="position:absolute;z-index:251721728;visibility:visible;mso-wrap-style:square;mso-wrap-distance-left:9pt;mso-wrap-distance-top:0;mso-wrap-distance-right:9pt;mso-wrap-distance-bottom:0;mso-position-horizontal:absolute;mso-position-horizontal-relative:text;mso-position-vertical:absolute;mso-position-vertical-relative:text" from="-18pt,-45.1pt" to="-18pt,757.4pt" o:gfxdata="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" strokecolor="black [3200]" strokeweight="3pt">
                   <v:stroke joinstyle="miter"/>
                 </v:line>
               </w:pict>
@@ -18182,7 +20905,7 @@
           <mc:AlternateContent>
             <mc:Choice Requires="wps">
               <w:drawing>
-                <wp:anchor distT="0" distB="0" distL="114300" distR="114300" simplePos="0" relativeHeight="251727872" behindDoc="0" locked="0" layoutInCell="1" allowOverlap="1" wp14:anchorId="388E9295" wp14:editId="509A27C9">
+                <wp:anchor distT="0" distB="0" distL="114300" distR="114300" simplePos="0" relativeHeight="251722752" behindDoc="0" locked="0" layoutInCell="1" allowOverlap="1" wp14:anchorId="3154A674" wp14:editId="178287CF">
                   <wp:simplePos x="0" y="0"/>
                   <wp:positionH relativeFrom="column">
                     <wp:posOffset>5715000</wp:posOffset>
@@ -18193,7 +20916,7 @@
                   <wp:extent cx="0" cy="10033635"/>
                   <wp:effectExtent l="19050" t="0" r="19050" b="5715"/>
                   <wp:wrapNone/>
-                  <wp:docPr id="1162794373" name="Straight Connector 1162794373"/>
+                  <wp:docPr id="1590466236" name="Straight Connector 1590466236"/>
                   <wp:cNvGraphicFramePr/>
                   <a:graphic xmlns:a="http://schemas.openxmlformats.org/drawingml/2006/main">
                     <a:graphicData uri="http://schemas.microsoft.com/office/word/2010/wordprocessingShape">
@@ -18232,7 +20955,7 @@
             </mc:Choice>
             <mc:Fallback>
               <w:pict>
-                <v:line w14:anchorId="082CE6F4" id="Straight Connector 1162794373" o:spid="_x0000_s1026" style="position:absolute;z-index:251727872;visibility:visible;mso-wrap-style:square;mso-wrap-distance-left:9pt;mso-wrap-distance-top:0;mso-wrap-distance-right:9pt;mso-wrap-distance-bottom:0;mso-position-horizontal:absolute;mso-position-horizontal-relative:text;mso-position-vertical:absolute;mso-position-vertical-relative:text" from="450pt,-33.05pt" to="450pt,757pt" o:gfxdata="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" strokecolor="black [3200]" strokeweight="3pt">
+                <v:line w14:anchorId="188C4CA3" id="Straight Connector 1590466236" o:spid="_x0000_s1026" style="position:absolute;z-index:251722752;visibility:visible;mso-wrap-style:square;mso-wrap-distance-left:9pt;mso-wrap-distance-top:0;mso-wrap-distance-right:9pt;mso-wrap-distance-bottom:0;mso-position-horizontal:absolute;mso-position-horizontal-relative:text;mso-position-vertical:absolute;mso-position-vertical-relative:text" from="450pt,-33.05pt" to="450pt,757pt" o:gfxdata="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" strokecolor="black [3200]" strokeweight="3pt">
                   <v:stroke joinstyle="miter"/>
                 </v:line>
               </w:pict>
@@ -18318,68 +21041,6 @@
             <w:szCs w:val="20"/>
           </w:rPr>
         </w:pPr>
-        <w:r>
-          <w:rPr>
-            <w:rFonts w:ascii="Courier New" w:hAnsi="Courier New" w:cs="Courier New"/>
-            <w:sz w:val="20"/>
-            <w:szCs w:val="20"/>
-          </w:rPr>
-          <w:t xml:space="preserve">Results and Discussions </w:t>
-        </w:r>
-        <w:r>
-          <w:rPr>
-            <w:rFonts w:ascii="Courier New" w:hAnsi="Courier New" w:cs="Courier New"/>
-            <w:sz w:val="20"/>
-            <w:szCs w:val="20"/>
-          </w:rPr>
-          <w:t xml:space="preserve">| </w:t>
-        </w:r>
-        <w:r>
-          <w:rPr>
-            <w:rFonts w:ascii="Courier New" w:hAnsi="Courier New" w:cs="Courier New"/>
-            <w:sz w:val="20"/>
-            <w:szCs w:val="20"/>
-          </w:rPr>
-          <w:fldChar w:fldCharType="begin"/>
-        </w:r>
-        <w:r>
-          <w:rPr>
-            <w:rFonts w:ascii="Courier New" w:hAnsi="Courier New" w:cs="Courier New"/>
-            <w:sz w:val="20"/>
-            <w:szCs w:val="20"/>
-          </w:rPr>
-          <w:instrText xml:space="preserve"> PAGE   \* MERGEFORMAT </w:instrText>
-        </w:r>
-        <w:r>
-          <w:rPr>
-            <w:rFonts w:ascii="Courier New" w:hAnsi="Courier New" w:cs="Courier New"/>
-            <w:sz w:val="20"/>
-            <w:szCs w:val="20"/>
-          </w:rPr>
-          <w:fldChar w:fldCharType="separate"/>
-        </w:r>
-        <w:r>
-          <w:rPr>
-            <w:rFonts w:ascii="Courier New" w:hAnsi="Courier New" w:cs="Courier New"/>
-            <w:b/>
-            <w:bCs/>
-            <w:noProof/>
-            <w:sz w:val="20"/>
-            <w:szCs w:val="20"/>
-          </w:rPr>
-          <w:t>1</w:t>
-        </w:r>
-        <w:r>
-          <w:rPr>
-            <w:rFonts w:ascii="Courier New" w:hAnsi="Courier New" w:cs="Courier New"/>
-            <w:b/>
-            <w:bCs/>
-            <w:noProof/>
-            <w:sz w:val="20"/>
-            <w:szCs w:val="20"/>
-          </w:rPr>
-          <w:fldChar w:fldCharType="end"/>
-        </w:r>
       </w:p>
     </w:sdtContent>
   </w:sdt>
@@ -18436,374 +21097,6 @@
 </file>
 
 <file path=word/header3.xml><?xml version="1.0" encoding="utf-8"?>
-<w:hdr xmlns:wpc="http://schemas.microsoft.com/office/word/2010/wordprocessingCanvas" xmlns:cx="http://schemas.microsoft.com/office/drawing/2014/chartex" xmlns:cx1="http://schemas.microsoft.com/office/drawing/2015/9/8/chartex" xmlns:cx2="http://schemas.microsoft.com/office/drawing/2015/10/21/chartex" xmlns:cx3="http://schemas.microsoft.com/office/drawing/2016/5/9/chartex" xmlns:cx4="http://schemas.microsoft.com/office/drawing/2016/5/10/chartex" xmlns:cx5="http://schemas.microsoft.com/office/drawing/2016/5/11/chartex" xmlns:cx6="http://schemas.microsoft.com/office/drawing/2016/5/12/chartex" xmlns:cx7="http://schemas.microsoft.com/office/drawing/2016/5/13/chartex" xmlns:cx8="http://schemas.microsoft.com/office/drawing/2016/5/14/chartex" xmlns:mc="http://schemas.openxmlformats.org/markup-compatibility/2006" xmlns:aink="http://schemas.microsoft.com/office/drawing/2016/ink" xmlns:am3d="http://schemas.microsoft.com/office/drawing/2017/model3d" xmlns:o="urn:schemas-microsoft-com:office:office" xmlns:oel="http://schemas.microsoft.com/office/2019/extlst" xmlns:r="http://schemas.openxmlformats.org/officeDocument/2006/relationships" xmlns:m="http://schemas.openxmlformats.org/officeDocument/2006/math" xmlns:v="urn:schemas-microsoft-com:vml" xmlns:wp14="http://schemas.microsoft.com/office/word/2010/wordprocessingDrawing" xmlns:wp="http://schemas.openxmlformats.org/drawingml/2006/wordprocessingDrawing" xmlns:w10="urn:schemas-microsoft-com:office:word" xmlns:w="http://schemas.openxmlformats.org/wordprocessingml/2006/main" xmlns:w14="http://schemas.microsoft.com/office/word/2010/wordml" xmlns:w15="http://schemas.microsoft.com/office/word/2012/wordml" xmlns:w16cex="http://schemas.microsoft.com/office/word/2018/wordml/cex" xmlns:w16cid="http://schemas.microsoft.com/office/word/2016/wordml/cid" xmlns:w16="http://schemas.microsoft.com/office/word/2018/wordml" xmlns:w16du="http://schemas.microsoft.com/office/word/2023/wordml/word16du" xmlns:w16sdtdh="http://schemas.microsoft.com/office/word/2020/wordml/sdtdatahash" xmlns:w16sdtfl="http://schemas.microsoft.com/office/word/2024/wordml/sdtformatlock" xmlns:w16se="http://schemas.microsoft.com/office/word/2015/wordml/symex" xmlns:wpg="http://schemas.microsoft.com/office/word/2010/wordprocessingGroup" xmlns:wpi="http://schemas.microsoft.com/office/word/2010/wordprocessingInk" xmlns:wne="http://schemas.microsoft.com/office/word/2006/wordml" xmlns:wps="http://schemas.microsoft.com/office/word/2010/wordprocessingShape" mc:Ignorable="w14 w15 w16se w16cid w16 w16cex w16sdtdh w16sdtfl w16du wp14">
-  <w:sdt>
-    <w:sdtPr>
-      <w:id w:val="884150331"/>
-    </w:sdtPr>
-    <w:sdtEndPr>
-      <w:rPr>
-        <w:rFonts w:ascii="Courier New" w:hAnsi="Courier New" w:cs="Courier New"/>
-      </w:rPr>
-    </w:sdtEndPr>
-    <w:sdtContent>
-      <w:p>
-        <w:pPr>
-          <w:pStyle w:val="Header"/>
-          <w:tabs>
-            <w:tab w:val="center" w:pos="4321"/>
-            <w:tab w:val="right" w:pos="8642"/>
-          </w:tabs>
-          <w:rPr>
-            <w:rFonts w:ascii="Courier New" w:hAnsi="Courier New" w:cs="Courier New"/>
-            <w:b/>
-            <w:sz w:val="32"/>
-          </w:rPr>
-        </w:pPr>
-        <w:r>
-          <w:tab/>
-        </w:r>
-        <w:r>
-          <w:rPr>
-            <w:rFonts w:ascii="Courier New" w:hAnsi="Courier New" w:cs="Courier New"/>
-            <w:b/>
-            <w:noProof/>
-            <w:sz w:val="36"/>
-            <w:lang w:eastAsia="en-PH"/>
-          </w:rPr>
-          <w:drawing>
-            <wp:anchor distT="0" distB="0" distL="114300" distR="114300" simplePos="0" relativeHeight="251684864" behindDoc="0" locked="0" layoutInCell="1" allowOverlap="1" wp14:anchorId="27DAA8DF" wp14:editId="0A8D47C2">
-              <wp:simplePos x="0" y="0"/>
-              <wp:positionH relativeFrom="column">
-                <wp:posOffset>-246380</wp:posOffset>
-              </wp:positionH>
-              <wp:positionV relativeFrom="paragraph">
-                <wp:posOffset>-198120</wp:posOffset>
-              </wp:positionV>
-              <wp:extent cx="823595" cy="724535"/>
-              <wp:effectExtent l="0" t="0" r="14605" b="18415"/>
-              <wp:wrapNone/>
-              <wp:docPr id="1948264719" name="Picture 1948264719"/>
-              <wp:cNvGraphicFramePr>
-                <a:graphicFrameLocks xmlns:a="http://schemas.openxmlformats.org/drawingml/2006/main" noChangeAspect="1"/>
-              </wp:cNvGraphicFramePr>
-              <a:graphic xmlns:a="http://schemas.openxmlformats.org/drawingml/2006/main">
-                <a:graphicData uri="http://schemas.openxmlformats.org/drawingml/2006/picture">
-                  <pic:pic xmlns:pic="http://schemas.openxmlformats.org/drawingml/2006/picture">
-                    <pic:nvPicPr>
-                      <pic:cNvPr id="700363394" name="Picture 700363394"/>
-                      <pic:cNvPicPr>
-                        <a:picLocks noChangeAspect="1"/>
-                      </pic:cNvPicPr>
-                    </pic:nvPicPr>
-                    <pic:blipFill>
-                      <a:blip r:embed="rId1">
-                        <a:extLst>
-                          <a:ext uri="{28A0092B-C50C-407E-A947-70E740481C1C}">
-                            <a14:useLocalDpi xmlns:a14="http://schemas.microsoft.com/office/drawing/2010/main" val="0"/>
-                          </a:ext>
-                        </a:extLst>
-                      </a:blip>
-                      <a:stretch>
-                        <a:fillRect/>
-                      </a:stretch>
-                    </pic:blipFill>
-                    <pic:spPr>
-                      <a:xfrm>
-                        <a:off x="0" y="0"/>
-                        <a:ext cx="823578" cy="724710"/>
-                      </a:xfrm>
-                      <a:prstGeom prst="rect">
-                        <a:avLst/>
-                      </a:prstGeom>
-                    </pic:spPr>
-                  </pic:pic>
-                </a:graphicData>
-              </a:graphic>
-            </wp:anchor>
-          </w:drawing>
-        </w:r>
-        <w:r>
-          <w:rPr>
-            <w:rFonts w:ascii="Courier New" w:hAnsi="Courier New" w:cs="Courier New"/>
-            <w:b/>
-            <w:noProof/>
-            <w:sz w:val="32"/>
-            <w:lang w:eastAsia="en-PH"/>
-          </w:rPr>
-          <mc:AlternateContent>
-            <mc:Choice Requires="wps">
-              <w:drawing>
-                <wp:anchor distT="0" distB="0" distL="114300" distR="114300" simplePos="0" relativeHeight="251687936" behindDoc="0" locked="0" layoutInCell="1" allowOverlap="1" wp14:anchorId="6906A1A9" wp14:editId="3E74B579">
-                  <wp:simplePos x="0" y="0"/>
-                  <wp:positionH relativeFrom="column">
-                    <wp:posOffset>-1371600</wp:posOffset>
-                  </wp:positionH>
-                  <wp:positionV relativeFrom="paragraph">
-                    <wp:posOffset>-287020</wp:posOffset>
-                  </wp:positionV>
-                  <wp:extent cx="7772400" cy="0"/>
-                  <wp:effectExtent l="0" t="19050" r="0" b="19050"/>
-                  <wp:wrapNone/>
-                  <wp:docPr id="268329290" name="Straight Connector 268329290"/>
-                  <wp:cNvGraphicFramePr/>
-                  <a:graphic xmlns:a="http://schemas.openxmlformats.org/drawingml/2006/main">
-                    <a:graphicData uri="http://schemas.microsoft.com/office/word/2010/wordprocessingShape">
-                      <wps:wsp>
-                        <wps:cNvCnPr/>
-                        <wps:spPr>
-                          <a:xfrm>
-                            <a:off x="0" y="0"/>
-                            <a:ext cx="7772400" cy="0"/>
-                          </a:xfrm>
-                          <a:prstGeom prst="line">
-                            <a:avLst/>
-                          </a:prstGeom>
-                          <a:ln w="38100"/>
-                        </wps:spPr>
-                        <wps:style>
-                          <a:lnRef idx="1">
-                            <a:schemeClr val="dk1"/>
-                          </a:lnRef>
-                          <a:fillRef idx="0">
-                            <a:schemeClr val="dk1"/>
-                          </a:fillRef>
-                          <a:effectRef idx="0">
-                            <a:schemeClr val="dk1"/>
-                          </a:effectRef>
-                          <a:fontRef idx="minor">
-                            <a:schemeClr val="tx1"/>
-                          </a:fontRef>
-                        </wps:style>
-                        <wps:bodyPr/>
-                      </wps:wsp>
-                    </a:graphicData>
-                  </a:graphic>
-                </wp:anchor>
-              </w:drawing>
-            </mc:Choice>
-            <mc:Fallback>
-              <w:pict>
-                <v:line w14:anchorId="0D2D2DF7" id="Straight Connector 268329290" o:spid="_x0000_s1026" style="position:absolute;z-index:251687936;visibility:visible;mso-wrap-style:square;mso-wrap-distance-left:9pt;mso-wrap-distance-top:0;mso-wrap-distance-right:9pt;mso-wrap-distance-bottom:0;mso-position-horizontal:absolute;mso-position-horizontal-relative:text;mso-position-vertical:absolute;mso-position-vertical-relative:text" from="-108pt,-22.6pt" to="7in,-22.6pt" o:gfxdata="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" strokecolor="black [3200]" strokeweight="3pt">
-                  <v:stroke joinstyle="miter"/>
-                </v:line>
-              </w:pict>
-            </mc:Fallback>
-          </mc:AlternateContent>
-        </w:r>
-        <w:r>
-          <w:rPr>
-            <w:rFonts w:ascii="Courier New" w:hAnsi="Courier New" w:cs="Courier New"/>
-            <w:b/>
-            <w:noProof/>
-            <w:sz w:val="36"/>
-            <w:lang w:eastAsia="en-PH"/>
-          </w:rPr>
-          <mc:AlternateContent>
-            <mc:Choice Requires="wps">
-              <w:drawing>
-                <wp:anchor distT="0" distB="0" distL="114300" distR="114300" simplePos="0" relativeHeight="251685888" behindDoc="0" locked="0" layoutInCell="1" allowOverlap="1" wp14:anchorId="1E62BE12" wp14:editId="4D228D95">
-                  <wp:simplePos x="0" y="0"/>
-                  <wp:positionH relativeFrom="column">
-                    <wp:posOffset>-228600</wp:posOffset>
-                  </wp:positionH>
-                  <wp:positionV relativeFrom="paragraph">
-                    <wp:posOffset>-572770</wp:posOffset>
-                  </wp:positionV>
-                  <wp:extent cx="0" cy="10191750"/>
-                  <wp:effectExtent l="19050" t="0" r="19050" b="0"/>
-                  <wp:wrapNone/>
-                  <wp:docPr id="814134297" name="Straight Connector 814134297"/>
-                  <wp:cNvGraphicFramePr/>
-                  <a:graphic xmlns:a="http://schemas.openxmlformats.org/drawingml/2006/main">
-                    <a:graphicData uri="http://schemas.microsoft.com/office/word/2010/wordprocessingShape">
-                      <wps:wsp>
-                        <wps:cNvCnPr/>
-                        <wps:spPr>
-                          <a:xfrm>
-                            <a:off x="0" y="0"/>
-                            <a:ext cx="0" cy="10191896"/>
-                          </a:xfrm>
-                          <a:prstGeom prst="line">
-                            <a:avLst/>
-                          </a:prstGeom>
-                          <a:ln w="38100"/>
-                        </wps:spPr>
-                        <wps:style>
-                          <a:lnRef idx="1">
-                            <a:schemeClr val="dk1"/>
-                          </a:lnRef>
-                          <a:fillRef idx="0">
-                            <a:schemeClr val="dk1"/>
-                          </a:fillRef>
-                          <a:effectRef idx="0">
-                            <a:schemeClr val="dk1"/>
-                          </a:effectRef>
-                          <a:fontRef idx="minor">
-                            <a:schemeClr val="tx1"/>
-                          </a:fontRef>
-                        </wps:style>
-                        <wps:bodyPr/>
-                      </wps:wsp>
-                    </a:graphicData>
-                  </a:graphic>
-                </wp:anchor>
-              </w:drawing>
-            </mc:Choice>
-            <mc:Fallback>
-              <w:pict>
-                <v:line w14:anchorId="33FC20D6" id="Straight Connector 814134297" o:spid="_x0000_s1026" style="position:absolute;z-index:251685888;visibility:visible;mso-wrap-style:square;mso-wrap-distance-left:9pt;mso-wrap-distance-top:0;mso-wrap-distance-right:9pt;mso-wrap-distance-bottom:0;mso-position-horizontal:absolute;mso-position-horizontal-relative:text;mso-position-vertical:absolute;mso-position-vertical-relative:text" from="-18pt,-45.1pt" to="-18pt,757.4pt" o:gfxdata="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" strokecolor="black [3200]" strokeweight="3pt">
-                  <v:stroke joinstyle="miter"/>
-                </v:line>
-              </w:pict>
-            </mc:Fallback>
-          </mc:AlternateContent>
-        </w:r>
-        <w:r>
-          <w:rPr>
-            <w:rFonts w:ascii="Courier New" w:hAnsi="Courier New" w:cs="Courier New"/>
-            <w:b/>
-            <w:noProof/>
-            <w:sz w:val="36"/>
-            <w:lang w:eastAsia="en-PH"/>
-          </w:rPr>
-          <mc:AlternateContent>
-            <mc:Choice Requires="wps">
-              <w:drawing>
-                <wp:anchor distT="0" distB="0" distL="114300" distR="114300" simplePos="0" relativeHeight="251686912" behindDoc="0" locked="0" layoutInCell="1" allowOverlap="1" wp14:anchorId="419E6D30" wp14:editId="75CF9F07">
-                  <wp:simplePos x="0" y="0"/>
-                  <wp:positionH relativeFrom="column">
-                    <wp:posOffset>5715000</wp:posOffset>
-                  </wp:positionH>
-                  <wp:positionV relativeFrom="paragraph">
-                    <wp:posOffset>-419735</wp:posOffset>
-                  </wp:positionV>
-                  <wp:extent cx="0" cy="10033635"/>
-                  <wp:effectExtent l="19050" t="0" r="19050" b="5715"/>
-                  <wp:wrapNone/>
-                  <wp:docPr id="906535342" name="Straight Connector 906535342"/>
-                  <wp:cNvGraphicFramePr/>
-                  <a:graphic xmlns:a="http://schemas.openxmlformats.org/drawingml/2006/main">
-                    <a:graphicData uri="http://schemas.microsoft.com/office/word/2010/wordprocessingShape">
-                      <wps:wsp>
-                        <wps:cNvCnPr/>
-                        <wps:spPr>
-                          <a:xfrm>
-                            <a:off x="0" y="0"/>
-                            <a:ext cx="0" cy="10033762"/>
-                          </a:xfrm>
-                          <a:prstGeom prst="line">
-                            <a:avLst/>
-                          </a:prstGeom>
-                          <a:ln w="38100"/>
-                        </wps:spPr>
-                        <wps:style>
-                          <a:lnRef idx="1">
-                            <a:schemeClr val="dk1"/>
-                          </a:lnRef>
-                          <a:fillRef idx="0">
-                            <a:schemeClr val="dk1"/>
-                          </a:fillRef>
-                          <a:effectRef idx="0">
-                            <a:schemeClr val="dk1"/>
-                          </a:effectRef>
-                          <a:fontRef idx="minor">
-                            <a:schemeClr val="tx1"/>
-                          </a:fontRef>
-                        </wps:style>
-                        <wps:bodyPr/>
-                      </wps:wsp>
-                    </a:graphicData>
-                  </a:graphic>
-                </wp:anchor>
-              </w:drawing>
-            </mc:Choice>
-            <mc:Fallback>
-              <w:pict>
-                <v:line w14:anchorId="09E1D54E" id="Straight Connector 906535342" o:spid="_x0000_s1026" style="position:absolute;z-index:251686912;visibility:visible;mso-wrap-style:square;mso-wrap-distance-left:9pt;mso-wrap-distance-top:0;mso-wrap-distance-right:9pt;mso-wrap-distance-bottom:0;mso-position-horizontal:absolute;mso-position-horizontal-relative:text;mso-position-vertical:absolute;mso-position-vertical-relative:text" from="450pt,-33.05pt" to="450pt,757pt" o:gfxdata="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" strokecolor="black [3200]" strokeweight="3pt">
-                  <v:stroke joinstyle="miter"/>
-                </v:line>
-              </w:pict>
-            </mc:Fallback>
-          </mc:AlternateContent>
-        </w:r>
-        <w:r>
-          <w:rPr>
-            <w:rFonts w:ascii="Courier New" w:hAnsi="Courier New" w:cs="Courier New"/>
-            <w:b/>
-            <w:sz w:val="36"/>
-          </w:rPr>
-          <w:t>Kalinga State University</w:t>
-        </w:r>
-        <w:r>
-          <w:rPr>
-            <w:rFonts w:ascii="Courier New" w:hAnsi="Courier New" w:cs="Courier New"/>
-            <w:b/>
-            <w:sz w:val="36"/>
-          </w:rPr>
-          <w:tab/>
-        </w:r>
-      </w:p>
-      <w:p>
-        <w:pPr>
-          <w:pStyle w:val="Header"/>
-          <w:tabs>
-            <w:tab w:val="clear" w:pos="9360"/>
-            <w:tab w:val="left" w:pos="2256"/>
-            <w:tab w:val="center" w:pos="4320"/>
-            <w:tab w:val="right" w:pos="8642"/>
-          </w:tabs>
-          <w:rPr>
-            <w:rFonts w:ascii="Courier New" w:hAnsi="Courier New" w:cs="Courier New"/>
-            <w:sz w:val="24"/>
-          </w:rPr>
-        </w:pPr>
-        <w:r>
-          <w:rPr>
-            <w:rFonts w:ascii="Courier New" w:hAnsi="Courier New" w:cs="Courier New"/>
-            <w:sz w:val="24"/>
-          </w:rPr>
-          <w:tab/>
-        </w:r>
-        <w:r>
-          <w:rPr>
-            <w:rFonts w:ascii="Courier New" w:hAnsi="Courier New" w:cs="Courier New"/>
-            <w:sz w:val="24"/>
-          </w:rPr>
-          <w:tab/>
-          <w:t>Bulanao, Tabuk City, Kalinga</w:t>
-        </w:r>
-        <w:r>
-          <w:rPr>
-            <w:rFonts w:ascii="Courier New" w:hAnsi="Courier New" w:cs="Courier New"/>
-            <w:sz w:val="24"/>
-          </w:rPr>
-          <w:tab/>
-        </w:r>
-      </w:p>
-      <w:p>
-        <w:pPr>
-          <w:pStyle w:val="Header"/>
-          <w:jc w:val="right"/>
-          <w:rPr>
-            <w:rFonts w:ascii="Courier New" w:hAnsi="Courier New" w:cs="Courier New"/>
-          </w:rPr>
-        </w:pPr>
-      </w:p>
-    </w:sdtContent>
-  </w:sdt>
-  <w:p>
-    <w:pPr>
-      <w:pStyle w:val="Header"/>
-      <w:rPr>
-        <w:rFonts w:ascii="Courier New" w:hAnsi="Courier New" w:cs="Courier New"/>
-      </w:rPr>
-    </w:pPr>
-  </w:p>
-</w:hdr>
-</file>
-
-<file path=word/header4.xml><?xml version="1.0" encoding="utf-8"?>
 <w:hdr xmlns:wpc="http://schemas.microsoft.com/office/word/2010/wordprocessingCanvas" xmlns:cx="http://schemas.microsoft.com/office/drawing/2014/chartex" xmlns:cx1="http://schemas.microsoft.com/office/drawing/2015/9/8/chartex" xmlns:cx2="http://schemas.microsoft.com/office/drawing/2015/10/21/chartex" xmlns:cx3="http://schemas.microsoft.com/office/drawing/2016/5/9/chartex" xmlns:cx4="http://schemas.microsoft.com/office/drawing/2016/5/10/chartex" xmlns:cx5="http://schemas.microsoft.com/office/drawing/2016/5/11/chartex" xmlns:cx6="http://schemas.microsoft.com/office/drawing/2016/5/12/chartex" xmlns:cx7="http://schemas.microsoft.com/office/drawing/2016/5/13/chartex" xmlns:cx8="http://schemas.microsoft.com/office/drawing/2016/5/14/chartex" xmlns:mc="http://schemas.openxmlformats.org/markup-compatibility/2006" xmlns:aink="http://schemas.microsoft.com/office/drawing/2016/ink" xmlns:am3d="http://schemas.microsoft.com/office/drawing/2017/model3d" xmlns:o="urn:schemas-microsoft-com:office:office" xmlns:oel="http://schemas.microsoft.com/office/2019/extlst" xmlns:r="http://schemas.openxmlformats.org/officeDocument/2006/relationships" xmlns:m="http://schemas.openxmlformats.org/officeDocument/2006/math" xmlns:v="urn:schemas-microsoft-com:vml" xmlns:wp14="http://schemas.microsoft.com/office/word/2010/wordprocessingDrawing" xmlns:wp="http://schemas.openxmlformats.org/drawingml/2006/wordprocessingDrawing" xmlns:w10="urn:schemas-microsoft-com:office:word" xmlns:w="http://schemas.openxmlformats.org/wordprocessingml/2006/main" xmlns:w14="http://schemas.microsoft.com/office/word/2010/wordml" xmlns:w15="http://schemas.microsoft.com/office/word/2012/wordml" xmlns:w16cex="http://schemas.microsoft.com/office/word/2018/wordml/cex" xmlns:w16cid="http://schemas.microsoft.com/office/word/2016/wordml/cid" xmlns:w16="http://schemas.microsoft.com/office/word/2018/wordml" xmlns:w16du="http://schemas.microsoft.com/office/word/2023/wordml/word16du" xmlns:w16sdtdh="http://schemas.microsoft.com/office/word/2020/wordml/sdtdatahash" xmlns:w16sdtfl="http://schemas.microsoft.com/office/word/2024/wordml/sdtformatlock" xmlns:w16se="http://schemas.microsoft.com/office/word/2015/wordml/symex" xmlns:wpg="http://schemas.microsoft.com/office/word/2010/wordprocessingGroup" xmlns:wpi="http://schemas.microsoft.com/office/word/2010/wordprocessingInk" xmlns:wne="http://schemas.microsoft.com/office/word/2006/wordml" xmlns:wps="http://schemas.microsoft.com/office/word/2010/wordprocessingShape" mc:Ignorable="w14 w15 w16se w16cid w16 w16cex w16sdtdh w16sdtfl w16du wp14">
   <w:sdt>
     <w:sdtPr>
@@ -19254,17 +21547,15 @@
 </w:hdr>
 </file>
 
-<file path=word/header5.xml><?xml version="1.0" encoding="utf-8"?>
+<file path=word/header4.xml><?xml version="1.0" encoding="utf-8"?>
 <w:hdr xmlns:wpc="http://schemas.microsoft.com/office/word/2010/wordprocessingCanvas" xmlns:cx="http://schemas.microsoft.com/office/drawing/2014/chartex" xmlns:cx1="http://schemas.microsoft.com/office/drawing/2015/9/8/chartex" xmlns:cx2="http://schemas.microsoft.com/office/drawing/2015/10/21/chartex" xmlns:cx3="http://schemas.microsoft.com/office/drawing/2016/5/9/chartex" xmlns:cx4="http://schemas.microsoft.com/office/drawing/2016/5/10/chartex" xmlns:cx5="http://schemas.microsoft.com/office/drawing/2016/5/11/chartex" xmlns:cx6="http://schemas.microsoft.com/office/drawing/2016/5/12/chartex" xmlns:cx7="http://schemas.microsoft.com/office/drawing/2016/5/13/chartex" xmlns:cx8="http://schemas.microsoft.com/office/drawing/2016/5/14/chartex" xmlns:mc="http://schemas.openxmlformats.org/markup-compatibility/2006" xmlns:aink="http://schemas.microsoft.com/office/drawing/2016/ink" xmlns:am3d="http://schemas.microsoft.com/office/drawing/2017/model3d" xmlns:o="urn:schemas-microsoft-com:office:office" xmlns:oel="http://schemas.microsoft.com/office/2019/extlst" xmlns:r="http://schemas.openxmlformats.org/officeDocument/2006/relationships" xmlns:m="http://schemas.openxmlformats.org/officeDocument/2006/math" xmlns:v="urn:schemas-microsoft-com:vml" xmlns:wp14="http://schemas.microsoft.com/office/word/2010/wordprocessingDrawing" xmlns:wp="http://schemas.openxmlformats.org/drawingml/2006/wordprocessingDrawing" xmlns:w10="urn:schemas-microsoft-com:office:word" xmlns:w="http://schemas.openxmlformats.org/wordprocessingml/2006/main" xmlns:w14="http://schemas.microsoft.com/office/word/2010/wordml" xmlns:w15="http://schemas.microsoft.com/office/word/2012/wordml" xmlns:w16cex="http://schemas.microsoft.com/office/word/2018/wordml/cex" xmlns:w16cid="http://schemas.microsoft.com/office/word/2016/wordml/cid" xmlns:w16="http://schemas.microsoft.com/office/word/2018/wordml" xmlns:w16du="http://schemas.microsoft.com/office/word/2023/wordml/word16du" xmlns:w16sdtdh="http://schemas.microsoft.com/office/word/2020/wordml/sdtdatahash" xmlns:w16sdtfl="http://schemas.microsoft.com/office/word/2024/wordml/sdtformatlock" xmlns:w16se="http://schemas.microsoft.com/office/word/2015/wordml/symex" xmlns:wpg="http://schemas.microsoft.com/office/word/2010/wordprocessingGroup" xmlns:wpi="http://schemas.microsoft.com/office/word/2010/wordprocessingInk" xmlns:wne="http://schemas.microsoft.com/office/word/2006/wordml" xmlns:wps="http://schemas.microsoft.com/office/word/2010/wordprocessingShape" mc:Ignorable="w14 w15 w16se w16cid w16 w16cex w16sdtdh w16sdtfl w16du wp14">
   <w:sdt>
     <w:sdtPr>
-      <w:id w:val="-356277792"/>
+      <w:id w:val="884150331"/>
     </w:sdtPr>
     <w:sdtEndPr>
       <w:rPr>
         <w:rFonts w:ascii="Courier New" w:hAnsi="Courier New" w:cs="Courier New"/>
-        <w:sz w:val="20"/>
-        <w:szCs w:val="20"/>
       </w:rPr>
     </w:sdtEndPr>
     <w:sdtContent>
@@ -19293,7 +21584,7 @@
             <w:lang w:eastAsia="en-PH"/>
           </w:rPr>
           <w:drawing>
-            <wp:anchor distT="0" distB="0" distL="114300" distR="114300" simplePos="0" relativeHeight="251695104" behindDoc="0" locked="0" layoutInCell="1" allowOverlap="1" wp14:anchorId="67E0C852" wp14:editId="3571D093">
+            <wp:anchor distT="0" distB="0" distL="114300" distR="114300" simplePos="0" relativeHeight="251684864" behindDoc="0" locked="0" layoutInCell="1" allowOverlap="1" wp14:anchorId="27DAA8DF" wp14:editId="0A8D47C2">
               <wp:simplePos x="0" y="0"/>
               <wp:positionH relativeFrom="column">
                 <wp:posOffset>-246380</wp:posOffset>
@@ -19304,7 +21595,7 @@
               <wp:extent cx="823595" cy="724535"/>
               <wp:effectExtent l="0" t="0" r="14605" b="18415"/>
               <wp:wrapNone/>
-              <wp:docPr id="1053198366" name="Picture 1053198366"/>
+              <wp:docPr id="1948264719" name="Picture 1948264719"/>
               <wp:cNvGraphicFramePr>
                 <a:graphicFrameLocks xmlns:a="http://schemas.openxmlformats.org/drawingml/2006/main" noChangeAspect="1"/>
               </wp:cNvGraphicFramePr>
@@ -19355,7 +21646,7 @@
           <mc:AlternateContent>
             <mc:Choice Requires="wps">
               <w:drawing>
-                <wp:anchor distT="0" distB="0" distL="114300" distR="114300" simplePos="0" relativeHeight="251698176" behindDoc="0" locked="0" layoutInCell="1" allowOverlap="1" wp14:anchorId="6A5B7416" wp14:editId="51816448">
+                <wp:anchor distT="0" distB="0" distL="114300" distR="114300" simplePos="0" relativeHeight="251687936" behindDoc="0" locked="0" layoutInCell="1" allowOverlap="1" wp14:anchorId="6906A1A9" wp14:editId="3E74B579">
                   <wp:simplePos x="0" y="0"/>
                   <wp:positionH relativeFrom="column">
                     <wp:posOffset>-1371600</wp:posOffset>
@@ -19366,7 +21657,7 @@
                   <wp:extent cx="7772400" cy="0"/>
                   <wp:effectExtent l="0" t="19050" r="0" b="19050"/>
                   <wp:wrapNone/>
-                  <wp:docPr id="1787709114" name="Straight Connector 1787709114"/>
+                  <wp:docPr id="268329290" name="Straight Connector 268329290"/>
                   <wp:cNvGraphicFramePr/>
                   <a:graphic xmlns:a="http://schemas.openxmlformats.org/drawingml/2006/main">
                     <a:graphicData uri="http://schemas.microsoft.com/office/word/2010/wordprocessingShape">
@@ -19405,7 +21696,7 @@
             </mc:Choice>
             <mc:Fallback>
               <w:pict>
-                <v:line w14:anchorId="41BC4CD1" id="Straight Connector 1787709114" o:spid="_x0000_s1026" style="position:absolute;z-index:251698176;visibility:visible;mso-wrap-style:square;mso-wrap-distance-left:9pt;mso-wrap-distance-top:0;mso-wrap-distance-right:9pt;mso-wrap-distance-bottom:0;mso-position-horizontal:absolute;mso-position-horizontal-relative:text;mso-position-vertical:absolute;mso-position-vertical-relative:text" from="-108pt,-22.6pt" to="7in,-22.6pt" o:gfxdata="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" strokecolor="black [3200]" strokeweight="3pt">
+                <v:line w14:anchorId="0D2D2DF7" id="Straight Connector 268329290" o:spid="_x0000_s1026" style="position:absolute;z-index:251687936;visibility:visible;mso-wrap-style:square;mso-wrap-distance-left:9pt;mso-wrap-distance-top:0;mso-wrap-distance-right:9pt;mso-wrap-distance-bottom:0;mso-position-horizontal:absolute;mso-position-horizontal-relative:text;mso-position-vertical:absolute;mso-position-vertical-relative:text" from="-108pt,-22.6pt" to="7in,-22.6pt" o:gfxdata="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" strokecolor="black [3200]" strokeweight="3pt">
                   <v:stroke joinstyle="miter"/>
                 </v:line>
               </w:pict>
@@ -19423,7 +21714,7 @@
           <mc:AlternateContent>
             <mc:Choice Requires="wps">
               <w:drawing>
-                <wp:anchor distT="0" distB="0" distL="114300" distR="114300" simplePos="0" relativeHeight="251696128" behindDoc="0" locked="0" layoutInCell="1" allowOverlap="1" wp14:anchorId="6BF0F465" wp14:editId="15DCC985">
+                <wp:anchor distT="0" distB="0" distL="114300" distR="114300" simplePos="0" relativeHeight="251685888" behindDoc="0" locked="0" layoutInCell="1" allowOverlap="1" wp14:anchorId="1E62BE12" wp14:editId="4D228D95">
                   <wp:simplePos x="0" y="0"/>
                   <wp:positionH relativeFrom="column">
                     <wp:posOffset>-228600</wp:posOffset>
@@ -19434,7 +21725,7 @@
                   <wp:extent cx="0" cy="10191750"/>
                   <wp:effectExtent l="19050" t="0" r="19050" b="0"/>
                   <wp:wrapNone/>
-                  <wp:docPr id="1111103824" name="Straight Connector 1111103824"/>
+                  <wp:docPr id="814134297" name="Straight Connector 814134297"/>
                   <wp:cNvGraphicFramePr/>
                   <a:graphic xmlns:a="http://schemas.openxmlformats.org/drawingml/2006/main">
                     <a:graphicData uri="http://schemas.microsoft.com/office/word/2010/wordprocessingShape">
@@ -19473,7 +21764,7 @@
             </mc:Choice>
             <mc:Fallback>
               <w:pict>
-                <v:line w14:anchorId="7B6D0C49" id="Straight Connector 1111103824" o:spid="_x0000_s1026" style="position:absolute;z-index:251696128;visibility:visible;mso-wrap-style:square;mso-wrap-distance-left:9pt;mso-wrap-distance-top:0;mso-wrap-distance-right:9pt;mso-wrap-distance-bottom:0;mso-position-horizontal:absolute;mso-position-horizontal-relative:text;mso-position-vertical:absolute;mso-position-vertical-relative:text" from="-18pt,-45.1pt" to="-18pt,757.4pt" o:gfxdata="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" strokecolor="black [3200]" strokeweight="3pt">
+                <v:line w14:anchorId="33FC20D6" id="Straight Connector 814134297" o:spid="_x0000_s1026" style="position:absolute;z-index:251685888;visibility:visible;mso-wrap-style:square;mso-wrap-distance-left:9pt;mso-wrap-distance-top:0;mso-wrap-distance-right:9pt;mso-wrap-distance-bottom:0;mso-position-horizontal:absolute;mso-position-horizontal-relative:text;mso-position-vertical:absolute;mso-position-vertical-relative:text" from="-18pt,-45.1pt" to="-18pt,757.4pt" o:gfxdata="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" strokecolor="black [3200]" strokeweight="3pt">
                   <v:stroke joinstyle="miter"/>
                 </v:line>
               </w:pict>
@@ -19491,7 +21782,7 @@
           <mc:AlternateContent>
             <mc:Choice Requires="wps">
               <w:drawing>
-                <wp:anchor distT="0" distB="0" distL="114300" distR="114300" simplePos="0" relativeHeight="251697152" behindDoc="0" locked="0" layoutInCell="1" allowOverlap="1" wp14:anchorId="522BAC7C" wp14:editId="70850196">
+                <wp:anchor distT="0" distB="0" distL="114300" distR="114300" simplePos="0" relativeHeight="251686912" behindDoc="0" locked="0" layoutInCell="1" allowOverlap="1" wp14:anchorId="419E6D30" wp14:editId="75CF9F07">
                   <wp:simplePos x="0" y="0"/>
                   <wp:positionH relativeFrom="column">
                     <wp:posOffset>5715000</wp:posOffset>
@@ -19502,7 +21793,7 @@
                   <wp:extent cx="0" cy="10033635"/>
                   <wp:effectExtent l="19050" t="0" r="19050" b="5715"/>
                   <wp:wrapNone/>
-                  <wp:docPr id="60245847" name="Straight Connector 60245847"/>
+                  <wp:docPr id="906535342" name="Straight Connector 906535342"/>
                   <wp:cNvGraphicFramePr/>
                   <a:graphic xmlns:a="http://schemas.openxmlformats.org/drawingml/2006/main">
                     <a:graphicData uri="http://schemas.microsoft.com/office/word/2010/wordprocessingShape">
@@ -19541,7 +21832,7 @@
             </mc:Choice>
             <mc:Fallback>
               <w:pict>
-                <v:line w14:anchorId="3BA01796" id="Straight Connector 60245847" o:spid="_x0000_s1026" style="position:absolute;z-index:251697152;visibility:visible;mso-wrap-style:square;mso-wrap-distance-left:9pt;mso-wrap-distance-top:0;mso-wrap-distance-right:9pt;mso-wrap-distance-bottom:0;mso-position-horizontal:absolute;mso-position-horizontal-relative:text;mso-position-vertical:absolute;mso-position-vertical-relative:text" from="450pt,-33.05pt" to="450pt,757pt" o:gfxdata="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" strokecolor="black [3200]" strokeweight="3pt">
+                <v:line w14:anchorId="09E1D54E" id="Straight Connector 906535342" o:spid="_x0000_s1026" style="position:absolute;z-index:251686912;visibility:visible;mso-wrap-style:square;mso-wrap-distance-left:9pt;mso-wrap-distance-top:0;mso-wrap-distance-right:9pt;mso-wrap-distance-bottom:0;mso-position-horizontal:absolute;mso-position-horizontal-relative:text;mso-position-vertical:absolute;mso-position-vertical-relative:text" from="450pt,-33.05pt" to="450pt,757pt" o:gfxdata="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" strokecolor="black [3200]" strokeweight="3pt">
                   <v:stroke joinstyle="miter"/>
                 </v:line>
               </w:pict>
@@ -19594,21 +21885,6 @@
           <w:tab/>
           <w:t>Bulanao, Tabuk City, Kalinga</w:t>
         </w:r>
-      </w:p>
-      <w:p>
-        <w:pPr>
-          <w:pStyle w:val="Header"/>
-          <w:tabs>
-            <w:tab w:val="clear" w:pos="9360"/>
-            <w:tab w:val="left" w:pos="2256"/>
-            <w:tab w:val="center" w:pos="4320"/>
-            <w:tab w:val="right" w:pos="8642"/>
-          </w:tabs>
-          <w:rPr>
-            <w:rFonts w:ascii="Courier New" w:hAnsi="Courier New" w:cs="Courier New"/>
-            <w:sz w:val="24"/>
-          </w:rPr>
-        </w:pPr>
         <w:r>
           <w:rPr>
             <w:rFonts w:ascii="Courier New" w:hAnsi="Courier New" w:cs="Courier New"/>
@@ -19623,8 +21899,6 @@
           <w:jc w:val="right"/>
           <w:rPr>
             <w:rFonts w:ascii="Courier New" w:hAnsi="Courier New" w:cs="Courier New"/>
-            <w:sz w:val="20"/>
-            <w:szCs w:val="20"/>
           </w:rPr>
         </w:pPr>
       </w:p>
@@ -19641,7 +21915,7 @@
 </w:hdr>
 </file>
 
-<file path=word/header6.xml><?xml version="1.0" encoding="utf-8"?>
+<file path=word/header5.xml><?xml version="1.0" encoding="utf-8"?>
 <w:hdr xmlns:wpc="http://schemas.microsoft.com/office/word/2010/wordprocessingCanvas" xmlns:cx="http://schemas.microsoft.com/office/drawing/2014/chartex" xmlns:cx1="http://schemas.microsoft.com/office/drawing/2015/9/8/chartex" xmlns:cx2="http://schemas.microsoft.com/office/drawing/2015/10/21/chartex" xmlns:cx3="http://schemas.microsoft.com/office/drawing/2016/5/9/chartex" xmlns:cx4="http://schemas.microsoft.com/office/drawing/2016/5/10/chartex" xmlns:cx5="http://schemas.microsoft.com/office/drawing/2016/5/11/chartex" xmlns:cx6="http://schemas.microsoft.com/office/drawing/2016/5/12/chartex" xmlns:cx7="http://schemas.microsoft.com/office/drawing/2016/5/13/chartex" xmlns:cx8="http://schemas.microsoft.com/office/drawing/2016/5/14/chartex" xmlns:mc="http://schemas.openxmlformats.org/markup-compatibility/2006" xmlns:aink="http://schemas.microsoft.com/office/drawing/2016/ink" xmlns:am3d="http://schemas.microsoft.com/office/drawing/2017/model3d" xmlns:o="urn:schemas-microsoft-com:office:office" xmlns:oel="http://schemas.microsoft.com/office/2019/extlst" xmlns:r="http://schemas.openxmlformats.org/officeDocument/2006/relationships" xmlns:m="http://schemas.openxmlformats.org/officeDocument/2006/math" xmlns:v="urn:schemas-microsoft-com:vml" xmlns:wp14="http://schemas.microsoft.com/office/word/2010/wordprocessingDrawing" xmlns:wp="http://schemas.openxmlformats.org/drawingml/2006/wordprocessingDrawing" xmlns:w10="urn:schemas-microsoft-com:office:word" xmlns:w="http://schemas.openxmlformats.org/wordprocessingml/2006/main" xmlns:w14="http://schemas.microsoft.com/office/word/2010/wordml" xmlns:w15="http://schemas.microsoft.com/office/word/2012/wordml" xmlns:w16cex="http://schemas.microsoft.com/office/word/2018/wordml/cex" xmlns:w16cid="http://schemas.microsoft.com/office/word/2016/wordml/cid" xmlns:w16="http://schemas.microsoft.com/office/word/2018/wordml" xmlns:w16du="http://schemas.microsoft.com/office/word/2023/wordml/word16du" xmlns:w16sdtdh="http://schemas.microsoft.com/office/word/2020/wordml/sdtdatahash" xmlns:w16sdtfl="http://schemas.microsoft.com/office/word/2024/wordml/sdtformatlock" xmlns:w16se="http://schemas.microsoft.com/office/word/2015/wordml/symex" xmlns:wpg="http://schemas.microsoft.com/office/word/2010/wordprocessingGroup" xmlns:wpi="http://schemas.microsoft.com/office/word/2010/wordprocessingInk" xmlns:wne="http://schemas.microsoft.com/office/word/2006/wordml" xmlns:wps="http://schemas.microsoft.com/office/word/2010/wordprocessingShape" mc:Ignorable="w14 w15 w16se w16cid w16 w16cex w16sdtdh w16sdtfl w16du wp14">
   <w:sdt>
     <w:sdtPr>
@@ -20090,11 +22364,11 @@
 </w:hdr>
 </file>
 
-<file path=word/header7.xml><?xml version="1.0" encoding="utf-8"?>
+<file path=word/header6.xml><?xml version="1.0" encoding="utf-8"?>
 <w:hdr xmlns:wpc="http://schemas.microsoft.com/office/word/2010/wordprocessingCanvas" xmlns:cx="http://schemas.microsoft.com/office/drawing/2014/chartex" xmlns:cx1="http://schemas.microsoft.com/office/drawing/2015/9/8/chartex" xmlns:cx2="http://schemas.microsoft.com/office/drawing/2015/10/21/chartex" xmlns:cx3="http://schemas.microsoft.com/office/drawing/2016/5/9/chartex" xmlns:cx4="http://schemas.microsoft.com/office/drawing/2016/5/10/chartex" xmlns:cx5="http://schemas.microsoft.com/office/drawing/2016/5/11/chartex" xmlns:cx6="http://schemas.microsoft.com/office/drawing/2016/5/12/chartex" xmlns:cx7="http://schemas.microsoft.com/office/drawing/2016/5/13/chartex" xmlns:cx8="http://schemas.microsoft.com/office/drawing/2016/5/14/chartex" xmlns:mc="http://schemas.openxmlformats.org/markup-compatibility/2006" xmlns:aink="http://schemas.microsoft.com/office/drawing/2016/ink" xmlns:am3d="http://schemas.microsoft.com/office/drawing/2017/model3d" xmlns:o="urn:schemas-microsoft-com:office:office" xmlns:oel="http://schemas.microsoft.com/office/2019/extlst" xmlns:r="http://schemas.openxmlformats.org/officeDocument/2006/relationships" xmlns:m="http://schemas.openxmlformats.org/officeDocument/2006/math" xmlns:v="urn:schemas-microsoft-com:vml" xmlns:wp14="http://schemas.microsoft.com/office/word/2010/wordprocessingDrawing" xmlns:wp="http://schemas.openxmlformats.org/drawingml/2006/wordprocessingDrawing" xmlns:w10="urn:schemas-microsoft-com:office:word" xmlns:w="http://schemas.openxmlformats.org/wordprocessingml/2006/main" xmlns:w14="http://schemas.microsoft.com/office/word/2010/wordml" xmlns:w15="http://schemas.microsoft.com/office/word/2012/wordml" xmlns:w16cex="http://schemas.microsoft.com/office/word/2018/wordml/cex" xmlns:w16cid="http://schemas.microsoft.com/office/word/2016/wordml/cid" xmlns:w16="http://schemas.microsoft.com/office/word/2018/wordml" xmlns:w16du="http://schemas.microsoft.com/office/word/2023/wordml/word16du" xmlns:w16sdtdh="http://schemas.microsoft.com/office/word/2020/wordml/sdtdatahash" xmlns:w16sdtfl="http://schemas.microsoft.com/office/word/2024/wordml/sdtformatlock" xmlns:w16se="http://schemas.microsoft.com/office/word/2015/wordml/symex" xmlns:wpg="http://schemas.microsoft.com/office/word/2010/wordprocessingGroup" xmlns:wpi="http://schemas.microsoft.com/office/word/2010/wordprocessingInk" xmlns:wne="http://schemas.microsoft.com/office/word/2006/wordml" xmlns:wps="http://schemas.microsoft.com/office/word/2010/wordprocessingShape" mc:Ignorable="w14 w15 w16se w16cid w16 w16cex w16sdtdh w16sdtfl w16du wp14">
   <w:sdt>
     <w:sdtPr>
-      <w:id w:val="1983423169"/>
+      <w:id w:val="-356277792"/>
     </w:sdtPr>
     <w:sdtEndPr>
       <w:rPr>
@@ -20129,7 +22403,7 @@
             <w:lang w:eastAsia="en-PH"/>
           </w:rPr>
           <w:drawing>
-            <wp:anchor distT="0" distB="0" distL="114300" distR="114300" simplePos="0" relativeHeight="251705344" behindDoc="0" locked="0" layoutInCell="1" allowOverlap="1" wp14:anchorId="76CF24D9" wp14:editId="03C59511">
+            <wp:anchor distT="0" distB="0" distL="114300" distR="114300" simplePos="0" relativeHeight="251695104" behindDoc="0" locked="0" layoutInCell="1" allowOverlap="1" wp14:anchorId="67E0C852" wp14:editId="3571D093">
               <wp:simplePos x="0" y="0"/>
               <wp:positionH relativeFrom="column">
                 <wp:posOffset>-246380</wp:posOffset>
@@ -20140,7 +22414,7 @@
               <wp:extent cx="823595" cy="724535"/>
               <wp:effectExtent l="0" t="0" r="14605" b="18415"/>
               <wp:wrapNone/>
-              <wp:docPr id="1220379455" name="Picture 1220379455"/>
+              <wp:docPr id="1053198366" name="Picture 1053198366"/>
               <wp:cNvGraphicFramePr>
                 <a:graphicFrameLocks xmlns:a="http://schemas.openxmlformats.org/drawingml/2006/main" noChangeAspect="1"/>
               </wp:cNvGraphicFramePr>
@@ -20191,7 +22465,7 @@
           <mc:AlternateContent>
             <mc:Choice Requires="wps">
               <w:drawing>
-                <wp:anchor distT="0" distB="0" distL="114300" distR="114300" simplePos="0" relativeHeight="251708416" behindDoc="0" locked="0" layoutInCell="1" allowOverlap="1" wp14:anchorId="4DF466F2" wp14:editId="341E2D7A">
+                <wp:anchor distT="0" distB="0" distL="114300" distR="114300" simplePos="0" relativeHeight="251698176" behindDoc="0" locked="0" layoutInCell="1" allowOverlap="1" wp14:anchorId="6A5B7416" wp14:editId="51816448">
                   <wp:simplePos x="0" y="0"/>
                   <wp:positionH relativeFrom="column">
                     <wp:posOffset>-1371600</wp:posOffset>
@@ -20202,7 +22476,7 @@
                   <wp:extent cx="7772400" cy="0"/>
                   <wp:effectExtent l="0" t="19050" r="0" b="19050"/>
                   <wp:wrapNone/>
-                  <wp:docPr id="190166018" name="Straight Connector 190166018"/>
+                  <wp:docPr id="1787709114" name="Straight Connector 1787709114"/>
                   <wp:cNvGraphicFramePr/>
                   <a:graphic xmlns:a="http://schemas.openxmlformats.org/drawingml/2006/main">
                     <a:graphicData uri="http://schemas.microsoft.com/office/word/2010/wordprocessingShape">
@@ -20241,7 +22515,7 @@
             </mc:Choice>
             <mc:Fallback>
               <w:pict>
-                <v:line w14:anchorId="0AF80BF6" id="Straight Connector 190166018" o:spid="_x0000_s1026" style="position:absolute;z-index:251708416;visibility:visible;mso-wrap-style:square;mso-wrap-distance-left:9pt;mso-wrap-distance-top:0;mso-wrap-distance-right:9pt;mso-wrap-distance-bottom:0;mso-position-horizontal:absolute;mso-position-horizontal-relative:text;mso-position-vertical:absolute;mso-position-vertical-relative:text" from="-108pt,-22.6pt" to="7in,-22.6pt" o:gfxdata="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" strokecolor="black [3200]" strokeweight="3pt">
+                <v:line w14:anchorId="41BC4CD1" id="Straight Connector 1787709114" o:spid="_x0000_s1026" style="position:absolute;z-index:251698176;visibility:visible;mso-wrap-style:square;mso-wrap-distance-left:9pt;mso-wrap-distance-top:0;mso-wrap-distance-right:9pt;mso-wrap-distance-bottom:0;mso-position-horizontal:absolute;mso-position-horizontal-relative:text;mso-position-vertical:absolute;mso-position-vertical-relative:text" from="-108pt,-22.6pt" to="7in,-22.6pt" o:gfxdata="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" strokecolor="black [3200]" strokeweight="3pt">
                   <v:stroke joinstyle="miter"/>
                 </v:line>
               </w:pict>
@@ -20259,7 +22533,7 @@
           <mc:AlternateContent>
             <mc:Choice Requires="wps">
               <w:drawing>
-                <wp:anchor distT="0" distB="0" distL="114300" distR="114300" simplePos="0" relativeHeight="251706368" behindDoc="0" locked="0" layoutInCell="1" allowOverlap="1" wp14:anchorId="04C379D1" wp14:editId="5A24E7E5">
+                <wp:anchor distT="0" distB="0" distL="114300" distR="114300" simplePos="0" relativeHeight="251696128" behindDoc="0" locked="0" layoutInCell="1" allowOverlap="1" wp14:anchorId="6BF0F465" wp14:editId="15DCC985">
                   <wp:simplePos x="0" y="0"/>
                   <wp:positionH relativeFrom="column">
                     <wp:posOffset>-228600</wp:posOffset>
@@ -20270,7 +22544,7 @@
                   <wp:extent cx="0" cy="10191750"/>
                   <wp:effectExtent l="19050" t="0" r="19050" b="0"/>
                   <wp:wrapNone/>
-                  <wp:docPr id="341334077" name="Straight Connector 341334077"/>
+                  <wp:docPr id="1111103824" name="Straight Connector 1111103824"/>
                   <wp:cNvGraphicFramePr/>
                   <a:graphic xmlns:a="http://schemas.openxmlformats.org/drawingml/2006/main">
                     <a:graphicData uri="http://schemas.microsoft.com/office/word/2010/wordprocessingShape">
@@ -20309,7 +22583,7 @@
             </mc:Choice>
             <mc:Fallback>
               <w:pict>
-                <v:line w14:anchorId="42220F27" id="Straight Connector 341334077" o:spid="_x0000_s1026" style="position:absolute;z-index:251706368;visibility:visible;mso-wrap-style:square;mso-wrap-distance-left:9pt;mso-wrap-distance-top:0;mso-wrap-distance-right:9pt;mso-wrap-distance-bottom:0;mso-position-horizontal:absolute;mso-position-horizontal-relative:text;mso-position-vertical:absolute;mso-position-vertical-relative:text" from="-18pt,-45.1pt" to="-18pt,757.4pt" o:gfxdata="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" strokecolor="black [3200]" strokeweight="3pt">
+                <v:line w14:anchorId="7B6D0C49" id="Straight Connector 1111103824" o:spid="_x0000_s1026" style="position:absolute;z-index:251696128;visibility:visible;mso-wrap-style:square;mso-wrap-distance-left:9pt;mso-wrap-distance-top:0;mso-wrap-distance-right:9pt;mso-wrap-distance-bottom:0;mso-position-horizontal:absolute;mso-position-horizontal-relative:text;mso-position-vertical:absolute;mso-position-vertical-relative:text" from="-18pt,-45.1pt" to="-18pt,757.4pt" o:gfxdata="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" strokecolor="black [3200]" strokeweight="3pt">
                   <v:stroke joinstyle="miter"/>
                 </v:line>
               </w:pict>
@@ -20327,7 +22601,7 @@
           <mc:AlternateContent>
             <mc:Choice Requires="wps">
               <w:drawing>
-                <wp:anchor distT="0" distB="0" distL="114300" distR="114300" simplePos="0" relativeHeight="251707392" behindDoc="0" locked="0" layoutInCell="1" allowOverlap="1" wp14:anchorId="54E11308" wp14:editId="59A407C0">
+                <wp:anchor distT="0" distB="0" distL="114300" distR="114300" simplePos="0" relativeHeight="251697152" behindDoc="0" locked="0" layoutInCell="1" allowOverlap="1" wp14:anchorId="522BAC7C" wp14:editId="70850196">
                   <wp:simplePos x="0" y="0"/>
                   <wp:positionH relativeFrom="column">
                     <wp:posOffset>5715000</wp:posOffset>
@@ -20338,7 +22612,7 @@
                   <wp:extent cx="0" cy="10033635"/>
                   <wp:effectExtent l="19050" t="0" r="19050" b="5715"/>
                   <wp:wrapNone/>
-                  <wp:docPr id="194450568" name="Straight Connector 194450568"/>
+                  <wp:docPr id="60245847" name="Straight Connector 60245847"/>
                   <wp:cNvGraphicFramePr/>
                   <a:graphic xmlns:a="http://schemas.openxmlformats.org/drawingml/2006/main">
                     <a:graphicData uri="http://schemas.microsoft.com/office/word/2010/wordprocessingShape">
@@ -20377,7 +22651,7 @@
             </mc:Choice>
             <mc:Fallback>
               <w:pict>
-                <v:line w14:anchorId="0F0EBD7E" id="Straight Connector 194450568" o:spid="_x0000_s1026" style="position:absolute;z-index:251707392;visibility:visible;mso-wrap-style:square;mso-wrap-distance-left:9pt;mso-wrap-distance-top:0;mso-wrap-distance-right:9pt;mso-wrap-distance-bottom:0;mso-position-horizontal:absolute;mso-position-horizontal-relative:text;mso-position-vertical:absolute;mso-position-vertical-relative:text" from="450pt,-33.05pt" to="450pt,757pt" o:gfxdata="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" strokecolor="black [3200]" strokeweight="3pt">
+                <v:line w14:anchorId="3BA01796" id="Straight Connector 60245847" o:spid="_x0000_s1026" style="position:absolute;z-index:251697152;visibility:visible;mso-wrap-style:square;mso-wrap-distance-left:9pt;mso-wrap-distance-top:0;mso-wrap-distance-right:9pt;mso-wrap-distance-bottom:0;mso-position-horizontal:absolute;mso-position-horizontal-relative:text;mso-position-vertical:absolute;mso-position-vertical-relative:text" from="450pt,-33.05pt" to="450pt,757pt" o:gfxdata="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" strokecolor="black [3200]" strokeweight="3pt">
                   <v:stroke joinstyle="miter"/>
                 </v:line>
               </w:pict>
@@ -20477,7 +22751,7 @@
 </w:hdr>
 </file>
 
-<file path=word/header8.xml><?xml version="1.0" encoding="utf-8"?>
+<file path=word/header7.xml><?xml version="1.0" encoding="utf-8"?>
 <w:hdr xmlns:wpc="http://schemas.microsoft.com/office/word/2010/wordprocessingCanvas" xmlns:cx="http://schemas.microsoft.com/office/drawing/2014/chartex" xmlns:cx1="http://schemas.microsoft.com/office/drawing/2015/9/8/chartex" xmlns:cx2="http://schemas.microsoft.com/office/drawing/2015/10/21/chartex" xmlns:cx3="http://schemas.microsoft.com/office/drawing/2016/5/9/chartex" xmlns:cx4="http://schemas.microsoft.com/office/drawing/2016/5/10/chartex" xmlns:cx5="http://schemas.microsoft.com/office/drawing/2016/5/11/chartex" xmlns:cx6="http://schemas.microsoft.com/office/drawing/2016/5/12/chartex" xmlns:cx7="http://schemas.microsoft.com/office/drawing/2016/5/13/chartex" xmlns:cx8="http://schemas.microsoft.com/office/drawing/2016/5/14/chartex" xmlns:mc="http://schemas.openxmlformats.org/markup-compatibility/2006" xmlns:aink="http://schemas.microsoft.com/office/drawing/2016/ink" xmlns:am3d="http://schemas.microsoft.com/office/drawing/2017/model3d" xmlns:o="urn:schemas-microsoft-com:office:office" xmlns:oel="http://schemas.microsoft.com/office/2019/extlst" xmlns:r="http://schemas.openxmlformats.org/officeDocument/2006/relationships" xmlns:m="http://schemas.openxmlformats.org/officeDocument/2006/math" xmlns:v="urn:schemas-microsoft-com:vml" xmlns:wp14="http://schemas.microsoft.com/office/word/2010/wordprocessingDrawing" xmlns:wp="http://schemas.openxmlformats.org/drawingml/2006/wordprocessingDrawing" xmlns:w10="urn:schemas-microsoft-com:office:word" xmlns:w="http://schemas.openxmlformats.org/wordprocessingml/2006/main" xmlns:w14="http://schemas.microsoft.com/office/word/2010/wordml" xmlns:w15="http://schemas.microsoft.com/office/word/2012/wordml" xmlns:w16cex="http://schemas.microsoft.com/office/word/2018/wordml/cex" xmlns:w16cid="http://schemas.microsoft.com/office/word/2016/wordml/cid" xmlns:w16="http://schemas.microsoft.com/office/word/2018/wordml" xmlns:w16du="http://schemas.microsoft.com/office/word/2023/wordml/word16du" xmlns:w16sdtdh="http://schemas.microsoft.com/office/word/2020/wordml/sdtdatahash" xmlns:w16sdtfl="http://schemas.microsoft.com/office/word/2024/wordml/sdtformatlock" xmlns:w16se="http://schemas.microsoft.com/office/word/2015/wordml/symex" xmlns:wpg="http://schemas.microsoft.com/office/word/2010/wordprocessingGroup" xmlns:wpi="http://schemas.microsoft.com/office/word/2010/wordprocessingInk" xmlns:wne="http://schemas.microsoft.com/office/word/2006/wordml" xmlns:wps="http://schemas.microsoft.com/office/word/2010/wordprocessingShape" mc:Ignorable="w14 w15 w16se w16cid w16 w16cex w16sdtdh w16sdtfl w16du wp14">
   <w:sdt>
     <w:sdtPr>
@@ -20928,11 +23202,11 @@
 </w:hdr>
 </file>
 
-<file path=word/header9.xml><?xml version="1.0" encoding="utf-8"?>
+<file path=word/header8.xml><?xml version="1.0" encoding="utf-8"?>
 <w:hdr xmlns:wpc="http://schemas.microsoft.com/office/word/2010/wordprocessingCanvas" xmlns:cx="http://schemas.microsoft.com/office/drawing/2014/chartex" xmlns:cx1="http://schemas.microsoft.com/office/drawing/2015/9/8/chartex" xmlns:cx2="http://schemas.microsoft.com/office/drawing/2015/10/21/chartex" xmlns:cx3="http://schemas.microsoft.com/office/drawing/2016/5/9/chartex" xmlns:cx4="http://schemas.microsoft.com/office/drawing/2016/5/10/chartex" xmlns:cx5="http://schemas.microsoft.com/office/drawing/2016/5/11/chartex" xmlns:cx6="http://schemas.microsoft.com/office/drawing/2016/5/12/chartex" xmlns:cx7="http://schemas.microsoft.com/office/drawing/2016/5/13/chartex" xmlns:cx8="http://schemas.microsoft.com/office/drawing/2016/5/14/chartex" xmlns:mc="http://schemas.openxmlformats.org/markup-compatibility/2006" xmlns:aink="http://schemas.microsoft.com/office/drawing/2016/ink" xmlns:am3d="http://schemas.microsoft.com/office/drawing/2017/model3d" xmlns:o="urn:schemas-microsoft-com:office:office" xmlns:oel="http://schemas.microsoft.com/office/2019/extlst" xmlns:r="http://schemas.openxmlformats.org/officeDocument/2006/relationships" xmlns:m="http://schemas.openxmlformats.org/officeDocument/2006/math" xmlns:v="urn:schemas-microsoft-com:vml" xmlns:wp14="http://schemas.microsoft.com/office/word/2010/wordprocessingDrawing" xmlns:wp="http://schemas.openxmlformats.org/drawingml/2006/wordprocessingDrawing" xmlns:w10="urn:schemas-microsoft-com:office:word" xmlns:w="http://schemas.openxmlformats.org/wordprocessingml/2006/main" xmlns:w14="http://schemas.microsoft.com/office/word/2010/wordml" xmlns:w15="http://schemas.microsoft.com/office/word/2012/wordml" xmlns:w16cex="http://schemas.microsoft.com/office/word/2018/wordml/cex" xmlns:w16cid="http://schemas.microsoft.com/office/word/2016/wordml/cid" xmlns:w16="http://schemas.microsoft.com/office/word/2018/wordml" xmlns:w16du="http://schemas.microsoft.com/office/word/2023/wordml/word16du" xmlns:w16sdtdh="http://schemas.microsoft.com/office/word/2020/wordml/sdtdatahash" xmlns:w16sdtfl="http://schemas.microsoft.com/office/word/2024/wordml/sdtformatlock" xmlns:w16se="http://schemas.microsoft.com/office/word/2015/wordml/symex" xmlns:wpg="http://schemas.microsoft.com/office/word/2010/wordprocessingGroup" xmlns:wpi="http://schemas.microsoft.com/office/word/2010/wordprocessingInk" xmlns:wne="http://schemas.microsoft.com/office/word/2006/wordml" xmlns:wps="http://schemas.microsoft.com/office/word/2010/wordprocessingShape" mc:Ignorable="w14 w15 w16se w16cid w16 w16cex w16sdtdh w16sdtfl w16du wp14">
   <w:sdt>
     <w:sdtPr>
-      <w:id w:val="1831483142"/>
+      <w:id w:val="1983423169"/>
     </w:sdtPr>
     <w:sdtEndPr>
       <w:rPr>
@@ -20967,7 +23241,7 @@
             <w:lang w:eastAsia="en-PH"/>
           </w:rPr>
           <w:drawing>
-            <wp:anchor distT="0" distB="0" distL="114300" distR="114300" simplePos="0" relativeHeight="251720704" behindDoc="0" locked="0" layoutInCell="1" allowOverlap="1" wp14:anchorId="2D4E91FD" wp14:editId="3A435028">
+            <wp:anchor distT="0" distB="0" distL="114300" distR="114300" simplePos="0" relativeHeight="251705344" behindDoc="0" locked="0" layoutInCell="1" allowOverlap="1" wp14:anchorId="76CF24D9" wp14:editId="03C59511">
               <wp:simplePos x="0" y="0"/>
               <wp:positionH relativeFrom="column">
                 <wp:posOffset>-246380</wp:posOffset>
@@ -20978,7 +23252,7 @@
               <wp:extent cx="823595" cy="724535"/>
               <wp:effectExtent l="0" t="0" r="14605" b="18415"/>
               <wp:wrapNone/>
-              <wp:docPr id="2026318676" name="Picture 2026318676"/>
+              <wp:docPr id="1220379455" name="Picture 1220379455"/>
               <wp:cNvGraphicFramePr>
                 <a:graphicFrameLocks xmlns:a="http://schemas.openxmlformats.org/drawingml/2006/main" noChangeAspect="1"/>
               </wp:cNvGraphicFramePr>
@@ -21029,7 +23303,7 @@
           <mc:AlternateContent>
             <mc:Choice Requires="wps">
               <w:drawing>
-                <wp:anchor distT="0" distB="0" distL="114300" distR="114300" simplePos="0" relativeHeight="251723776" behindDoc="0" locked="0" layoutInCell="1" allowOverlap="1" wp14:anchorId="4366DFAE" wp14:editId="5C9FE52F">
+                <wp:anchor distT="0" distB="0" distL="114300" distR="114300" simplePos="0" relativeHeight="251708416" behindDoc="0" locked="0" layoutInCell="1" allowOverlap="1" wp14:anchorId="4DF466F2" wp14:editId="341E2D7A">
                   <wp:simplePos x="0" y="0"/>
                   <wp:positionH relativeFrom="column">
                     <wp:posOffset>-1371600</wp:posOffset>
@@ -21040,7 +23314,7 @@
                   <wp:extent cx="7772400" cy="0"/>
                   <wp:effectExtent l="0" t="19050" r="0" b="19050"/>
                   <wp:wrapNone/>
-                  <wp:docPr id="2030725421" name="Straight Connector 2030725421"/>
+                  <wp:docPr id="190166018" name="Straight Connector 190166018"/>
                   <wp:cNvGraphicFramePr/>
                   <a:graphic xmlns:a="http://schemas.openxmlformats.org/drawingml/2006/main">
                     <a:graphicData uri="http://schemas.microsoft.com/office/word/2010/wordprocessingShape">
@@ -21079,7 +23353,7 @@
             </mc:Choice>
             <mc:Fallback>
               <w:pict>
-                <v:line w14:anchorId="464CD259" id="Straight Connector 2030725421" o:spid="_x0000_s1026" style="position:absolute;z-index:251723776;visibility:visible;mso-wrap-style:square;mso-wrap-distance-left:9pt;mso-wrap-distance-top:0;mso-wrap-distance-right:9pt;mso-wrap-distance-bottom:0;mso-position-horizontal:absolute;mso-position-horizontal-relative:text;mso-position-vertical:absolute;mso-position-vertical-relative:text" from="-108pt,-22.6pt" to="7in,-22.6pt" o:gfxdata="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" strokecolor="black [3200]" strokeweight="3pt">
+                <v:line w14:anchorId="0AF80BF6" id="Straight Connector 190166018" o:spid="_x0000_s1026" style="position:absolute;z-index:251708416;visibility:visible;mso-wrap-style:square;mso-wrap-distance-left:9pt;mso-wrap-distance-top:0;mso-wrap-distance-right:9pt;mso-wrap-distance-bottom:0;mso-position-horizontal:absolute;mso-position-horizontal-relative:text;mso-position-vertical:absolute;mso-position-vertical-relative:text" from="-108pt,-22.6pt" to="7in,-22.6pt" o:gfxdata="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" strokecolor="black [3200]" strokeweight="3pt">
                   <v:stroke joinstyle="miter"/>
                 </v:line>
               </w:pict>
@@ -21097,7 +23371,7 @@
           <mc:AlternateContent>
             <mc:Choice Requires="wps">
               <w:drawing>
-                <wp:anchor distT="0" distB="0" distL="114300" distR="114300" simplePos="0" relativeHeight="251721728" behindDoc="0" locked="0" layoutInCell="1" allowOverlap="1" wp14:anchorId="7D282725" wp14:editId="0872A5F0">
+                <wp:anchor distT="0" distB="0" distL="114300" distR="114300" simplePos="0" relativeHeight="251706368" behindDoc="0" locked="0" layoutInCell="1" allowOverlap="1" wp14:anchorId="04C379D1" wp14:editId="5A24E7E5">
                   <wp:simplePos x="0" y="0"/>
                   <wp:positionH relativeFrom="column">
                     <wp:posOffset>-228600</wp:posOffset>
@@ -21108,7 +23382,7 @@
                   <wp:extent cx="0" cy="10191750"/>
                   <wp:effectExtent l="19050" t="0" r="19050" b="0"/>
                   <wp:wrapNone/>
-                  <wp:docPr id="904603731" name="Straight Connector 904603731"/>
+                  <wp:docPr id="341334077" name="Straight Connector 341334077"/>
                   <wp:cNvGraphicFramePr/>
                   <a:graphic xmlns:a="http://schemas.openxmlformats.org/drawingml/2006/main">
                     <a:graphicData uri="http://schemas.microsoft.com/office/word/2010/wordprocessingShape">
@@ -21147,7 +23421,7 @@
             </mc:Choice>
             <mc:Fallback>
               <w:pict>
-                <v:line w14:anchorId="41B0706A" id="Straight Connector 904603731" o:spid="_x0000_s1026" style="position:absolute;z-index:251721728;visibility:visible;mso-wrap-style:square;mso-wrap-distance-left:9pt;mso-wrap-distance-top:0;mso-wrap-distance-right:9pt;mso-wrap-distance-bottom:0;mso-position-horizontal:absolute;mso-position-horizontal-relative:text;mso-position-vertical:absolute;mso-position-vertical-relative:text" from="-18pt,-45.1pt" to="-18pt,757.4pt" o:gfxdata="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" strokecolor="black [3200]" strokeweight="3pt">
+                <v:line w14:anchorId="42220F27" id="Straight Connector 341334077" o:spid="_x0000_s1026" style="position:absolute;z-index:251706368;visibility:visible;mso-wrap-style:square;mso-wrap-distance-left:9pt;mso-wrap-distance-top:0;mso-wrap-distance-right:9pt;mso-wrap-distance-bottom:0;mso-position-horizontal:absolute;mso-position-horizontal-relative:text;mso-position-vertical:absolute;mso-position-vertical-relative:text" from="-18pt,-45.1pt" to="-18pt,757.4pt" o:gfxdata="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" strokecolor="black [3200]" strokeweight="3pt">
                   <v:stroke joinstyle="miter"/>
                 </v:line>
               </w:pict>
@@ -21165,7 +23439,7 @@
           <mc:AlternateContent>
             <mc:Choice Requires="wps">
               <w:drawing>
-                <wp:anchor distT="0" distB="0" distL="114300" distR="114300" simplePos="0" relativeHeight="251722752" behindDoc="0" locked="0" layoutInCell="1" allowOverlap="1" wp14:anchorId="3154A674" wp14:editId="178287CF">
+                <wp:anchor distT="0" distB="0" distL="114300" distR="114300" simplePos="0" relativeHeight="251707392" behindDoc="0" locked="0" layoutInCell="1" allowOverlap="1" wp14:anchorId="54E11308" wp14:editId="59A407C0">
                   <wp:simplePos x="0" y="0"/>
                   <wp:positionH relativeFrom="column">
                     <wp:posOffset>5715000</wp:posOffset>
@@ -21176,7 +23450,7 @@
                   <wp:extent cx="0" cy="10033635"/>
                   <wp:effectExtent l="19050" t="0" r="19050" b="5715"/>
                   <wp:wrapNone/>
-                  <wp:docPr id="1590466236" name="Straight Connector 1590466236"/>
+                  <wp:docPr id="194450568" name="Straight Connector 194450568"/>
                   <wp:cNvGraphicFramePr/>
                   <a:graphic xmlns:a="http://schemas.openxmlformats.org/drawingml/2006/main">
                     <a:graphicData uri="http://schemas.microsoft.com/office/word/2010/wordprocessingShape">
@@ -21215,7 +23489,7 @@
             </mc:Choice>
             <mc:Fallback>
               <w:pict>
-                <v:line w14:anchorId="188C4CA3" id="Straight Connector 1590466236" o:spid="_x0000_s1026" style="position:absolute;z-index:251722752;visibility:visible;mso-wrap-style:square;mso-wrap-distance-left:9pt;mso-wrap-distance-top:0;mso-wrap-distance-right:9pt;mso-wrap-distance-bottom:0;mso-position-horizontal:absolute;mso-position-horizontal-relative:text;mso-position-vertical:absolute;mso-position-vertical-relative:text" from="450pt,-33.05pt" to="450pt,757pt" o:gfxdata="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" strokecolor="black [3200]" strokeweight="3pt">
+                <v:line w14:anchorId="0F0EBD7E" id="Straight Connector 194450568" o:spid="_x0000_s1026" style="position:absolute;z-index:251707392;visibility:visible;mso-wrap-style:square;mso-wrap-distance-left:9pt;mso-wrap-distance-top:0;mso-wrap-distance-right:9pt;mso-wrap-distance-bottom:0;mso-position-horizontal:absolute;mso-position-horizontal-relative:text;mso-position-vertical:absolute;mso-position-vertical-relative:text" from="450pt,-33.05pt" to="450pt,757pt" o:gfxdata="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" strokecolor="black [3200]" strokeweight="3pt">
                   <v:stroke joinstyle="miter"/>
                 </v:line>
               </w:pict>
@@ -21301,6 +23575,455 @@
             <w:szCs w:val="20"/>
           </w:rPr>
         </w:pPr>
+      </w:p>
+    </w:sdtContent>
+  </w:sdt>
+  <w:p>
+    <w:pPr>
+      <w:pStyle w:val="Header"/>
+      <w:rPr>
+        <w:rFonts w:ascii="Courier New" w:hAnsi="Courier New" w:cs="Courier New"/>
+      </w:rPr>
+    </w:pPr>
+  </w:p>
+</w:hdr>
+</file>
+
+<file path=word/header9.xml><?xml version="1.0" encoding="utf-8"?>
+<w:hdr xmlns:wpc="http://schemas.microsoft.com/office/word/2010/wordprocessingCanvas" xmlns:cx="http://schemas.microsoft.com/office/drawing/2014/chartex" xmlns:cx1="http://schemas.microsoft.com/office/drawing/2015/9/8/chartex" xmlns:cx2="http://schemas.microsoft.com/office/drawing/2015/10/21/chartex" xmlns:cx3="http://schemas.microsoft.com/office/drawing/2016/5/9/chartex" xmlns:cx4="http://schemas.microsoft.com/office/drawing/2016/5/10/chartex" xmlns:cx5="http://schemas.microsoft.com/office/drawing/2016/5/11/chartex" xmlns:cx6="http://schemas.microsoft.com/office/drawing/2016/5/12/chartex" xmlns:cx7="http://schemas.microsoft.com/office/drawing/2016/5/13/chartex" xmlns:cx8="http://schemas.microsoft.com/office/drawing/2016/5/14/chartex" xmlns:mc="http://schemas.openxmlformats.org/markup-compatibility/2006" xmlns:aink="http://schemas.microsoft.com/office/drawing/2016/ink" xmlns:am3d="http://schemas.microsoft.com/office/drawing/2017/model3d" xmlns:o="urn:schemas-microsoft-com:office:office" xmlns:oel="http://schemas.microsoft.com/office/2019/extlst" xmlns:r="http://schemas.openxmlformats.org/officeDocument/2006/relationships" xmlns:m="http://schemas.openxmlformats.org/officeDocument/2006/math" xmlns:v="urn:schemas-microsoft-com:vml" xmlns:wp14="http://schemas.microsoft.com/office/word/2010/wordprocessingDrawing" xmlns:wp="http://schemas.openxmlformats.org/drawingml/2006/wordprocessingDrawing" xmlns:w10="urn:schemas-microsoft-com:office:word" xmlns:w="http://schemas.openxmlformats.org/wordprocessingml/2006/main" xmlns:w14="http://schemas.microsoft.com/office/word/2010/wordml" xmlns:w15="http://schemas.microsoft.com/office/word/2012/wordml" xmlns:w16cex="http://schemas.microsoft.com/office/word/2018/wordml/cex" xmlns:w16cid="http://schemas.microsoft.com/office/word/2016/wordml/cid" xmlns:w16="http://schemas.microsoft.com/office/word/2018/wordml" xmlns:w16du="http://schemas.microsoft.com/office/word/2023/wordml/word16du" xmlns:w16sdtdh="http://schemas.microsoft.com/office/word/2020/wordml/sdtdatahash" xmlns:w16sdtfl="http://schemas.microsoft.com/office/word/2024/wordml/sdtformatlock" xmlns:w16se="http://schemas.microsoft.com/office/word/2015/wordml/symex" xmlns:wpg="http://schemas.microsoft.com/office/word/2010/wordprocessingGroup" xmlns:wpi="http://schemas.microsoft.com/office/word/2010/wordprocessingInk" xmlns:wne="http://schemas.microsoft.com/office/word/2006/wordml" xmlns:wps="http://schemas.microsoft.com/office/word/2010/wordprocessingShape" mc:Ignorable="w14 w15 w16se w16cid w16 w16cex w16sdtdh w16sdtfl w16du wp14">
+  <w:sdt>
+    <w:sdtPr>
+      <w:id w:val="-1860493112"/>
+    </w:sdtPr>
+    <w:sdtEndPr>
+      <w:rPr>
+        <w:rFonts w:ascii="Courier New" w:hAnsi="Courier New" w:cs="Courier New"/>
+        <w:sz w:val="20"/>
+        <w:szCs w:val="20"/>
+      </w:rPr>
+    </w:sdtEndPr>
+    <w:sdtContent>
+      <w:p>
+        <w:pPr>
+          <w:pStyle w:val="Header"/>
+          <w:tabs>
+            <w:tab w:val="center" w:pos="4321"/>
+            <w:tab w:val="right" w:pos="8642"/>
+          </w:tabs>
+          <w:rPr>
+            <w:rFonts w:ascii="Courier New" w:hAnsi="Courier New" w:cs="Courier New"/>
+            <w:b/>
+            <w:sz w:val="32"/>
+          </w:rPr>
+        </w:pPr>
+        <w:r>
+          <w:tab/>
+        </w:r>
+        <w:r>
+          <w:rPr>
+            <w:rFonts w:ascii="Courier New" w:hAnsi="Courier New" w:cs="Courier New"/>
+            <w:b/>
+            <w:noProof/>
+            <w:sz w:val="36"/>
+            <w:lang w:eastAsia="en-PH"/>
+          </w:rPr>
+          <w:drawing>
+            <wp:anchor distT="0" distB="0" distL="114300" distR="114300" simplePos="0" relativeHeight="251725824" behindDoc="0" locked="0" layoutInCell="1" allowOverlap="1" wp14:anchorId="64843614" wp14:editId="3F1B7DD9">
+              <wp:simplePos x="0" y="0"/>
+              <wp:positionH relativeFrom="column">
+                <wp:posOffset>-246380</wp:posOffset>
+              </wp:positionH>
+              <wp:positionV relativeFrom="paragraph">
+                <wp:posOffset>-198120</wp:posOffset>
+              </wp:positionV>
+              <wp:extent cx="823595" cy="724535"/>
+              <wp:effectExtent l="0" t="0" r="14605" b="18415"/>
+              <wp:wrapNone/>
+              <wp:docPr id="1502387050" name="Picture 1502387050"/>
+              <wp:cNvGraphicFramePr>
+                <a:graphicFrameLocks xmlns:a="http://schemas.openxmlformats.org/drawingml/2006/main" noChangeAspect="1"/>
+              </wp:cNvGraphicFramePr>
+              <a:graphic xmlns:a="http://schemas.openxmlformats.org/drawingml/2006/main">
+                <a:graphicData uri="http://schemas.openxmlformats.org/drawingml/2006/picture">
+                  <pic:pic xmlns:pic="http://schemas.openxmlformats.org/drawingml/2006/picture">
+                    <pic:nvPicPr>
+                      <pic:cNvPr id="700363394" name="Picture 700363394"/>
+                      <pic:cNvPicPr>
+                        <a:picLocks noChangeAspect="1"/>
+                      </pic:cNvPicPr>
+                    </pic:nvPicPr>
+                    <pic:blipFill>
+                      <a:blip r:embed="rId1">
+                        <a:extLst>
+                          <a:ext uri="{28A0092B-C50C-407E-A947-70E740481C1C}">
+                            <a14:useLocalDpi xmlns:a14="http://schemas.microsoft.com/office/drawing/2010/main" val="0"/>
+                          </a:ext>
+                        </a:extLst>
+                      </a:blip>
+                      <a:stretch>
+                        <a:fillRect/>
+                      </a:stretch>
+                    </pic:blipFill>
+                    <pic:spPr>
+                      <a:xfrm>
+                        <a:off x="0" y="0"/>
+                        <a:ext cx="823578" cy="724710"/>
+                      </a:xfrm>
+                      <a:prstGeom prst="rect">
+                        <a:avLst/>
+                      </a:prstGeom>
+                    </pic:spPr>
+                  </pic:pic>
+                </a:graphicData>
+              </a:graphic>
+            </wp:anchor>
+          </w:drawing>
+        </w:r>
+        <w:r>
+          <w:rPr>
+            <w:rFonts w:ascii="Courier New" w:hAnsi="Courier New" w:cs="Courier New"/>
+            <w:b/>
+            <w:noProof/>
+            <w:sz w:val="32"/>
+            <w:lang w:eastAsia="en-PH"/>
+          </w:rPr>
+          <mc:AlternateContent>
+            <mc:Choice Requires="wps">
+              <w:drawing>
+                <wp:anchor distT="0" distB="0" distL="114300" distR="114300" simplePos="0" relativeHeight="251728896" behindDoc="0" locked="0" layoutInCell="1" allowOverlap="1" wp14:anchorId="1CB7CCD8" wp14:editId="523A3A3B">
+                  <wp:simplePos x="0" y="0"/>
+                  <wp:positionH relativeFrom="column">
+                    <wp:posOffset>-1371600</wp:posOffset>
+                  </wp:positionH>
+                  <wp:positionV relativeFrom="paragraph">
+                    <wp:posOffset>-287020</wp:posOffset>
+                  </wp:positionV>
+                  <wp:extent cx="7772400" cy="0"/>
+                  <wp:effectExtent l="0" t="19050" r="0" b="19050"/>
+                  <wp:wrapNone/>
+                  <wp:docPr id="779353151" name="Straight Connector 779353151"/>
+                  <wp:cNvGraphicFramePr/>
+                  <a:graphic xmlns:a="http://schemas.openxmlformats.org/drawingml/2006/main">
+                    <a:graphicData uri="http://schemas.microsoft.com/office/word/2010/wordprocessingShape">
+                      <wps:wsp>
+                        <wps:cNvCnPr/>
+                        <wps:spPr>
+                          <a:xfrm>
+                            <a:off x="0" y="0"/>
+                            <a:ext cx="7772400" cy="0"/>
+                          </a:xfrm>
+                          <a:prstGeom prst="line">
+                            <a:avLst/>
+                          </a:prstGeom>
+                          <a:ln w="38100"/>
+                        </wps:spPr>
+                        <wps:style>
+                          <a:lnRef idx="1">
+                            <a:schemeClr val="dk1"/>
+                          </a:lnRef>
+                          <a:fillRef idx="0">
+                            <a:schemeClr val="dk1"/>
+                          </a:fillRef>
+                          <a:effectRef idx="0">
+                            <a:schemeClr val="dk1"/>
+                          </a:effectRef>
+                          <a:fontRef idx="minor">
+                            <a:schemeClr val="tx1"/>
+                          </a:fontRef>
+                        </wps:style>
+                        <wps:bodyPr/>
+                      </wps:wsp>
+                    </a:graphicData>
+                  </a:graphic>
+                </wp:anchor>
+              </w:drawing>
+            </mc:Choice>
+            <mc:Fallback>
+              <w:pict>
+                <v:line w14:anchorId="79BBF555" id="Straight Connector 779353151" o:spid="_x0000_s1026" style="position:absolute;z-index:251728896;visibility:visible;mso-wrap-style:square;mso-wrap-distance-left:9pt;mso-wrap-distance-top:0;mso-wrap-distance-right:9pt;mso-wrap-distance-bottom:0;mso-position-horizontal:absolute;mso-position-horizontal-relative:text;mso-position-vertical:absolute;mso-position-vertical-relative:text" from="-108pt,-22.6pt" to="7in,-22.6pt" o:gfxdata="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" strokecolor="black [3200]" strokeweight="3pt">
+                  <v:stroke joinstyle="miter"/>
+                </v:line>
+              </w:pict>
+            </mc:Fallback>
+          </mc:AlternateContent>
+        </w:r>
+        <w:r>
+          <w:rPr>
+            <w:rFonts w:ascii="Courier New" w:hAnsi="Courier New" w:cs="Courier New"/>
+            <w:b/>
+            <w:noProof/>
+            <w:sz w:val="36"/>
+            <w:lang w:eastAsia="en-PH"/>
+          </w:rPr>
+          <mc:AlternateContent>
+            <mc:Choice Requires="wps">
+              <w:drawing>
+                <wp:anchor distT="0" distB="0" distL="114300" distR="114300" simplePos="0" relativeHeight="251726848" behindDoc="0" locked="0" layoutInCell="1" allowOverlap="1" wp14:anchorId="1ED8D961" wp14:editId="00181FF4">
+                  <wp:simplePos x="0" y="0"/>
+                  <wp:positionH relativeFrom="column">
+                    <wp:posOffset>-228600</wp:posOffset>
+                  </wp:positionH>
+                  <wp:positionV relativeFrom="paragraph">
+                    <wp:posOffset>-572770</wp:posOffset>
+                  </wp:positionV>
+                  <wp:extent cx="0" cy="10191750"/>
+                  <wp:effectExtent l="19050" t="0" r="19050" b="0"/>
+                  <wp:wrapNone/>
+                  <wp:docPr id="1221720256" name="Straight Connector 1221720256"/>
+                  <wp:cNvGraphicFramePr/>
+                  <a:graphic xmlns:a="http://schemas.openxmlformats.org/drawingml/2006/main">
+                    <a:graphicData uri="http://schemas.microsoft.com/office/word/2010/wordprocessingShape">
+                      <wps:wsp>
+                        <wps:cNvCnPr/>
+                        <wps:spPr>
+                          <a:xfrm>
+                            <a:off x="0" y="0"/>
+                            <a:ext cx="0" cy="10191896"/>
+                          </a:xfrm>
+                          <a:prstGeom prst="line">
+                            <a:avLst/>
+                          </a:prstGeom>
+                          <a:ln w="38100"/>
+                        </wps:spPr>
+                        <wps:style>
+                          <a:lnRef idx="1">
+                            <a:schemeClr val="dk1"/>
+                          </a:lnRef>
+                          <a:fillRef idx="0">
+                            <a:schemeClr val="dk1"/>
+                          </a:fillRef>
+                          <a:effectRef idx="0">
+                            <a:schemeClr val="dk1"/>
+                          </a:effectRef>
+                          <a:fontRef idx="minor">
+                            <a:schemeClr val="tx1"/>
+                          </a:fontRef>
+                        </wps:style>
+                        <wps:bodyPr/>
+                      </wps:wsp>
+                    </a:graphicData>
+                  </a:graphic>
+                </wp:anchor>
+              </w:drawing>
+            </mc:Choice>
+            <mc:Fallback>
+              <w:pict>
+                <v:line w14:anchorId="094BC2AE" id="Straight Connector 1221720256" o:spid="_x0000_s1026" style="position:absolute;z-index:251726848;visibility:visible;mso-wrap-style:square;mso-wrap-distance-left:9pt;mso-wrap-distance-top:0;mso-wrap-distance-right:9pt;mso-wrap-distance-bottom:0;mso-position-horizontal:absolute;mso-position-horizontal-relative:text;mso-position-vertical:absolute;mso-position-vertical-relative:text" from="-18pt,-45.1pt" to="-18pt,757.4pt" o:gfxdata="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" strokecolor="black [3200]" strokeweight="3pt">
+                  <v:stroke joinstyle="miter"/>
+                </v:line>
+              </w:pict>
+            </mc:Fallback>
+          </mc:AlternateContent>
+        </w:r>
+        <w:r>
+          <w:rPr>
+            <w:rFonts w:ascii="Courier New" w:hAnsi="Courier New" w:cs="Courier New"/>
+            <w:b/>
+            <w:noProof/>
+            <w:sz w:val="36"/>
+            <w:lang w:eastAsia="en-PH"/>
+          </w:rPr>
+          <mc:AlternateContent>
+            <mc:Choice Requires="wps">
+              <w:drawing>
+                <wp:anchor distT="0" distB="0" distL="114300" distR="114300" simplePos="0" relativeHeight="251727872" behindDoc="0" locked="0" layoutInCell="1" allowOverlap="1" wp14:anchorId="388E9295" wp14:editId="509A27C9">
+                  <wp:simplePos x="0" y="0"/>
+                  <wp:positionH relativeFrom="column">
+                    <wp:posOffset>5715000</wp:posOffset>
+                  </wp:positionH>
+                  <wp:positionV relativeFrom="paragraph">
+                    <wp:posOffset>-419735</wp:posOffset>
+                  </wp:positionV>
+                  <wp:extent cx="0" cy="10033635"/>
+                  <wp:effectExtent l="19050" t="0" r="19050" b="5715"/>
+                  <wp:wrapNone/>
+                  <wp:docPr id="1162794373" name="Straight Connector 1162794373"/>
+                  <wp:cNvGraphicFramePr/>
+                  <a:graphic xmlns:a="http://schemas.openxmlformats.org/drawingml/2006/main">
+                    <a:graphicData uri="http://schemas.microsoft.com/office/word/2010/wordprocessingShape">
+                      <wps:wsp>
+                        <wps:cNvCnPr/>
+                        <wps:spPr>
+                          <a:xfrm>
+                            <a:off x="0" y="0"/>
+                            <a:ext cx="0" cy="10033762"/>
+                          </a:xfrm>
+                          <a:prstGeom prst="line">
+                            <a:avLst/>
+                          </a:prstGeom>
+                          <a:ln w="38100"/>
+                        </wps:spPr>
+                        <wps:style>
+                          <a:lnRef idx="1">
+                            <a:schemeClr val="dk1"/>
+                          </a:lnRef>
+                          <a:fillRef idx="0">
+                            <a:schemeClr val="dk1"/>
+                          </a:fillRef>
+                          <a:effectRef idx="0">
+                            <a:schemeClr val="dk1"/>
+                          </a:effectRef>
+                          <a:fontRef idx="minor">
+                            <a:schemeClr val="tx1"/>
+                          </a:fontRef>
+                        </wps:style>
+                        <wps:bodyPr/>
+                      </wps:wsp>
+                    </a:graphicData>
+                  </a:graphic>
+                </wp:anchor>
+              </w:drawing>
+            </mc:Choice>
+            <mc:Fallback>
+              <w:pict>
+                <v:line w14:anchorId="082CE6F4" id="Straight Connector 1162794373" o:spid="_x0000_s1026" style="position:absolute;z-index:251727872;visibility:visible;mso-wrap-style:square;mso-wrap-distance-left:9pt;mso-wrap-distance-top:0;mso-wrap-distance-right:9pt;mso-wrap-distance-bottom:0;mso-position-horizontal:absolute;mso-position-horizontal-relative:text;mso-position-vertical:absolute;mso-position-vertical-relative:text" from="450pt,-33.05pt" to="450pt,757pt" o:gfxdata="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" strokecolor="black [3200]" strokeweight="3pt">
+                  <v:stroke joinstyle="miter"/>
+                </v:line>
+              </w:pict>
+            </mc:Fallback>
+          </mc:AlternateContent>
+        </w:r>
+        <w:r>
+          <w:rPr>
+            <w:rFonts w:ascii="Courier New" w:hAnsi="Courier New" w:cs="Courier New"/>
+            <w:b/>
+            <w:sz w:val="36"/>
+          </w:rPr>
+          <w:t>Kalinga State University</w:t>
+        </w:r>
+        <w:r>
+          <w:rPr>
+            <w:rFonts w:ascii="Courier New" w:hAnsi="Courier New" w:cs="Courier New"/>
+            <w:b/>
+            <w:sz w:val="36"/>
+          </w:rPr>
+          <w:tab/>
+        </w:r>
+      </w:p>
+      <w:p>
+        <w:pPr>
+          <w:pStyle w:val="Header"/>
+          <w:tabs>
+            <w:tab w:val="clear" w:pos="9360"/>
+            <w:tab w:val="left" w:pos="2256"/>
+            <w:tab w:val="center" w:pos="4320"/>
+            <w:tab w:val="right" w:pos="8642"/>
+          </w:tabs>
+          <w:rPr>
+            <w:rFonts w:ascii="Courier New" w:hAnsi="Courier New" w:cs="Courier New"/>
+            <w:sz w:val="24"/>
+          </w:rPr>
+        </w:pPr>
+        <w:r>
+          <w:rPr>
+            <w:rFonts w:ascii="Courier New" w:hAnsi="Courier New" w:cs="Courier New"/>
+            <w:sz w:val="24"/>
+          </w:rPr>
+          <w:tab/>
+        </w:r>
+        <w:r>
+          <w:rPr>
+            <w:rFonts w:ascii="Courier New" w:hAnsi="Courier New" w:cs="Courier New"/>
+            <w:sz w:val="24"/>
+          </w:rPr>
+          <w:tab/>
+          <w:t>Bulanao, Tabuk City, Kalinga</w:t>
+        </w:r>
+      </w:p>
+      <w:p>
+        <w:pPr>
+          <w:pStyle w:val="Header"/>
+          <w:tabs>
+            <w:tab w:val="clear" w:pos="9360"/>
+            <w:tab w:val="left" w:pos="2256"/>
+            <w:tab w:val="center" w:pos="4320"/>
+            <w:tab w:val="right" w:pos="8642"/>
+          </w:tabs>
+          <w:rPr>
+            <w:rFonts w:ascii="Courier New" w:hAnsi="Courier New" w:cs="Courier New"/>
+            <w:sz w:val="24"/>
+          </w:rPr>
+        </w:pPr>
+        <w:r>
+          <w:rPr>
+            <w:rFonts w:ascii="Courier New" w:hAnsi="Courier New" w:cs="Courier New"/>
+            <w:sz w:val="24"/>
+          </w:rPr>
+          <w:tab/>
+        </w:r>
+      </w:p>
+      <w:p>
+        <w:pPr>
+          <w:pStyle w:val="Header"/>
+          <w:jc w:val="right"/>
+          <w:rPr>
+            <w:rFonts w:ascii="Courier New" w:hAnsi="Courier New" w:cs="Courier New"/>
+            <w:sz w:val="20"/>
+            <w:szCs w:val="20"/>
+          </w:rPr>
+        </w:pPr>
+        <w:r>
+          <w:rPr>
+            <w:rFonts w:ascii="Courier New" w:hAnsi="Courier New" w:cs="Courier New"/>
+            <w:sz w:val="20"/>
+            <w:szCs w:val="20"/>
+          </w:rPr>
+          <w:t xml:space="preserve">Results and Discussions </w:t>
+        </w:r>
+        <w:r>
+          <w:rPr>
+            <w:rFonts w:ascii="Courier New" w:hAnsi="Courier New" w:cs="Courier New"/>
+            <w:sz w:val="20"/>
+            <w:szCs w:val="20"/>
+          </w:rPr>
+          <w:t xml:space="preserve">| </w:t>
+        </w:r>
+        <w:r>
+          <w:rPr>
+            <w:rFonts w:ascii="Courier New" w:hAnsi="Courier New" w:cs="Courier New"/>
+            <w:sz w:val="20"/>
+            <w:szCs w:val="20"/>
+          </w:rPr>
+          <w:fldChar w:fldCharType="begin"/>
+        </w:r>
+        <w:r>
+          <w:rPr>
+            <w:rFonts w:ascii="Courier New" w:hAnsi="Courier New" w:cs="Courier New"/>
+            <w:sz w:val="20"/>
+            <w:szCs w:val="20"/>
+          </w:rPr>
+          <w:instrText xml:space="preserve"> PAGE   \* MERGEFORMAT </w:instrText>
+        </w:r>
+        <w:r>
+          <w:rPr>
+            <w:rFonts w:ascii="Courier New" w:hAnsi="Courier New" w:cs="Courier New"/>
+            <w:sz w:val="20"/>
+            <w:szCs w:val="20"/>
+          </w:rPr>
+          <w:fldChar w:fldCharType="separate"/>
+        </w:r>
+        <w:r>
+          <w:rPr>
+            <w:rFonts w:ascii="Courier New" w:hAnsi="Courier New" w:cs="Courier New"/>
+            <w:b/>
+            <w:bCs/>
+            <w:noProof/>
+            <w:sz w:val="20"/>
+            <w:szCs w:val="20"/>
+          </w:rPr>
+          <w:t>1</w:t>
+        </w:r>
+        <w:r>
+          <w:rPr>
+            <w:rFonts w:ascii="Courier New" w:hAnsi="Courier New" w:cs="Courier New"/>
+            <w:b/>
+            <w:bCs/>
+            <w:noProof/>
+            <w:sz w:val="20"/>
+            <w:szCs w:val="20"/>
+          </w:rPr>
+          <w:fldChar w:fldCharType="end"/>
+        </w:r>
       </w:p>
     </w:sdtContent>
   </w:sdt>
@@ -23026,6 +25749,63 @@
       </w:tblBorders>
     </w:tblPr>
   </w:style>
+  <w:style w:type="paragraph" w:styleId="TOC1">
+    <w:name w:val="toc 1"/>
+    <w:basedOn w:val="Normal"/>
+    <w:next w:val="Normal"/>
+    <w:uiPriority w:val="39"/>
+    <w:unhideWhenUsed/>
+    <w:pPr>
+      <w:tabs>
+        <w:tab w:val="right" w:leader="dot" w:pos="8630"/>
+      </w:tabs>
+      <w:spacing w:before="120" w:after="0" w:line="360" w:lineRule="auto"/>
+      <w:ind w:left="0" w:right="560"/>
+    </w:pPr>
+    <w:rPr>
+      <w:rFonts w:ascii="Courier New" w:hAnsi="Courier New" w:cs="Courier New"/>
+      <w:sz w:val="24"/>
+      <w:szCs w:val="24"/>
+    </w:rPr>
+  </w:style>
+  <w:style w:type="paragraph" w:styleId="TOC2">
+    <w:name w:val="toc 2"/>
+    <w:basedOn w:val="Normal"/>
+    <w:next w:val="Normal"/>
+    <w:uiPriority w:val="39"/>
+    <w:unhideWhenUsed/>
+    <w:pPr>
+      <w:tabs>
+        <w:tab w:val="right" w:leader="dot" w:pos="8630"/>
+      </w:tabs>
+      <w:spacing w:before="0" w:after="0" w:line="360" w:lineRule="auto"/>
+      <w:ind w:left="440" w:right="560"/>
+    </w:pPr>
+    <w:rPr>
+      <w:rFonts w:ascii="Courier New" w:hAnsi="Courier New" w:cs="Courier New"/>
+      <w:sz w:val="24"/>
+      <w:szCs w:val="24"/>
+    </w:rPr>
+  </w:style>
+  <w:style w:type="paragraph" w:styleId="TableofFigures">
+    <w:name w:val="table of figures"/>
+    <w:basedOn w:val="Normal"/>
+    <w:next w:val="Normal"/>
+    <w:uiPriority w:val="39"/>
+    <w:unhideWhenUsed/>
+    <w:pPr>
+      <w:tabs>
+        <w:tab w:val="right" w:leader="dot" w:pos="8630"/>
+      </w:tabs>
+      <w:spacing w:before="60" w:after="0" w:line="360" w:lineRule="auto"/>
+      <w:ind w:left="0" w:right="560"/>
+    </w:pPr>
+    <w:rPr>
+      <w:rFonts w:ascii="Courier New" w:hAnsi="Courier New" w:cs="Courier New"/>
+      <w:sz w:val="24"/>
+      <w:szCs w:val="24"/>
+    </w:rPr>
+  </w:style>
 </w:styles>
 </file>
 
@@ -23286,10 +26066,6 @@
 </file>
 
 <file path=customXml/item1.xml><?xml version="1.0" encoding="utf-8"?>
-<b:Sources xmlns:b="http://schemas.openxmlformats.org/officeDocument/2006/bibliography" xmlns="http://schemas.openxmlformats.org/officeDocument/2006/bibliography" SelectedStyle="\APASixthEditionOfficeOnline.xsl" StyleName="APA" Version="6"/>
-</file>
-
-<file path=customXml/item2.xml><?xml version="1.0" encoding="utf-8"?>
 <s:customData xmlns="http://www.wps.cn/officeDocument/2013/wpsCustomData" xmlns:s="http://www.wps.cn/officeDocument/2013/wpsCustomData">
   <customSectProps>
     <customSectPr/>
@@ -23301,18 +26077,22 @@
 </s:customData>
 </file>
 
+<file path=customXml/item2.xml><?xml version="1.0" encoding="utf-8"?>
+<b:Sources xmlns:b="http://schemas.openxmlformats.org/officeDocument/2006/bibliography" xmlns="http://schemas.openxmlformats.org/officeDocument/2006/bibliography" SelectedStyle="\APASixthEditionOfficeOnline.xsl" StyleName="APA" Version="6"/>
+</file>
+
 <file path=customXml/itemProps1.xml><?xml version="1.0" encoding="utf-8"?>
+<ds:datastoreItem xmlns:ds="http://schemas.openxmlformats.org/officeDocument/2006/customXml" ds:itemID="{B1977F7D-205B-4081-913C-38D41E755F92}">
+  <ds:schemaRefs>
+    <ds:schemaRef ds:uri="http://www.wps.cn/officeDocument/2013/wpsCustomData"/>
+  </ds:schemaRefs>
+</ds:datastoreItem>
+</file>
+
+<file path=customXml/itemProps2.xml><?xml version="1.0" encoding="utf-8"?>
 <ds:datastoreItem xmlns:ds="http://schemas.openxmlformats.org/officeDocument/2006/customXml" ds:itemID="{5EC2CED6-9A61-4FA3-BB1B-E128CC05341B}">
   <ds:schemaRefs>
     <ds:schemaRef ds:uri="http://schemas.openxmlformats.org/officeDocument/2006/bibliography"/>
   </ds:schemaRefs>
 </ds:datastoreItem>
-</file>
-
-<file path=customXml/itemProps2.xml><?xml version="1.0" encoding="utf-8"?>
-<ds:datastoreItem xmlns:ds="http://schemas.openxmlformats.org/officeDocument/2006/customXml" ds:itemID="{B1977F7D-205B-4081-913C-38D41E755F92}">
-  <ds:schemaRefs>
-    <ds:schemaRef ds:uri="http://www.wps.cn/officeDocument/2013/wpsCustomData"/>
-  </ds:schemaRefs>
-</ds:datastoreItem>
 </file>
--- a/docs/paper/Auditrix_with_UI - clean.docx
+++ b/docs/paper/Auditrix_with_UI - clean.docx
@@ -1423,7 +1423,7 @@
           <w:sz w:val="24"/>
           <w:szCs w:val="24"/>
         </w:rPr>
-        <w:t xml:space="preserve">65</w:t>
+        <w:t xml:space="preserve">64</w:t>
       </w:r>
     </w:p>
     <w:p>
@@ -1452,7 +1452,7 @@
           <w:sz w:val="24"/>
           <w:szCs w:val="24"/>
         </w:rPr>
-        <w:t xml:space="preserve">67</w:t>
+        <w:t xml:space="preserve">66</w:t>
       </w:r>
     </w:p>
     <w:p>
@@ -1481,6 +1481,35 @@
           <w:sz w:val="24"/>
           <w:szCs w:val="24"/>
         </w:rPr>
+        <w:t xml:space="preserve">82</w:t>
+      </w:r>
+    </w:p>
+    <w:p>
+      <w:pPr>
+        <w:pStyle w:val="TOC2"/>
+      </w:pPr>
+      <w:r>
+        <w:rPr>
+          <w:rFonts w:ascii="Courier New" w:hAnsi="Courier New" w:cs="Courier New"/>
+          <w:sz w:val="24"/>
+          <w:szCs w:val="24"/>
+        </w:rPr>
+        <w:t xml:space="preserve">Testing of the System</w:t>
+      </w:r>
+      <w:r>
+        <w:rPr>
+          <w:rFonts w:ascii="Courier New" w:hAnsi="Courier New" w:cs="Courier New"/>
+          <w:sz w:val="24"/>
+          <w:szCs w:val="24"/>
+        </w:rPr>
+        <w:tab/>
+      </w:r>
+      <w:r>
+        <w:rPr>
+          <w:rFonts w:ascii="Courier New" w:hAnsi="Courier New" w:cs="Courier New"/>
+          <w:sz w:val="24"/>
+          <w:szCs w:val="24"/>
+        </w:rPr>
         <w:t xml:space="preserve">83</w:t>
       </w:r>
     </w:p>
@@ -1494,7 +1523,7 @@
           <w:sz w:val="24"/>
           <w:szCs w:val="24"/>
         </w:rPr>
-        <w:t xml:space="preserve">Testing of the System</w:t>
+        <w:t xml:space="preserve">Extent of Compliance of the Proposed System (SOP No. 4)</w:t>
       </w:r>
       <w:r>
         <w:rPr>
@@ -1510,20 +1539,20 @@
           <w:sz w:val="24"/>
           <w:szCs w:val="24"/>
         </w:rPr>
-        <w:t xml:space="preserve">84</w:t>
-      </w:r>
-    </w:p>
-    <w:p>
-      <w:pPr>
-        <w:pStyle w:val="TOC2"/>
-      </w:pPr>
-      <w:r>
-        <w:rPr>
-          <w:rFonts w:ascii="Courier New" w:hAnsi="Courier New" w:cs="Courier New"/>
-          <w:sz w:val="24"/>
-          <w:szCs w:val="24"/>
-        </w:rPr>
-        <w:t xml:space="preserve">Extent of Compliance of the Proposed System (SOP No. 4)</w:t>
+        <w:t xml:space="preserve">86</w:t>
+      </w:r>
+    </w:p>
+    <w:p>
+      <w:pPr>
+        <w:pStyle w:val="TOC1"/>
+      </w:pPr>
+      <w:r>
+        <w:rPr>
+          <w:rFonts w:ascii="Courier New" w:hAnsi="Courier New" w:cs="Courier New"/>
+          <w:sz w:val="24"/>
+          <w:szCs w:val="24"/>
+        </w:rPr>
+        <w:t xml:space="preserve">REFERENCES</w:t>
       </w:r>
       <w:r>
         <w:rPr>
@@ -1539,36 +1568,7 @@
           <w:sz w:val="24"/>
           <w:szCs w:val="24"/>
         </w:rPr>
-        <w:t xml:space="preserve">87</w:t>
-      </w:r>
-    </w:p>
-    <w:p>
-      <w:pPr>
-        <w:pStyle w:val="TOC1"/>
-      </w:pPr>
-      <w:r>
-        <w:rPr>
-          <w:rFonts w:ascii="Courier New" w:hAnsi="Courier New" w:cs="Courier New"/>
-          <w:sz w:val="24"/>
-          <w:szCs w:val="24"/>
-        </w:rPr>
-        <w:t xml:space="preserve">REFERENCES</w:t>
-      </w:r>
-      <w:r>
-        <w:rPr>
-          <w:rFonts w:ascii="Courier New" w:hAnsi="Courier New" w:cs="Courier New"/>
-          <w:sz w:val="24"/>
-          <w:szCs w:val="24"/>
-        </w:rPr>
-        <w:tab/>
-      </w:r>
-      <w:r>
-        <w:rPr>
-          <w:rFonts w:ascii="Courier New" w:hAnsi="Courier New" w:cs="Courier New"/>
-          <w:sz w:val="24"/>
-          <w:szCs w:val="24"/>
-        </w:rPr>
-        <w:t xml:space="preserve">90</w:t>
+        <w:t xml:space="preserve">89</w:t>
       </w:r>
       <w:r>
         <w:fldChar w:fldCharType="end"/>
@@ -1701,7 +1701,7 @@
           <w:sz w:val="24"/>
           <w:szCs w:val="24"/>
         </w:rPr>
-        <w:t xml:space="preserve">65</w:t>
+        <w:t xml:space="preserve">64</w:t>
       </w:r>
     </w:p>
     <w:p>
@@ -1730,7 +1730,7 @@
           <w:sz w:val="24"/>
           <w:szCs w:val="24"/>
         </w:rPr>
-        <w:t xml:space="preserve">85</w:t>
+        <w:t xml:space="preserve">84</w:t>
       </w:r>
     </w:p>
     <w:p>
@@ -1759,7 +1759,7 @@
           <w:sz w:val="24"/>
           <w:szCs w:val="24"/>
         </w:rPr>
-        <w:t xml:space="preserve">89</w:t>
+        <w:t xml:space="preserve">88</w:t>
       </w:r>
       <w:r>
         <w:fldChar w:fldCharType="end"/>
@@ -1921,6 +1921,35 @@
           <w:sz w:val="24"/>
           <w:szCs w:val="24"/>
         </w:rPr>
+        <w:t xml:space="preserve">66</w:t>
+      </w:r>
+    </w:p>
+    <w:p>
+      <w:pPr>
+        <w:pStyle w:val="TableofFigures"/>
+      </w:pPr>
+      <w:r>
+        <w:rPr>
+          <w:rFonts w:ascii="Courier New" w:hAnsi="Courier New" w:cs="Courier New"/>
+          <w:sz w:val="24"/>
+          <w:szCs w:val="24"/>
+        </w:rPr>
+        <w:t xml:space="preserve">Figure 4.4. Use Case Diagram of Auditrix</w:t>
+      </w:r>
+      <w:r>
+        <w:rPr>
+          <w:rFonts w:ascii="Courier New" w:hAnsi="Courier New" w:cs="Courier New"/>
+          <w:sz w:val="24"/>
+          <w:szCs w:val="24"/>
+        </w:rPr>
+        <w:tab/>
+      </w:r>
+      <w:r>
+        <w:rPr>
+          <w:rFonts w:ascii="Courier New" w:hAnsi="Courier New" w:cs="Courier New"/>
+          <w:sz w:val="24"/>
+          <w:szCs w:val="24"/>
+        </w:rPr>
         <w:t xml:space="preserve">67</w:t>
       </w:r>
     </w:p>
@@ -1934,7 +1963,7 @@
           <w:sz w:val="24"/>
           <w:szCs w:val="24"/>
         </w:rPr>
-        <w:t xml:space="preserve">Figure 4.4. Use Case Diagram of Auditrix</w:t>
+        <w:t xml:space="preserve">Figure 4.5. Activity Diagram of the Audit of a Subject</w:t>
       </w:r>
       <w:r>
         <w:rPr>
@@ -1963,7 +1992,7 @@
           <w:sz w:val="24"/>
           <w:szCs w:val="24"/>
         </w:rPr>
-        <w:t xml:space="preserve">Figure 4.5. Activity Diagram of the Audit of a Subject</w:t>
+        <w:t xml:space="preserve">Figure 4.6. Menu Diagram of Auditrix</w:t>
       </w:r>
       <w:r>
         <w:rPr>
@@ -1979,7 +2008,7 @@
           <w:sz w:val="24"/>
           <w:szCs w:val="24"/>
         </w:rPr>
-        <w:t xml:space="preserve">69</w:t>
+        <w:t xml:space="preserve">70</w:t>
       </w:r>
     </w:p>
     <w:p>
@@ -1992,7 +2021,7 @@
           <w:sz w:val="24"/>
           <w:szCs w:val="24"/>
         </w:rPr>
-        <w:t xml:space="preserve">Figure 4.6. Menu Diagram of Auditrix</w:t>
+        <w:t xml:space="preserve">Figure 4.7. User Interface of Auditrix</w:t>
       </w:r>
       <w:r>
         <w:rPr>
@@ -2021,7 +2050,7 @@
           <w:sz w:val="24"/>
           <w:szCs w:val="24"/>
         </w:rPr>
-        <w:t xml:space="preserve">Figure 4.7. User Interface of Auditrix</w:t>
+        <w:t xml:space="preserve">Figure 4.7a. Log In — Dean role</w:t>
       </w:r>
       <w:r>
         <w:rPr>
@@ -2037,6 +2066,35 @@
           <w:sz w:val="24"/>
           <w:szCs w:val="24"/>
         </w:rPr>
+        <w:t xml:space="preserve">71</w:t>
+      </w:r>
+    </w:p>
+    <w:p>
+      <w:pPr>
+        <w:pStyle w:val="TableofFigures"/>
+      </w:pPr>
+      <w:r>
+        <w:rPr>
+          <w:rFonts w:ascii="Courier New" w:hAnsi="Courier New" w:cs="Courier New"/>
+          <w:sz w:val="24"/>
+          <w:szCs w:val="24"/>
+        </w:rPr>
+        <w:t xml:space="preserve">Figure 4.7b. Log In — Program Chairperson role</w:t>
+      </w:r>
+      <w:r>
+        <w:rPr>
+          <w:rFonts w:ascii="Courier New" w:hAnsi="Courier New" w:cs="Courier New"/>
+          <w:sz w:val="24"/>
+          <w:szCs w:val="24"/>
+        </w:rPr>
+        <w:tab/>
+      </w:r>
+      <w:r>
+        <w:rPr>
+          <w:rFonts w:ascii="Courier New" w:hAnsi="Courier New" w:cs="Courier New"/>
+          <w:sz w:val="24"/>
+          <w:szCs w:val="24"/>
+        </w:rPr>
         <w:t xml:space="preserve">72</w:t>
       </w:r>
     </w:p>
@@ -2050,7 +2108,7 @@
           <w:sz w:val="24"/>
           <w:szCs w:val="24"/>
         </w:rPr>
-        <w:t xml:space="preserve">Figure 4.7a. Log In — Dean role</w:t>
+        <w:t xml:space="preserve">Figure 4.7c. Students — search and list view</w:t>
       </w:r>
       <w:r>
         <w:rPr>
@@ -2079,7 +2137,7 @@
           <w:sz w:val="24"/>
           <w:szCs w:val="24"/>
         </w:rPr>
-        <w:t xml:space="preserve">Figure 4.7b. Log In — Program Chairperson role</w:t>
+        <w:t xml:space="preserve">Figure 4.7d. Student Audit — subject taken out of order and Irregular status</w:t>
       </w:r>
       <w:r>
         <w:rPr>
@@ -2108,7 +2166,7 @@
           <w:sz w:val="24"/>
           <w:szCs w:val="24"/>
         </w:rPr>
-        <w:t xml:space="preserve">Figure 4.7c. Students — search and list view</w:t>
+        <w:t xml:space="preserve">Figure 4.7e. Transfer / Shift Records</w:t>
       </w:r>
       <w:r>
         <w:rPr>
@@ -2137,7 +2195,7 @@
           <w:sz w:val="24"/>
           <w:szCs w:val="24"/>
         </w:rPr>
-        <w:t xml:space="preserve">Figure 4.7d. Student Audit — subject taken out of order and Irregular status</w:t>
+        <w:t xml:space="preserve">Figure 4.7f. Enter Grades — choosing the term</w:t>
       </w:r>
       <w:r>
         <w:rPr>
@@ -2166,7 +2224,7 @@
           <w:sz w:val="24"/>
           <w:szCs w:val="24"/>
         </w:rPr>
-        <w:t xml:space="preserve">Figure 4.7e. Transfer / Shift Records</w:t>
+        <w:t xml:space="preserve">Figure 4.7g. Manage Curriculum Versions</w:t>
       </w:r>
       <w:r>
         <w:rPr>
@@ -2195,7 +2253,7 @@
           <w:sz w:val="24"/>
           <w:szCs w:val="24"/>
         </w:rPr>
-        <w:t xml:space="preserve">Figure 4.7f. Enter Grades — choosing the term</w:t>
+        <w:t xml:space="preserve">Figure 4.7h. Student Audit — status, term and reason for each subject</w:t>
       </w:r>
       <w:r>
         <w:rPr>
@@ -2224,7 +2282,7 @@
           <w:sz w:val="24"/>
           <w:szCs w:val="24"/>
         </w:rPr>
-        <w:t xml:space="preserve">Figure 4.7g. Manage Curriculum Versions</w:t>
+        <w:t xml:space="preserve">Figure 4.7i. Student Audit — fully compliant (Regular) example</w:t>
       </w:r>
       <w:r>
         <w:rPr>
@@ -2253,7 +2311,7 @@
           <w:sz w:val="24"/>
           <w:szCs w:val="24"/>
         </w:rPr>
-        <w:t xml:space="preserve">Figure 4.7h. Student Audit — status, term and reason for each subject</w:t>
+        <w:t xml:space="preserve">Figure 4.7j. Export Curriculum — PDF output</w:t>
       </w:r>
       <w:r>
         <w:rPr>
@@ -2282,7 +2340,7 @@
           <w:sz w:val="24"/>
           <w:szCs w:val="24"/>
         </w:rPr>
-        <w:t xml:space="preserve">Figure 4.7i. Student Audit — fully compliant (Regular) example</w:t>
+        <w:t xml:space="preserve">Figure 4.7k. Create Program — new chairperson account with a temporary password</w:t>
       </w:r>
       <w:r>
         <w:rPr>
@@ -2311,7 +2369,7 @@
           <w:sz w:val="24"/>
           <w:szCs w:val="24"/>
         </w:rPr>
-        <w:t xml:space="preserve">Figure 4.7j. Export Curriculum — PDF output</w:t>
+        <w:t xml:space="preserve">Figure 4.7l. First Log In — password change with the rules checklist</w:t>
       </w:r>
       <w:r>
         <w:rPr>
@@ -2340,7 +2398,7 @@
           <w:sz w:val="24"/>
           <w:szCs w:val="24"/>
         </w:rPr>
-        <w:t xml:space="preserve">Figure 4.7k. Create Program — new chairperson account with a temporary password</w:t>
+        <w:t xml:space="preserve">Figure 4.7m. Dean Dashboard — Current semester</w:t>
       </w:r>
       <w:r>
         <w:rPr>
@@ -2356,7 +2414,7 @@
           <w:sz w:val="24"/>
           <w:szCs w:val="24"/>
         </w:rPr>
-        <w:t xml:space="preserve">77</w:t>
+        <w:t xml:space="preserve">78</w:t>
       </w:r>
     </w:p>
     <w:p>
@@ -2369,7 +2427,7 @@
           <w:sz w:val="24"/>
           <w:szCs w:val="24"/>
         </w:rPr>
-        <w:t xml:space="preserve">Figure 4.7l. First Log In — password change with the rules checklist</w:t>
+        <w:t xml:space="preserve">Figure 4.7n. Chairperson Dashboard</w:t>
       </w:r>
       <w:r>
         <w:rPr>
@@ -2385,7 +2443,7 @@
           <w:sz w:val="24"/>
           <w:szCs w:val="24"/>
         </w:rPr>
-        <w:t xml:space="preserve">78</w:t>
+        <w:t xml:space="preserve">79</w:t>
       </w:r>
     </w:p>
     <w:p>
@@ -2398,7 +2456,7 @@
           <w:sz w:val="24"/>
           <w:szCs w:val="24"/>
         </w:rPr>
-        <w:t xml:space="preserve">Figure 4.7m. Dean Dashboard — Current semester</w:t>
+        <w:t xml:space="preserve">Figure 4.7o. Import Curriculum — preview of changes</w:t>
       </w:r>
       <w:r>
         <w:rPr>
@@ -2414,7 +2472,7 @@
           <w:sz w:val="24"/>
           <w:szCs w:val="24"/>
         </w:rPr>
-        <w:t xml:space="preserve">79</w:t>
+        <w:t xml:space="preserve">80</w:t>
       </w:r>
     </w:p>
     <w:p>
@@ -2427,7 +2485,7 @@
           <w:sz w:val="24"/>
           <w:szCs w:val="24"/>
         </w:rPr>
-        <w:t xml:space="preserve">Figure 4.7n. Chairperson Dashboard</w:t>
+        <w:t xml:space="preserve">Figure 4.7p. Grade Logbook</w:t>
       </w:r>
       <w:r>
         <w:rPr>
@@ -2443,65 +2501,7 @@
           <w:sz w:val="24"/>
           <w:szCs w:val="24"/>
         </w:rPr>
-        <w:t xml:space="preserve">80</w:t>
-      </w:r>
-    </w:p>
-    <w:p>
-      <w:pPr>
-        <w:pStyle w:val="TableofFigures"/>
-      </w:pPr>
-      <w:r>
-        <w:rPr>
-          <w:rFonts w:ascii="Courier New" w:hAnsi="Courier New" w:cs="Courier New"/>
-          <w:sz w:val="24"/>
-          <w:szCs w:val="24"/>
-        </w:rPr>
-        <w:t xml:space="preserve">Figure 4.7o. Import Curriculum — preview of changes</w:t>
-      </w:r>
-      <w:r>
-        <w:rPr>
-          <w:rFonts w:ascii="Courier New" w:hAnsi="Courier New" w:cs="Courier New"/>
-          <w:sz w:val="24"/>
-          <w:szCs w:val="24"/>
-        </w:rPr>
-        <w:tab/>
-      </w:r>
-      <w:r>
-        <w:rPr>
-          <w:rFonts w:ascii="Courier New" w:hAnsi="Courier New" w:cs="Courier New"/>
-          <w:sz w:val="24"/>
-          <w:szCs w:val="24"/>
-        </w:rPr>
         <w:t xml:space="preserve">81</w:t>
-      </w:r>
-    </w:p>
-    <w:p>
-      <w:pPr>
-        <w:pStyle w:val="TableofFigures"/>
-      </w:pPr>
-      <w:r>
-        <w:rPr>
-          <w:rFonts w:ascii="Courier New" w:hAnsi="Courier New" w:cs="Courier New"/>
-          <w:sz w:val="24"/>
-          <w:szCs w:val="24"/>
-        </w:rPr>
-        <w:t xml:space="preserve">Figure 4.7p. Grade Logbook</w:t>
-      </w:r>
-      <w:r>
-        <w:rPr>
-          <w:rFonts w:ascii="Courier New" w:hAnsi="Courier New" w:cs="Courier New"/>
-          <w:sz w:val="24"/>
-          <w:szCs w:val="24"/>
-        </w:rPr>
-        <w:tab/>
-      </w:r>
-      <w:r>
-        <w:rPr>
-          <w:rFonts w:ascii="Courier New" w:hAnsi="Courier New" w:cs="Courier New"/>
-          <w:sz w:val="24"/>
-          <w:szCs w:val="24"/>
-        </w:rPr>
-        <w:t xml:space="preserve">82</w:t>
       </w:r>
     </w:p>
     <w:p>
@@ -2539,7 +2539,7 @@
           <w:sz w:val="24"/>
           <w:szCs w:val="24"/>
         </w:rPr>
-        <w:t xml:space="preserve">83</w:t>
+        <w:t xml:space="preserve">82</w:t>
       </w:r>
       <w:r>
         <w:fldChar w:fldCharType="end"/>
@@ -10009,7 +10009,7 @@
         </w:rPr>
         <w:drawing>
           <wp:inline distT="0" distB="0" distL="0" distR="0" wp14:anchorId="0B8AADDB" wp14:editId="623C5CC2">
-            <wp:extent cx="5486400" cy="3099816"/>
+            <wp:extent cx="5486400" cy="2962656"/>
             <wp:effectExtent l="0" t="0" r="0" b="0"/>
             <wp:docPr id="101" name="Figure 4.2"/>
             <wp:cNvGraphicFramePr>
@@ -10031,7 +10031,7 @@
                   <pic:spPr>
                     <a:xfrm>
                       <a:off x="0" y="0"/>
-                      <a:ext cx="5486400" cy="3099816"/>
+                      <a:ext cx="5486400" cy="2962656"/>
                     </a:xfrm>
                     <a:prstGeom prst="rect">
                       <a:avLst/>

--- a/docs/paper/Auditrix_with_UI - clean.docx
+++ b/docs/paper/Auditrix_with_UI - clean.docx
@@ -10071,7 +10071,7 @@
           <w:sz w:val="24"/>
           <w:szCs w:val="24"/>
         </w:rPr>
-        <w:t xml:space="preserve">groups the three confirmed problems into their root-cause categories: People (Chairperson workload and human error; limited student awareness), Technology (the MIS's lack of automated audit logic; no proactive eligibility alerts), Process (reliance on paper-based/legacy cross-referencing; no structural block at enrollment), and Policy/Environment (verification enforced only at graduation audit; a compressed timeline that limits review depth) — all converging on the </w:t>
+        <w:t xml:space="preserve">traces the three problems above to eight root causes, grouped into four categories: People (Chairperson workload and human error; limited student awareness), Technology (the MIS's lack of automated audit logic; no proactive eligibility alerts), Process (reliance on paper-based/legacy cross-referencing; no structural block at enrollment), and Policy/Environment (verification enforced only at graduation audit; a compressed timeline that limits review depth) — all converging on the </w:t>
       </w:r>
       <w:r>
         <w:rPr>

--- a/docs/paper/Auditrix_with_UI - clean.docx
+++ b/docs/paper/Auditrix_with_UI - clean.docx
@@ -8020,7 +8020,7 @@
           <w:sz w:val="24"/>
           <w:szCs w:val="24"/>
         </w:rPr>
-        <w:t xml:space="preserve">The final stage involves a formal assessment of the integrated system using the ISO/IEC 25010 Software Quality Model to determine its readiness for institutional use. This evaluation is conducted by Program Chairpersons and IT experts via a digital instrument to provide a balanced view of the software’s functional suitability, usability, and security. Feedback from this phase confirms whether the system has </w:t>
+        <w:t xml:space="preserve">The final stage involves a formal assessment of the integrated system using the ISO/IEC 25010 Software Quality Model to determine its readiness for institutional use. This evaluation is conducted by Program Chairpersons and IT experts via a paper-based questionnaire to provide a balanced view of the software’s functional suitability, usability, and security. Feedback from this phase confirms whether the system has </w:t>
       </w:r>
       <w:r>
         <w:rPr>
@@ -8337,7 +8337,7 @@
           <w:szCs w:val="24"/>
           <w:lang w:val="en-US"/>
         </w:rPr>
-        <w:t>Upon the completion of the system, a formal evaluation will be conducted using a Google Form-based instrument structured around the ISO/IEC 25010 framework. This digital survey will be distributed to both the Program Chairpersons and IT Experts to evaluate the software’s functional suitability, usability, security, and performance efficiency.</w:t>
+        <w:t xml:space="preserve">Upon the completion of the system, a formal evaluation will be conducted using a printed (paper-based) questionnaire structured around the ISO/IEC 25010 framework. This questionnaire will be distributed to both the Program Chairpersons and IT Experts to evaluate the software’s functional suitability, usability, security, and performance efficiency.</w:t>
       </w:r>
     </w:p>
     <w:p>
@@ -13086,7 +13086,7 @@
           <w:sz w:val="24"/>
           <w:szCs w:val="24"/>
         </w:rPr>
-        <w:t xml:space="preserve"> outlines the system's navigation. From Login (and the password change required at a chairperson's first login), users land on the Dashboard. A Program Chairperson's menu leads to Students, Register Student, Shift In a Student, Manage Curriculum and Account Settings; from Students, each student's audit page opens the Edit Student, Grade Logbook, Transfer / Shift and Enter Grades pages. A Dean's menu leads to the Dashboard, where the current semester is set, Create Program, Reassign Chairperson and Account Settings.</w:t>
+        <w:t xml:space="preserve"> outlines the system's navigation. From Login (and the password change required at a chairperson's first login), users land on the Dashboard. A Program Chairperson's menu leads to Students, Register Student, Shift In a Student, Manage Curriculum, and Account Settings; from Students, each student's audit page opens the Edit Student, Grade Logbook, Transfer / Shift, and Enter Grades pages. A Dean's menu leads to the Dashboard, where the current semester is set, Create Program, Reassign Chairperson, and Account Settings.</w:t>
       </w:r>
       <w:r>
         <w:fldChar w:fldCharType="begin"/>
@@ -15660,7 +15660,7 @@
           <w:sz w:val="24"/>
           <w:szCs w:val="24"/>
         </w:rPr>
-        <w:t xml:space="preserve">Upon completion of the system, Auditrix is to be evaluated by the Program Chairpersons and selected IT experts using a Google Form-based instrument built on the ISO/IEC 25010 software quality model, with each characteristic mapped to a specific part of the system. Responses will be analyzed </w:t>
+        <w:t xml:space="preserve">Upon completion of the system, Auditrix is to be evaluated by the Program Chairpersons and selected IT experts using a printed (paper-based) questionnaire built on the ISO/IEC 25010 software quality model, with each characteristic mapped to a specific part of the system. Responses will be analyzed </w:t>
       </w:r>
       <w:r>
         <w:rPr>

--- a/docs/paper/Auditrix_with_UI - clean.docx
+++ b/docs/paper/Auditrix_with_UI - clean.docx
@@ -448,131 +448,6 @@
           <w:sz w:val="24"/>
           <w:szCs w:val="24"/>
         </w:rPr>
-        <w:t xml:space="preserve">ABSTRACT</w:t>
-      </w:r>
-      <w:r>
-        <w:fldChar w:fldCharType="begin"/>
-      </w:r>
-      <w:r>
-        <w:instrText xml:space="preserve"> TC "ABSTRACT" \f c \l 1 </w:instrText>
-      </w:r>
-      <w:r>
-        <w:fldChar w:fldCharType="end"/>
-      </w:r>
-    </w:p>
-    <w:p>
-      <w:pPr>
-        <w:spacing w:line="480" w:lineRule="auto"/>
-        <w:ind w:firstLine="720"/>
-        <w:jc w:val="both"/>
-        <w:rPr>
-          <w:rFonts w:ascii="Courier New" w:hAnsi="Courier New" w:cs="Courier New"/>
-          <w:sz w:val="24"/>
-          <w:szCs w:val="24"/>
-        </w:rPr>
-      </w:pPr>
-      <w:r>
-        <w:rPr>
-          <w:rFonts w:ascii="Courier New" w:hAnsi="Courier New" w:cs="Courier New"/>
-          <w:sz w:val="24"/>
-          <w:szCs w:val="24"/>
-        </w:rPr>
-        <w:t xml:space="preserve">Program chairpersons of Kalinga State University (KSU) check by hand whether students have met the prerequisites of the subjects they take. Interviews with the six Program Chairpersons of the College of Engineering and Information Technology (CEIT) showed that this review is done against the curriculum map within a compressed enrollment period, so violations are often discovered only at the graduation audit. This study designed and developed Auditrix: A Curriculum Audit System for KSU, a web-based system that checks every subject a student has taken against the prerequisites, co-requisites and year-standing requirements of the student's curriculum version.</w:t>
-      </w:r>
-    </w:p>
-    <w:p>
-      <w:pPr>
-        <w:spacing w:line="480" w:lineRule="auto"/>
-        <w:ind w:firstLine="720"/>
-        <w:jc w:val="both"/>
-        <w:rPr>
-          <w:rFonts w:ascii="Courier New" w:hAnsi="Courier New" w:cs="Courier New"/>
-          <w:sz w:val="24"/>
-          <w:szCs w:val="24"/>
-        </w:rPr>
-      </w:pPr>
-      <w:r>
-        <w:rPr>
-          <w:rFonts w:ascii="Courier New" w:hAnsi="Courier New" w:cs="Courier New"/>
-          <w:sz w:val="24"/>
-          <w:szCs w:val="24"/>
-        </w:rPr>
-        <w:t xml:space="preserve">The system was developed using the Iterative and Incremental Development model with Next.js, React, TypeScript, Tailwind CSS and Supabase (PostgreSQL with row-level security), and was tested with the BSCpE, BSIT and BSCE programs of the CEIT. Its audit engine compares the term in which each subject was taken with the term in which each requirement was passed, so the results do not depend on the order in which grades are encoded, and it marks each subject as Completed, Available, Pending, Unavailable or Violation, giving the reason for every violation. Following the KSU Student Handbook and Operations Manual, the system also determines each student's year level from the units passed and classifies students as regular or irregular against the prescribed load of the current semester. Other modules cover curriculum versions with import preview and export, student registration and import from KSU-MIS class lists, term-based grade entry with a grade logbook, shifts, transfers and drops, and dashboards for chairpersons and deans.</w:t>
-      </w:r>
-    </w:p>
-    <w:p>
-      <w:pPr>
-        <w:spacing w:line="480" w:lineRule="auto"/>
-        <w:ind w:firstLine="720"/>
-        <w:jc w:val="both"/>
-        <w:rPr>
-          <w:rFonts w:ascii="Courier New" w:hAnsi="Courier New" w:cs="Courier New"/>
-          <w:sz w:val="24"/>
-          <w:szCs w:val="24"/>
-        </w:rPr>
-      </w:pPr>
-      <w:r>
-        <w:rPr>
-          <w:rFonts w:ascii="Courier New" w:hAnsi="Courier New" w:cs="Courier New"/>
-          <w:sz w:val="24"/>
-          <w:szCs w:val="24"/>
-        </w:rPr>
-        <w:t xml:space="preserve">All 149 automated unit and integration tests pass, and functional testing of each feature in a web browser passed after the defects found were fixed. The evaluation of the system against the ISO/IEC 25010 software quality model is yet to be conducted.</w:t>
-      </w:r>
-    </w:p>
-    <w:p>
-      <w:pPr>
-        <w:spacing w:line="480" w:lineRule="auto"/>
-        <w:jc w:val="both"/>
-        <w:rPr>
-          <w:rFonts w:ascii="Courier New" w:hAnsi="Courier New" w:cs="Courier New"/>
-          <w:sz w:val="24"/>
-          <w:szCs w:val="24"/>
-        </w:rPr>
-      </w:pPr>
-      <w:r>
-        <w:rPr>
-          <w:rFonts w:ascii="Courier New" w:hAnsi="Courier New" w:cs="Courier New"/>
-          <w:b/>
-          <w:bCs/>
-          <w:sz w:val="24"/>
-          <w:szCs w:val="24"/>
-        </w:rPr>
-        <w:t xml:space="preserve">Keywords: </w:t>
-      </w:r>
-      <w:r>
-        <w:rPr>
-          <w:rFonts w:ascii="Courier New" w:hAnsi="Courier New" w:cs="Courier New"/>
-          <w:i/>
-          <w:iCs/>
-          <w:sz w:val="24"/>
-          <w:szCs w:val="24"/>
-        </w:rPr>
-        <w:t xml:space="preserve">curriculum audit, prerequisite checking, academic records, web-based system, ISO/IEC 25010</w:t>
-      </w:r>
-    </w:p>
-    <w:p>
-      <w:pPr>
-        <w:keepNext/>
-        <w:pageBreakBefore/>
-        <w:spacing w:after="240" w:line="480" w:lineRule="auto"/>
-        <w:jc w:val="center"/>
-        <w:rPr>
-          <w:rFonts w:ascii="Courier New" w:hAnsi="Courier New" w:cs="Courier New"/>
-          <w:b/>
-          <w:bCs/>
-          <w:sz w:val="24"/>
-          <w:szCs w:val="24"/>
-        </w:rPr>
-      </w:pPr>
-      <w:r>
-        <w:rPr>
-          <w:rFonts w:ascii="Courier New" w:hAnsi="Courier New" w:cs="Courier New"/>
-          <w:b/>
-          <w:bCs/>
-          <w:sz w:val="24"/>
-          <w:szCs w:val="24"/>
-        </w:rPr>
         <w:t xml:space="preserve">TABLE OF CONTENTS</w:t>
       </w:r>
     </w:p>
@@ -595,7 +470,7 @@
           <w:sz w:val="24"/>
           <w:szCs w:val="24"/>
         </w:rPr>
-        <w:t xml:space="preserve">ABSTRACT</w:t>
+        <w:t xml:space="preserve">LIST OF TABLES</w:t>
       </w:r>
       <w:r>
         <w:rPr>
@@ -611,7 +486,7 @@
           <w:sz w:val="24"/>
           <w:szCs w:val="24"/>
         </w:rPr>
-        <w:t xml:space="preserve">ii</w:t>
+        <w:t xml:space="preserve">iv</w:t>
       </w:r>
     </w:p>
     <w:p>
@@ -624,7 +499,7 @@
           <w:sz w:val="24"/>
           <w:szCs w:val="24"/>
         </w:rPr>
-        <w:t xml:space="preserve">LIST OF TABLES</w:t>
+        <w:t xml:space="preserve">LIST OF FIGURES</w:t>
       </w:r>
       <w:r>
         <w:rPr>
@@ -640,36 +515,7 @@
           <w:sz w:val="24"/>
           <w:szCs w:val="24"/>
         </w:rPr>
-        <w:t xml:space="preserve">vi</w:t>
-      </w:r>
-    </w:p>
-    <w:p>
-      <w:pPr>
-        <w:pStyle w:val="TOC1"/>
-      </w:pPr>
-      <w:r>
-        <w:rPr>
-          <w:rFonts w:ascii="Courier New" w:hAnsi="Courier New" w:cs="Courier New"/>
-          <w:sz w:val="24"/>
-          <w:szCs w:val="24"/>
-        </w:rPr>
-        <w:t xml:space="preserve">LIST OF FIGURES</w:t>
-      </w:r>
-      <w:r>
-        <w:rPr>
-          <w:rFonts w:ascii="Courier New" w:hAnsi="Courier New" w:cs="Courier New"/>
-          <w:sz w:val="24"/>
-          <w:szCs w:val="24"/>
-        </w:rPr>
-        <w:tab/>
-      </w:r>
-      <w:r>
-        <w:rPr>
-          <w:rFonts w:ascii="Courier New" w:hAnsi="Courier New" w:cs="Courier New"/>
-          <w:sz w:val="24"/>
-          <w:szCs w:val="24"/>
-        </w:rPr>
-        <w:t xml:space="preserve">vii</w:t>
+        <w:t xml:space="preserve">v</w:t>
       </w:r>
     </w:p>
     <w:p>

--- a/docs/paper/Auditrix_with_UI - clean.docx
+++ b/docs/paper/Auditrix_with_UI - clean.docx
@@ -9917,7 +9917,7 @@
           <w:sz w:val="24"/>
           <w:szCs w:val="24"/>
         </w:rPr>
-        <w:t xml:space="preserve">traces the three problems above to eight root causes, grouped into four categories: People (Chairperson workload and human error; limited student awareness), Technology (the MIS's lack of automated audit logic; no proactive eligibility alerts), Process (reliance on paper-based/legacy cross-referencing; no structural block at enrollment), and Policy/Environment (verification enforced only at graduation audit; a compressed timeline that limits review depth) — all converging on the </w:t>
+        <w:t xml:space="preserve">shows the root causes of these problems, grouped into four categories: People (Chairperson workload and human error; limited student awareness), Technology (the MIS's lack of automated audit logic; no proactive eligibility alerts), Process (reliance on paper-based/legacy cross-referencing; no structural block at enrollment), and Policy/Environment (verification enforced only at graduation audit; a compressed timeline that limits review depth) — all converging on the </w:t>
       </w:r>
       <w:r>
         <w:rPr>

--- a/docs/paper/Auditrix_with_UI - clean.docx
+++ b/docs/paper/Auditrix_with_UI - clean.docx
@@ -776,7 +776,7 @@
           <w:sz w:val="24"/>
           <w:szCs w:val="24"/>
         </w:rPr>
-        <w:t xml:space="preserve">18</w:t>
+        <w:t xml:space="preserve">19</w:t>
       </w:r>
     </w:p>
     <w:p>
@@ -805,7 +805,7 @@
           <w:sz w:val="24"/>
           <w:szCs w:val="24"/>
         </w:rPr>
-        <w:t xml:space="preserve">22</w:t>
+        <w:t xml:space="preserve">23</w:t>
       </w:r>
     </w:p>
     <w:p>
@@ -834,7 +834,7 @@
           <w:sz w:val="24"/>
           <w:szCs w:val="24"/>
         </w:rPr>
-        <w:t xml:space="preserve">22</w:t>
+        <w:t xml:space="preserve">23</w:t>
       </w:r>
     </w:p>
     <w:p>
@@ -863,7 +863,7 @@
           <w:sz w:val="24"/>
           <w:szCs w:val="24"/>
         </w:rPr>
-        <w:t xml:space="preserve">28</w:t>
+        <w:t xml:space="preserve">29</w:t>
       </w:r>
     </w:p>
     <w:p>
@@ -892,7 +892,7 @@
           <w:sz w:val="24"/>
           <w:szCs w:val="24"/>
         </w:rPr>
-        <w:t xml:space="preserve">37</w:t>
+        <w:t xml:space="preserve">38</w:t>
       </w:r>
     </w:p>
     <w:p>
@@ -921,7 +921,7 @@
           <w:sz w:val="24"/>
           <w:szCs w:val="24"/>
         </w:rPr>
-        <w:t xml:space="preserve">37</w:t>
+        <w:t xml:space="preserve">38</w:t>
       </w:r>
     </w:p>
     <w:p>
@@ -950,7 +950,7 @@
           <w:sz w:val="24"/>
           <w:szCs w:val="24"/>
         </w:rPr>
-        <w:t xml:space="preserve">42</w:t>
+        <w:t xml:space="preserve">44</w:t>
       </w:r>
     </w:p>
     <w:p>
@@ -979,7 +979,7 @@
           <w:sz w:val="24"/>
           <w:szCs w:val="24"/>
         </w:rPr>
-        <w:t xml:space="preserve">43</w:t>
+        <w:t xml:space="preserve">45</w:t>
       </w:r>
     </w:p>
     <w:p>
@@ -1008,7 +1008,7 @@
           <w:sz w:val="24"/>
           <w:szCs w:val="24"/>
         </w:rPr>
-        <w:t xml:space="preserve">44</w:t>
+        <w:t xml:space="preserve">46</w:t>
       </w:r>
     </w:p>
     <w:p>
@@ -1037,7 +1037,7 @@
           <w:sz w:val="24"/>
           <w:szCs w:val="24"/>
         </w:rPr>
-        <w:t xml:space="preserve">45</w:t>
+        <w:t xml:space="preserve">47</w:t>
       </w:r>
     </w:p>
     <w:p>
@@ -1066,7 +1066,7 @@
           <w:sz w:val="24"/>
           <w:szCs w:val="24"/>
         </w:rPr>
-        <w:t xml:space="preserve">46</w:t>
+        <w:t xml:space="preserve">48</w:t>
       </w:r>
     </w:p>
     <w:p>
@@ -1095,7 +1095,7 @@
           <w:sz w:val="24"/>
           <w:szCs w:val="24"/>
         </w:rPr>
-        <w:t xml:space="preserve">47</w:t>
+        <w:t xml:space="preserve">48</w:t>
       </w:r>
     </w:p>
     <w:p>
@@ -1124,7 +1124,7 @@
           <w:sz w:val="24"/>
           <w:szCs w:val="24"/>
         </w:rPr>
-        <w:t xml:space="preserve">50</w:t>
+        <w:t xml:space="preserve">51</w:t>
       </w:r>
     </w:p>
     <w:p>
@@ -1153,7 +1153,7 @@
           <w:sz w:val="24"/>
           <w:szCs w:val="24"/>
         </w:rPr>
-        <w:t xml:space="preserve">50</w:t>
+        <w:t xml:space="preserve">51</w:t>
       </w:r>
     </w:p>
     <w:p>
@@ -1182,7 +1182,7 @@
           <w:sz w:val="24"/>
           <w:szCs w:val="24"/>
         </w:rPr>
-        <w:t xml:space="preserve">53</w:t>
+        <w:t xml:space="preserve">54</w:t>
       </w:r>
     </w:p>
     <w:p>
@@ -1211,7 +1211,7 @@
           <w:sz w:val="24"/>
           <w:szCs w:val="24"/>
         </w:rPr>
-        <w:t xml:space="preserve">55</w:t>
+        <w:t xml:space="preserve">56</w:t>
       </w:r>
     </w:p>
     <w:p>
@@ -1240,7 +1240,7 @@
           <w:sz w:val="24"/>
           <w:szCs w:val="24"/>
         </w:rPr>
-        <w:t xml:space="preserve">64</w:t>
+        <w:t xml:space="preserve">66</w:t>
       </w:r>
     </w:p>
     <w:p>
@@ -1269,7 +1269,7 @@
           <w:sz w:val="24"/>
           <w:szCs w:val="24"/>
         </w:rPr>
-        <w:t xml:space="preserve">64</w:t>
+        <w:t xml:space="preserve">67</w:t>
       </w:r>
     </w:p>
     <w:p>
@@ -1298,7 +1298,7 @@
           <w:sz w:val="24"/>
           <w:szCs w:val="24"/>
         </w:rPr>
-        <w:t xml:space="preserve">66</w:t>
+        <w:t xml:space="preserve">69</w:t>
       </w:r>
     </w:p>
     <w:p>
@@ -1327,7 +1327,7 @@
           <w:sz w:val="24"/>
           <w:szCs w:val="24"/>
         </w:rPr>
-        <w:t xml:space="preserve">82</w:t>
+        <w:t xml:space="preserve">86</w:t>
       </w:r>
     </w:p>
     <w:p>
@@ -1356,7 +1356,7 @@
           <w:sz w:val="24"/>
           <w:szCs w:val="24"/>
         </w:rPr>
-        <w:t xml:space="preserve">83</w:t>
+        <w:t xml:space="preserve">88</w:t>
       </w:r>
     </w:p>
     <w:p>
@@ -1385,7 +1385,7 @@
           <w:sz w:val="24"/>
           <w:szCs w:val="24"/>
         </w:rPr>
-        <w:t xml:space="preserve">86</w:t>
+        <w:t xml:space="preserve">91</w:t>
       </w:r>
     </w:p>
     <w:p>
@@ -1414,7 +1414,7 @@
           <w:sz w:val="24"/>
           <w:szCs w:val="24"/>
         </w:rPr>
-        <w:t xml:space="preserve">89</w:t>
+        <w:t xml:space="preserve">94</w:t>
       </w:r>
       <w:r>
         <w:fldChar w:fldCharType="end"/>
@@ -1489,7 +1489,7 @@
           <w:sz w:val="24"/>
           <w:szCs w:val="24"/>
         </w:rPr>
-        <w:t xml:space="preserve">57</w:t>
+        <w:t xml:space="preserve">58</w:t>
       </w:r>
     </w:p>
     <w:p>
@@ -1518,7 +1518,7 @@
           <w:sz w:val="24"/>
           <w:szCs w:val="24"/>
         </w:rPr>
-        <w:t xml:space="preserve">60</w:t>
+        <w:t xml:space="preserve">61</w:t>
       </w:r>
     </w:p>
     <w:p>
@@ -1547,7 +1547,7 @@
           <w:sz w:val="24"/>
           <w:szCs w:val="24"/>
         </w:rPr>
-        <w:t xml:space="preserve">64</w:t>
+        <w:t xml:space="preserve">67</w:t>
       </w:r>
     </w:p>
     <w:p>
@@ -1576,7 +1576,7 @@
           <w:sz w:val="24"/>
           <w:szCs w:val="24"/>
         </w:rPr>
-        <w:t xml:space="preserve">84</w:t>
+        <w:t xml:space="preserve">89</w:t>
       </w:r>
     </w:p>
     <w:p>
@@ -1605,7 +1605,7 @@
           <w:sz w:val="24"/>
           <w:szCs w:val="24"/>
         </w:rPr>
-        <w:t xml:space="preserve">88</w:t>
+        <w:t xml:space="preserve">93</w:t>
       </w:r>
       <w:r>
         <w:fldChar w:fldCharType="end"/>
@@ -1680,7 +1680,7 @@
           <w:sz w:val="24"/>
           <w:szCs w:val="24"/>
         </w:rPr>
-        <w:t xml:space="preserve">38</w:t>
+        <w:t xml:space="preserve">39</w:t>
       </w:r>
     </w:p>
     <w:p>
@@ -1709,7 +1709,7 @@
           <w:sz w:val="24"/>
           <w:szCs w:val="24"/>
         </w:rPr>
-        <w:t xml:space="preserve">53</w:t>
+        <w:t xml:space="preserve">54</w:t>
       </w:r>
     </w:p>
     <w:p>
@@ -1738,7 +1738,7 @@
           <w:sz w:val="24"/>
           <w:szCs w:val="24"/>
         </w:rPr>
-        <w:t xml:space="preserve">55</w:t>
+        <w:t xml:space="preserve">56</w:t>
       </w:r>
     </w:p>
     <w:p>
@@ -1767,7 +1767,7 @@
           <w:sz w:val="24"/>
           <w:szCs w:val="24"/>
         </w:rPr>
-        <w:t xml:space="preserve">66</w:t>
+        <w:t xml:space="preserve">69</w:t>
       </w:r>
     </w:p>
     <w:p>
@@ -1796,7 +1796,7 @@
           <w:sz w:val="24"/>
           <w:szCs w:val="24"/>
         </w:rPr>
-        <w:t xml:space="preserve">67</w:t>
+        <w:t xml:space="preserve">70</w:t>
       </w:r>
     </w:p>
     <w:p>
@@ -1825,7 +1825,7 @@
           <w:sz w:val="24"/>
           <w:szCs w:val="24"/>
         </w:rPr>
-        <w:t xml:space="preserve">68</w:t>
+        <w:t xml:space="preserve">72</w:t>
       </w:r>
     </w:p>
     <w:p>
@@ -1854,7 +1854,7 @@
           <w:sz w:val="24"/>
           <w:szCs w:val="24"/>
         </w:rPr>
-        <w:t xml:space="preserve">70</w:t>
+        <w:t xml:space="preserve">74</w:t>
       </w:r>
     </w:p>
     <w:p>
@@ -1883,7 +1883,7 @@
           <w:sz w:val="24"/>
           <w:szCs w:val="24"/>
         </w:rPr>
-        <w:t xml:space="preserve">71</w:t>
+        <w:t xml:space="preserve">74</w:t>
       </w:r>
     </w:p>
     <w:p>
@@ -1912,7 +1912,7 @@
           <w:sz w:val="24"/>
           <w:szCs w:val="24"/>
         </w:rPr>
-        <w:t xml:space="preserve">71</w:t>
+        <w:t xml:space="preserve">75</w:t>
       </w:r>
     </w:p>
     <w:p>
@@ -1941,7 +1941,7 @@
           <w:sz w:val="24"/>
           <w:szCs w:val="24"/>
         </w:rPr>
-        <w:t xml:space="preserve">72</w:t>
+        <w:t xml:space="preserve">75</w:t>
       </w:r>
     </w:p>
     <w:p>
@@ -1970,7 +1970,7 @@
           <w:sz w:val="24"/>
           <w:szCs w:val="24"/>
         </w:rPr>
-        <w:t xml:space="preserve">72</w:t>
+        <w:t xml:space="preserve">76</w:t>
       </w:r>
     </w:p>
     <w:p>
@@ -1999,7 +1999,7 @@
           <w:sz w:val="24"/>
           <w:szCs w:val="24"/>
         </w:rPr>
-        <w:t xml:space="preserve">73</w:t>
+        <w:t xml:space="preserve">76</w:t>
       </w:r>
     </w:p>
     <w:p>
@@ -2028,7 +2028,7 @@
           <w:sz w:val="24"/>
           <w:szCs w:val="24"/>
         </w:rPr>
-        <w:t xml:space="preserve">73</w:t>
+        <w:t xml:space="preserve">77</w:t>
       </w:r>
     </w:p>
     <w:p>
@@ -2057,7 +2057,7 @@
           <w:sz w:val="24"/>
           <w:szCs w:val="24"/>
         </w:rPr>
-        <w:t xml:space="preserve">74</w:t>
+        <w:t xml:space="preserve">77</w:t>
       </w:r>
     </w:p>
     <w:p>
@@ -2086,7 +2086,7 @@
           <w:sz w:val="24"/>
           <w:szCs w:val="24"/>
         </w:rPr>
-        <w:t xml:space="preserve">74</w:t>
+        <w:t xml:space="preserve">78</w:t>
       </w:r>
     </w:p>
     <w:p>
@@ -2115,7 +2115,7 @@
           <w:sz w:val="24"/>
           <w:szCs w:val="24"/>
         </w:rPr>
-        <w:t xml:space="preserve">75</w:t>
+        <w:t xml:space="preserve">78</w:t>
       </w:r>
     </w:p>
     <w:p>
@@ -2144,7 +2144,7 @@
           <w:sz w:val="24"/>
           <w:szCs w:val="24"/>
         </w:rPr>
-        <w:t xml:space="preserve">75</w:t>
+        <w:t xml:space="preserve">79</w:t>
       </w:r>
     </w:p>
     <w:p>
@@ -2173,7 +2173,7 @@
           <w:sz w:val="24"/>
           <w:szCs w:val="24"/>
         </w:rPr>
-        <w:t xml:space="preserve">76</w:t>
+        <w:t xml:space="preserve">79</w:t>
       </w:r>
     </w:p>
     <w:p>
@@ -2202,7 +2202,7 @@
           <w:sz w:val="24"/>
           <w:szCs w:val="24"/>
         </w:rPr>
-        <w:t xml:space="preserve">76</w:t>
+        <w:t xml:space="preserve">80</w:t>
       </w:r>
     </w:p>
     <w:p>
@@ -2231,7 +2231,7 @@
           <w:sz w:val="24"/>
           <w:szCs w:val="24"/>
         </w:rPr>
-        <w:t xml:space="preserve">77</w:t>
+        <w:t xml:space="preserve">81</w:t>
       </w:r>
     </w:p>
     <w:p>
@@ -2260,7 +2260,7 @@
           <w:sz w:val="24"/>
           <w:szCs w:val="24"/>
         </w:rPr>
-        <w:t xml:space="preserve">78</w:t>
+        <w:t xml:space="preserve">82</w:t>
       </w:r>
     </w:p>
     <w:p>
@@ -2289,7 +2289,7 @@
           <w:sz w:val="24"/>
           <w:szCs w:val="24"/>
         </w:rPr>
-        <w:t xml:space="preserve">79</w:t>
+        <w:t xml:space="preserve">83</w:t>
       </w:r>
     </w:p>
     <w:p>
@@ -2318,7 +2318,7 @@
           <w:sz w:val="24"/>
           <w:szCs w:val="24"/>
         </w:rPr>
-        <w:t xml:space="preserve">80</w:t>
+        <w:t xml:space="preserve">84</w:t>
       </w:r>
     </w:p>
     <w:p>
@@ -2347,7 +2347,7 @@
           <w:sz w:val="24"/>
           <w:szCs w:val="24"/>
         </w:rPr>
-        <w:t xml:space="preserve">81</w:t>
+        <w:t xml:space="preserve">85</w:t>
       </w:r>
     </w:p>
     <w:p>
@@ -2385,7 +2385,7 @@
           <w:sz w:val="24"/>
           <w:szCs w:val="24"/>
         </w:rPr>
-        <w:t xml:space="preserve">82</w:t>
+        <w:t xml:space="preserve">86</w:t>
       </w:r>
       <w:r>
         <w:fldChar w:fldCharType="end"/>
@@ -2933,7 +2933,7 @@
           <w:sz w:val="24"/>
           <w:szCs w:val="24"/>
         </w:rPr>
-        <w:t xml:space="preserve">Since the system has no direct access to the university MIS, Auditrix imports student lists in the layout of the KSU-MIS "Export to Excel" file, and imports curricula from CSV or .xls files with a preview of every change before it is saved. </w:t>
+        <w:t xml:space="preserve">Since the system has no direct access to the university MIS, Auditrix imports student lists in the layout of the KSU-MIS "Export to Excel" file, and imports curricula from Excel (.xlsx or .xls) or CSV files with a preview of every change before it is saved. It also determines each student's year level from the units the student has passed, following the KSU Student Handbook and Operations Manual,</w:t>
       </w:r>
       <w:r>
         <w:rPr>
@@ -2942,7 +2942,7 @@
           <w:szCs w:val="24"/>
         </w:rPr>
         <w:lastRenderedPageBreak/>
-        <w:t>It also determines each student's year level from the units the student has passed, following the KSU Operations Manual, classifies students as regular or irregular against the prescribed load of the current semester, and summarizes these on a dashboard for program chairpersons and deans.</w:t>
+        <w:t xml:space="preserve"> classifies students as regular or irregular against the prescribed load of the current semester, and summarizes these on a dashboard for program chairpersons and deans.</w:t>
       </w:r>
     </w:p>
     <w:p>
@@ -5716,7 +5716,7 @@
           <w:rFonts w:ascii="Courier New" w:eastAsia="-webkit-standard" w:hAnsi="Courier New" w:cs="Courier New"/>
           <w:color w:val="000000"/>
         </w:rPr>
-        <w:t>, in which a term is written as the school year and semester (for example, 25-1 for the first semester of School Year 2025-2026),</w:t>
+        <w:t xml:space="preserve">, in which a term is written as the school year and semester (for example, 25-1 for the first semester of School Year 2025-2026, and 26-S for the midyear after its second semester, as on KSU records),</w:t>
       </w:r>
       <w:r>
         <w:rPr>
@@ -5739,7 +5739,7 @@
           <w:bCs/>
           <w:color w:val="000000"/>
         </w:rPr>
-        <w:t>. The system also keeps a record of student movement through a transfer, shift, and drop module, which logs every case in a per-student history.</w:t>
+        <w:t xml:space="preserve">. The system also keeps a record of student movement through a transfer, shift, and drop module, which logs every case in a per-student history; the record of a dropped or transferred-out student is locked against changes until it is reopened.</w:t>
       </w:r>
     </w:p>
     <w:p>
@@ -5760,7 +5760,7 @@
           <w:color w:val="000000"/>
         </w:rPr>
         <w:lastRenderedPageBreak/>
-        <w:t>Beyond basic auditing, the system includes a dashboard that summarizes each program: the total number of students, the regular and irregular students, the students with violations, the students per year level (Freshman to Senior), the curriculum versions, and the number of students who shifted, transferred, or dropped, together with the most recent movements.</w:t>
+        <w:t xml:space="preserve">Beyond basic auditing, the system includes a dashboard that summarizes each program: the total number of students, the regular and irregular students, the students with violations, the curriculum versions, and the number of students who shifted, transferred, or dropped. Its charts show the students per year level (Freshman to Senior), the bottleneck subjects that the most students have failed or left incomplete, and the subjects most often taken out of order. A "Needs attention" list points the chairperson to the students who need action, and the Dean can compare the programs of the college side by side.</w:t>
       </w:r>
     </w:p>
     <w:p>
@@ -5780,7 +5780,7 @@
           <w:rFonts w:ascii="Courier New" w:eastAsia="-webkit-standard" w:hAnsi="Courier New" w:cs="Courier New"/>
           <w:color w:val="000000"/>
         </w:rPr>
-        <w:t>Year levels are determined automatically from what each student has finished, following the KSU Operations Manual: a student moves up when the share of curriculum units passed reaches the threshold for Sophomore (25%), Junior (more than 50%) or Senior (75%), or when every subject of the earlier years has been passed. A student is classified as regular when enrolled in the full prescribed load for the current semester and irregular when enrolled in less, as defined in the same manual. Incomplete (INC) grades are shown as Pending until the chairperson enters the final grade; following the adviser's decision, an INC does not lapse automatically into a failing grade.</w:t>
+        <w:t xml:space="preserve">Year levels are determined automatically from what each student has finished, following the KSU Student Handbook and Operations Manual: a student moves up when the share of curriculum units passed reaches the threshold for Sophomore (25%), Junior (more than 50%) or Senior (75%), or when every subject of the earlier years has been passed. A student is classified as regular when enrolled in the full prescribed load for the current semester and irregular when enrolled in less, as defined in the same manual. Incomplete (INC) grades are shown as Pending until the chairperson enters the final grade; following the adviser's decision, an INC does not lapse automatically into a failing grade.</w:t>
       </w:r>
     </w:p>
     <w:p>
@@ -5817,7 +5817,7 @@
           <w:rFonts w:ascii="Courier New" w:eastAsia="-webkit-standard" w:hAnsi="Courier New" w:cs="Courier New"/>
           <w:color w:val="000000"/>
         </w:rPr>
-        <w:t>It is not connected to the KSU MIS or to the Registrar's records: student lists and curricula are encoded or imported from files (CSV, or the .xls file produced by the KSU-MIS "Export to Excel" function), and grades are entered student by student. Students do not have their own access to the system.</w:t>
+        <w:t xml:space="preserve">It is not connected to the KSU MIS or to the Registrar's records: student lists and curricula are encoded or imported from files (Excel or CSV, including the file produced by the KSU-MIS "Export to Excel" function), and grades are entered student by student. Students do not have their own access to the system.</w:t>
       </w:r>
     </w:p>
     <w:p>
@@ -6108,7 +6108,7 @@
           <w:sz w:val="24"/>
           <w:szCs w:val="24"/>
         </w:rPr>
-        <w:t xml:space="preserve"> A semester of a school year, written in Auditrix as YY-S: the first two digits of the school year and the semester (1 for the first semester, 2 for the second semester, and 3 for midyear). Terms are ordered 25-1, 25-2, 25-3, then 26-1.</w:t>
+        <w:t xml:space="preserve"> A semester of a school year, written in Auditrix as YY-S: the first two digits of the school year and the semester (1 for the first semester, 2 for the second semester, and S for the midyear). As on KSU records, a midyear carries the year of the semester after it, so terms are ordered 25-1, 25-2, 26-S, then 26-1.</w:t>
       </w:r>
     </w:p>
     <w:p>
@@ -6138,7 +6138,7 @@
           <w:sz w:val="24"/>
           <w:szCs w:val="24"/>
         </w:rPr>
-        <w:t xml:space="preserve"> The classification of a student as Freshman, Sophomore, Junior or Senior. In this study it is determined from the share of the curriculum's units the student has passed, following the KSU Operations Manual: Student Development Services &amp; Placement Guide.</w:t>
+        <w:t xml:space="preserve"> The classification of a student as Freshman, Sophomore, Junior or Senior. In this study it is determined from the share of the curriculum's units the student has passed, following the KSU Student Handbook (2020 edition) and the KSU Operations Manual: Student Development Services &amp; Placement Guide.</w:t>
       </w:r>
     </w:p>
     <w:p>
@@ -6198,7 +6198,7 @@
           <w:sz w:val="24"/>
           <w:szCs w:val="24"/>
         </w:rPr>
-        <w:t xml:space="preserve"> Per the KSU Operations Manual, a regular student is enrolled in the full prescribed load for the semester, while an irregular student is enrolled in less than the prescribed load.</w:t>
+        <w:t xml:space="preserve"> Per the KSU Student Handbook (2020 edition) and Operations Manual, a regular student is enrolled in the full prescribed load for the semester, while an irregular student is enrolled in less than the prescribed load.</w:t>
       </w:r>
     </w:p>
     <w:p>
@@ -7734,7 +7734,7 @@
           <w:sz w:val="24"/>
           <w:szCs w:val="24"/>
         </w:rPr>
-        <w:t>The actual coding of Auditrix takes place using Next.js with React and TypeScript, with development divided into three functional increments. The first increment (July 2026) produced the core of the system: curriculum management, student registration, grade entry and a basic audit of prerequisites. The second increment (August to September 2026) added curriculum versions, deans and colleges, shifting, transfers and drops, curriculum and student imports with an import preview, a redesign of the user interface, the first-login password change, and the curriculum change history. The third increment (late September to October 2026) replaced the first prerequisite checker with a term-based one that also covers co-requisites and INC grades, and added the current semester, automatic year levels, the regular and irregular classification, support for .xls files, and protection against an earlier-term grade replacing a later one. Each increment results in a functional version of the software that builds upon the previous one.</w:t>
+        <w:t xml:space="preserve">The actual coding of Auditrix takes place using Next.js with React and TypeScript, with development divided into three functional increments. The first increment (July 2026) produced the core of the system: curriculum management, student registration, grade entry and a basic audit of prerequisites. The second increment (August to September 2026) added curriculum versions, deans and colleges, shifting, transfers and drops, curriculum and student imports with an import preview, a redesign of the user interface, the first-login password change, and the curriculum change history. The third increment (late September to October 2026) replaced the first prerequisite checker with a term-based one that also covers co-requisites and INC grades, and added the current semester, automatic year levels, the regular and irregular classification, support for Excel files, protection against an earlier-term grade replacing a later one, the marking of subjects in progress, midyear terms written as on KSU records, locked records for dropped and transferred-out students, dashboard charts with a Student Movements page, and security measures such as a database-enforced audit trail, role checks on every page and automatic sign-out. Each increment results in a functional version of the software that builds upon the previous one.</w:t>
       </w:r>
     </w:p>
     <w:p>
@@ -7798,7 +7798,7 @@
           <w:szCs w:val="24"/>
         </w:rPr>
         <w:lastRenderedPageBreak/>
-        <w:t>unit testing of the audit rules and the other modules, and integration testing of the server actions, both written with the built-in test runner of Node.js; and functional (end-to-end) testing, in which a web browser is scripted with Playwright to log in as a dean and as chairpersons and use each feature on a local copy of the full system. The researchers also perform "negative testing" by entering invalid grades, malformed terms and student ID numbers, and incorrectly formatted import files to verify that the system rejects them with a reason, and by entering the same grades in different orders to verify that the audit flags the same subjects as Violation regardless of the order of entry.</w:t>
+        <w:t xml:space="preserve">unit testing of the audit rules and the other modules, and integration testing of the server actions, both written with the built-in test runner of Node.js; and functional (end-to-end) testing, in which a web browser is scripted with Playwright to log in as a dean and as chairpersons and use each feature on a local copy of the full system. The researchers also perform "negative testing" by entering invalid grades, malformed terms and student ID numbers, and incorrectly formatted import files to verify that the system rejects them with a reason, and by entering the same grades in different orders to verify that the audit flags the same subjects as Violation regardless of the order of entry, and by opening the pages of another role to verify that access is refused.</w:t>
       </w:r>
     </w:p>
     <w:p>
@@ -8356,7 +8356,7 @@
           <w:sz w:val="24"/>
           <w:szCs w:val="24"/>
         </w:rPr>
-        <w:t>A standardized survey questionnaire based on the ISO/IEC 25010 software quality model was used to gather quantitative data from the respondents. This instrument evaluated the developed system based on the following criteria:</w:t>
+        <w:t xml:space="preserve">A standardized survey questionnaire based on the ISO/IEC 25010 software quality model will be used to gather quantitative data from the respondents. This instrument will evaluate the developed system based on the following criteria:</w:t>
       </w:r>
     </w:p>
     <w:p>
@@ -8676,7 +8676,7 @@
           <w:szCs w:val="24"/>
           <w:lang w:val="en-US"/>
         </w:rPr>
-        <w:t xml:space="preserve">The data gathered from the evaluation was analyzed using the Weighted Mean. This statistical method allowed the researchers to calculate the average response for each ISO characteristic, providing a clear numerical value that represented the overall quality of the Auditrix system. These findings were then used to justify the system's capability to </w:t>
+        <w:t xml:space="preserve">The data gathered from the evaluation will be analyzed using the Weighted Mean. This statistical method will allow the researchers to calculate the average response for each ISO characteristic, providing a clear numerical value that represents the overall quality of the Auditrix system. These findings will then be used to justify the system's capability to </w:t>
       </w:r>
       <w:r>
         <w:rPr>
@@ -10045,7 +10045,7 @@
           <w:szCs w:val="24"/>
         </w:rPr>
         <w:lastRenderedPageBreak/>
-        <w:t>serves as the backend-as-a-service, hosting the PostgreSQL database, authentication, and Row-Level Security (RLS) policies; the database schema is built step by step by 27 migration scripts. Curricula are exported to PDF with @react-pdf/renderer. Interface flows were prototyped as high-fidelity mockups in Figma prior to implementation.</w:t>
+        <w:t xml:space="preserve">serves as the backend-as-a-service, hosting the PostgreSQL database, authentication, and Row-Level Security (RLS) policies; the database schema is built step by step by 30 migration scripts. Curricula are exported to PDF with @react-pdf/renderer. Interface flows were prototyped as high-fidelity mockups in Figma prior to implementation.</w:t>
       </w:r>
     </w:p>
     <w:p>
@@ -10537,7 +10537,7 @@
           <w:sz w:val="24"/>
           <w:szCs w:val="24"/>
         </w:rPr>
-        <w:t xml:space="preserve"> Terms are written YY-S: the first two digits of the school year and the semester (1 for the first semester, 2 for the second, and 3 for midyear). They are ordered 25-1, 25-2, 25-3 (midyear), then 26-1.</w:t>
+        <w:t xml:space="preserve"> Terms are written as on KSU records: the first two digits of the school year and the semester (1 for the first semester, 2 for the second, and S for the midyear). A midyear carries the year of the semester after it, so terms are ordered 25-1, 25-2, 26-S (midyear), then 26-1.</w:t>
       </w:r>
     </w:p>
     <w:p>
@@ -10666,7 +10666,7 @@
           <w:sz w:val="24"/>
           <w:szCs w:val="24"/>
         </w:rPr>
-        <w:t xml:space="preserve"> Following the KSU Operations Manual and the adviser's decision that a student's year level should follow what the student has finished in the curriculum, the year level is computed from the share of the curriculum's units passed, as shown in Table 4.2. Passing every subject of the earlier years also moves a student up, even if the units fall slightly short. Only passes that count, and only those earned before the current semester, are included, so students move </w:t>
+        <w:t xml:space="preserve"> Following the KSU Student Handbook (2020 edition), the KSU Operations Manual and the adviser's decision that a student's year level should follow what the student has finished in the curriculum, the year level is computed from the share of the curriculum's units passed, as shown in Table 4.2. Passing every subject of the earlier years also moves a student up, even if the units fall slightly short. Only passes that count, and only those earned before the current semester, are included, so students move </w:t>
       </w:r>
       <w:r>
         <w:rPr>
@@ -11014,7 +11014,7 @@
           <w:sz w:val="24"/>
           <w:szCs w:val="24"/>
         </w:rPr>
-        <w:t xml:space="preserve"> Per the Operations Manual, a student is regular when enrolled in the full </w:t>
+        <w:t xml:space="preserve"> Per the Student Handbook and the Operations Manual, a student is regular when enrolled in the full </w:t>
       </w:r>
       <w:r>
         <w:rPr>
@@ -11023,7 +11023,7 @@
           <w:szCs w:val="24"/>
         </w:rPr>
         <w:lastRenderedPageBreak/>
-        <w:t>prescribed load for the current semester, and irregular when enrolled in less; the missing subjects are listed. The prescribed load is taken to be the curriculum's subjects for the student's year level and the current semester, not counting subjects already passed in an earlier term, and back subjects taken on top of a full load do not make a student irregular. Enrollment is known from the grades (or "in progress" records) of the current semester; with nothing recorded, the status is "Not determined" and the student is not counted either way.</w:t>
+        <w:t xml:space="preserve">prescribed load for the current semester, and irregular when enrolled in less; the missing subjects are listed. The prescribed load is taken to be the curriculum's subjects for the student's year level and the current semester, not counting subjects already passed in an earlier term, and back subjects taken on top of a full load do not make a student irregular. Enrollment is known from the grades (or "in progress" records) of the current semester; with nothing recorded, the status is "Not determined" and the student is not counted either way. At the start of a semester, the chairperson marks the subjects each student is taking as In progress, so the status is known before any grades come in.</w:t>
       </w:r>
     </w:p>
     <w:p>
@@ -11053,7 +11053,7 @@
           <w:sz w:val="24"/>
           <w:szCs w:val="24"/>
         </w:rPr>
-        <w:t xml:space="preserve"> Grades are entered per term for the subjects of a chosen curriculum year and semester, starting on the current semester. Only valid KSU grades are accepted: 1.0, 1.25, 1.5, 1.75, 2.0, 2.25, 2.5, 2.75 and 3.0 (passing), 5.0 (failing), and INC. Only changed grades are saved, and changing an existing grade is treated as a correction that asks for confirmation. A final grade for an INC keeps the subject in the term it was taken and records the term in which the INC was resolved (shown as "INC → 25-1"). Since only the latest attempt of a subject is kept as the student's record, a grade from an earlier term than the recorded one is refused unless the chairperson confirms that it corrects a wrongly </w:t>
+        <w:t xml:space="preserve"> Grades are entered per term for the subjects of a chosen curriculum year and semester, starting on the current semester. Only valid KSU grades are accepted: 1.0, 1.25, 1.5, 1.75, 2.0, 2.25, 2.5, 2.75 and 3.0 (passing), 5.0 (failing), and INC, and a subject the student is taking this semester can be marked In progress. Several subjects can be ticked and marked In progress at once; ticking all leaves out the subjects the student cannot take yet (e.g., "Can't take yet. Needs: MATH 111"), which can still be ticked one by one if the student is enrolled in them anyway. Only changed grades are saved, and changing an existing grade is treated as a correction that asks for confirmation. A final grade for an INC keeps the subject in the term it was taken and records the term in which the INC was resolved (shown as "INC → 25-1"). Since only the latest attempt of a subject is kept as the student's record, a grade from an earlier term than the recorded one is refused unless the chairperson confirms that it corrects a wrongly </w:t>
       </w:r>
       <w:r>
         <w:rPr>
@@ -11062,7 +11062,7 @@
           <w:szCs w:val="24"/>
         </w:rPr>
         <w:lastRenderedPageBreak/>
-        <w:t>entered term. After saving, a message names any subject that has just become a violation, and every grade ever entered is kept in the student's grade logbook together with who entered it and when.</w:t>
+        <w:t xml:space="preserve">entered term. After saving, a message names any subject that has just become a violation, and every grade ever entered is kept in the student's grade logbook together with who entered it and when. The database writes this logbook itself, so its entries cannot be edited or deleted, and it accepts only KSU grades that match their status and well-formed terms.</w:t>
       </w:r>
     </w:p>
     <w:p>
@@ -11092,7 +11092,7 @@
           <w:sz w:val="24"/>
           <w:szCs w:val="24"/>
         </w:rPr>
-        <w:t xml:space="preserve"> Each program keeps curriculum versions by effective year (e.g., BSCpE 2019 and 2023), and a new version can copy an existing one. Each subject has a code, title, units, year level and semester (including midyear), and its requirements. Curricula can be imported from a CSV or .xls file, in a format designed by the researchers, with a preview of what will be added, changed or removed before saving, exported to CSV or PDF, and every change is kept in a per-version change history showing who changed what, and when.</w:t>
+        <w:t xml:space="preserve"> Each program keeps curriculum versions by effective year (e.g., BSCpE 2019 and 2023), and a new version can copy an existing one. Each subject has a code, title, units, year level and semester (including midyear), and its requirements. Curricula can be imported from an Excel (.xlsx or .xls) or CSV file, in a format designed by the researchers, with a preview of what will be added, changed or removed before saving, exported to CSV or PDF, and every change is kept in a per-version change history showing who changed what, and when.</w:t>
       </w:r>
     </w:p>
     <w:p>
@@ -11122,7 +11122,7 @@
           <w:sz w:val="24"/>
           <w:szCs w:val="24"/>
         </w:rPr>
-        <w:t xml:space="preserve"> Students are registered one at a time or imported from a CSV or .xls file, either the system's template or a class list exported from the KSU MIS (its "Export to Excel" file, in the format the Program Chairpersons provided), and ID numbers are checked against the KSU format (e.g., 24-113792). When a student shifts, the releasing chairperson files a shift request and the receiving program's chairperson accepts the student into one of their </w:t>
+        <w:t xml:space="preserve"> Students are registered one at a time or imported from an Excel (.xlsx or .xls) or CSV file, either the system's template or a class list exported from the KSU MIS (its "Export to Excel" file, in the format the Program Chairpersons provided), and ID numbers are checked against the KSU format (e.g., 24-113792). When a student shifts, the releasing chairperson files a shift request and the receiving program's chairperson accepts the student into one of their </w:t>
       </w:r>
       <w:r>
         <w:rPr>
@@ -11131,7 +11131,7 @@
           <w:szCs w:val="24"/>
         </w:rPr>
         <w:lastRenderedPageBreak/>
-        <w:t>curriculum versions. Transfers in and out and drops are recorded as well, and every movement is kept in the student's history.</w:t>
+        <w:t xml:space="preserve">curriculum versions. Transfers in and out and drops are recorded as well, and every movement is kept in the student's history. Marking a student as dropped or transferred out locks the record: the database refuses changes to the student's grades, details and year level until the chairperson reopens the record, which is also kept in the history. A Student Movements page lists every shift, transfer, drop and reopening, with search and filters. The student list can be searched from the top bar of any page and filtered by year level, curriculum version and status, and the reason for each student's status is shown under the name (e.g., "Out of order: PHYS 201").</w:t>
       </w:r>
     </w:p>
     <w:p>
@@ -11161,7 +11161,7 @@
           <w:sz w:val="24"/>
           <w:szCs w:val="24"/>
         </w:rPr>
-        <w:t xml:space="preserve"> The dashboard shows, per program, the total number of students, the regular and irregular students (and how many are not yet determined), the students with violations, the students by year level from Freshman to Senior, the curriculum versions, the number of shifts, transfers and drops, and the most recent movements. The Dean sees every program in the college and sets the current semester from the dashboard.</w:t>
+        <w:t xml:space="preserve"> A "Needs attention" banner at the top lists what to act on, such as students with violations, students with nothing recorded for the current semester, or an unset semester, each linked to the matching filtered student list. Per program, the dashboard shows the total number of students, the regular and irregular students (and how many are not yet determined), the students with violations, the curriculum versions, and the number of shifts, transfers and drops. Four charts are built only from recorded data: regular, irregular and not determined students; students by year level from Freshman to Senior; bottleneck subjects, where the most students' latest grade is 5.0 or INC; and the subjects most often taken out of order. Each chart has a short explanation, shows the exact numbers on hover, and can be viewed as a table. The Dean sets the current semester from the dashboard and compares the programs of the college side by side, but does not open individual students' records, which remain the chairperson's work.</w:t>
       </w:r>
     </w:p>
     <w:p>
@@ -11191,7 +11191,7 @@
           <w:sz w:val="24"/>
           <w:szCs w:val="24"/>
         </w:rPr>
-        <w:t xml:space="preserve"> Supabase RLS scopes visibility by role: Program Chairpersons see only the data of their own program, while Deans see their whole college. Operations that must all succeed together, such as creating a program with its chairperson account, replacing a chairperson, or accepting a shifting student, run as single database transactions. A new chairperson receives a temporary password from the Dean and must choose their own at first login, guided by a checklist that ticks each password rule as it is met, and actions that are hard to undo, such as dropping a student or saving grades, ask for confirmation first.</w:t>
+        <w:t xml:space="preserve"> Supabase RLS scopes visibility by role: Program Chairpersons see only the data of their own program, while Deans see their whole college. Operations that must all succeed together, such as creating a program with its chairperson account, replacing a chairperson, or accepting a shifting student, run as single database transactions. A new chairperson receives a temporary password from the Dean and must choose their own at first login, guided by a checklist that ticks each password rule as it is met, and actions that are hard to undo, such as dropping a student or saving grades, ask for confirmation first. Every page checks the user's role, so a page meant for another role cannot be opened by typing its address; users are signed out after 30 minutes without activity; and an account is blocked for 15 minutes after five wrong passwords.</w:t>
       </w:r>
     </w:p>
     <w:p>
@@ -11635,7 +11635,7 @@
                 <w:sz w:val="20"/>
                 <w:szCs w:val="20"/>
               </w:rPr>
-              <w:t>Per the Operations Manual (prescribed load), not "has a failed subject".</w:t>
+              <w:t xml:space="preserve">Per the Student Handbook and Operations Manual (prescribed load), not "has a failed subject".</w:t>
             </w:r>
           </w:p>
         </w:tc>
@@ -11699,7 +11699,7 @@
                 <w:sz w:val="20"/>
                 <w:szCs w:val="20"/>
               </w:rPr>
-              <w:t>The Manual's text is cut off; 25% to 50% is used (interpretation).</w:t>
+              <w:t xml:space="preserve">The Student Handbook (2020 edition) defines a Freshman as one who has not finished 25% of the total units and a Junior as one who has finished more than 50% but less than 75%; its Sophomore definition is cut off. The range between the two, 25% to 50%, is used.</w:t>
             </w:r>
           </w:p>
         </w:tc>
@@ -11752,7 +11752,7 @@
                 <w:sz w:val="20"/>
                 <w:szCs w:val="20"/>
               </w:rPr>
-              <w:t>The Manual's text is garbled; 75% or more is used (interpretation).</w:t>
+              <w:t xml:space="preserve">The Operations Manual's text is garbled; since the Handbook's Junior range ends below 75%, 75% or more is used.</w:t>
             </w:r>
           </w:p>
         </w:tc>
@@ -12049,7 +12049,7 @@
           <w:sz w:val="24"/>
           <w:szCs w:val="24"/>
         </w:rPr>
-        <w:t>Student registration and import (the template or the KSU-MIS "Export to Excel" file)</w:t>
+        <w:t xml:space="preserve">Student registration and import from Excel or CSV (the template or the KSU-MIS "Export to Excel" file)</w:t>
       </w:r>
     </w:p>
     <w:p>
@@ -12072,7 +12072,7 @@
           <w:sz w:val="24"/>
           <w:szCs w:val="24"/>
         </w:rPr>
-        <w:t>Student search and audit page showing each subject's status, grade, term and the reason for any violation</w:t>
+        <w:t xml:space="preserve">Student list with search from any page, filters and the reason for each student's status, and an audit page showing each subject's status, grade, term and the reason for any violation</w:t>
       </w:r>
     </w:p>
     <w:p>
@@ -12095,7 +12095,7 @@
           <w:sz w:val="24"/>
           <w:szCs w:val="24"/>
         </w:rPr>
-        <w:t>Term-based grade entry with KSU grade values, INC completion, earlier-term protection and a grade logbook</w:t>
+        <w:t xml:space="preserve">Term-based grade entry with KSU grade values, In progress marking for several subjects at once, INC completion, earlier-term protection and a database-written grade logbook</w:t>
       </w:r>
     </w:p>
     <w:p>
@@ -12141,7 +12141,7 @@
           <w:sz w:val="24"/>
           <w:szCs w:val="24"/>
         </w:rPr>
-        <w:t>Shift requests and shift-ins, transfers and drops, with a per-student history</w:t>
+        <w:t xml:space="preserve">Shift requests and shift-ins, transfers and drops, with a per-student history, locked records for dropped and transferred-out students, and a Student Movements page</w:t>
       </w:r>
     </w:p>
     <w:p>
@@ -12187,7 +12187,7 @@
           <w:sz w:val="24"/>
           <w:szCs w:val="24"/>
         </w:rPr>
-        <w:t>Dashboard per program, with the current semester set by the Dean</w:t>
+        <w:t xml:space="preserve">Dashboard per program with a Needs attention banner and charts, a side-by-side program comparison for the Dean, and the current semester set by the Dean</w:t>
       </w:r>
     </w:p>
     <w:p>
@@ -12211,6 +12211,29 @@
           <w:szCs w:val="24"/>
         </w:rPr>
         <w:t>Export of curriculum versions to CSV or PDF</w:t>
+      </w:r>
+    </w:p>
+    <w:p>
+      <w:pPr>
+        <w:numPr>
+          <w:ilvl w:val="0"/>
+          <w:numId w:val="4"/>
+        </w:numPr>
+        <w:spacing w:after="0" w:line="480" w:lineRule="auto"/>
+        <w:jc w:val="both"/>
+        <w:rPr>
+          <w:rFonts w:ascii="Courier New" w:hAnsi="Courier New" w:cs="Courier New"/>
+          <w:sz w:val="24"/>
+          <w:szCs w:val="24"/>
+        </w:rPr>
+      </w:pPr>
+      <w:r>
+        <w:rPr>
+          <w:rFonts w:ascii="Courier New" w:hAnsi="Courier New" w:cs="Courier New"/>
+          <w:sz w:val="24"/>
+          <w:szCs w:val="24"/>
+        </w:rPr>
+        <w:t>Security: role checks on every page, row-level security, a database-enforced audit trail, sign-out after 30 minutes of inactivity, and blocking after repeated wrong passwords</w:t>
       </w:r>
     </w:p>
     <w:p>
@@ -12406,7 +12429,7 @@
                 <w:sz w:val="20"/>
                 <w:szCs w:val="20"/>
               </w:rPr>
-              <w:t>- Student lists (registered, or imported from CSV/.xls or the KSU-MIS export)</w:t>
+              <w:t xml:space="preserve">- Student lists (registered, or imported from Excel/CSV or the KSU-MIS export)</w:t>
             </w:r>
           </w:p>
         </w:tc>
@@ -12616,7 +12639,7 @@
                 <w:sz w:val="20"/>
                 <w:szCs w:val="20"/>
               </w:rPr>
-              <w:t>- Dashboard counts, grade logbook, student history, and curriculum CSV / PDF exports</w:t>
+              <w:t xml:space="preserve">- Dashboard counts and charts, grade logbook, student movements, and curriculum CSV / PDF exports</w:t>
             </w:r>
           </w:p>
         </w:tc>
@@ -12671,7 +12694,7 @@
         <w:lastRenderedPageBreak/>
         <w:drawing>
           <wp:inline distT="0" distB="0" distL="0" distR="0" wp14:anchorId="0CD2A12D" wp14:editId="077DEE87">
-            <wp:extent cx="5486400" cy="4777388"/>
+            <wp:extent cx="5486400" cy="5742432"/>
             <wp:effectExtent l="0" t="0" r="0" b="7620"/>
             <wp:docPr id="7000001" name="Figure 4.4"/>
             <wp:cNvGraphicFramePr>
@@ -12693,7 +12716,7 @@
                   <pic:spPr>
                     <a:xfrm>
                       <a:off x="0" y="0"/>
-                      <a:ext cx="5486400" cy="4777388"/>
+                      <a:ext cx="5486400" cy="5742432"/>
                     </a:xfrm>
                     <a:prstGeom prst="rect">
                       <a:avLst/>
@@ -12733,7 +12756,7 @@
           <w:sz w:val="24"/>
           <w:szCs w:val="24"/>
         </w:rPr>
-        <w:t xml:space="preserve"> shows the two actors of the system. The Program Chairperson interacts with most modules: managing curriculum versions (including their import and export), registering and importing students, entering grades, viewing each student's audit and grade logbook, setting a year level by hand, and recording shifts, transfers and drops. The Dean oversees the college: viewing the dashboard of every program, setting the current semester, creating programs with their </w:t>
+        <w:t xml:space="preserve"> shows the two actors of the system. The Program Chairperson interacts with most modules: managing curriculum versions (including their import and export), registering and importing students, entering grades, viewing each student's audit and grade logbook, setting a year level by hand, recording shifts, transfers and drops, and reopening a locked record. The Dean oversees the college: viewing the dashboard of every program and comparing the programs, setting the current semester, creating programs with their </w:t>
       </w:r>
       <w:r>
         <w:rPr>
@@ -12742,7 +12765,7 @@
           <w:szCs w:val="24"/>
         </w:rPr>
         <w:lastRenderedPageBreak/>
-        <w:t>chairperson accounts, and reassigning chairpersons. Both log in, view a dashboard and change their password, and a new chairperson must replace the temporary password at first login. The audit itself needs no separate action: the system performs it whenever a student's audit or the dashboard is shown.</w:t>
+        <w:t xml:space="preserve">chairperson accounts, and reassigning chairpersons. Both log in, view a dashboard and the Student Movements page, and change their password, and a new chairperson must replace the temporary password at first login. The audit itself needs no separate action: the system performs it whenever a student's audit or the dashboard is shown.</w:t>
       </w:r>
       <w:r>
         <w:fldChar w:fldCharType="begin"/>
@@ -12832,7 +12855,7 @@
           <w:sz w:val="24"/>
           <w:szCs w:val="24"/>
         </w:rPr>
-        <w:t xml:space="preserve"> traces the audit of a single subject. After the chairperson saves a term's grades, which are first checked </w:t>
+        <w:t xml:space="preserve"> traces the audit of a single subject. After the chairperson saves a term's grades or marks subjects In progress, which are first checked </w:t>
       </w:r>
       <w:r>
         <w:rPr>
@@ -12870,7 +12893,7 @@
         <w:lastRenderedPageBreak/>
         <w:drawing>
           <wp:inline distT="0" distB="0" distL="0" distR="0" wp14:anchorId="0CEF7CEA" wp14:editId="5A97D07B">
-            <wp:extent cx="5486400" cy="3319272"/>
+            <wp:extent cx="5486400" cy="2963635"/>
             <wp:effectExtent l="0" t="0" r="0" b="5080"/>
             <wp:docPr id="7000003" name="Figure 4.6"/>
             <wp:cNvGraphicFramePr>
@@ -12892,7 +12915,7 @@
                   <pic:spPr>
                     <a:xfrm>
                       <a:off x="0" y="0"/>
-                      <a:ext cx="5486400" cy="3319272"/>
+                      <a:ext cx="5486400" cy="2963635"/>
                     </a:xfrm>
                     <a:prstGeom prst="rect">
                       <a:avLst/>
@@ -12932,7 +12955,7 @@
           <w:sz w:val="24"/>
           <w:szCs w:val="24"/>
         </w:rPr>
-        <w:t xml:space="preserve"> outlines the system's navigation. From Login (and the password change required at a chairperson's first login), users land on the Dashboard. A Program Chairperson's menu leads to Students, Register Student, Shift In a Student, Manage Curriculum, and Account Settings; from Students, each student's audit page opens the Edit Student, Grade Logbook, Transfer / Shift, and Enter Grades pages. A Dean's menu leads to the Dashboard, where the current semester is set, Create Program, Reassign Chairperson, and Account Settings.</w:t>
+        <w:t xml:space="preserve"> outlines the system's navigation. From Login (and the password change required at a chairperson's first login), users land on the Dashboard. A Program Chairperson's menu leads to Students, Register Student, Shift In a Student, Student Movements and Manage Curriculum, and a student search is available from the top bar of every page; from Students, each student's audit page opens the Edit Student, Grade Logbook, Transfer / Shift, and Enter Grades pages. A Dean's menu leads to the Dashboard, where the current semester is set and the programs are compared, Student Movements, Create Program and Reassign Chairperson. Account Settings is available to both roles.</w:t>
       </w:r>
       <w:r>
         <w:fldChar w:fldCharType="begin"/>
@@ -13003,38 +13026,6 @@
     <w:p>
       <w:pPr>
         <w:keepNext/>
-        <w:spacing w:before="240" w:after="120" w:line="360" w:lineRule="auto"/>
-        <w:jc w:val="center"/>
-        <w:rPr>
-          <w:rFonts w:ascii="Courier New" w:hAnsi="Courier New" w:cs="Courier New"/>
-          <w:b/>
-          <w:bCs/>
-          <w:sz w:val="24"/>
-          <w:szCs w:val="24"/>
-        </w:rPr>
-      </w:pPr>
-      <w:r>
-        <w:rPr>
-          <w:rFonts w:ascii="Courier New" w:hAnsi="Courier New" w:cs="Courier New"/>
-          <w:b/>
-          <w:bCs/>
-          <w:sz w:val="24"/>
-          <w:szCs w:val="24"/>
-        </w:rPr>
-        <w:t>Figure 4.7a. Log In — Dean role</w:t>
-      </w:r>
-      <w:r>
-        <w:fldChar w:fldCharType="begin"/>
-      </w:r>
-      <w:r>
-        <w:instrText xml:space="preserve"> TC "Figure 4.7a. Log In — Dean role" \f f \l 1 </w:instrText>
-      </w:r>
-      <w:r>
-        <w:fldChar w:fldCharType="end"/>
-      </w:r>
-    </w:p>
-    <w:p>
-      <w:pPr>
         <w:spacing w:after="120" w:line="240" w:lineRule="auto"/>
         <w:jc w:val="center"/>
         <w:rPr>
@@ -13049,7 +13040,7 @@
         </w:rPr>
         <w:drawing>
           <wp:inline distT="0" distB="0" distL="0" distR="0" wp14:anchorId="5900278C" wp14:editId="75FA05C4">
-            <wp:extent cx="5669280" cy="3188045"/>
+            <wp:extent cx="5669280" cy="3010054"/>
             <wp:effectExtent l="0" t="0" r="0" b="0"/>
             <wp:docPr id="215" name="Auditrix login, Dean account"/>
             <wp:cNvGraphicFramePr>
@@ -13071,7 +13062,7 @@
                   <pic:spPr>
                     <a:xfrm>
                       <a:off x="0" y="0"/>
-                      <a:ext cx="5669280" cy="3188045"/>
+                      <a:ext cx="5669280" cy="3010054"/>
                     </a:xfrm>
                     <a:prstGeom prst="rect">
                       <a:avLst/>
@@ -13086,7 +13077,6 @@
     </w:p>
     <w:p>
       <w:pPr>
-        <w:keepNext/>
         <w:spacing w:before="240" w:after="120" w:line="360" w:lineRule="auto"/>
         <w:jc w:val="center"/>
         <w:rPr>
@@ -13105,14 +13095,13 @@
           <w:sz w:val="24"/>
           <w:szCs w:val="24"/>
         </w:rPr>
-        <w:lastRenderedPageBreak/>
-        <w:t>Figure 4.7b. Log In — Program Chairperson role</w:t>
+        <w:t>Figure 4.7a. Log In — Dean role</w:t>
       </w:r>
       <w:r>
         <w:fldChar w:fldCharType="begin"/>
       </w:r>
       <w:r>
-        <w:instrText xml:space="preserve"> TC "Figure 4.7b. Log In — Program Chairperson role" \f f \l 1 </w:instrText>
+        <w:instrText xml:space="preserve"> TC "Figure 4.7a. Log In — Dean role" \f f \l 1 </w:instrText>
       </w:r>
       <w:r>
         <w:fldChar w:fldCharType="end"/>
@@ -13120,6 +13109,7 @@
     </w:p>
     <w:p>
       <w:pPr>
+        <w:keepNext/>
         <w:spacing w:after="120" w:line="240" w:lineRule="auto"/>
         <w:jc w:val="center"/>
         <w:rPr>
@@ -13134,7 +13124,7 @@
         </w:rPr>
         <w:drawing>
           <wp:inline distT="0" distB="0" distL="0" distR="0" wp14:anchorId="13BC1D3A" wp14:editId="32B9F8A3">
-            <wp:extent cx="5669280" cy="3188045"/>
+            <wp:extent cx="5669280" cy="3010054"/>
             <wp:effectExtent l="0" t="0" r="0" b="0"/>
             <wp:docPr id="216" name="Auditrix login, Chairperson account"/>
             <wp:cNvGraphicFramePr>
@@ -13156,7 +13146,7 @@
                   <pic:spPr>
                     <a:xfrm>
                       <a:off x="0" y="0"/>
-                      <a:ext cx="5669280" cy="3188045"/>
+                      <a:ext cx="5669280" cy="3010054"/>
                     </a:xfrm>
                     <a:prstGeom prst="rect">
                       <a:avLst/>
@@ -13171,7 +13161,6 @@
     </w:p>
     <w:p>
       <w:pPr>
-        <w:keepNext/>
         <w:spacing w:before="240" w:after="120" w:line="360" w:lineRule="auto"/>
         <w:jc w:val="center"/>
         <w:rPr>
@@ -13190,13 +13179,14 @@
           <w:sz w:val="24"/>
           <w:szCs w:val="24"/>
         </w:rPr>
-        <w:t>Figure 4.7c. Students — search and list view</w:t>
+        <w:lastRenderedPageBreak/>
+        <w:t>Figure 4.7b. Log In — Program Chairperson role</w:t>
       </w:r>
       <w:r>
         <w:fldChar w:fldCharType="begin"/>
       </w:r>
       <w:r>
-        <w:instrText xml:space="preserve"> TC "Figure 4.7c. Students — search and list view" \f f \l 1 </w:instrText>
+        <w:instrText xml:space="preserve"> TC "Figure 4.7b. Log In — Program Chairperson role" \f f \l 1 </w:instrText>
       </w:r>
       <w:r>
         <w:fldChar w:fldCharType="end"/>
@@ -13204,6 +13194,7 @@
     </w:p>
     <w:p>
       <w:pPr>
+        <w:keepNext/>
         <w:spacing w:after="120" w:line="240" w:lineRule="auto"/>
         <w:jc w:val="center"/>
         <w:rPr>
@@ -13218,7 +13209,7 @@
         </w:rPr>
         <w:drawing>
           <wp:inline distT="0" distB="0" distL="0" distR="0" wp14:anchorId="23845265" wp14:editId="2659A39E">
-            <wp:extent cx="5669280" cy="3188045"/>
+            <wp:extent cx="5669280" cy="3010054"/>
             <wp:effectExtent l="0" t="0" r="0" b="0"/>
             <wp:docPr id="214" name="Students list"/>
             <wp:cNvGraphicFramePr>
@@ -13240,7 +13231,7 @@
                   <pic:spPr>
                     <a:xfrm>
                       <a:off x="0" y="0"/>
-                      <a:ext cx="5669280" cy="3188045"/>
+                      <a:ext cx="5669280" cy="3010054"/>
                     </a:xfrm>
                     <a:prstGeom prst="rect">
                       <a:avLst/>
@@ -13255,7 +13246,6 @@
     </w:p>
     <w:p>
       <w:pPr>
-        <w:keepNext/>
         <w:spacing w:before="240" w:after="120" w:line="360" w:lineRule="auto"/>
         <w:jc w:val="center"/>
         <w:rPr>
@@ -13274,14 +13264,13 @@
           <w:sz w:val="24"/>
           <w:szCs w:val="24"/>
         </w:rPr>
-        <w:lastRenderedPageBreak/>
-        <w:t>Figure 4.7d. Student Audit — subject taken out of order and Irregular status</w:t>
+        <w:t>Figure 4.7c. Students — search and list view</w:t>
       </w:r>
       <w:r>
         <w:fldChar w:fldCharType="begin"/>
       </w:r>
       <w:r>
-        <w:instrText xml:space="preserve"> TC "Figure 4.7d. Student Audit — subject taken out of order and Irregular status" \f f \l 1 </w:instrText>
+        <w:instrText xml:space="preserve"> TC "Figure 4.7c. Students — search and list view" \f f \l 1 </w:instrText>
       </w:r>
       <w:r>
         <w:fldChar w:fldCharType="end"/>
@@ -13289,6 +13278,7 @@
     </w:p>
     <w:p>
       <w:pPr>
+        <w:keepNext/>
         <w:spacing w:after="120" w:line="240" w:lineRule="auto"/>
         <w:jc w:val="center"/>
         <w:rPr>
@@ -13303,7 +13293,7 @@
         </w:rPr>
         <w:drawing>
           <wp:inline distT="0" distB="0" distL="0" distR="0" wp14:anchorId="57E69D58" wp14:editId="452F149B">
-            <wp:extent cx="5669280" cy="3196382"/>
+            <wp:extent cx="5669280" cy="3014945"/>
             <wp:effectExtent l="0" t="0" r="0" b="0"/>
             <wp:docPr id="208" name="Student profile with violation banner"/>
             <wp:cNvGraphicFramePr>
@@ -13325,7 +13315,7 @@
                   <pic:spPr>
                     <a:xfrm>
                       <a:off x="0" y="0"/>
-                      <a:ext cx="5669280" cy="3196382"/>
+                      <a:ext cx="5669280" cy="3014945"/>
                     </a:xfrm>
                     <a:prstGeom prst="rect">
                       <a:avLst/>
@@ -13340,7 +13330,6 @@
     </w:p>
     <w:p>
       <w:pPr>
-        <w:keepNext/>
         <w:spacing w:before="240" w:after="120" w:line="360" w:lineRule="auto"/>
         <w:jc w:val="center"/>
         <w:rPr>
@@ -13359,13 +13348,14 @@
           <w:sz w:val="24"/>
           <w:szCs w:val="24"/>
         </w:rPr>
-        <w:t>Figure 4.7e. Transfer / Shift Records</w:t>
+        <w:lastRenderedPageBreak/>
+        <w:t>Figure 4.7d. Student Audit — subject taken out of order and Irregular status</w:t>
       </w:r>
       <w:r>
         <w:fldChar w:fldCharType="begin"/>
       </w:r>
       <w:r>
-        <w:instrText xml:space="preserve"> TC "Figure 4.7e. Transfer / Shift Records" \f f \l 1 </w:instrText>
+        <w:instrText xml:space="preserve"> TC "Figure 4.7d. Student Audit — subject taken out of order and Irregular status" \f f \l 1 </w:instrText>
       </w:r>
       <w:r>
         <w:fldChar w:fldCharType="end"/>
@@ -13373,6 +13363,7 @@
     </w:p>
     <w:p>
       <w:pPr>
+        <w:keepNext/>
         <w:spacing w:after="120" w:line="240" w:lineRule="auto"/>
         <w:jc w:val="center"/>
         <w:rPr>
@@ -13387,7 +13378,7 @@
         </w:rPr>
         <w:drawing>
           <wp:inline distT="0" distB="0" distL="0" distR="0" wp14:anchorId="3A365DC5" wp14:editId="52B811C7">
-            <wp:extent cx="5669280" cy="3185088"/>
+            <wp:extent cx="5669280" cy="3007106"/>
             <wp:effectExtent l="0" t="0" r="0" b="0"/>
             <wp:docPr id="209" name="Transfer or shift page"/>
             <wp:cNvGraphicFramePr>
@@ -13409,7 +13400,7 @@
                   <pic:spPr>
                     <a:xfrm>
                       <a:off x="0" y="0"/>
-                      <a:ext cx="5669280" cy="3185088"/>
+                      <a:ext cx="5669280" cy="3007106"/>
                     </a:xfrm>
                     <a:prstGeom prst="rect">
                       <a:avLst/>
@@ -13424,7 +13415,6 @@
     </w:p>
     <w:p>
       <w:pPr>
-        <w:keepNext/>
         <w:spacing w:before="240" w:after="120" w:line="360" w:lineRule="auto"/>
         <w:jc w:val="center"/>
         <w:rPr>
@@ -13443,14 +13433,13 @@
           <w:sz w:val="24"/>
           <w:szCs w:val="24"/>
         </w:rPr>
-        <w:lastRenderedPageBreak/>
-        <w:t>Figure 4.7f. Enter Grades — choosing the term</w:t>
+        <w:t>Figure 4.7e. Transfer / Shift Records</w:t>
       </w:r>
       <w:r>
         <w:fldChar w:fldCharType="begin"/>
       </w:r>
       <w:r>
-        <w:instrText xml:space="preserve"> TC "Figure 4.7f. Enter Grades — choosing the term" \f f \l 1 </w:instrText>
+        <w:instrText xml:space="preserve"> TC "Figure 4.7e. Transfer / Shift Records" \f f \l 1 </w:instrText>
       </w:r>
       <w:r>
         <w:fldChar w:fldCharType="end"/>
@@ -13458,6 +13447,7 @@
     </w:p>
     <w:p>
       <w:pPr>
+        <w:keepNext/>
         <w:spacing w:after="120" w:line="240" w:lineRule="auto"/>
         <w:jc w:val="center"/>
         <w:rPr>
@@ -13472,7 +13462,7 @@
         </w:rPr>
         <w:drawing>
           <wp:inline distT="0" distB="0" distL="0" distR="0" wp14:anchorId="7A8ED682" wp14:editId="54C8238D">
-            <wp:extent cx="5669280" cy="3188045"/>
+            <wp:extent cx="5669280" cy="3010054"/>
             <wp:effectExtent l="0" t="0" r="0" b="0"/>
             <wp:docPr id="210" name="Enter grades page"/>
             <wp:cNvGraphicFramePr>
@@ -13494,7 +13484,7 @@
                   <pic:spPr>
                     <a:xfrm>
                       <a:off x="0" y="0"/>
-                      <a:ext cx="5669280" cy="3188045"/>
+                      <a:ext cx="5669280" cy="3010054"/>
                     </a:xfrm>
                     <a:prstGeom prst="rect">
                       <a:avLst/>
@@ -13509,7 +13499,6 @@
     </w:p>
     <w:p>
       <w:pPr>
-        <w:keepNext/>
         <w:spacing w:before="240" w:after="120" w:line="360" w:lineRule="auto"/>
         <w:jc w:val="center"/>
         <w:rPr>
@@ -13528,13 +13517,14 @@
           <w:sz w:val="24"/>
           <w:szCs w:val="24"/>
         </w:rPr>
-        <w:t>Figure 4.7g. Manage Curriculum Versions</w:t>
+        <w:lastRenderedPageBreak/>
+        <w:t>Figure 4.7f. Enter Grades — choosing the term</w:t>
       </w:r>
       <w:r>
         <w:fldChar w:fldCharType="begin"/>
       </w:r>
       <w:r>
-        <w:instrText xml:space="preserve"> TC "Figure 4.7g. Manage Curriculum Versions" \f f \l 1 </w:instrText>
+        <w:instrText xml:space="preserve"> TC "Figure 4.7f. Enter Grades — choosing the term" \f f \l 1 </w:instrText>
       </w:r>
       <w:r>
         <w:fldChar w:fldCharType="end"/>
@@ -13542,6 +13532,7 @@
     </w:p>
     <w:p>
       <w:pPr>
+        <w:keepNext/>
         <w:spacing w:after="120" w:line="240" w:lineRule="auto"/>
         <w:jc w:val="center"/>
         <w:rPr>
@@ -13556,7 +13547,7 @@
         </w:rPr>
         <w:drawing>
           <wp:inline distT="0" distB="0" distL="0" distR="0" wp14:anchorId="1D08A879" wp14:editId="7033F209">
-            <wp:extent cx="5669280" cy="3188045"/>
+            <wp:extent cx="5669280" cy="3010054"/>
             <wp:effectExtent l="0" t="0" r="0" b="0"/>
             <wp:docPr id="211" name="Curriculum management, version tabs"/>
             <wp:cNvGraphicFramePr>
@@ -13578,7 +13569,7 @@
                   <pic:spPr>
                     <a:xfrm>
                       <a:off x="0" y="0"/>
-                      <a:ext cx="5669280" cy="3188045"/>
+                      <a:ext cx="5669280" cy="3010054"/>
                     </a:xfrm>
                     <a:prstGeom prst="rect">
                       <a:avLst/>
@@ -13593,7 +13584,6 @@
     </w:p>
     <w:p>
       <w:pPr>
-        <w:keepNext/>
         <w:spacing w:before="240" w:after="120" w:line="360" w:lineRule="auto"/>
         <w:jc w:val="center"/>
         <w:rPr>
@@ -13612,14 +13602,13 @@
           <w:sz w:val="24"/>
           <w:szCs w:val="24"/>
         </w:rPr>
-        <w:lastRenderedPageBreak/>
-        <w:t>Figure 4.7h. Student Audit — status, term and reason for each subject</w:t>
+        <w:t>Figure 4.7g. Manage Curriculum Versions</w:t>
       </w:r>
       <w:r>
         <w:fldChar w:fldCharType="begin"/>
       </w:r>
       <w:r>
-        <w:instrText xml:space="preserve"> TC "Figure 4.7h. Student Audit — status, term and reason for each subject" \f f \l 1 </w:instrText>
+        <w:instrText xml:space="preserve"> TC "Figure 4.7g. Manage Curriculum Versions" \f f \l 1 </w:instrText>
       </w:r>
       <w:r>
         <w:fldChar w:fldCharType="end"/>
@@ -13627,6 +13616,7 @@
     </w:p>
     <w:p>
       <w:pPr>
+        <w:keepNext/>
         <w:spacing w:after="120" w:line="240" w:lineRule="auto"/>
         <w:jc w:val="center"/>
         <w:rPr>
@@ -13641,7 +13631,7 @@
         </w:rPr>
         <w:drawing>
           <wp:inline distT="0" distB="0" distL="0" distR="0" wp14:anchorId="13D9396F" wp14:editId="0F7D1C09">
-            <wp:extent cx="5669280" cy="3188045"/>
+            <wp:extent cx="5669280" cy="3010054"/>
             <wp:effectExtent l="0" t="0" r="0" b="0"/>
             <wp:docPr id="212" name="Student audit detail, all five states"/>
             <wp:cNvGraphicFramePr>
@@ -13663,7 +13653,7 @@
                   <pic:spPr>
                     <a:xfrm>
                       <a:off x="0" y="0"/>
-                      <a:ext cx="5669280" cy="3188045"/>
+                      <a:ext cx="5669280" cy="3010054"/>
                     </a:xfrm>
                     <a:prstGeom prst="rect">
                       <a:avLst/>
@@ -13678,7 +13668,6 @@
     </w:p>
     <w:p>
       <w:pPr>
-        <w:keepNext/>
         <w:spacing w:before="240" w:after="120" w:line="360" w:lineRule="auto"/>
         <w:jc w:val="center"/>
         <w:rPr>
@@ -13697,13 +13686,14 @@
           <w:sz w:val="24"/>
           <w:szCs w:val="24"/>
         </w:rPr>
-        <w:t>Figure 4.7i. Student Audit — fully compliant (Regular) example</w:t>
+        <w:lastRenderedPageBreak/>
+        <w:t>Figure 4.7h. Student Audit — status, term and reason for each subject</w:t>
       </w:r>
       <w:r>
         <w:fldChar w:fldCharType="begin"/>
       </w:r>
       <w:r>
-        <w:instrText xml:space="preserve"> TC "Figure 4.7i. Student Audit — fully compliant (Regular) example" \f f \l 1 </w:instrText>
+        <w:instrText xml:space="preserve"> TC "Figure 4.7h. Student Audit — status, term and reason for each subject" \f f \l 1 </w:instrText>
       </w:r>
       <w:r>
         <w:fldChar w:fldCharType="end"/>
@@ -13711,6 +13701,7 @@
     </w:p>
     <w:p>
       <w:pPr>
+        <w:keepNext/>
         <w:spacing w:after="120" w:line="240" w:lineRule="auto"/>
         <w:jc w:val="center"/>
         <w:rPr>
@@ -13725,7 +13716,7 @@
         </w:rPr>
         <w:drawing>
           <wp:inline distT="0" distB="0" distL="0" distR="0" wp14:anchorId="4DA94E66" wp14:editId="733183AE">
-            <wp:extent cx="5669280" cy="3188045"/>
+            <wp:extent cx="5669280" cy="3010054"/>
             <wp:effectExtent l="0" t="0" r="0" b="0"/>
             <wp:docPr id="213" name="Student profile, zero violations"/>
             <wp:cNvGraphicFramePr>
@@ -13747,7 +13738,7 @@
                   <pic:spPr>
                     <a:xfrm>
                       <a:off x="0" y="0"/>
-                      <a:ext cx="5669280" cy="3188045"/>
+                      <a:ext cx="5669280" cy="3010054"/>
                     </a:xfrm>
                     <a:prstGeom prst="rect">
                       <a:avLst/>
@@ -13762,7 +13753,6 @@
     </w:p>
     <w:p>
       <w:pPr>
-        <w:keepNext/>
         <w:spacing w:before="240" w:after="120" w:line="360" w:lineRule="auto"/>
         <w:jc w:val="center"/>
         <w:rPr>
@@ -13781,14 +13771,13 @@
           <w:sz w:val="24"/>
           <w:szCs w:val="24"/>
         </w:rPr>
-        <w:lastRenderedPageBreak/>
-        <w:t>Figure 4.7j. Export Curriculum — PDF output</w:t>
+        <w:t>Figure 4.7i. Student Audit — fully compliant (Regular) example</w:t>
       </w:r>
       <w:r>
         <w:fldChar w:fldCharType="begin"/>
       </w:r>
       <w:r>
-        <w:instrText xml:space="preserve"> TC "Figure 4.7j. Export Curriculum — PDF output" \f f \l 1 </w:instrText>
+        <w:instrText xml:space="preserve"> TC "Figure 4.7i. Student Audit — fully compliant (Regular) example" \f f \l 1 </w:instrText>
       </w:r>
       <w:r>
         <w:fldChar w:fldCharType="end"/>
@@ -13796,6 +13785,7 @@
     </w:p>
     <w:p>
       <w:pPr>
+        <w:keepNext/>
         <w:spacing w:after="120" w:line="240" w:lineRule="auto"/>
         <w:jc w:val="center"/>
         <w:rPr>
@@ -13810,7 +13800,7 @@
         </w:rPr>
         <w:drawing>
           <wp:inline distT="0" distB="0" distL="0" distR="0" wp14:anchorId="4D95A83D" wp14:editId="01641A16">
-            <wp:extent cx="5669280" cy="2675590"/>
+            <wp:extent cx="5669280" cy="2818340"/>
             <wp:effectExtent l="0" t="0" r="0" b="0"/>
             <wp:docPr id="207" name="Curriculum export output"/>
             <wp:cNvGraphicFramePr>
@@ -13832,7 +13822,7 @@
                   <pic:spPr>
                     <a:xfrm>
                       <a:off x="0" y="0"/>
-                      <a:ext cx="5669280" cy="2675590"/>
+                      <a:ext cx="5669280" cy="2818340"/>
                     </a:xfrm>
                     <a:prstGeom prst="rect">
                       <a:avLst/>
@@ -13847,7 +13837,6 @@
     </w:p>
     <w:p>
       <w:pPr>
-        <w:keepNext/>
         <w:spacing w:before="240" w:after="120" w:line="360" w:lineRule="auto"/>
         <w:jc w:val="center"/>
         <w:rPr>
@@ -13858,34 +13847,22 @@
           <w:szCs w:val="24"/>
         </w:rPr>
       </w:pPr>
-      <w:commentRangeStart w:id="1"/>
-      <w:r>
-        <w:rPr>
-          <w:rFonts w:ascii="Courier New" w:hAnsi="Courier New" w:cs="Courier New"/>
-          <w:b/>
-          <w:bCs/>
-          <w:sz w:val="24"/>
-          <w:szCs w:val="24"/>
-        </w:rPr>
-        <w:t>Figure 4.7k. Create Program — new chairperson account with a temporary password</w:t>
-      </w:r>
-      <w:commentRangeEnd w:id="1"/>
-      <w:r>
-        <w:rPr>
-          <w:rStyle w:val="CommentReference"/>
-          <w:rFonts w:ascii="Courier New" w:hAnsi="Courier New" w:cs="Courier New"/>
-          <w:b/>
-          <w:bCs/>
-          <w:sz w:val="24"/>
-          <w:szCs w:val="24"/>
-        </w:rPr>
-        <w:commentReference w:id="1"/>
+      <w:r>
+        <w:rPr>
+          <w:rFonts w:ascii="Courier New" w:hAnsi="Courier New" w:cs="Courier New"/>
+          <w:b/>
+          <w:bCs/>
+          <w:sz w:val="24"/>
+          <w:szCs w:val="24"/>
+        </w:rPr>
+        <w:lastRenderedPageBreak/>
+        <w:t>Figure 4.7j. Export Curriculum — PDF output</w:t>
       </w:r>
       <w:r>
         <w:fldChar w:fldCharType="begin"/>
       </w:r>
       <w:r>
-        <w:instrText xml:space="preserve"> TC "Figure 4.7k. Create Program — new chairperson account with a temporary password" \f f \l 1 </w:instrText>
+        <w:instrText xml:space="preserve"> TC "Figure 4.7j. Export Curriculum — PDF output" \f f \l 1 </w:instrText>
       </w:r>
       <w:r>
         <w:fldChar w:fldCharType="end"/>
@@ -13893,6 +13870,7 @@
     </w:p>
     <w:p>
       <w:pPr>
+        <w:keepNext/>
         <w:spacing w:after="120" w:line="240" w:lineRule="auto"/>
         <w:jc w:val="center"/>
         <w:rPr>
@@ -13907,7 +13885,7 @@
         </w:rPr>
         <w:drawing>
           <wp:inline distT="0" distB="0" distL="0" distR="0" wp14:anchorId="7A8ED682" wp14:editId="54C8238D">
-            <wp:extent cx="5669280" cy="3543300"/>
+            <wp:extent cx="5669280" cy="3685314"/>
             <wp:effectExtent l="0" t="0" r="0" b="0"/>
             <wp:docPr id="8000102" name="Figure 4.7k"/>
             <wp:cNvGraphicFramePr>
@@ -13929,7 +13907,7 @@
                   <pic:spPr>
                     <a:xfrm>
                       <a:off x="0" y="0"/>
-                      <a:ext cx="5669280" cy="3543300"/>
+                      <a:ext cx="5669280" cy="3685314"/>
                     </a:xfrm>
                     <a:prstGeom prst="rect">
                       <a:avLst/>
@@ -13944,7 +13922,6 @@
     </w:p>
     <w:p>
       <w:pPr>
-        <w:keepNext/>
         <w:spacing w:before="240" w:after="120" w:line="360" w:lineRule="auto"/>
         <w:jc w:val="center"/>
         <w:rPr>
@@ -13955,19 +13932,18 @@
           <w:szCs w:val="24"/>
         </w:rPr>
       </w:pPr>
-      <w:commentRangeStart w:id="2"/>
-      <w:r>
-        <w:rPr>
-          <w:rFonts w:ascii="Courier New" w:hAnsi="Courier New" w:cs="Courier New"/>
-          <w:b/>
-          <w:bCs/>
-          <w:sz w:val="24"/>
-          <w:szCs w:val="24"/>
-        </w:rPr>
-        <w:lastRenderedPageBreak/>
-        <w:t>Figure 4.7l. First Log In — password change with the rules checklist</w:t>
-      </w:r>
-      <w:commentRangeEnd w:id="2"/>
+      <w:commentRangeStart w:id="1"/>
+      <w:r>
+        <w:rPr>
+          <w:rFonts w:ascii="Courier New" w:hAnsi="Courier New" w:cs="Courier New"/>
+          <w:b/>
+          <w:bCs/>
+          <w:sz w:val="24"/>
+          <w:szCs w:val="24"/>
+        </w:rPr>
+        <w:t>Figure 4.7k. Create Program — new chairperson account with a temporary password</w:t>
+      </w:r>
+      <w:commentRangeEnd w:id="1"/>
       <w:r>
         <w:rPr>
           <w:rStyle w:val="CommentReference"/>
@@ -13977,13 +13953,13 @@
           <w:sz w:val="24"/>
           <w:szCs w:val="24"/>
         </w:rPr>
-        <w:commentReference w:id="2"/>
+        <w:commentReference w:id="1"/>
       </w:r>
       <w:r>
         <w:fldChar w:fldCharType="begin"/>
       </w:r>
       <w:r>
-        <w:instrText xml:space="preserve"> TC "Figure 4.7l. First Log In — password change with the rules checklist" \f f \l 1 </w:instrText>
+        <w:instrText xml:space="preserve"> TC "Figure 4.7k. Create Program — new chairperson account with a temporary password" \f f \l 1 </w:instrText>
       </w:r>
       <w:r>
         <w:fldChar w:fldCharType="end"/>
@@ -13991,6 +13967,7 @@
     </w:p>
     <w:p>
       <w:pPr>
+        <w:keepNext/>
         <w:spacing w:after="120" w:line="240" w:lineRule="auto"/>
         <w:jc w:val="center"/>
         <w:rPr>
@@ -14005,7 +13982,7 @@
         </w:rPr>
         <w:drawing>
           <wp:inline distT="0" distB="0" distL="0" distR="0" wp14:anchorId="7A8ED682" wp14:editId="54C8238D">
-            <wp:extent cx="5669280" cy="3543300"/>
+            <wp:extent cx="5669280" cy="3685314"/>
             <wp:effectExtent l="0" t="0" r="0" b="0"/>
             <wp:docPr id="8000101" name="Figure 4.7l"/>
             <wp:cNvGraphicFramePr>
@@ -14027,7 +14004,7 @@
                   <pic:spPr>
                     <a:xfrm>
                       <a:off x="0" y="0"/>
-                      <a:ext cx="5669280" cy="3543300"/>
+                      <a:ext cx="5669280" cy="3685314"/>
                     </a:xfrm>
                     <a:prstGeom prst="rect">
                       <a:avLst/>
@@ -14042,7 +14019,6 @@
     </w:p>
     <w:p>
       <w:pPr>
-        <w:keepNext/>
         <w:spacing w:before="240" w:after="120" w:line="360" w:lineRule="auto"/>
         <w:jc w:val="center"/>
         <w:rPr>
@@ -14053,6 +14029,7 @@
           <w:szCs w:val="24"/>
         </w:rPr>
       </w:pPr>
+      <w:commentRangeStart w:id="2"/>
       <w:r>
         <w:rPr>
           <w:rFonts w:ascii="Courier New" w:hAnsi="Courier New" w:cs="Courier New"/>
@@ -14062,13 +14039,25 @@
           <w:szCs w:val="24"/>
         </w:rPr>
         <w:lastRenderedPageBreak/>
-        <w:t>Figure 4.7m. Dean Dashboard — Current semester</w:t>
+        <w:t>Figure 4.7l. First Log In — password change with the rules checklist</w:t>
+      </w:r>
+      <w:commentRangeEnd w:id="2"/>
+      <w:r>
+        <w:rPr>
+          <w:rStyle w:val="CommentReference"/>
+          <w:rFonts w:ascii="Courier New" w:hAnsi="Courier New" w:cs="Courier New"/>
+          <w:b/>
+          <w:bCs/>
+          <w:sz w:val="24"/>
+          <w:szCs w:val="24"/>
+        </w:rPr>
+        <w:commentReference w:id="2"/>
       </w:r>
       <w:r>
         <w:fldChar w:fldCharType="begin"/>
       </w:r>
       <w:r>
-        <w:instrText xml:space="preserve"> TC "Figure 4.7m. Dean Dashboard — Current semester" \f f \l 1 </w:instrText>
+        <w:instrText xml:space="preserve"> TC "Figure 4.7l. First Log In — password change with the rules checklist" \f f \l 1 </w:instrText>
       </w:r>
       <w:r>
         <w:fldChar w:fldCharType="end"/>
@@ -14076,6 +14065,7 @@
     </w:p>
     <w:p>
       <w:pPr>
+        <w:keepNext/>
         <w:spacing w:after="120" w:line="240" w:lineRule="auto"/>
         <w:jc w:val="center"/>
         <w:rPr>
@@ -14090,7 +14080,7 @@
         </w:rPr>
         <w:drawing>
           <wp:inline distT="0" distB="0" distL="0" distR="0" wp14:anchorId="7A8ED682" wp14:editId="54C8238D">
-            <wp:extent cx="5669280" cy="3543300"/>
+            <wp:extent cx="5669280" cy="3685314"/>
             <wp:effectExtent l="0" t="0" r="0" b="0"/>
             <wp:docPr id="8000001" name="Figure 4.7l"/>
             <wp:cNvGraphicFramePr>
@@ -14112,7 +14102,7 @@
                   <pic:spPr>
                     <a:xfrm>
                       <a:off x="0" y="0"/>
-                      <a:ext cx="5669280" cy="3543300"/>
+                      <a:ext cx="5669280" cy="3685314"/>
                     </a:xfrm>
                     <a:prstGeom prst="rect">
                       <a:avLst/>
@@ -14127,7 +14117,6 @@
     </w:p>
     <w:p>
       <w:pPr>
-        <w:keepNext/>
         <w:spacing w:before="240" w:after="120" w:line="360" w:lineRule="auto"/>
         <w:jc w:val="center"/>
         <w:rPr>
@@ -14147,13 +14136,13 @@
           <w:szCs w:val="24"/>
         </w:rPr>
         <w:lastRenderedPageBreak/>
-        <w:t>Figure 4.7n. Chairperson Dashboard</w:t>
+        <w:t>Figure 4.7m. Dean Dashboard — Current semester</w:t>
       </w:r>
       <w:r>
         <w:fldChar w:fldCharType="begin"/>
       </w:r>
       <w:r>
-        <w:instrText xml:space="preserve"> TC "Figure 4.7n. Chairperson Dashboard" \f f \l 1 </w:instrText>
+        <w:instrText xml:space="preserve"> TC "Figure 4.7m. Dean Dashboard — Current semester" \f f \l 1 </w:instrText>
       </w:r>
       <w:r>
         <w:fldChar w:fldCharType="end"/>
@@ -14161,6 +14150,7 @@
     </w:p>
     <w:p>
       <w:pPr>
+        <w:keepNext/>
         <w:spacing w:after="120" w:line="240" w:lineRule="auto"/>
         <w:jc w:val="center"/>
         <w:rPr>
@@ -14175,7 +14165,7 @@
         </w:rPr>
         <w:drawing>
           <wp:inline distT="0" distB="0" distL="0" distR="0" wp14:anchorId="7A8ED682" wp14:editId="54C8238D">
-            <wp:extent cx="5669280" cy="3543300"/>
+            <wp:extent cx="5669280" cy="3685314"/>
             <wp:effectExtent l="0" t="0" r="0" b="0"/>
             <wp:docPr id="8000002" name="Figure 4.7m"/>
             <wp:cNvGraphicFramePr>
@@ -14197,7 +14187,7 @@
                   <pic:spPr>
                     <a:xfrm>
                       <a:off x="0" y="0"/>
-                      <a:ext cx="5669280" cy="3543300"/>
+                      <a:ext cx="5669280" cy="3685314"/>
                     </a:xfrm>
                     <a:prstGeom prst="rect">
                       <a:avLst/>
@@ -14212,7 +14202,6 @@
     </w:p>
     <w:p>
       <w:pPr>
-        <w:keepNext/>
         <w:spacing w:before="240" w:after="120" w:line="360" w:lineRule="auto"/>
         <w:jc w:val="center"/>
         <w:rPr>
@@ -14232,13 +14221,13 @@
           <w:szCs w:val="24"/>
         </w:rPr>
         <w:lastRenderedPageBreak/>
-        <w:t>Figure 4.7o. Import Curriculum — preview of changes</w:t>
+        <w:t>Figure 4.7n. Chairperson Dashboard</w:t>
       </w:r>
       <w:r>
         <w:fldChar w:fldCharType="begin"/>
       </w:r>
       <w:r>
-        <w:instrText xml:space="preserve"> TC "Figure 4.7o. Import Curriculum — preview of changes" \f f \l 1 </w:instrText>
+        <w:instrText xml:space="preserve"> TC "Figure 4.7n. Chairperson Dashboard" \f f \l 1 </w:instrText>
       </w:r>
       <w:r>
         <w:fldChar w:fldCharType="end"/>
@@ -14246,6 +14235,7 @@
     </w:p>
     <w:p>
       <w:pPr>
+        <w:keepNext/>
         <w:spacing w:after="120" w:line="240" w:lineRule="auto"/>
         <w:jc w:val="center"/>
         <w:rPr>
@@ -14260,7 +14250,7 @@
         </w:rPr>
         <w:drawing>
           <wp:inline distT="0" distB="0" distL="0" distR="0" wp14:anchorId="7A8ED682" wp14:editId="54C8238D">
-            <wp:extent cx="5669280" cy="3543300"/>
+            <wp:extent cx="5669280" cy="3685314"/>
             <wp:effectExtent l="0" t="0" r="0" b="0"/>
             <wp:docPr id="8000003" name="Figure 4.7n"/>
             <wp:cNvGraphicFramePr>
@@ -14282,7 +14272,7 @@
                   <pic:spPr>
                     <a:xfrm>
                       <a:off x="0" y="0"/>
-                      <a:ext cx="5669280" cy="3543300"/>
+                      <a:ext cx="5669280" cy="3685314"/>
                     </a:xfrm>
                     <a:prstGeom prst="rect">
                       <a:avLst/>
@@ -14297,7 +14287,6 @@
     </w:p>
     <w:p>
       <w:pPr>
-        <w:keepNext/>
         <w:spacing w:before="240" w:after="120" w:line="360" w:lineRule="auto"/>
         <w:jc w:val="center"/>
         <w:rPr>
@@ -14317,13 +14306,13 @@
           <w:szCs w:val="24"/>
         </w:rPr>
         <w:lastRenderedPageBreak/>
-        <w:t>Figure 4.7p. Grade Logbook</w:t>
+        <w:t>Figure 4.7o. Import Curriculum — preview of changes</w:t>
       </w:r>
       <w:r>
         <w:fldChar w:fldCharType="begin"/>
       </w:r>
       <w:r>
-        <w:instrText xml:space="preserve"> TC "Figure 4.7p. Grade Logbook" \f f \l 1 </w:instrText>
+        <w:instrText xml:space="preserve"> TC "Figure 4.7o. Import Curriculum — preview of changes" \f f \l 1 </w:instrText>
       </w:r>
       <w:r>
         <w:fldChar w:fldCharType="end"/>
@@ -14331,6 +14320,7 @@
     </w:p>
     <w:p>
       <w:pPr>
+        <w:keepNext/>
         <w:spacing w:after="120" w:line="240" w:lineRule="auto"/>
         <w:jc w:val="center"/>
         <w:rPr>
@@ -14345,7 +14335,7 @@
         </w:rPr>
         <w:drawing>
           <wp:inline distT="0" distB="0" distL="0" distR="0" wp14:anchorId="7A8ED682" wp14:editId="54C8238D">
-            <wp:extent cx="5669280" cy="3543300"/>
+            <wp:extent cx="5669280" cy="3685314"/>
             <wp:effectExtent l="0" t="0" r="0" b="0"/>
             <wp:docPr id="8000004" name="Figure 4.7o"/>
             <wp:cNvGraphicFramePr>
@@ -14367,7 +14357,7 @@
                   <pic:spPr>
                     <a:xfrm>
                       <a:off x="0" y="0"/>
-                      <a:ext cx="5669280" cy="3543300"/>
+                      <a:ext cx="5669280" cy="3685314"/>
                     </a:xfrm>
                     <a:prstGeom prst="rect">
                       <a:avLst/>
@@ -14382,7 +14372,6 @@
     </w:p>
     <w:p>
       <w:pPr>
-        <w:keepNext/>
         <w:spacing w:before="240" w:after="120" w:line="360" w:lineRule="auto"/>
         <w:jc w:val="center"/>
         <w:rPr>
@@ -14402,13 +14391,13 @@
           <w:szCs w:val="24"/>
         </w:rPr>
         <w:lastRenderedPageBreak/>
-        <w:t>Figure 4.7q. Edit Student — year level (automatic or set by hand)</w:t>
+        <w:t>Figure 4.7p. Grade Logbook</w:t>
       </w:r>
       <w:r>
         <w:fldChar w:fldCharType="begin"/>
       </w:r>
       <w:r>
-        <w:instrText xml:space="preserve"> TC "Figure 4.7q. Edit Student — year level (automatic or set by hand)" \f f \l 1 </w:instrText>
+        <w:instrText xml:space="preserve"> TC "Figure 4.7p. Grade Logbook" \f f \l 1 </w:instrText>
       </w:r>
       <w:r>
         <w:fldChar w:fldCharType="end"/>
@@ -14416,6 +14405,7 @@
     </w:p>
     <w:p>
       <w:pPr>
+        <w:keepNext/>
         <w:spacing w:after="120" w:line="240" w:lineRule="auto"/>
         <w:jc w:val="center"/>
         <w:rPr>
@@ -14430,7 +14420,7 @@
         </w:rPr>
         <w:drawing>
           <wp:inline distT="0" distB="0" distL="0" distR="0" wp14:anchorId="7A8ED682" wp14:editId="54C8238D">
-            <wp:extent cx="5669280" cy="3543300"/>
+            <wp:extent cx="5669280" cy="3685314"/>
             <wp:effectExtent l="0" t="0" r="0" b="0"/>
             <wp:docPr id="8000005" name="Figure 4.7p"/>
             <wp:cNvGraphicFramePr>
@@ -14452,7 +14442,7 @@
                   <pic:spPr>
                     <a:xfrm>
                       <a:off x="0" y="0"/>
-                      <a:ext cx="5669280" cy="3543300"/>
+                      <a:ext cx="5669280" cy="3685314"/>
                     </a:xfrm>
                     <a:prstGeom prst="rect">
                       <a:avLst/>
@@ -14467,6 +14457,39 @@
     </w:p>
     <w:p>
       <w:pPr>
+        <w:spacing w:before="240" w:after="120" w:line="360" w:lineRule="auto"/>
+        <w:jc w:val="center"/>
+        <w:rPr>
+          <w:rFonts w:ascii="Courier New" w:hAnsi="Courier New" w:cs="Courier New"/>
+          <w:b/>
+          <w:bCs/>
+          <w:sz w:val="24"/>
+          <w:szCs w:val="24"/>
+        </w:rPr>
+      </w:pPr>
+      <w:r>
+        <w:rPr>
+          <w:rFonts w:ascii="Courier New" w:hAnsi="Courier New" w:cs="Courier New"/>
+          <w:b/>
+          <w:bCs/>
+          <w:sz w:val="24"/>
+          <w:szCs w:val="24"/>
+        </w:rPr>
+        <w:lastRenderedPageBreak/>
+        <w:t>Figure 4.7q. Edit Student — year level (automatic or set by hand)</w:t>
+      </w:r>
+      <w:r>
+        <w:fldChar w:fldCharType="begin"/>
+      </w:r>
+      <w:r>
+        <w:instrText xml:space="preserve"> TC "Figure 4.7q. Edit Student — year level (automatic or set by hand)" \f f \l 1 </w:instrText>
+      </w:r>
+      <w:r>
+        <w:fldChar w:fldCharType="end"/>
+      </w:r>
+    </w:p>
+    <w:p>
+      <w:pPr>
         <w:keepNext/>
         <w:spacing w:before="240" w:line="480" w:lineRule="auto"/>
         <w:jc w:val="both"/>
@@ -14528,7 +14551,7 @@
           <w:sz w:val="24"/>
           <w:szCs w:val="24"/>
         </w:rPr>
-        <w:t>the Audit Engine implements the prerequisite, co-requisite, year-standing and "all subjects completed" rules of the KSU Student Handbook and Operations Manual, verified by 149 automated tests.</w:t>
+        <w:t xml:space="preserve">the Audit Engine implements the prerequisite, co-requisite, year-standing and "all subjects completed" rules of the KSU Student Handbook and Operations Manual, verified by 163 automated tests.</w:t>
       </w:r>
     </w:p>
     <w:p>
@@ -14561,7 +14584,7 @@
           <w:sz w:val="24"/>
           <w:szCs w:val="24"/>
         </w:rPr>
-        <w:t xml:space="preserve"> audit results are worked out from the terms every time, so they do not depend on the order of grade entry; invalid grades, terms, ID numbers and import files are rejected with a reason, and curriculum imports are previewed before saving.</w:t>
+        <w:t xml:space="preserve"> audit results are worked out from the terms every time, so they do not depend on the order of grade entry; invalid grades, terms, ID numbers and import files are rejected with a reason, and curriculum imports are previewed before saving; the database itself refuses grades that are not KSU grades and changes to locked records.</w:t>
       </w:r>
     </w:p>
     <w:p>
@@ -14628,7 +14651,7 @@
           <w:sz w:val="24"/>
           <w:szCs w:val="24"/>
         </w:rPr>
-        <w:t>the interface uses one consistent design with confirmation dialogs and notifications; access is role-scoped via RLS, and new chairpersons must replace their temporary password at first login.</w:t>
+        <w:t xml:space="preserve">the interface uses one consistent design with confirmation dialogs and notifications; access is role-scoped via RLS, and new chairpersons must replace their temporary password at first login; every page checks the user's role, users are signed out after 30 minutes without activity, and an account is blocked for 15 minutes after five wrong passwords.</w:t>
       </w:r>
     </w:p>
     <w:p>
@@ -14778,7 +14801,7 @@
           <w:sz w:val="24"/>
           <w:szCs w:val="24"/>
         </w:rPr>
-        <w:t xml:space="preserve"> A total of 149 automated tests were written using the test runner built into Node.js, and all 149 pass. The tests need no database or network: the server actions are tested with Supabase replaced by an in-memory fake. Table 4.4 summarizes what they check.</w:t>
+        <w:t xml:space="preserve"> A total of 163 automated tests were written using the test runner built into Node.js, and all 163 pass. The tests need no database or network: the server actions are tested with Supabase replaced by an in-memory fake. Table 4.4 summarizes what they check.</w:t>
       </w:r>
     </w:p>
     <w:tbl>
@@ -14956,7 +14979,7 @@
                 <w:sz w:val="20"/>
                 <w:szCs w:val="20"/>
               </w:rPr>
-              <w:t>Operations Manual thresholds (25%, more than 50%, 75%); finishing earlier years; only grades before the current semester; failed and out-of-order subjects excluded; registered level and chairperson override; year standing as of the term taken; "please verify"</w:t>
+              <w:t xml:space="preserve">Student Handbook and Operations Manual thresholds (25%, more than 50%, 75%); finishing earlier years; only grades before the current semester; failed and out-of-order subjects excluded; registered level and chairperson override; year standing as of the term taken; "please verify"</w:t>
             </w:r>
           </w:p>
         </w:tc>
@@ -15115,7 +15138,7 @@
                 <w:sz w:val="20"/>
                 <w:szCs w:val="20"/>
               </w:rPr>
-              <w:t>Curriculum CSV / .xls parsing and the import preview plan; reading CSV, KSU-MIS .xls and Excel re-saved .xls; student template import</w:t>
+              <w:t xml:space="preserve">Curriculum CSV / .xls parsing and the import preview plan; reading CSV, Excel workbooks (.xlsx), KSU-MIS .xls and Excel re-saved .xls; old Excel 97-2003 and damaged files; student template and .xlsx import</w:t>
             </w:r>
           </w:p>
         </w:tc>
@@ -15287,7 +15310,7 @@
           <w:sz w:val="24"/>
           <w:szCs w:val="24"/>
         </w:rPr>
-        <w:t xml:space="preserve"> The researchers scripted a web browser with Playwright against a local copy of the full system (the PostgreSQL database and the application) loaded with sample CEIT data, logging in as a dean and as chairpersons and going through each feature: violations and their reasons, INC completion, the out-of-order warning after saving grades, setting the current semester, automatic year levels moving up with grades and semesters, chairperson overrides, regular and irregular counts, .xls imports, the earlier-term warning, and the password checklist. All scenarios passed after the defects found were fixed.</w:t>
+        <w:t xml:space="preserve"> The researchers scripted a web browser with Playwright against a local copy of the full system (the PostgreSQL database and the application) loaded with sample CEIT data, logging in as a dean and as chairpersons and going through each feature: violations and their reasons, INC completion, the out-of-order warning after saving grades, setting the current semester, automatic year levels moving up with grades and semesters, chairperson overrides, regular and irregular counts, .xls and .xlsx imports, the earlier-term warning, and the password checklist. All scenarios passed after the defects found were fixed.</w:t>
       </w:r>
     </w:p>
     <w:p>
@@ -19718,7 +19741,7 @@
           <w:szCs w:val="24"/>
           <w:lang w:val="en-US" w:eastAsia="zh-CN"/>
         </w:rPr>
-        <w:t>Kalinga State University. (n.d.-a).</w:t>
+        <w:t xml:space="preserve">Kalinga State University. (2020). Student handbook (2020 ed.). Kalinga State University.</w:t>
       </w:r>
       <w:r>
         <w:rPr>
@@ -19727,7 +19750,7 @@
           <w:szCs w:val="24"/>
           <w:lang w:val="en-US" w:eastAsia="zh-CN"/>
         </w:rPr>
-        <w:t xml:space="preserve"> Operations manual: Student development services &amp; placement guide. Kalinga State University.</w:t>
+        <w:t xml:space="preserve"/>
       </w:r>
     </w:p>
     <w:p>
@@ -19750,7 +19773,7 @@
           <w:szCs w:val="24"/>
           <w:lang w:val="en-US" w:eastAsia="zh-CN"/>
         </w:rPr>
-        <w:t>Kalinga State University. (n.d.-b).</w:t>
+        <w:t xml:space="preserve">Kalinga State University. (n.d.).</w:t>
       </w:r>
       <w:r>
         <w:rPr>
@@ -19759,7 +19782,7 @@
           <w:szCs w:val="24"/>
           <w:lang w:val="en-US" w:eastAsia="zh-CN"/>
         </w:rPr>
-        <w:t xml:space="preserve"> Student handbook. Kalinga State University.</w:t>
+        <w:t xml:space="preserve"> Operations manual: Student development services &amp; placement guide. Kalinga State University.</w:t>
       </w:r>
     </w:p>
     <w:sectPr>
